--- a/1-writting-proposal/my-proposal/proposal.docx
+++ b/1-writting-proposal/my-proposal/proposal.docx
@@ -1,6 +1,6 @@
 
 <file path=word/document.xml><?xml version="1.0" encoding="utf-8"?>
-<w:document xmlns:wpc="http://schemas.microsoft.com/office/word/2010/wordprocessingCanvas" xmlns:cx="http://schemas.microsoft.com/office/drawing/2014/chartex" xmlns:cx1="http://schemas.microsoft.com/office/drawing/2015/9/8/chartex" xmlns:cx2="http://schemas.microsoft.com/office/drawing/2015/10/21/chartex" xmlns:cx3="http://schemas.microsoft.com/office/drawing/2016/5/9/chartex" xmlns:cx4="http://schemas.microsoft.com/office/drawing/2016/5/10/chartex" xmlns:cx5="http://schemas.microsoft.com/office/drawing/2016/5/11/chartex" xmlns:cx6="http://schemas.microsoft.com/office/drawing/2016/5/12/chartex" xmlns:cx7="http://schemas.microsoft.com/office/drawing/2016/5/13/chartex" xmlns:cx8="http://schemas.microsoft.com/office/drawing/2016/5/14/chartex" xmlns:mc="http://schemas.openxmlformats.org/markup-compatibility/2006" xmlns:aink="http://schemas.microsoft.com/office/drawing/2016/ink" xmlns:am3d="http://schemas.microsoft.com/office/drawing/2017/model3d" xmlns:o="urn:schemas-microsoft-com:office:office" xmlns:r="http://schemas.openxmlformats.org/officeDocument/2006/relationships" xmlns:m="http://schemas.openxmlformats.org/officeDocument/2006/math" xmlns:v="urn:schemas-microsoft-com:vml" xmlns:wp14="http://schemas.microsoft.com/office/word/2010/wordprocessingDrawing" xmlns:wp="http://schemas.openxmlformats.org/drawingml/2006/wordprocessingDrawing" xmlns:w10="urn:schemas-microsoft-com:office:word" xmlns:w="http://schemas.openxmlformats.org/wordprocessingml/2006/main" xmlns:w14="http://schemas.microsoft.com/office/word/2010/wordml" xmlns:w15="http://schemas.microsoft.com/office/word/2012/wordml" xmlns:w16cex="http://schemas.microsoft.com/office/word/2018/wordml/cex" xmlns:w16cid="http://schemas.microsoft.com/office/word/2016/wordml/cid" xmlns:w16="http://schemas.microsoft.com/office/word/2018/wordml" xmlns:w16sdtdh="http://schemas.microsoft.com/office/word/2020/wordml/sdtdatahash" xmlns:w16se="http://schemas.microsoft.com/office/word/2015/wordml/symex" xmlns:wpg="http://schemas.microsoft.com/office/word/2010/wordprocessingGroup" xmlns:wpi="http://schemas.microsoft.com/office/word/2010/wordprocessingInk" xmlns:wne="http://schemas.microsoft.com/office/word/2006/wordml" xmlns:wps="http://schemas.microsoft.com/office/word/2010/wordprocessingShape" mc:Ignorable="w14 w15 w16se w16cid w16 w16cex w16sdtdh wp14">
+<w:document xmlns:wpc="http://schemas.microsoft.com/office/word/2010/wordprocessingCanvas" xmlns:cx="http://schemas.microsoft.com/office/drawing/2014/chartex" xmlns:cx1="http://schemas.microsoft.com/office/drawing/2015/9/8/chartex" xmlns:cx2="http://schemas.microsoft.com/office/drawing/2015/10/21/chartex" xmlns:cx3="http://schemas.microsoft.com/office/drawing/2016/5/9/chartex" xmlns:cx4="http://schemas.microsoft.com/office/drawing/2016/5/10/chartex" xmlns:cx5="http://schemas.microsoft.com/office/drawing/2016/5/11/chartex" xmlns:cx6="http://schemas.microsoft.com/office/drawing/2016/5/12/chartex" xmlns:cx7="http://schemas.microsoft.com/office/drawing/2016/5/13/chartex" xmlns:cx8="http://schemas.microsoft.com/office/drawing/2016/5/14/chartex" xmlns:mc="http://schemas.openxmlformats.org/markup-compatibility/2006" xmlns:aink="http://schemas.microsoft.com/office/drawing/2016/ink" xmlns:am3d="http://schemas.microsoft.com/office/drawing/2017/model3d" xmlns:o="urn:schemas-microsoft-com:office:office" xmlns:oel="http://schemas.microsoft.com/office/2019/extlst" xmlns:r="http://schemas.openxmlformats.org/officeDocument/2006/relationships" xmlns:m="http://schemas.openxmlformats.org/officeDocument/2006/math" xmlns:v="urn:schemas-microsoft-com:vml" xmlns:wp14="http://schemas.microsoft.com/office/word/2010/wordprocessingDrawing" xmlns:wp="http://schemas.openxmlformats.org/drawingml/2006/wordprocessingDrawing" xmlns:w10="urn:schemas-microsoft-com:office:word" xmlns:w="http://schemas.openxmlformats.org/wordprocessingml/2006/main" xmlns:w14="http://schemas.microsoft.com/office/word/2010/wordml" xmlns:w15="http://schemas.microsoft.com/office/word/2012/wordml" xmlns:w16cei="http://schemas.microsoft.com/office/word/2026/wordml/cei" xmlns:w16cex="http://schemas.microsoft.com/office/word/2018/wordml/cex" xmlns:w16cid="http://schemas.microsoft.com/office/word/2016/wordml/cid" xmlns:w16="http://schemas.microsoft.com/office/word/2018/wordml" xmlns:w16du="http://schemas.microsoft.com/office/word/2023/wordml/word16du" xmlns:w16sdtdh="http://schemas.microsoft.com/office/word/2020/wordml/sdtdatahash" xmlns:w16sdtfl="http://schemas.microsoft.com/office/word/2024/wordml/sdtformatlock" xmlns:w16se="http://schemas.microsoft.com/office/word/2015/wordml/symex" xmlns:wpg="http://schemas.microsoft.com/office/word/2010/wordprocessingGroup" xmlns:wpi="http://schemas.microsoft.com/office/word/2010/wordprocessingInk" xmlns:wne="http://schemas.microsoft.com/office/word/2006/wordml" xmlns:wps="http://schemas.microsoft.com/office/word/2010/wordprocessingShape" mc:Ignorable="w14 w15 w16se w16cid w16 w16cex w16sdtdh w16sdtfl w16du wp14">
   <w:body>
     <w:p>
       <w:pPr>
@@ -450,6 +450,16 @@
       </w:pPr>
       <w:r>
         <w:rPr>
+          <w:b/>
+          <w:bCs/>
+          <w:sz w:val="40"/>
+          <w:szCs w:val="40"/>
+          <w:rtl/>
+        </w:rPr>
+        <w:t xml:space="preserve">تطبیق دامنه در شبکه های عصبی عمیق برای کاربرد تشخیص اشیا با استفاده از داده آموزشی مصنوعی </w:t>
+      </w:r>
+      <w:r>
+        <w:rPr>
           <w:rFonts w:hint="cs"/>
           <w:b/>
           <w:bCs/>
@@ -457,7 +467,16 @@
           <w:szCs w:val="40"/>
           <w:rtl/>
         </w:rPr>
-        <w:t xml:space="preserve">بهبود تقطیع معنایی بلادرنگ </w:t>
+        <w:t>در زمان آزمون (</w:t>
+      </w:r>
+      <w:r>
+        <w:rPr>
+          <w:b/>
+          <w:bCs/>
+          <w:sz w:val="40"/>
+          <w:szCs w:val="40"/>
+        </w:rPr>
+        <w:t>test time domain adaptation</w:t>
       </w:r>
       <w:r>
         <w:rPr>
@@ -468,23 +487,13 @@
           <w:szCs w:val="40"/>
           <w:rtl/>
         </w:rPr>
-        <w:t>تصاویر شهری با استفاده از شبکه‌</w:t>
-      </w:r>
-      <w:r>
-        <w:rPr>
-          <w:rFonts w:hint="cs"/>
-          <w:b/>
-          <w:bCs/>
-          <w:sz w:val="40"/>
-          <w:szCs w:val="40"/>
-          <w:rtl/>
-        </w:rPr>
-        <w:t xml:space="preserve">های عصبی عمیق </w:t>
+        <w:t>)</w:t>
       </w:r>
     </w:p>
     <w:p>
       <w:pPr>
         <w:ind w:hanging="1"/>
+        <w:jc w:val="center"/>
         <w:rPr>
           <w:b/>
           <w:bCs/>
@@ -546,7 +555,7 @@
           <w:szCs w:val="32"/>
           <w:rtl/>
         </w:rPr>
-        <w:t>علی مسعودی قازیار</w:t>
+        <w:t xml:space="preserve">امیررضا کاظم لو </w:t>
       </w:r>
     </w:p>
     <w:p>
@@ -619,129 +628,6 @@
         <w:ind w:hanging="1"/>
         <w:jc w:val="center"/>
         <w:rPr>
-          <w:b/>
-          <w:bCs/>
-          <w:sz w:val="32"/>
-          <w:szCs w:val="32"/>
-          <w:rtl/>
-        </w:rPr>
-      </w:pPr>
-      <w:r>
-        <w:rPr>
-          <w:rFonts w:hint="cs"/>
-          <w:b/>
-          <w:bCs/>
-          <w:sz w:val="32"/>
-          <w:szCs w:val="32"/>
-          <w:rtl/>
-        </w:rPr>
-        <w:t xml:space="preserve">دکتر </w:t>
-      </w:r>
-      <w:r>
-        <w:rPr>
-          <w:rFonts w:hint="cs"/>
-          <w:b/>
-          <w:bCs/>
-          <w:sz w:val="32"/>
-          <w:szCs w:val="32"/>
-          <w:rtl/>
-        </w:rPr>
-        <w:t>محمد فخردانش</w:t>
-      </w:r>
-    </w:p>
-    <w:p>
-      <w:pPr>
-        <w:ind w:hanging="1"/>
-        <w:jc w:val="center"/>
-        <w:rPr>
-          <w:b/>
-          <w:bCs/>
-          <w:sz w:val="32"/>
-          <w:szCs w:val="32"/>
-          <w:rtl/>
-        </w:rPr>
-      </w:pPr>
-    </w:p>
-    <w:p>
-      <w:pPr>
-        <w:ind w:hanging="1"/>
-        <w:jc w:val="center"/>
-        <w:rPr>
-          <w:sz w:val="22"/>
-          <w:szCs w:val="24"/>
-          <w:rtl/>
-        </w:rPr>
-      </w:pPr>
-      <w:r>
-        <w:rPr>
-          <w:rFonts w:hint="cs"/>
-          <w:sz w:val="22"/>
-          <w:szCs w:val="24"/>
-          <w:rtl/>
-        </w:rPr>
-        <w:t>استاد مشاور</w:t>
-      </w:r>
-    </w:p>
-    <w:p>
-      <w:pPr>
-        <w:ind w:hanging="1"/>
-        <w:jc w:val="center"/>
-        <w:rPr>
-          <w:b/>
-          <w:bCs/>
-          <w:sz w:val="32"/>
-          <w:szCs w:val="32"/>
-          <w:rtl/>
-        </w:rPr>
-      </w:pPr>
-      <w:r>
-        <w:rPr>
-          <w:rFonts w:hint="cs"/>
-          <w:b/>
-          <w:bCs/>
-          <w:sz w:val="32"/>
-          <w:szCs w:val="32"/>
-          <w:rtl/>
-        </w:rPr>
-        <w:t>دكتر</w:t>
-      </w:r>
-      <w:r>
-        <w:rPr>
-          <w:b/>
-          <w:bCs/>
-          <w:sz w:val="32"/>
-          <w:szCs w:val="32"/>
-        </w:rPr>
-        <w:t xml:space="preserve"> </w:t>
-      </w:r>
-      <w:r>
-        <w:rPr>
-          <w:rFonts w:hint="cs"/>
-          <w:b/>
-          <w:bCs/>
-          <w:sz w:val="32"/>
-          <w:szCs w:val="32"/>
-          <w:rtl/>
-        </w:rPr>
-        <w:t>مهدی امیری</w:t>
-      </w:r>
-      <w:r>
-        <w:rPr>
-          <w:rFonts w:hint="cs"/>
-          <w:b/>
-          <w:bCs/>
-          <w:sz w:val="32"/>
-          <w:szCs w:val="32"/>
-          <w:rtl/>
-        </w:rPr>
-        <w:t xml:space="preserve"> </w:t>
-      </w:r>
-    </w:p>
-    <w:p>
-      <w:pPr>
-        <w:ind w:hanging="1"/>
-        <w:jc w:val="center"/>
-        <w:rPr>
           <w:szCs w:val="24"/>
           <w:rtl/>
         </w:rPr>
@@ -765,7 +651,7 @@
           <w:sz w:val="28"/>
           <w:rtl/>
         </w:rPr>
-        <w:t>بهمن</w:t>
+        <w:t>مرداد</w:t>
       </w:r>
       <w:r>
         <w:rPr>
@@ -775,7 +661,7 @@
           <w:sz w:val="28"/>
           <w:rtl/>
         </w:rPr>
-        <w:t xml:space="preserve"> ماه 139</w:t>
+        <w:t xml:space="preserve"> ماه </w:t>
       </w:r>
       <w:r>
         <w:rPr>
@@ -785,7 +671,7 @@
           <w:sz w:val="28"/>
           <w:rtl/>
         </w:rPr>
-        <w:t>8</w:t>
+        <w:t>۱۴۰۵</w:t>
       </w:r>
     </w:p>
     <w:p>
@@ -1093,7 +979,7 @@
           <w:szCs w:val="32"/>
           <w:rtl/>
         </w:rPr>
-        <w:t>علی مسعودی قازیار</w:t>
+        <w:t xml:space="preserve">امیررضا کاظم لو </w:t>
       </w:r>
     </w:p>
     <w:p>
@@ -1132,13 +1018,40 @@
       </w:pPr>
       <w:r>
         <w:rPr>
+          <w:b/>
+          <w:bCs/>
+          <w:sz w:val="26"/>
+          <w:rtl/>
+        </w:rPr>
+        <w:t xml:space="preserve">تطبیق دامنه در شبکه های عصبی عمیق برای کاربرد تشخیص اشیا با استفاده از داده آموزشی مصنوعی </w:t>
+      </w:r>
+      <w:r>
+        <w:rPr>
           <w:rFonts w:hint="cs"/>
           <w:b/>
           <w:bCs/>
           <w:sz w:val="26"/>
           <w:rtl/>
         </w:rPr>
-        <w:t xml:space="preserve">بهبود تقطیع معنایی بلادرنگ تصاویر شهری با استفاده از شبکه‌های عصبی عمیق </w:t>
+        <w:t>در زمان آزمون (</w:t>
+      </w:r>
+      <w:r>
+        <w:rPr>
+          <w:b/>
+          <w:bCs/>
+          <w:sz w:val="26"/>
+        </w:rPr>
+        <w:t>test time domain adaptation</w:t>
+      </w:r>
+      <w:r>
+        <w:rPr>
+          <w:rFonts w:hint="cs"/>
+          <w:b/>
+          <w:bCs/>
+          <w:sz w:val="26"/>
+          <w:rtl/>
+        </w:rPr>
+        <w:t>)</w:t>
       </w:r>
     </w:p>
     <w:p>
@@ -1402,7 +1315,7 @@
           <w:bCs/>
           <w:rtl/>
         </w:rPr>
-        <w:t xml:space="preserve"> دکتر</w:t>
+        <w:t xml:space="preserve"> </w:t>
       </w:r>
       <w:r>
         <w:rPr>
@@ -1411,7 +1324,7 @@
           <w:bCs/>
           <w:rtl/>
         </w:rPr>
-        <w:t xml:space="preserve"> </w:t>
+        <w:t xml:space="preserve">                            </w:t>
       </w:r>
       <w:r>
         <w:rPr>
@@ -1420,7 +1333,7 @@
           <w:bCs/>
           <w:rtl/>
         </w:rPr>
-        <w:t>محمد</w:t>
+        <w:t xml:space="preserve">                </w:t>
       </w:r>
       <w:r>
         <w:rPr>
@@ -1429,7 +1342,7 @@
           <w:bCs/>
           <w:rtl/>
         </w:rPr>
-        <w:t xml:space="preserve"> </w:t>
+        <w:tab/>
       </w:r>
       <w:r>
         <w:rPr>
@@ -1438,7 +1351,30 @@
           <w:bCs/>
           <w:rtl/>
         </w:rPr>
-        <w:t xml:space="preserve">فخردانش                </w:t>
+        <w:tab/>
+        <w:t xml:space="preserve">   </w:t>
+      </w:r>
+      <w:r>
+        <w:rPr>
+          <w:rFonts w:hint="cs"/>
+          <w:rtl/>
+        </w:rPr>
+        <w:t>.......................................</w:t>
+      </w:r>
+    </w:p>
+    <w:p>
+      <w:pPr>
+        <w:ind w:firstLine="0"/>
+        <w:rPr>
+          <w:rtl/>
+        </w:rPr>
+      </w:pPr>
+      <w:r>
+        <w:rPr>
+          <w:rFonts w:hint="cs"/>
+          <w:rtl/>
+        </w:rPr>
+        <w:t xml:space="preserve">      3. استاد مشاور: </w:t>
       </w:r>
       <w:r>
         <w:rPr>
@@ -1447,7 +1383,7 @@
           <w:bCs/>
           <w:rtl/>
         </w:rPr>
-        <w:tab/>
+        <w:t xml:space="preserve">                   </w:t>
       </w:r>
       <w:r>
         <w:rPr>
@@ -1456,48 +1392,7 @@
           <w:bCs/>
           <w:rtl/>
         </w:rPr>
-        <w:tab/>
-        <w:t xml:space="preserve">   </w:t>
-      </w:r>
-      <w:r>
-        <w:rPr>
-          <w:rFonts w:hint="cs"/>
-          <w:rtl/>
-        </w:rPr>
-        <w:t>.......................................</w:t>
-      </w:r>
-    </w:p>
-    <w:p>
-      <w:pPr>
-        <w:ind w:firstLine="0"/>
-        <w:rPr>
-          <w:rtl/>
-        </w:rPr>
-      </w:pPr>
-      <w:r>
-        <w:rPr>
-          <w:rFonts w:hint="cs"/>
-          <w:rtl/>
-        </w:rPr>
-        <w:t xml:space="preserve">      3. استاد مشاور: </w:t>
-      </w:r>
-      <w:r>
-        <w:rPr>
-          <w:rFonts w:hint="cs"/>
-          <w:b/>
-          <w:bCs/>
-          <w:rtl/>
-        </w:rPr>
-        <w:t>دکتر</w:t>
-      </w:r>
-      <w:r>
-        <w:rPr>
-          <w:rFonts w:hint="cs"/>
-          <w:b/>
-          <w:bCs/>
-          <w:rtl/>
-        </w:rPr>
-        <w:t xml:space="preserve"> مهدی امیری        </w:t>
+        <w:t xml:space="preserve">        </w:t>
       </w:r>
       <w:r>
         <w:rPr>
@@ -1812,7 +1707,6 @@
           <w:szCs w:val="48"/>
           <w:rtl/>
         </w:rPr>
-        <w:lastRenderedPageBreak/>
         <w:t>تقدیم به</w:t>
       </w:r>
     </w:p>
@@ -2339,7 +2233,7 @@
           <w:rFonts w:hint="cs"/>
           <w:rtl/>
         </w:rPr>
-        <w:t>علی مسعودی قازیار</w:t>
+        <w:t>امیررضا کاظم‌لو</w:t>
       </w:r>
       <w:r>
         <w:rPr>
@@ -2456,14 +2350,7 @@
           <w:rFonts w:hint="cs"/>
           <w:rtl/>
         </w:rPr>
-        <w:t>9538390</w:t>
-      </w:r>
-      <w:r>
-        <w:rPr>
-          <w:rFonts w:hint="cs"/>
-          <w:rtl/>
-        </w:rPr>
-        <w:t>۳۵</w:t>
+        <w:t>۴۰۳۱۴۱۹۰۱۳</w:t>
       </w:r>
       <w:r>
         <w:rPr>
@@ -3401,7 +3288,7 @@
           <w:rFonts w:hint="cs"/>
           <w:rtl/>
         </w:rPr>
-        <w:t>علی مسعودی قازیار</w:t>
+        <w:t xml:space="preserve">امیررضا کاظم لو </w:t>
       </w:r>
     </w:p>
     <w:p>
@@ -30534,76 +30421,513 @@
       </w:pPr>
       <w:r>
         <w:rPr>
+          <w:rtl/>
+        </w:rPr>
+        <w:t>مدل‌های یادگیری ماشین</w:t>
+      </w:r>
+      <w:r>
+        <w:rPr>
+          <w:rStyle w:val="FootnoteReference"/>
+          <w:rtl/>
+        </w:rPr>
+        <w:footnoteReference w:id="1"/>
+      </w:r>
+      <w:r>
+        <w:rPr>
+          <w:rtl/>
+        </w:rPr>
+        <w:t xml:space="preserve"> همواره در تلاش هستند تا در طول فرآیند آموزش، مدلی مقاوم به دست آورند که بتواند به خوبی روی نمونه‌های آزمون تعمیم یابد، حتی در زمان مواجهه با تغییرات توزیع</w:t>
+      </w:r>
+      <w:r>
+        <w:rPr>
+          <w:rStyle w:val="FootnoteReference"/>
+          <w:rtl/>
+        </w:rPr>
+        <w:footnoteReference w:id="2"/>
+      </w:r>
+      <w:r>
+        <w:rPr>
+          <w:rtl/>
+        </w:rPr>
+        <w:t>. با این حال، این مدل‌ها اغلب به دلیل توزیع‌های ناشناخته داده‌های آزمون دچار افت عملکرد می‌شوند. روش‌های سنتی مانند انطباق دامنه</w:t>
+      </w:r>
+      <w:r>
+        <w:rPr>
+          <w:rStyle w:val="FootnoteReference"/>
+          <w:rtl/>
+        </w:rPr>
+        <w:footnoteReference w:id="3"/>
+      </w:r>
+      <w:r>
+        <w:rPr>
+          <w:rtl/>
+        </w:rPr>
+        <w:t xml:space="preserve"> برای حل این مشکل، نیازمند دسترسی همزمان به داده‌های برچسب‌دار مبدأ</w:t>
+      </w:r>
+      <w:r>
+        <w:rPr>
+          <w:rStyle w:val="FootnoteReference"/>
+          <w:rtl/>
+        </w:rPr>
+        <w:footnoteReference w:id="4"/>
+      </w:r>
+      <w:r>
+        <w:rPr>
+          <w:rtl/>
+        </w:rPr>
+        <w:t xml:space="preserve"> و داده‌های بدون برچسب هدف</w:t>
+      </w:r>
+      <w:r>
+        <w:rPr>
+          <w:rStyle w:val="FootnoteReference"/>
+          <w:rtl/>
+        </w:rPr>
+        <w:footnoteReference w:id="5"/>
+      </w:r>
+      <w:r>
+        <w:rPr>
+          <w:rtl/>
+        </w:rPr>
+        <w:t xml:space="preserve"> هستند. این موضوع در بسیاری از کاربردهای حساس به حریم خصوصی مانند تصویربرداری پزشکی بسیار غیرعملی است، زیرا داده‌های مبدأ نمی‌توانند به اشتراک گذاشته شوند</w:t>
+      </w:r>
+      <w:r>
+        <w:rPr>
           <w:rFonts w:hint="cs"/>
           <w:rtl/>
         </w:rPr>
-        <w:t>طی دهه‌های گذشته و پیشرفت فناوری</w:t>
-      </w:r>
-      <w:r>
-        <w:rPr>
-          <w:rFonts w:hint="cs"/>
-          <w:rtl/>
-        </w:rPr>
-        <w:t>،</w:t>
-      </w:r>
-      <w:r>
-        <w:rPr>
-          <w:rFonts w:hint="cs"/>
-          <w:rtl/>
-        </w:rPr>
-        <w:t xml:space="preserve"> </w:t>
-      </w:r>
-      <w:r>
-        <w:rPr>
-          <w:rFonts w:hint="cs"/>
-          <w:rtl/>
-        </w:rPr>
-        <w:t xml:space="preserve">زمینه‌های تفسیر خودکار از تصاویر جهت کاربردهای مختلف از </w:t>
-      </w:r>
-      <w:r>
-        <w:rPr>
-          <w:rFonts w:hint="cs"/>
-          <w:rtl/>
-        </w:rPr>
-        <w:t xml:space="preserve">جمله هدایت خودکار، نقشه‌برداری و </w:t>
-      </w:r>
-      <w:r>
-        <w:rPr>
-          <w:rFonts w:hint="cs"/>
-          <w:rtl/>
-        </w:rPr>
-        <w:t xml:space="preserve">تشخیص پزشکی بسیار گسترش یافته است. یکی از مهم‌ترین نوع این تفسیرها </w:t>
-      </w:r>
-      <w:r>
-        <w:rPr>
-          <w:rFonts w:hint="cs"/>
-          <w:rtl/>
-        </w:rPr>
-        <w:t>قطعه‌بندی دقیق اشیاء داخل تصویر با در نظر گرفتن مفهوم آن‌ها است که به آن تقطیع معنایی گفته می‌شود. تقطیع معنایی یکی از مهم‌ترین مسائل در بینایی ماشین است.</w:t>
+        <w:t>.</w:t>
       </w:r>
     </w:p>
     <w:p>
       <w:pPr>
         <w:rPr>
           <w:rtl/>
-          <w:lang w:val="en-GB"/>
-        </w:rPr>
-      </w:pPr>
-      <w:r>
-        <w:rPr>
-          <w:rFonts w:hint="cs"/>
-          <w:rtl/>
-        </w:rPr>
-        <w:t>...</w:t>
+        </w:rPr>
+      </w:pPr>
+      <w:r>
+        <w:rPr>
+          <w:rtl/>
+        </w:rPr>
+        <w:t>برای غلبه بر این محدودیت، پارادایم نوظهور انطباق در زمان آزمون</w:t>
+      </w:r>
+      <w:r>
+        <w:rPr>
+          <w:rStyle w:val="FootnoteReference"/>
+          <w:rtl/>
+        </w:rPr>
+        <w:footnoteReference w:id="6"/>
+      </w:r>
+      <w:r>
+        <w:rPr>
+          <w:rtl/>
+        </w:rPr>
+        <w:t xml:space="preserve"> که به اختصار </w:t>
+      </w:r>
+      <w:r>
+        <w:t>TTA</w:t>
+      </w:r>
+      <w:r>
+        <w:rPr>
+          <w:rtl/>
+        </w:rPr>
+        <w:t xml:space="preserve"> نامیده می‌شود، راهکاری ارائه می‌دهد که پتانسیل انطباق یک مدل از پیش آموزش‌دیده</w:t>
+      </w:r>
+      <w:r>
+        <w:rPr>
+          <w:rStyle w:val="FootnoteReference"/>
+          <w:rtl/>
+        </w:rPr>
+        <w:footnoteReference w:id="7"/>
+      </w:r>
+      <w:r>
+        <w:rPr>
+          <w:rtl/>
+        </w:rPr>
+        <w:t xml:space="preserve"> با داده‌های بدون برچسب را در طول مرحله آزمایش و پیش از انجام پیش‌بینی‌ها دارا است. بر اساس شکل داده‌های آزمون در زمان استنتاج</w:t>
+      </w:r>
+      <w:r>
+        <w:rPr>
+          <w:rStyle w:val="FootnoteReference"/>
+          <w:rtl/>
+        </w:rPr>
+        <w:footnoteReference w:id="8"/>
+      </w:r>
+      <w:r>
+        <w:rPr>
+          <w:rtl/>
+        </w:rPr>
+        <w:t>، این رویکرد به سه دسته اصلی تقسیم می‌شود:</w:t>
       </w:r>
     </w:p>
     <w:p>
       <w:pPr>
+        <w:pStyle w:val="ListParagraph"/>
+        <w:numPr>
+          <w:ilvl w:val="0"/>
+          <w:numId w:val="29"/>
+        </w:numPr>
+        <w:ind w:left="224" w:firstLine="180"/>
+        <w:rPr>
+          <w:rFonts w:cs="Times New Roman"/>
+          <w:rtl/>
+          <w:lang w:val="en-GB"/>
+        </w:rPr>
+      </w:pPr>
+      <w:r>
+        <w:rPr>
+          <w:rFonts w:cs="Times New Roman"/>
+          <w:rtl/>
+          <w:lang w:val="en-GB"/>
+        </w:rPr>
+        <w:t>انطباق دامنه در زمان آزمون</w:t>
+      </w:r>
+      <w:r>
+        <w:rPr>
+          <w:rStyle w:val="FootnoteReference"/>
+          <w:rFonts w:cs="Times New Roman"/>
+          <w:rtl/>
+          <w:lang w:val="en-GB"/>
+        </w:rPr>
+        <w:footnoteReference w:id="9"/>
+      </w:r>
+      <w:r>
+        <w:rPr>
+          <w:rFonts w:cs="Times New Roman" w:hint="cs"/>
+          <w:rtl/>
+          <w:lang w:val="en-GB"/>
+        </w:rPr>
+        <w:t xml:space="preserve"> یا </w:t>
+      </w:r>
+      <w:r>
         <w:rPr>
           <w:rFonts w:cs="Times New Roman"/>
           <w:lang w:val="en-GB"/>
         </w:rPr>
-      </w:pPr>
+        <w:t>TTDA</w:t>
+      </w:r>
+      <w:r>
+        <w:rPr>
+          <w:rFonts w:cs="Times New Roman"/>
+          <w:rtl/>
+          <w:lang w:val="en-GB"/>
+        </w:rPr>
+        <w:t>: که از کل مجموعه‌</w:t>
+      </w:r>
+      <w:r>
+        <w:rPr>
+          <w:rFonts w:cs="Times New Roman" w:hint="cs"/>
+          <w:rtl/>
+          <w:lang w:val="en-GB"/>
+        </w:rPr>
+        <w:t xml:space="preserve">‌ </w:t>
+      </w:r>
+      <w:r>
+        <w:rPr>
+          <w:rFonts w:cs="Times New Roman"/>
+          <w:rtl/>
+          <w:lang w:val="en-GB"/>
+        </w:rPr>
+        <w:t>داده‌های هدف برای انطباق چند دوره‌ای</w:t>
+      </w:r>
+      <w:r>
+        <w:rPr>
+          <w:rStyle w:val="FootnoteReference"/>
+          <w:rFonts w:cs="Times New Roman"/>
+          <w:rtl/>
+          <w:lang w:val="en-GB"/>
+        </w:rPr>
+        <w:footnoteReference w:id="10"/>
+      </w:r>
+      <w:r>
+        <w:rPr>
+          <w:rFonts w:cs="Times New Roman"/>
+          <w:rtl/>
+          <w:lang w:val="en-GB"/>
+        </w:rPr>
+        <w:t xml:space="preserve"> قبل از تولید پیش‌بینی‌های نهایی استفاده می‌کند.</w:t>
+      </w:r>
+    </w:p>
+    <w:p>
+      <w:pPr>
+        <w:pStyle w:val="ListParagraph"/>
+        <w:numPr>
+          <w:ilvl w:val="0"/>
+          <w:numId w:val="29"/>
+        </w:numPr>
+        <w:ind w:left="224" w:firstLine="180"/>
+        <w:rPr>
+          <w:rFonts w:cs="Times New Roman"/>
+          <w:rtl/>
+          <w:lang w:val="en-GB"/>
+        </w:rPr>
+      </w:pPr>
+      <w:r>
+        <w:rPr>
+          <w:rFonts w:cs="Times New Roman"/>
+          <w:rtl/>
+          <w:lang w:val="en-GB"/>
+        </w:rPr>
+        <w:t>انطباق دسته‌ای در زمان آزمون</w:t>
+      </w:r>
+      <w:r>
+        <w:rPr>
+          <w:rStyle w:val="FootnoteReference"/>
+          <w:rFonts w:cs="Times New Roman"/>
+          <w:rtl/>
+          <w:lang w:val="en-GB"/>
+        </w:rPr>
+        <w:footnoteReference w:id="11"/>
+      </w:r>
+      <w:r>
+        <w:rPr>
+          <w:rFonts w:cs="Times New Roman"/>
+          <w:rtl/>
+          <w:lang w:val="en-GB"/>
+        </w:rPr>
+        <w:t xml:space="preserve"> یا </w:t>
+      </w:r>
+      <w:r>
+        <w:rPr>
+          <w:rFonts w:cs="Times New Roman"/>
+          <w:lang w:val="en-GB"/>
+        </w:rPr>
+        <w:t>TTBA</w:t>
+      </w:r>
+      <w:r>
+        <w:rPr>
+          <w:rFonts w:cs="Times New Roman"/>
+          <w:rtl/>
+          <w:lang w:val="en-GB"/>
+        </w:rPr>
+        <w:t>: که به طور مستقل مدل را با یک نمونه یا یک دسته کوچک</w:t>
+      </w:r>
+      <w:r>
+        <w:rPr>
+          <w:rStyle w:val="FootnoteReference"/>
+          <w:rFonts w:cs="Times New Roman"/>
+          <w:rtl/>
+          <w:lang w:val="en-GB"/>
+        </w:rPr>
+        <w:footnoteReference w:id="12"/>
+      </w:r>
+      <w:r>
+        <w:rPr>
+          <w:rFonts w:cs="Times New Roman"/>
+          <w:rtl/>
+          <w:lang w:val="en-GB"/>
+        </w:rPr>
+        <w:t xml:space="preserve"> سازگار می‌کند، به طوری که پیش‌بینی هر دسته مستقل از سایر دسته‌ها است.</w:t>
+      </w:r>
+    </w:p>
+    <w:p>
+      <w:pPr>
+        <w:pStyle w:val="ListParagraph"/>
+        <w:numPr>
+          <w:ilvl w:val="0"/>
+          <w:numId w:val="29"/>
+        </w:numPr>
+        <w:ind w:left="224" w:firstLine="180"/>
+        <w:rPr>
+          <w:rFonts w:cs="Times New Roman"/>
+          <w:lang w:val="en-GB"/>
+        </w:rPr>
+      </w:pPr>
+      <w:r>
+        <w:rPr>
+          <w:rFonts w:cs="Times New Roman"/>
+          <w:rtl/>
+          <w:lang w:val="en-GB"/>
+        </w:rPr>
+        <w:t>انطباق آنلاین در زمان آزمون</w:t>
+      </w:r>
+      <w:r>
+        <w:rPr>
+          <w:rStyle w:val="FootnoteReference"/>
+          <w:rFonts w:cs="Times New Roman"/>
+          <w:rtl/>
+          <w:lang w:val="en-GB"/>
+        </w:rPr>
+        <w:footnoteReference w:id="13"/>
+      </w:r>
+      <w:r>
+        <w:rPr>
+          <w:rFonts w:cs="Times New Roman"/>
+          <w:rtl/>
+          <w:lang w:val="en-GB"/>
+        </w:rPr>
+        <w:t xml:space="preserve"> یا </w:t>
+      </w:r>
+      <w:r>
+        <w:rPr>
+          <w:rFonts w:cs="Times New Roman"/>
+          <w:lang w:val="en-GB"/>
+        </w:rPr>
+        <w:t>OTTA</w:t>
+      </w:r>
+      <w:r>
+        <w:rPr>
+          <w:rFonts w:cs="Times New Roman"/>
+          <w:rtl/>
+          <w:lang w:val="en-GB"/>
+        </w:rPr>
+        <w:t xml:space="preserve">: که به </w:t>
+      </w:r>
+      <w:r>
+        <w:rPr>
+          <w:rFonts w:cs="Times New Roman" w:hint="cs"/>
+          <w:rtl/>
+          <w:lang w:val="en-GB"/>
+        </w:rPr>
+        <w:t xml:space="preserve">جریانی از داده‌ها </w:t>
+      </w:r>
+      <w:r>
+        <w:rPr>
+          <w:rFonts w:cs="Times New Roman"/>
+          <w:rtl/>
+          <w:lang w:val="en-GB"/>
+        </w:rPr>
+        <w:t>می‌پردازد که در آن‌ها دسته‌ها به صورت متوالی وارد می‌شوند و هر کدام تنها یک بار قابل مشاهده هستند. در این رویکرد، دانش آموخته شده از دسته‌های قبلی برای پردازش دسته‌های فعلی استفاده و انباشته می‌شود.</w:t>
+      </w:r>
+    </w:p>
+    <w:p>
+      <w:pPr>
+        <w:ind w:left="224" w:firstLine="0"/>
+        <w:rPr>
+          <w:rFonts w:cs="Times New Roman"/>
+          <w:lang w:val="en-GB"/>
+        </w:rPr>
+      </w:pPr>
+      <w:r>
+        <w:rPr>
+          <w:rFonts w:cs="Times New Roman"/>
+          <w:rtl/>
+          <w:lang w:val="en-GB"/>
+        </w:rPr>
+        <w:t>این پایان‌نامه با تمرکز بر سناریوهای پویای داده و کاربردهای بینایی ماشین نظیر تشخیص شی، به بررسی چالش‌های عمده در روش‌های</w:t>
+      </w:r>
+      <w:r>
+        <w:rPr>
+          <w:rFonts w:cs="Times New Roman"/>
+        </w:rPr>
+        <w:t xml:space="preserve"> OTTA </w:t>
+      </w:r>
+      <w:r>
+        <w:rPr>
+          <w:rFonts w:cs="Times New Roman"/>
+          <w:rtl/>
+          <w:lang w:val="en-GB"/>
+        </w:rPr>
+        <w:t>از جمله فراموشی فاجعه‌بار</w:t>
+      </w:r>
+      <w:r>
+        <w:rPr>
+          <w:rFonts w:cs="Times New Roman" w:hint="cs"/>
+          <w:rtl/>
+        </w:rPr>
+        <w:t xml:space="preserve"> </w:t>
+      </w:r>
+      <w:r>
+        <w:rPr>
+          <w:rStyle w:val="FootnoteReference"/>
+          <w:rFonts w:cs="Times New Roman"/>
+          <w:rtl/>
+        </w:rPr>
+        <w:footnoteReference w:id="14"/>
+      </w:r>
+      <w:r>
+        <w:rPr>
+          <w:rFonts w:cs="Times New Roman"/>
+          <w:rtl/>
+          <w:lang w:val="en-GB"/>
+        </w:rPr>
+        <w:t>دانش مبدأ می‌پردازد</w:t>
+      </w:r>
+      <w:r>
+        <w:rPr>
+          <w:rFonts w:cs="Times New Roman"/>
+        </w:rPr>
+        <w:t xml:space="preserve">. </w:t>
+      </w:r>
+      <w:r>
+        <w:rPr>
+          <w:rFonts w:cs="Times New Roman"/>
+          <w:rtl/>
+          <w:lang w:val="en-GB"/>
+        </w:rPr>
+        <w:t xml:space="preserve">هدف این پژوهش، توسعه و بهبود الگوریتم‌های انطباق برخط با بهره‌گیری از </w:t>
+      </w:r>
+      <w:r>
+        <w:rPr>
+          <w:rFonts w:cs="Times New Roman"/>
+          <w:rtl/>
+          <w:lang w:val="en-GB"/>
+        </w:rPr>
+        <w:lastRenderedPageBreak/>
+        <w:t xml:space="preserve">مکانیزم‌هایی مانند </w:t>
+      </w:r>
+      <w:commentRangeStart w:id="6"/>
+      <w:r>
+        <w:rPr>
+          <w:rFonts w:cs="Times New Roman"/>
+          <w:rtl/>
+          <w:lang w:val="en-GB"/>
+        </w:rPr>
+        <w:t>حداقل‌سازی آنتروپی</w:t>
+      </w:r>
+      <w:r>
+        <w:rPr>
+          <w:rFonts w:cs="Times New Roman"/>
+        </w:rPr>
+        <w:t xml:space="preserve"> </w:t>
+      </w:r>
+      <w:r>
+        <w:rPr>
+          <w:rFonts w:cs="Times New Roman"/>
+          <w:rtl/>
+          <w:lang w:val="en-GB"/>
+        </w:rPr>
+        <w:t>و برچسب‌گذاری کاذب</w:t>
+      </w:r>
+      <w:r>
+        <w:rPr>
+          <w:rFonts w:cs="Times New Roman"/>
+        </w:rPr>
+        <w:t xml:space="preserve"> (Pseudo-labeling) </w:t>
+      </w:r>
+      <w:r>
+        <w:rPr>
+          <w:rFonts w:cs="Times New Roman"/>
+          <w:rtl/>
+          <w:lang w:val="en-GB"/>
+        </w:rPr>
+        <w:t>است</w:t>
+      </w:r>
+      <w:commentRangeEnd w:id="6"/>
+      <w:r>
+        <w:rPr>
+          <w:rStyle w:val="CommentReference"/>
+          <w:rFonts w:cs="Times New Roman"/>
+          <w:sz w:val="24"/>
+          <w:szCs w:val="28"/>
+          <w:rtl/>
+          <w:lang w:val="en-GB"/>
+        </w:rPr>
+        <w:commentReference w:id="6"/>
+      </w:r>
+      <w:r>
+        <w:rPr>
+          <w:rFonts w:cs="Times New Roman"/>
+          <w:rtl/>
+          <w:lang w:val="en-GB"/>
+        </w:rPr>
+        <w:t>، تا مدل بتواند ضمن حفظ پایداری دانش اولیه، با سرعت و دقت بالایی با توزیع‌های جدید در محیط هدف تطبیق یابد</w:t>
+      </w:r>
+      <w:r>
+        <w:rPr>
+          <w:rFonts w:cs="Times New Roman"/>
+        </w:rPr>
+        <w:t>.</w:t>
+      </w:r>
     </w:p>
     <w:p>
       <w:pPr>
@@ -30652,49 +30976,155 @@
       </w:r>
       <w:r>
         <w:rPr>
-          <w:rFonts w:hint="cs"/>
           <w:sz w:val="22"/>
           <w:szCs w:val="24"/>
           <w:rtl/>
         </w:rPr>
-        <w:t>تقطیع معنایی، شبکه عصبی کانولوشن، بینایی ماشین</w:t>
-      </w:r>
-      <w:r>
-        <w:rPr>
-          <w:rFonts w:hint="cs"/>
+        <w:t>انطباق آنلاین در زمان آزمون، انطباق آنلاین در زمان آزمون، تغییرات توزیع، تشخیص شی</w:t>
+      </w:r>
+    </w:p>
+    <w:p>
+      <w:pPr>
+        <w:widowControl w:val="0"/>
+        <w:spacing w:before="0"/>
+        <w:ind w:firstLine="284"/>
+        <w:jc w:val="left"/>
+        <w:rPr>
           <w:sz w:val="22"/>
           <w:szCs w:val="24"/>
           <w:rtl/>
         </w:rPr>
-        <w:t xml:space="preserve">، </w:t>
-      </w:r>
-      <w:r>
-        <w:rPr>
-          <w:rFonts w:hint="cs"/>
+      </w:pPr>
+    </w:p>
+    <w:p>
+      <w:pPr>
+        <w:widowControl w:val="0"/>
+        <w:spacing w:before="0"/>
+        <w:ind w:firstLine="284"/>
+        <w:jc w:val="left"/>
+        <w:rPr>
           <w:sz w:val="22"/>
           <w:szCs w:val="24"/>
           <w:rtl/>
         </w:rPr>
-        <w:t>تصاویر</w:t>
-      </w:r>
-      <w:r>
-        <w:rPr>
-          <w:rFonts w:hint="cs"/>
+      </w:pPr>
+    </w:p>
+    <w:p>
+      <w:pPr>
+        <w:widowControl w:val="0"/>
+        <w:spacing w:before="0"/>
+        <w:ind w:firstLine="284"/>
+        <w:jc w:val="left"/>
+        <w:rPr>
           <w:sz w:val="22"/>
           <w:szCs w:val="24"/>
           <w:rtl/>
         </w:rPr>
-        <w:t xml:space="preserve"> شهری، </w:t>
-      </w:r>
-      <w:proofErr w:type="spellStart"/>
-      <w:r>
+      </w:pPr>
+    </w:p>
+    <w:p>
+      <w:pPr>
+        <w:widowControl w:val="0"/>
+        <w:spacing w:before="0"/>
+        <w:ind w:firstLine="284"/>
+        <w:jc w:val="left"/>
         <w:rPr>
           <w:sz w:val="22"/>
           <w:szCs w:val="24"/>
-        </w:rPr>
-        <w:t>ICNet</w:t>
-      </w:r>
-      <w:proofErr w:type="spellEnd"/>
+          <w:rtl/>
+        </w:rPr>
+      </w:pPr>
+    </w:p>
+    <w:p>
+      <w:pPr>
+        <w:widowControl w:val="0"/>
+        <w:spacing w:before="0"/>
+        <w:ind w:firstLine="284"/>
+        <w:jc w:val="left"/>
+        <w:rPr>
+          <w:sz w:val="22"/>
+          <w:szCs w:val="24"/>
+          <w:rtl/>
+        </w:rPr>
+      </w:pPr>
+    </w:p>
+    <w:p>
+      <w:pPr>
+        <w:widowControl w:val="0"/>
+        <w:spacing w:before="0"/>
+        <w:ind w:firstLine="284"/>
+        <w:jc w:val="left"/>
+        <w:rPr>
+          <w:sz w:val="22"/>
+          <w:szCs w:val="24"/>
+          <w:rtl/>
+        </w:rPr>
+      </w:pPr>
+    </w:p>
+    <w:p>
+      <w:pPr>
+        <w:widowControl w:val="0"/>
+        <w:spacing w:before="0"/>
+        <w:ind w:firstLine="284"/>
+        <w:jc w:val="left"/>
+        <w:rPr>
+          <w:sz w:val="22"/>
+          <w:szCs w:val="24"/>
+          <w:rtl/>
+        </w:rPr>
+      </w:pPr>
+    </w:p>
+    <w:p>
+      <w:pPr>
+        <w:widowControl w:val="0"/>
+        <w:spacing w:before="0"/>
+        <w:ind w:firstLine="284"/>
+        <w:jc w:val="left"/>
+        <w:rPr>
+          <w:sz w:val="22"/>
+          <w:szCs w:val="24"/>
+          <w:rtl/>
+        </w:rPr>
+      </w:pPr>
+    </w:p>
+    <w:p>
+      <w:pPr>
+        <w:widowControl w:val="0"/>
+        <w:spacing w:before="0"/>
+        <w:ind w:firstLine="284"/>
+        <w:jc w:val="left"/>
+        <w:rPr>
+          <w:sz w:val="22"/>
+          <w:szCs w:val="24"/>
+          <w:rtl/>
+        </w:rPr>
+      </w:pPr>
+    </w:p>
+    <w:p>
+      <w:pPr>
+        <w:widowControl w:val="0"/>
+        <w:spacing w:before="0"/>
+        <w:ind w:firstLine="284"/>
+        <w:jc w:val="left"/>
+        <w:rPr>
+          <w:sz w:val="22"/>
+          <w:szCs w:val="24"/>
+          <w:rtl/>
+        </w:rPr>
+      </w:pPr>
+    </w:p>
+    <w:p>
+      <w:pPr>
+        <w:widowControl w:val="0"/>
+        <w:spacing w:before="0"/>
+        <w:ind w:firstLine="284"/>
+        <w:jc w:val="left"/>
+        <w:rPr>
+          <w:sz w:val="22"/>
+          <w:szCs w:val="24"/>
+          <w:rtl/>
+        </w:rPr>
+      </w:pPr>
     </w:p>
     <w:p>
       <w:pPr>
@@ -30782,7 +31212,7 @@
           <w:rtl/>
         </w:rPr>
       </w:pPr>
-      <w:bookmarkStart w:id="6" w:name="_Toc32227736"/>
+      <w:bookmarkStart w:id="7" w:name="_Toc32227736"/>
       <w:r>
         <w:rPr>
           <w:rFonts w:ascii="Times New Roman" w:hAnsi="Times New Roman" w:hint="cs"/>
@@ -30791,7 +31221,7 @@
         <w:lastRenderedPageBreak/>
         <w:t>مقدمه</w:t>
       </w:r>
-      <w:bookmarkEnd w:id="6"/>
+      <w:bookmarkEnd w:id="7"/>
     </w:p>
     <w:p>
       <w:pPr>
@@ -30800,8 +31230,8 @@
           <w:rtl/>
         </w:rPr>
       </w:pPr>
-      <w:bookmarkStart w:id="7" w:name="_Toc533212347"/>
-      <w:bookmarkStart w:id="8" w:name="_Toc32227737"/>
+      <w:bookmarkStart w:id="8" w:name="_Toc533212347"/>
+      <w:bookmarkStart w:id="9" w:name="_Toc32227737"/>
       <w:r>
         <w:rPr>
           <w:rFonts w:hint="cs"/>
@@ -30809,8 +31239,8 @@
         </w:rPr>
         <w:t>مقدمه</w:t>
       </w:r>
-      <w:bookmarkEnd w:id="7"/>
       <w:bookmarkEnd w:id="8"/>
+      <w:bookmarkEnd w:id="9"/>
     </w:p>
     <w:p>
       <w:pPr>
@@ -30818,209 +31248,368 @@
           <w:rtl/>
         </w:rPr>
       </w:pPr>
-      <w:bookmarkStart w:id="9" w:name="_Toc534400691"/>
-      <w:bookmarkStart w:id="10" w:name="_Toc533212349"/>
+      <w:bookmarkStart w:id="10" w:name="_Toc534400691"/>
+      <w:bookmarkStart w:id="11" w:name="_Toc533212349"/>
+      <w:r>
+        <w:rPr>
+          <w:rtl/>
+        </w:rPr>
+        <w:t>مدل‌های یادگیری عمیق</w:t>
+      </w:r>
+      <w:r>
+        <w:t xml:space="preserve"> </w:t>
+      </w:r>
+      <w:r>
+        <w:rPr>
+          <w:rtl/>
+        </w:rPr>
+        <w:t>در وظایف بینایی ماشین</w:t>
+      </w:r>
+      <w:r>
+        <w:t xml:space="preserve">  </w:t>
+      </w:r>
+      <w:r>
+        <w:rPr>
+          <w:rtl/>
+        </w:rPr>
+        <w:t>مانند تشخیص شیء</w:t>
+      </w:r>
+      <w:r>
+        <w:t xml:space="preserve"> </w:t>
+      </w:r>
+      <w:r>
+        <w:rPr>
+          <w:rtl/>
+        </w:rPr>
+        <w:t>به موفقیت‌های چشمگیری دست یافته‌اند. با این حال، عملکرد این مدل‌ها به شدت وابسته به فرض یکسان بودن توزیع داده‌های آموزش و آزمون است. در سناریوهای واقعی، مدل‌ها غالباً با تغییرات توزیع</w:t>
+      </w:r>
+      <w:r>
+        <w:t xml:space="preserve"> </w:t>
+      </w:r>
+      <w:r>
+        <w:rPr>
+          <w:rtl/>
+        </w:rPr>
+        <w:t>مواجه می‌شوند که منجر به افت شدید عملکرد می‌گردد</w:t>
+      </w:r>
       <w:r>
         <w:rPr>
           <w:rFonts w:hint="cs"/>
           <w:rtl/>
         </w:rPr>
-        <w:t xml:space="preserve">امروزه </w:t>
+        <w:t xml:space="preserve"> </w:t>
+      </w:r>
+      <w:r>
+        <w:rPr>
+          <w:rtl/>
+        </w:rPr>
+        <w:fldChar w:fldCharType="begin"/>
+      </w:r>
+      <w:r>
+        <w:rPr>
+          <w:rtl/>
+        </w:rPr>
+        <w:instrText xml:space="preserve"> </w:instrText>
+      </w:r>
+      <w:r>
+        <w:instrText>ADDIN ZOTERO_ITEM CSL_CITATION {"citationID":"VJ2MnQx7","properties":{"unsorted":false,"formattedCitation":"[1]","plainCitation":"[1]","noteIndex":0},"citationItems":[{"id":5416,"uris":["http://zotero.org/users/18369786/items/SM8XI3TW"],"itemData":{"id</w:instrText>
+      </w:r>
+      <w:r>
+        <w:rPr>
+          <w:rtl/>
+        </w:rPr>
+        <w:instrText>":5416,"</w:instrText>
+      </w:r>
+      <w:r>
+        <w:instrText>type":"webpage","title":"Dataset Shift in Machine Learning","URL":"https://mitpress.mit.edu/9780262545877/dataset-shift-in-machine-learning/","accessed":{"date-parts</w:instrText>
+      </w:r>
+      <w:r>
+        <w:rPr>
+          <w:rtl/>
+        </w:rPr>
+        <w:instrText>":[["2026",7,29]]</w:instrText>
+      </w:r>
+      <w:r>
+        <w:instrText>}}}],"schema":"https://github.com/citation-style-language/schema/raw/master/csl-citation.json</w:instrText>
+      </w:r>
+      <w:r>
+        <w:rPr>
+          <w:rtl/>
+        </w:rPr>
+        <w:instrText xml:space="preserve">"} </w:instrText>
+      </w:r>
+      <w:r>
+        <w:rPr>
+          <w:rtl/>
+        </w:rPr>
+        <w:fldChar w:fldCharType="separate"/>
+      </w:r>
+      <w:r>
+        <w:rPr>
+          <w:rFonts w:cs="Times New Roman"/>
+        </w:rPr>
+        <w:t>[1]</w:t>
+      </w:r>
+      <w:r>
+        <w:rPr>
+          <w:rtl/>
+        </w:rPr>
+        <w:fldChar w:fldCharType="end"/>
       </w:r>
       <w:r>
         <w:rPr>
           <w:rFonts w:hint="cs"/>
           <w:rtl/>
         </w:rPr>
-        <w:t>تقطیع معنایی</w:t>
+        <w:t xml:space="preserve">. </w:t>
+      </w:r>
+      <w:r>
+        <w:rPr>
+          <w:rtl/>
+        </w:rPr>
+        <w:t>این پدیده در ادبیات این حوزه به عنوان شکاف دامنه</w:t>
+      </w:r>
+      <w:r>
+        <w:t xml:space="preserve"> </w:t>
+      </w:r>
+      <w:r>
+        <w:rPr>
+          <w:rStyle w:val="FootnoteReference"/>
+        </w:rPr>
+        <w:footnoteReference w:id="15"/>
+      </w:r>
+      <w:r>
+        <w:rPr>
+          <w:rtl/>
+        </w:rPr>
+        <w:t>شناخته می‌شود</w:t>
+      </w:r>
+      <w:r>
+        <w:t>.</w:t>
       </w:r>
       <w:r>
         <w:rPr>
           <w:rFonts w:hint="cs"/>
           <w:rtl/>
         </w:rPr>
-        <w:t xml:space="preserve"> یکی از مسائل کلیدی در زمینه‌ی بینایی ماشین است. ابتدا به مفهوم </w:t>
+        <w:t xml:space="preserve"> </w:t>
+      </w:r>
+      <w:r>
+        <w:rPr>
+          <w:rtl/>
+        </w:rPr>
+        <w:t>برای غلبه بر این چالش، جامعه تحقیقاتی به طور تاریخی بر دو رویکرد اصلی تکیه کرده است. رویکرد اول، تعمیم دامنه</w:t>
+      </w:r>
+      <w:r>
+        <w:rPr>
+          <w:rStyle w:val="FootnoteReference"/>
+          <w:rtl/>
+        </w:rPr>
+        <w:footnoteReference w:id="16"/>
+      </w:r>
+      <w:r>
+        <w:rPr>
+          <w:rtl/>
+        </w:rPr>
+        <w:t xml:space="preserve"> است که به طور دقیق بر مرحله آموزش تمرکز دارد و تلاش می‌کند تا یک مدل مقاوم از داده‌های مبدأ بیاموزد که بتواند روی داده‌های هدفِ دیده نشده تعمیم یابد</w:t>
       </w:r>
       <w:r>
         <w:rPr>
           <w:rFonts w:hint="cs"/>
           <w:rtl/>
         </w:rPr>
-        <w:t>تقطیع معنایی</w:t>
+        <w:t xml:space="preserve"> </w:t>
+      </w:r>
+      <w:r>
+        <w:rPr>
+          <w:rtl/>
+        </w:rPr>
+        <w:fldChar w:fldCharType="begin"/>
+      </w:r>
+      <w:r>
+        <w:rPr>
+          <w:rtl/>
+        </w:rPr>
+        <w:instrText xml:space="preserve"> </w:instrText>
+      </w:r>
+      <w:r>
+        <w:instrText>ADDIN ZOTERO_ITEM CSL_CITATION {"citationID":"Kgn3gZMA","properties":{"unsorted":false,"formattedCitation":"[2]","plainCitation":"[2]","noteIndex":0},"citationItems":[{"id":5418,"uris":["http://zotero.org/users/18369786/items/GGLSJLU2"],"itemData":{"id</w:instrText>
+      </w:r>
+      <w:r>
+        <w:rPr>
+          <w:rtl/>
+        </w:rPr>
+        <w:instrText>":5418,"</w:instrText>
+      </w:r>
+      <w:r>
+        <w:instrText>type":"article-journal","abstract":"Generalization to out-of-distribution (OOD) data is a capability natural to humans yet challenging for machines to reproduce. This is because most learning algorithms strongly rely on the i.i.d. assumption on source/target data, which is often violated in practice due to domain shift. Domain generalization (DG) aims to achieve OOD generalization by using only source data for model learning. Over the last ten years, research in DG has made great progress, leading to a broad spectrum of methodologies, e.g., those based on domain alignment, meta-learning, data augmentation, or ensemble learning, to name a few; DG has also been studied in various application areas including computer vision, speech recognition, natural</w:instrText>
+      </w:r>
+      <w:r>
+        <w:rPr>
+          <w:rtl/>
+        </w:rPr>
+        <w:instrText xml:space="preserve"> </w:instrText>
+      </w:r>
+      <w:r>
+        <w:instrText>language processing, medical imaging, and reinforcement learning. In this paper, for the first time a comprehensive literature review in DG is provided to summarize the developments over the past decade. Specifically, we first cover the background by formally defining DG and relating it to other relevant fields like domain adaptation and transfer learning. Then, we conduct a thorough review into existing methods and theories. Finally, we conclude this survey with insights and discussions on future research directions.","container-title":"IEEE Transactions on Pattern Analysis and Machine Intelligence","DOI":"10.1109/TPAMI.2022.3195549","ISSN":"1939-3539","issue":"4","page":"4396-4415","source":"IEEE Xplore","title":"Domain Generalization: A Survey","title</w:instrText>
+      </w:r>
+      <w:r>
+        <w:rPr>
+          <w:rtl/>
+        </w:rPr>
+        <w:instrText>-</w:instrText>
+      </w:r>
+      <w:r>
+        <w:instrText>short":"Domain Generalization","volume":"45","author":[{"family":"Zhou","given":"Kaiyang"},{"family":"Liu","given":"Ziwei"},{"family":"Qiao","given":"Yu"},{"family":"Xiang","given":"Tao"},{"family":"Loy","given":"Chen Change"}],"issued":{"date-parts</w:instrText>
+      </w:r>
+      <w:r>
+        <w:rPr>
+          <w:rtl/>
+        </w:rPr>
+        <w:instrText>":[["2023",4]]}}}],"</w:instrText>
+      </w:r>
+      <w:r>
+        <w:instrText>schema":"https://github.com/citation-style-language/schema/raw/master/csl-citation.json</w:instrText>
+      </w:r>
+      <w:r>
+        <w:rPr>
+          <w:rtl/>
+        </w:rPr>
+        <w:instrText xml:space="preserve">"} </w:instrText>
+      </w:r>
+      <w:r>
+        <w:rPr>
+          <w:rtl/>
+        </w:rPr>
+        <w:fldChar w:fldCharType="separate"/>
+      </w:r>
+      <w:r>
+        <w:rPr>
+          <w:rFonts w:cs="Times New Roman"/>
+        </w:rPr>
+        <w:t>[2]</w:t>
+      </w:r>
+      <w:r>
+        <w:rPr>
+          <w:rtl/>
+        </w:rPr>
+        <w:fldChar w:fldCharType="end"/>
+      </w:r>
+      <w:r>
+        <w:rPr>
+          <w:rtl/>
+        </w:rPr>
+        <w:t>. رویکرد دوم، انطباق دامنه</w:t>
+      </w:r>
+      <w:r>
+        <w:rPr>
+          <w:rStyle w:val="FootnoteReference"/>
+          <w:rtl/>
+        </w:rPr>
+        <w:footnoteReference w:id="17"/>
+      </w:r>
+      <w:r>
+        <w:rPr>
+          <w:rtl/>
+        </w:rPr>
+        <w:t xml:space="preserve"> است که از دانش دامنه مبدأ برای بهبود عملکرد در دامنه هدف بهره می‌برد</w:t>
       </w:r>
       <w:r>
         <w:rPr>
           <w:rFonts w:hint="cs"/>
           <w:rtl/>
         </w:rPr>
-        <w:t xml:space="preserve"> می‌پردازیم. </w:t>
-      </w:r>
-      <w:r>
-        <w:rPr>
-          <w:rFonts w:hint="cs"/>
-          <w:rtl/>
-        </w:rPr>
-        <w:t>تقطیع معنایی</w:t>
-      </w:r>
-      <w:r>
-        <w:rPr>
-          <w:rFonts w:hint="cs"/>
-          <w:rtl/>
-        </w:rPr>
-        <w:t xml:space="preserve"> فرآیندی جهت استنتاج سطح بالا از روی ادراک ابتدایی است</w:t>
-      </w:r>
-      <w:r>
-        <w:rPr>
-          <w:rFonts w:hint="cs"/>
-          <w:rtl/>
-        </w:rPr>
-        <w:t>.</w:t>
-      </w:r>
-      <w:r>
-        <w:rPr>
-          <w:rFonts w:hint="cs"/>
-          <w:rtl/>
-        </w:rPr>
-        <w:t xml:space="preserve"> ریشه‌ی این فرآیند را می‌توان در مسائل رده‌بندی، که همان پیش‌بینی خروجی بر اساس داده‌های ورودی است، مشاهده نمود. گام بعدی محلی‌سازی یا تشخیص است که نه تنها </w:t>
-      </w:r>
-      <w:r>
-        <w:rPr>
-          <w:rFonts w:hint="cs"/>
-          <w:rtl/>
-        </w:rPr>
-        <w:t>برچ</w:t>
-      </w:r>
-      <w:r>
-        <w:rPr>
-          <w:rFonts w:hint="cs"/>
-          <w:rtl/>
-        </w:rPr>
-        <w:t>س</w:t>
-      </w:r>
-      <w:r>
-        <w:rPr>
-          <w:rFonts w:hint="cs"/>
-          <w:rtl/>
-        </w:rPr>
-        <w:t xml:space="preserve">ب </w:t>
-      </w:r>
-      <w:r>
-        <w:rPr>
-          <w:rFonts w:hint="cs"/>
-          <w:rtl/>
-        </w:rPr>
-        <w:t xml:space="preserve">اشيا‌ء را مشخص می‌کند، بلکه اطلاعات دیگری چون موقعیت مکانی آن اشیاء را هم در اختیار قرار می‌دهد. در نهایت </w:t>
-      </w:r>
-      <w:r>
-        <w:rPr>
-          <w:rFonts w:hint="cs"/>
-          <w:rtl/>
-        </w:rPr>
-        <w:t>تقطیع معنایی</w:t>
-      </w:r>
-      <w:r>
-        <w:rPr>
-          <w:rFonts w:hint="cs"/>
-          <w:rtl/>
-        </w:rPr>
-        <w:t xml:space="preserve"> فرآیندی است که توسط یک استنتاج سطح بالا و دقیق، برچسب هر پیکسل را بر اساس شی احاطه‌کننده‌ی آن مشخص می‌کند</w:t>
-      </w:r>
-      <w:r>
         <w:t xml:space="preserve"> </w:t>
       </w:r>
       <w:r>
         <w:rPr>
-          <w:noProof/>
           <w:rtl/>
         </w:rPr>
         <w:fldChar w:fldCharType="begin"/>
       </w:r>
       <w:r>
         <w:rPr>
-          <w:noProof/>
           <w:rtl/>
         </w:rPr>
         <w:instrText xml:space="preserve"> </w:instrText>
       </w:r>
       <w:r>
-        <w:rPr>
-          <w:noProof/>
-        </w:rPr>
-        <w:instrText>ADDIN ZOTERO_ITEM CSL_CITATION {"citationID":"bY4he6qf","properties":{"formattedCitation":"[1]","plainCitation":"[1]","noteIndex":0},"citationItems":[{"id":"7W0YqvY3/DG0ossTv","uris":["http://zotero.org/users/local/zXoLnGtb/items/ZLTHASAZ"],"uri":["http</w:instrText>
-      </w:r>
-      <w:r>
-        <w:rPr>
-          <w:noProof/>
-          <w:rtl/>
-        </w:rPr>
-        <w:instrText>://</w:instrText>
-      </w:r>
-      <w:r>
-        <w:rPr>
-          <w:noProof/>
-        </w:rPr>
-        <w:instrText>zotero.org/users/local/zXoLnGtb/items/ZLTHASAZ"],"itemData":{"id":446,"type":"post-weblog","title":"How to do Semantic Segmentation using Deep learning","container-title":"Medium","abstract":"This article is a comprehensive overview including a step-by</w:instrText>
-      </w:r>
-      <w:r>
-        <w:rPr>
-          <w:noProof/>
-          <w:rtl/>
-        </w:rPr>
-        <w:instrText>-</w:instrText>
-      </w:r>
-      <w:r>
-        <w:rPr>
-          <w:noProof/>
-        </w:rPr>
-        <w:instrText>step guide to implement a deep learning image segmentation model.","URL":"https://medium.com/nanonets/how-to-do-image-segmentation-using-deep-learning-c673cc5862ef","note":"00000","author":[{"family":"Le","given":"James"}],"issued":{"date-parts":[["2018</w:instrText>
-      </w:r>
-      <w:r>
-        <w:rPr>
-          <w:noProof/>
-          <w:rtl/>
-        </w:rPr>
-        <w:instrText>",5,3]]},"</w:instrText>
-      </w:r>
-      <w:r>
-        <w:rPr>
-          <w:noProof/>
-        </w:rPr>
-        <w:instrText>accessed":{"date-parts":[["2018",7,16]]}}}],"schema":"https://github.com/citation-style-language/schema/raw/master/csl-citation.json</w:instrText>
-      </w:r>
-      <w:r>
-        <w:rPr>
-          <w:noProof/>
+        <w:instrText>ADDIN ZOTERO_ITEM CSL_CITATION {"citationID":"FfLJvJlr","properties":{"unsorted":false,"formattedCitation":"[3]","plainCitation":"[3]","noteIndex":0},"citationItems":[{"id":5420,"uris":["http://zotero.org/users/18369786/items/YV83VBVA"],"itemData":{"id</w:instrText>
+      </w:r>
+      <w:r>
+        <w:rPr>
+          <w:rtl/>
+        </w:rPr>
+        <w:instrText>":5420,"</w:instrText>
+      </w:r>
+      <w:r>
+        <w:instrText>type":"article-journal","abstract":"Domain adaptation has become a prominent problem setting in machine learning and related fields. This review asks the question: How can a classifier learn from a source domain and generalize to a target domain? We</w:instrText>
+      </w:r>
+      <w:r>
+        <w:rPr>
+          <w:rtl/>
+        </w:rPr>
+        <w:instrText xml:space="preserve"> </w:instrText>
+      </w:r>
+      <w:r>
+        <w:instrText>present a categorization of approaches, divided into, what we refer to as, sample-based, feature-based, and inference-based methods. Sample-based methods focus on weighting individual observations during training based on their importance to the target domain. Feature-based methods revolve around on mapping, projecting, and representing features such that a source classifier performs well on the target domain and inference-based methods incorporate adaptation into the parameter estimation procedure, for</w:instrText>
+      </w:r>
+      <w:r>
+        <w:rPr>
+          <w:rtl/>
+        </w:rPr>
+        <w:instrText xml:space="preserve"> </w:instrText>
+      </w:r>
+      <w:r>
+        <w:instrText>instance through constraints on the optimization procedure. Additionally, we review a number of conditions that allow for formulating bounds on the cross-domain generalization error. Our categorization highlights recurring ideas and raises questions important to further research.","container-title":"IEEE Transactions on Pattern Analysis and Machine Intelligence","DOI":"10.1109/TPAMI.2019.2945942","ISSN":"1939-3539","issue":"3","page":"766-785","source":"IEEE Xplore","title":"A Review of Domain Adaptation</w:instrText>
+      </w:r>
+      <w:r>
+        <w:rPr>
+          <w:rtl/>
+        </w:rPr>
+        <w:instrText xml:space="preserve"> </w:instrText>
+      </w:r>
+      <w:r>
+        <w:instrText>without Target Labels","volume":"43","author":[{"family":"Kouw","given":"Wouter M."},{"family":"Loog","given":"Marco"}],"issued":{"date-parts</w:instrText>
+      </w:r>
+      <w:r>
+        <w:rPr>
+          <w:rtl/>
+        </w:rPr>
+        <w:instrText>":[["2021",3]]</w:instrText>
+      </w:r>
+      <w:r>
+        <w:instrText>}}}],"schema":"https://github.com/citation-style-language/schema/raw/master/csl-citation.json</w:instrText>
+      </w:r>
+      <w:r>
+        <w:rPr>
           <w:rtl/>
         </w:rPr>
         <w:instrText xml:space="preserve">"} </w:instrText>
       </w:r>
       <w:r>
         <w:rPr>
-          <w:noProof/>
           <w:rtl/>
         </w:rPr>
         <w:fldChar w:fldCharType="separate"/>
       </w:r>
       <w:r>
         <w:rPr>
-          <w:rtl/>
-        </w:rPr>
-        <w:t>[1]</w:t>
-      </w:r>
-      <w:r>
-        <w:rPr>
-          <w:noProof/>
+          <w:rFonts w:cs="Times New Roman"/>
+        </w:rPr>
+        <w:t>[3]</w:t>
+      </w:r>
+      <w:r>
+        <w:rPr>
           <w:rtl/>
         </w:rPr>
         <w:fldChar w:fldCharType="end"/>
       </w:r>
       <w:r>
         <w:rPr>
-          <w:rFonts w:hint="cs"/>
-          <w:noProof/>
-          <w:rtl/>
-        </w:rPr>
-        <w:t>.</w:t>
+          <w:rtl/>
+        </w:rPr>
+        <w:t>. از آنجا که رویکرد انطباق دامنه از داده‌های واقعی محیط هدف برای کاهش شکاف استفاده می‌کند، غالباً تطبیق‌پذیری بالاتری برای محیط‌های عملیاتی خاص ارائه می‌دهد.</w:t>
       </w:r>
     </w:p>
     <w:p>
@@ -31031,36 +31620,499 @@
       </w:pPr>
       <w:r>
         <w:rPr>
+          <w:rtl/>
+        </w:rPr>
+        <w:t>انطباق دامنه بر اساس م</w:t>
+      </w:r>
+      <w:r>
+        <w:rPr>
           <w:rFonts w:hint="cs"/>
           <w:rtl/>
         </w:rPr>
-        <w:t>...</w:t>
+        <w:t>ی</w:t>
+      </w:r>
+      <w:r>
+        <w:rPr>
+          <w:rFonts w:hint="eastAsia"/>
+          <w:rtl/>
+        </w:rPr>
+        <w:t>زان</w:t>
+      </w:r>
+      <w:r>
+        <w:rPr>
+          <w:rtl/>
+        </w:rPr>
+        <w:t xml:space="preserve"> دسترس</w:t>
+      </w:r>
+      <w:r>
+        <w:rPr>
+          <w:rFonts w:hint="cs"/>
+          <w:rtl/>
+        </w:rPr>
+        <w:t>ی</w:t>
+      </w:r>
+      <w:r>
+        <w:rPr>
+          <w:rtl/>
+        </w:rPr>
+        <w:t xml:space="preserve"> به برچسب‌ها</w:t>
+      </w:r>
+      <w:r>
+        <w:rPr>
+          <w:rFonts w:hint="cs"/>
+          <w:rtl/>
+        </w:rPr>
+        <w:t>ی</w:t>
+      </w:r>
+      <w:r>
+        <w:rPr>
+          <w:rtl/>
+        </w:rPr>
+        <w:t xml:space="preserve"> دامنه هدف، به سه دسته کل</w:t>
+      </w:r>
+      <w:r>
+        <w:rPr>
+          <w:rFonts w:hint="cs"/>
+          <w:rtl/>
+        </w:rPr>
+        <w:t>ی</w:t>
+      </w:r>
+      <w:r>
+        <w:rPr>
+          <w:rtl/>
+        </w:rPr>
+        <w:t xml:space="preserve"> تقس</w:t>
+      </w:r>
+      <w:r>
+        <w:rPr>
+          <w:rFonts w:hint="cs"/>
+          <w:rtl/>
+        </w:rPr>
+        <w:t>ی</w:t>
+      </w:r>
+      <w:r>
+        <w:rPr>
+          <w:rFonts w:hint="eastAsia"/>
+          <w:rtl/>
+        </w:rPr>
+        <w:t>م</w:t>
+      </w:r>
+      <w:r>
+        <w:rPr>
+          <w:rtl/>
+        </w:rPr>
+        <w:t xml:space="preserve"> م</w:t>
+      </w:r>
+      <w:r>
+        <w:rPr>
+          <w:rFonts w:hint="cs"/>
+          <w:rtl/>
+        </w:rPr>
+        <w:t>ی‌</w:t>
+      </w:r>
+      <w:r>
+        <w:rPr>
+          <w:rFonts w:hint="eastAsia"/>
+          <w:rtl/>
+        </w:rPr>
+        <w:t>شود</w:t>
+      </w:r>
+      <w:r>
+        <w:rPr>
+          <w:rtl/>
+        </w:rPr>
+        <w:t>:</w:t>
       </w:r>
     </w:p>
     <w:p>
       <w:pPr>
         <w:rPr>
-          <w:rtl/>
-        </w:rPr>
-      </w:pPr>
+          <w:rFonts w:hint="cs"/>
+          <w:rtl/>
+        </w:rPr>
+      </w:pPr>
+      <w:r>
+        <w:rPr>
+          <w:rtl/>
+        </w:rPr>
+        <w:lastRenderedPageBreak/>
+        <w:t>۱. انطباق دامنه نظارت‌شده</w:t>
+      </w:r>
+      <w:r>
+        <w:rPr>
+          <w:rStyle w:val="FootnoteReference"/>
+          <w:rtl/>
+        </w:rPr>
+        <w:footnoteReference w:id="18"/>
+      </w:r>
+      <w:r>
+        <w:rPr>
+          <w:rtl/>
+        </w:rPr>
+        <w:t>: در ا</w:t>
+      </w:r>
+      <w:r>
+        <w:rPr>
+          <w:rFonts w:hint="cs"/>
+          <w:rtl/>
+        </w:rPr>
+        <w:t>ی</w:t>
+      </w:r>
+      <w:r>
+        <w:rPr>
+          <w:rFonts w:hint="eastAsia"/>
+          <w:rtl/>
+        </w:rPr>
+        <w:t>ن</w:t>
+      </w:r>
+      <w:r>
+        <w:rPr>
+          <w:rtl/>
+        </w:rPr>
+        <w:t xml:space="preserve"> حالت به </w:t>
+      </w:r>
+      <w:r>
+        <w:rPr>
+          <w:rFonts w:hint="cs"/>
+          <w:rtl/>
+        </w:rPr>
+        <w:t>ی</w:t>
+      </w:r>
+      <w:r>
+        <w:rPr>
+          <w:rFonts w:hint="eastAsia"/>
+          <w:rtl/>
+        </w:rPr>
+        <w:t>ک</w:t>
+      </w:r>
+      <w:r>
+        <w:rPr>
+          <w:rtl/>
+        </w:rPr>
+        <w:t xml:space="preserve"> مجموعه داده کاملاً برچسب‌دار در دامنه هدف دسترس</w:t>
+      </w:r>
+      <w:r>
+        <w:rPr>
+          <w:rFonts w:hint="cs"/>
+          <w:rtl/>
+        </w:rPr>
+        <w:t>ی</w:t>
+      </w:r>
+      <w:r>
+        <w:rPr>
+          <w:rtl/>
+        </w:rPr>
+        <w:t xml:space="preserve"> دار</w:t>
+      </w:r>
+      <w:r>
+        <w:rPr>
+          <w:rFonts w:hint="cs"/>
+          <w:rtl/>
+        </w:rPr>
+        <w:t>ی</w:t>
+      </w:r>
+      <w:r>
+        <w:rPr>
+          <w:rFonts w:hint="eastAsia"/>
+          <w:rtl/>
+        </w:rPr>
+        <w:t>م</w:t>
+      </w:r>
+      <w:r>
+        <w:rPr>
+          <w:rtl/>
+        </w:rPr>
+        <w:t xml:space="preserve"> که ب</w:t>
+      </w:r>
+      <w:r>
+        <w:rPr>
+          <w:rFonts w:hint="cs"/>
+          <w:rtl/>
+        </w:rPr>
+        <w:t>ی</w:t>
+      </w:r>
+      <w:r>
+        <w:rPr>
+          <w:rFonts w:hint="eastAsia"/>
+          <w:rtl/>
+        </w:rPr>
+        <w:t>شتر</w:t>
+      </w:r>
+      <w:r>
+        <w:rPr>
+          <w:rtl/>
+        </w:rPr>
+        <w:t xml:space="preserve"> به عنوان </w:t>
+      </w:r>
+      <w:r>
+        <w:rPr>
+          <w:rFonts w:hint="cs"/>
+          <w:rtl/>
+        </w:rPr>
+        <w:t>ی</w:t>
+      </w:r>
+      <w:r>
+        <w:rPr>
+          <w:rFonts w:hint="eastAsia"/>
+          <w:rtl/>
+        </w:rPr>
+        <w:t>ک</w:t>
+      </w:r>
+      <w:r>
+        <w:rPr>
+          <w:rtl/>
+        </w:rPr>
+        <w:t xml:space="preserve"> حد بالا</w:t>
+      </w:r>
+      <w:r>
+        <w:rPr>
+          <w:rFonts w:hint="cs"/>
+          <w:rtl/>
+        </w:rPr>
+        <w:t>ی</w:t>
+      </w:r>
+      <w:r>
+        <w:rPr>
+          <w:rtl/>
+        </w:rPr>
+        <w:t xml:space="preserve"> تئور</w:t>
+      </w:r>
+      <w:r>
+        <w:rPr>
+          <w:rFonts w:hint="cs"/>
+          <w:rtl/>
+        </w:rPr>
+        <w:t>ی</w:t>
+      </w:r>
+      <w:r>
+        <w:rPr>
+          <w:rFonts w:hint="eastAsia"/>
+          <w:rtl/>
+        </w:rPr>
+        <w:t>ک</w:t>
+      </w:r>
+      <w:r>
+        <w:rPr>
+          <w:rtl/>
+        </w:rPr>
+        <w:t xml:space="preserve"> (</w:t>
+      </w:r>
+      <w:commentRangeStart w:id="12"/>
+      <w:r>
+        <w:t>Theoretical Upper Bound</w:t>
+      </w:r>
+      <w:commentRangeEnd w:id="12"/>
+      <w:r>
+        <w:rPr>
+          <w:rStyle w:val="CommentReference"/>
+          <w:sz w:val="24"/>
+          <w:szCs w:val="28"/>
+          <w:rtl/>
+        </w:rPr>
+        <w:commentReference w:id="12"/>
+      </w:r>
+      <w:r>
+        <w:rPr>
+          <w:rtl/>
+        </w:rPr>
+        <w:t>) برا</w:t>
+      </w:r>
+      <w:r>
+        <w:rPr>
+          <w:rFonts w:hint="cs"/>
+          <w:rtl/>
+        </w:rPr>
+        <w:t>ی</w:t>
+      </w:r>
+      <w:r>
+        <w:rPr>
+          <w:rtl/>
+        </w:rPr>
+        <w:t xml:space="preserve"> عملکرد در نظر گرفته م</w:t>
+      </w:r>
+      <w:r>
+        <w:rPr>
+          <w:rFonts w:hint="cs"/>
+          <w:rtl/>
+        </w:rPr>
+        <w:t>ی‌</w:t>
+      </w:r>
+      <w:r>
+        <w:rPr>
+          <w:rFonts w:hint="eastAsia"/>
+          <w:rtl/>
+        </w:rPr>
+        <w:t>شود</w:t>
+      </w:r>
+      <w:r>
+        <w:rPr>
+          <w:rtl/>
+        </w:rPr>
+        <w:t>.</w:t>
+      </w:r>
+      <w:r>
+        <w:rPr>
+          <w:rFonts w:hint="cs"/>
+          <w:rtl/>
+        </w:rPr>
+        <w:t xml:space="preserve"> </w:t>
+      </w:r>
+      <w:commentRangeStart w:id="13"/>
+      <w:r>
+        <w:rPr>
+          <w:rFonts w:hint="cs"/>
+          <w:rtl/>
+        </w:rPr>
+        <w:t xml:space="preserve">دلیل استفاده کم از این روش، ذات </w:t>
+      </w:r>
+      <w:r>
+        <w:t xml:space="preserve">domain adaptation </w:t>
+      </w:r>
+      <w:r>
+        <w:rPr>
+          <w:rFonts w:hint="cs"/>
+          <w:rtl/>
+        </w:rPr>
+        <w:t>هست که هدف آن این است که در محیطی که تولید داده برچسب خورده دشوار است بتوانیم نتیجه مناسبی داشته باشیم.</w:t>
+      </w:r>
+      <w:commentRangeEnd w:id="13"/>
+      <w:r>
+        <w:rPr>
+          <w:rStyle w:val="CommentReference"/>
+          <w:rFonts w:hint="cs"/>
+          <w:sz w:val="24"/>
+          <w:szCs w:val="28"/>
+          <w:rtl/>
+        </w:rPr>
+        <w:commentReference w:id="13"/>
+      </w:r>
     </w:p>
     <w:p>
       <w:pPr>
-        <w:pStyle w:val="Heading2"/>
-        <w:rPr>
-          <w:rtl/>
-        </w:rPr>
-      </w:pPr>
-      <w:bookmarkStart w:id="11" w:name="_Toc32227738"/>
-      <w:bookmarkEnd w:id="9"/>
+        <w:rPr>
+          <w:rtl/>
+        </w:rPr>
+      </w:pPr>
+      <w:r>
+        <w:rPr>
+          <w:rtl/>
+        </w:rPr>
+        <w:t>۲. انطباق دامنه ن</w:t>
+      </w:r>
       <w:r>
         <w:rPr>
           <w:rFonts w:hint="cs"/>
           <w:rtl/>
         </w:rPr>
-        <w:t>ضرورت انجام پژوهش</w:t>
-      </w:r>
-      <w:bookmarkEnd w:id="11"/>
+        <w:t>ی</w:t>
+      </w:r>
+      <w:r>
+        <w:rPr>
+          <w:rFonts w:hint="eastAsia"/>
+          <w:rtl/>
+        </w:rPr>
+        <w:t>مه‌نظارت</w:t>
+      </w:r>
+      <w:r>
+        <w:rPr>
+          <w:rFonts w:hint="cs"/>
+          <w:rtl/>
+        </w:rPr>
+        <w:t>ی</w:t>
+      </w:r>
+      <w:r>
+        <w:rPr>
+          <w:rStyle w:val="FootnoteReference"/>
+          <w:rtl/>
+        </w:rPr>
+        <w:footnoteReference w:id="19"/>
+      </w:r>
+      <w:r>
+        <w:rPr>
+          <w:rtl/>
+        </w:rPr>
+        <w:t>: در ا</w:t>
+      </w:r>
+      <w:r>
+        <w:rPr>
+          <w:rFonts w:hint="cs"/>
+          <w:rtl/>
+        </w:rPr>
+        <w:t>ی</w:t>
+      </w:r>
+      <w:r>
+        <w:rPr>
+          <w:rFonts w:hint="eastAsia"/>
+          <w:rtl/>
+        </w:rPr>
+        <w:t>ن</w:t>
+      </w:r>
+      <w:r>
+        <w:rPr>
+          <w:rtl/>
+        </w:rPr>
+        <w:t xml:space="preserve"> سنار</w:t>
+      </w:r>
+      <w:r>
+        <w:rPr>
+          <w:rFonts w:hint="cs"/>
+          <w:rtl/>
+        </w:rPr>
+        <w:t>ی</w:t>
+      </w:r>
+      <w:r>
+        <w:rPr>
+          <w:rFonts w:hint="eastAsia"/>
+          <w:rtl/>
+        </w:rPr>
+        <w:t>و،</w:t>
+      </w:r>
+      <w:r>
+        <w:rPr>
+          <w:rtl/>
+        </w:rPr>
+        <w:t xml:space="preserve"> تعداد کم</w:t>
+      </w:r>
+      <w:r>
+        <w:rPr>
+          <w:rFonts w:hint="cs"/>
+          <w:rtl/>
+        </w:rPr>
+        <w:t>ی</w:t>
+      </w:r>
+      <w:r>
+        <w:rPr>
+          <w:rtl/>
+        </w:rPr>
+        <w:t xml:space="preserve"> داده برچسب‌دار به همراه حجم ز</w:t>
+      </w:r>
+      <w:r>
+        <w:rPr>
+          <w:rFonts w:hint="cs"/>
+          <w:rtl/>
+        </w:rPr>
+        <w:t>ی</w:t>
+      </w:r>
+      <w:r>
+        <w:rPr>
+          <w:rFonts w:hint="eastAsia"/>
+          <w:rtl/>
+        </w:rPr>
+        <w:t>اد</w:t>
+      </w:r>
+      <w:r>
+        <w:rPr>
+          <w:rFonts w:hint="cs"/>
+          <w:rtl/>
+        </w:rPr>
+        <w:t>ی</w:t>
+      </w:r>
+      <w:r>
+        <w:rPr>
+          <w:rtl/>
+        </w:rPr>
+        <w:t xml:space="preserve"> داده بدون برچسب از دامنه هدف در دسترس است.</w:t>
+      </w:r>
     </w:p>
     <w:p>
       <w:pPr>
@@ -31070,29 +32122,1443 @@
       </w:pPr>
       <w:r>
         <w:rPr>
+          <w:rtl/>
+        </w:rPr>
+        <w:t>۳. انطباق دامنه بدون نظارت</w:t>
+      </w:r>
+      <w:r>
+        <w:rPr>
+          <w:rStyle w:val="FootnoteReference"/>
+          <w:rtl/>
+        </w:rPr>
+        <w:footnoteReference w:id="20"/>
+      </w:r>
+      <w:r>
+        <w:rPr>
           <w:rFonts w:hint="cs"/>
           <w:rtl/>
         </w:rPr>
-        <w:t xml:space="preserve">غالب روش‌های ارائه شده </w:t>
+        <w:t xml:space="preserve"> یا </w:t>
+      </w:r>
+      <w:r>
+        <w:t>UDA</w:t>
+      </w:r>
+      <w:r>
+        <w:rPr>
+          <w:rtl/>
+        </w:rPr>
+        <w:t>: در ا</w:t>
+      </w:r>
+      <w:r>
+        <w:rPr>
+          <w:rFonts w:hint="cs"/>
+          <w:rtl/>
+        </w:rPr>
+        <w:t>ی</w:t>
+      </w:r>
+      <w:r>
+        <w:rPr>
+          <w:rFonts w:hint="eastAsia"/>
+          <w:rtl/>
+        </w:rPr>
+        <w:t>ن</w:t>
+      </w:r>
+      <w:r>
+        <w:rPr>
+          <w:rtl/>
+        </w:rPr>
+        <w:t xml:space="preserve"> روش، به داده‌ها</w:t>
+      </w:r>
+      <w:r>
+        <w:rPr>
+          <w:rFonts w:hint="cs"/>
+          <w:rtl/>
+        </w:rPr>
+        <w:t>ی</w:t>
+      </w:r>
+      <w:r>
+        <w:rPr>
+          <w:rtl/>
+        </w:rPr>
+        <w:t xml:space="preserve"> برچسب‌دار مبدأ و داده‌ها</w:t>
+      </w:r>
+      <w:r>
+        <w:rPr>
+          <w:rFonts w:hint="cs"/>
+          <w:rtl/>
+        </w:rPr>
+        <w:t>ی</w:t>
+      </w:r>
+      <w:r>
+        <w:rPr>
+          <w:rtl/>
+        </w:rPr>
+        <w:t xml:space="preserve"> بدون برچسب هدف به طور همزمان دسترس</w:t>
+      </w:r>
+      <w:r>
+        <w:rPr>
+          <w:rFonts w:hint="cs"/>
+          <w:rtl/>
+        </w:rPr>
+        <w:t>ی</w:t>
+      </w:r>
+      <w:r>
+        <w:rPr>
+          <w:rtl/>
+        </w:rPr>
+        <w:t xml:space="preserve"> وجود دارد.  دل</w:t>
+      </w:r>
+      <w:r>
+        <w:rPr>
+          <w:rFonts w:hint="cs"/>
+          <w:rtl/>
+        </w:rPr>
+        <w:t>ی</w:t>
+      </w:r>
+      <w:r>
+        <w:rPr>
+          <w:rFonts w:hint="eastAsia"/>
+          <w:rtl/>
+        </w:rPr>
+        <w:t>ل</w:t>
+      </w:r>
+      <w:r>
+        <w:rPr>
+          <w:rtl/>
+        </w:rPr>
+        <w:t xml:space="preserve"> استقبال گسترده از روش‌ها</w:t>
+      </w:r>
+      <w:r>
+        <w:rPr>
+          <w:rFonts w:hint="cs"/>
+          <w:rtl/>
+        </w:rPr>
+        <w:t>ی</w:t>
+      </w:r>
+      <w:r>
+        <w:rPr>
+          <w:rtl/>
+        </w:rPr>
+        <w:t xml:space="preserve"> بدون نظارت نسبت به روش‌ها</w:t>
+      </w:r>
+      <w:r>
+        <w:rPr>
+          <w:rFonts w:hint="cs"/>
+          <w:rtl/>
+        </w:rPr>
+        <w:t>ی</w:t>
+      </w:r>
+      <w:r>
+        <w:rPr>
+          <w:rtl/>
+        </w:rPr>
+        <w:t xml:space="preserve"> نظارت‌شده و ن</w:t>
+      </w:r>
+      <w:r>
+        <w:rPr>
+          <w:rFonts w:hint="cs"/>
+          <w:rtl/>
+        </w:rPr>
+        <w:t>ی</w:t>
+      </w:r>
+      <w:r>
+        <w:rPr>
+          <w:rFonts w:hint="eastAsia"/>
+          <w:rtl/>
+        </w:rPr>
+        <w:t>مه‌نظارت</w:t>
+      </w:r>
+      <w:r>
+        <w:rPr>
+          <w:rFonts w:hint="cs"/>
+          <w:rtl/>
+        </w:rPr>
+        <w:t>ی</w:t>
+      </w:r>
+      <w:r>
+        <w:rPr>
+          <w:rFonts w:hint="eastAsia"/>
+          <w:rtl/>
+        </w:rPr>
+        <w:t>،</w:t>
+      </w:r>
+      <w:r>
+        <w:rPr>
+          <w:rtl/>
+        </w:rPr>
+        <w:t xml:space="preserve"> هز</w:t>
+      </w:r>
+      <w:r>
+        <w:rPr>
+          <w:rFonts w:hint="cs"/>
+          <w:rtl/>
+        </w:rPr>
+        <w:t>ی</w:t>
+      </w:r>
+      <w:r>
+        <w:rPr>
+          <w:rFonts w:hint="eastAsia"/>
+          <w:rtl/>
+        </w:rPr>
+        <w:t>نه‌ها</w:t>
+      </w:r>
+      <w:r>
+        <w:rPr>
+          <w:rtl/>
+        </w:rPr>
+        <w:t xml:space="preserve"> و محدود</w:t>
+      </w:r>
+      <w:r>
+        <w:rPr>
+          <w:rFonts w:hint="cs"/>
+          <w:rtl/>
+        </w:rPr>
+        <w:t>ی</w:t>
+      </w:r>
+      <w:r>
+        <w:rPr>
+          <w:rFonts w:hint="eastAsia"/>
+          <w:rtl/>
+        </w:rPr>
+        <w:t>ت‌ها</w:t>
+      </w:r>
+      <w:r>
+        <w:rPr>
+          <w:rFonts w:hint="cs"/>
+          <w:rtl/>
+        </w:rPr>
+        <w:t>ی</w:t>
+      </w:r>
+      <w:r>
+        <w:rPr>
+          <w:rtl/>
+        </w:rPr>
+        <w:t xml:space="preserve"> </w:t>
+      </w:r>
+      <w:r>
+        <w:rPr>
+          <w:rFonts w:hint="eastAsia"/>
+          <w:rtl/>
+        </w:rPr>
+        <w:t>عمل</w:t>
+      </w:r>
+      <w:r>
+        <w:rPr>
+          <w:rFonts w:hint="cs"/>
+          <w:rtl/>
+        </w:rPr>
+        <w:t>ی</w:t>
+      </w:r>
+      <w:r>
+        <w:rPr>
+          <w:rFonts w:hint="eastAsia"/>
+          <w:rtl/>
+        </w:rPr>
+        <w:t>ات</w:t>
+      </w:r>
+      <w:r>
+        <w:rPr>
+          <w:rFonts w:hint="cs"/>
+          <w:rtl/>
+        </w:rPr>
+        <w:t>ی</w:t>
+      </w:r>
+      <w:r>
+        <w:rPr>
+          <w:rtl/>
+        </w:rPr>
+        <w:t xml:space="preserve"> است. فرآ</w:t>
+      </w:r>
+      <w:r>
+        <w:rPr>
+          <w:rFonts w:hint="cs"/>
+          <w:rtl/>
+        </w:rPr>
+        <w:t>ی</w:t>
+      </w:r>
+      <w:r>
+        <w:rPr>
+          <w:rFonts w:hint="eastAsia"/>
+          <w:rtl/>
+        </w:rPr>
+        <w:t>ند</w:t>
+      </w:r>
+      <w:r>
+        <w:rPr>
+          <w:rtl/>
+        </w:rPr>
+        <w:t xml:space="preserve"> جمع‌آور</w:t>
+      </w:r>
+      <w:r>
+        <w:rPr>
+          <w:rFonts w:hint="cs"/>
+          <w:rtl/>
+        </w:rPr>
+        <w:t>ی</w:t>
+      </w:r>
+      <w:r>
+        <w:rPr>
+          <w:rtl/>
+        </w:rPr>
+        <w:t xml:space="preserve"> و برچسب‌گذار</w:t>
+      </w:r>
+      <w:r>
+        <w:rPr>
+          <w:rFonts w:hint="cs"/>
+          <w:rtl/>
+        </w:rPr>
+        <w:t>ی</w:t>
+      </w:r>
+      <w:r>
+        <w:rPr>
+          <w:rtl/>
+        </w:rPr>
+        <w:t xml:space="preserve"> داده در مق</w:t>
+      </w:r>
+      <w:r>
+        <w:rPr>
+          <w:rFonts w:hint="cs"/>
+          <w:rtl/>
+        </w:rPr>
+        <w:t>ی</w:t>
+      </w:r>
+      <w:r>
+        <w:rPr>
+          <w:rFonts w:hint="eastAsia"/>
+          <w:rtl/>
+        </w:rPr>
+        <w:t>اس</w:t>
+      </w:r>
+      <w:r>
+        <w:rPr>
+          <w:rtl/>
+        </w:rPr>
+        <w:t xml:space="preserve"> بزرگ برا</w:t>
+      </w:r>
+      <w:r>
+        <w:rPr>
+          <w:rFonts w:hint="cs"/>
+          <w:rtl/>
+        </w:rPr>
+        <w:t>ی</w:t>
+      </w:r>
+      <w:r>
+        <w:rPr>
+          <w:rtl/>
+        </w:rPr>
+        <w:t xml:space="preserve"> هر مح</w:t>
+      </w:r>
+      <w:r>
+        <w:rPr>
+          <w:rFonts w:hint="cs"/>
+          <w:rtl/>
+        </w:rPr>
+        <w:t>ی</w:t>
+      </w:r>
+      <w:r>
+        <w:rPr>
+          <w:rFonts w:hint="eastAsia"/>
+          <w:rtl/>
+        </w:rPr>
+        <w:t>ط</w:t>
+      </w:r>
+      <w:r>
+        <w:rPr>
+          <w:rtl/>
+        </w:rPr>
+        <w:t xml:space="preserve"> جد</w:t>
+      </w:r>
+      <w:r>
+        <w:rPr>
+          <w:rFonts w:hint="cs"/>
+          <w:rtl/>
+        </w:rPr>
+        <w:t>ی</w:t>
+      </w:r>
+      <w:r>
+        <w:rPr>
+          <w:rFonts w:hint="eastAsia"/>
+          <w:rtl/>
+        </w:rPr>
+        <w:t>د،</w:t>
+      </w:r>
+      <w:r>
+        <w:rPr>
+          <w:rtl/>
+        </w:rPr>
+        <w:t xml:space="preserve"> غالباً دشوار، پرهز</w:t>
+      </w:r>
+      <w:r>
+        <w:rPr>
+          <w:rFonts w:hint="cs"/>
+          <w:rtl/>
+        </w:rPr>
+        <w:t>ی</w:t>
+      </w:r>
+      <w:r>
+        <w:rPr>
+          <w:rFonts w:hint="eastAsia"/>
+          <w:rtl/>
+        </w:rPr>
+        <w:t>نه</w:t>
+      </w:r>
+      <w:r>
+        <w:rPr>
+          <w:rtl/>
+        </w:rPr>
+        <w:t xml:space="preserve"> و گاه</w:t>
+      </w:r>
+      <w:r>
+        <w:rPr>
+          <w:rFonts w:hint="cs"/>
+          <w:rtl/>
+        </w:rPr>
+        <w:t>ی</w:t>
+      </w:r>
+      <w:r>
+        <w:rPr>
+          <w:rtl/>
+        </w:rPr>
+        <w:t xml:space="preserve"> غ</w:t>
+      </w:r>
+      <w:r>
+        <w:rPr>
+          <w:rFonts w:hint="cs"/>
+          <w:rtl/>
+        </w:rPr>
+        <w:t>ی</w:t>
+      </w:r>
+      <w:r>
+        <w:rPr>
+          <w:rFonts w:hint="eastAsia"/>
+          <w:rtl/>
+        </w:rPr>
+        <w:t>رممکن</w:t>
+      </w:r>
+      <w:r>
+        <w:rPr>
+          <w:rtl/>
+        </w:rPr>
+        <w:t xml:space="preserve"> است. رو</w:t>
+      </w:r>
+      <w:r>
+        <w:rPr>
+          <w:rFonts w:hint="cs"/>
+          <w:rtl/>
+        </w:rPr>
+        <w:t>ی</w:t>
+      </w:r>
+      <w:r>
+        <w:rPr>
+          <w:rFonts w:hint="eastAsia"/>
+          <w:rtl/>
+        </w:rPr>
+        <w:t>کردها</w:t>
+      </w:r>
+      <w:r>
+        <w:rPr>
+          <w:rFonts w:hint="cs"/>
+          <w:rtl/>
+        </w:rPr>
+        <w:t>ی</w:t>
+      </w:r>
+      <w:r>
+        <w:rPr>
+          <w:rtl/>
+        </w:rPr>
+        <w:t xml:space="preserve"> </w:t>
+      </w:r>
+      <w:commentRangeStart w:id="14"/>
+      <w:r>
+        <w:t>UDA</w:t>
+      </w:r>
+      <w:r>
+        <w:rPr>
+          <w:rtl/>
+        </w:rPr>
+        <w:t xml:space="preserve"> </w:t>
+      </w:r>
+      <w:commentRangeEnd w:id="14"/>
+      <w:r>
+        <w:rPr>
+          <w:rStyle w:val="CommentReference"/>
+          <w:sz w:val="24"/>
+          <w:szCs w:val="28"/>
+          <w:rtl/>
+        </w:rPr>
+        <w:commentReference w:id="14"/>
+      </w:r>
+      <w:r>
+        <w:rPr>
+          <w:rtl/>
+        </w:rPr>
+        <w:t xml:space="preserve">به عنوان </w:t>
+      </w:r>
+      <w:r>
+        <w:rPr>
+          <w:rFonts w:hint="cs"/>
+          <w:rtl/>
+        </w:rPr>
+        <w:t>ی</w:t>
+      </w:r>
+      <w:r>
+        <w:rPr>
+          <w:rFonts w:hint="eastAsia"/>
+          <w:rtl/>
+        </w:rPr>
+        <w:t>ک</w:t>
+      </w:r>
+      <w:r>
+        <w:rPr>
+          <w:rtl/>
+        </w:rPr>
+        <w:t xml:space="preserve"> راه‌حل منطق</w:t>
+      </w:r>
+      <w:r>
+        <w:rPr>
+          <w:rFonts w:hint="cs"/>
+          <w:rtl/>
+        </w:rPr>
+        <w:t>ی‌</w:t>
+      </w:r>
+      <w:r>
+        <w:rPr>
+          <w:rFonts w:hint="eastAsia"/>
+          <w:rtl/>
+        </w:rPr>
+        <w:t>تر</w:t>
+      </w:r>
+      <w:r>
+        <w:rPr>
+          <w:rtl/>
+        </w:rPr>
+        <w:t xml:space="preserve"> برا</w:t>
+      </w:r>
+      <w:r>
+        <w:rPr>
+          <w:rFonts w:hint="cs"/>
+          <w:rtl/>
+        </w:rPr>
+        <w:t>ی</w:t>
+      </w:r>
+      <w:r>
+        <w:rPr>
+          <w:rtl/>
+        </w:rPr>
+        <w:t xml:space="preserve"> انتقال دانش در شرا</w:t>
+      </w:r>
+      <w:r>
+        <w:rPr>
+          <w:rFonts w:hint="cs"/>
+          <w:rtl/>
+        </w:rPr>
+        <w:t>ی</w:t>
+      </w:r>
+      <w:r>
+        <w:rPr>
+          <w:rFonts w:hint="eastAsia"/>
+          <w:rtl/>
+        </w:rPr>
+        <w:t>ط</w:t>
+      </w:r>
+      <w:r>
+        <w:rPr>
+          <w:rtl/>
+        </w:rPr>
+        <w:t xml:space="preserve"> کمبود برچسب معرف</w:t>
+      </w:r>
+      <w:r>
+        <w:rPr>
+          <w:rFonts w:hint="cs"/>
+          <w:rtl/>
+        </w:rPr>
+        <w:t>ی</w:t>
+      </w:r>
+      <w:r>
+        <w:rPr>
+          <w:rtl/>
+        </w:rPr>
+        <w:t xml:space="preserve"> شده‌اند.  </w:t>
       </w:r>
     </w:p>
     <w:p>
       <w:r>
         <w:rPr>
+          <w:rtl/>
+        </w:rPr>
+        <w:t xml:space="preserve">با وجود موفقیت‌های چشمگیر </w:t>
+      </w:r>
+      <w:r>
+        <w:t>UDA</w:t>
+      </w:r>
+      <w:r>
+        <w:rPr>
+          <w:rtl/>
+        </w:rPr>
+        <w:t>، این روش‌ها به صورت پیش‌فرض نیازمند آن هستند که دسترسی به داده‌های مبدأ و هدف به صورت همزمان در طول فرآیند انطباق امکان‌پذیر باشد. این پیش‌فرض در بسیاری از کاربردهای دنیای واقعی، مانند حوزه‌های حساس به حریم خصوصی نظیر تصویربرداری پزشکی</w:t>
+      </w:r>
+      <w:r>
+        <w:rPr>
           <w:rFonts w:hint="cs"/>
           <w:rtl/>
         </w:rPr>
-        <w:t>...</w:t>
+        <w:t>، داده های محرمانه</w:t>
+      </w:r>
+      <w:r>
+        <w:rPr>
+          <w:rtl/>
+        </w:rPr>
+        <w:t xml:space="preserve"> که در آن‌ها داده‌های مبدأ قابل اشتراک‌گذاری نیستند، غیرعملی است</w:t>
+      </w:r>
+      <w:r>
+        <w:rPr>
+          <w:rFonts w:hint="cs"/>
+          <w:rtl/>
+        </w:rPr>
+        <w:t xml:space="preserve"> </w:t>
+      </w:r>
+      <w:r>
+        <w:rPr>
+          <w:rtl/>
+        </w:rPr>
+        <w:fldChar w:fldCharType="begin"/>
+      </w:r>
+      <w:r>
+        <w:rPr>
+          <w:rtl/>
+        </w:rPr>
+        <w:instrText xml:space="preserve"> </w:instrText>
+      </w:r>
+      <w:r>
+        <w:instrText>ADDIN ZOTERO_ITEM CSL_CITATION {"citationID":"HZx40YBo","properties":{"unsorted":false,"formattedCitation":"[4]","plainCitation":"[4]","noteIndex":0},"citationItems":[{"id":5423,"uris":["http://zotero.org/users/18369786/items/UC9BMDYF"],"itemData":{"id</w:instrText>
+      </w:r>
+      <w:r>
+        <w:rPr>
+          <w:rtl/>
+        </w:rPr>
+        <w:instrText>":5423,"</w:instrText>
+      </w:r>
+      <w:r>
+        <w:instrText>type":"article-journal","abstract":"The automatic detection of polyps across colonoscopy and Wireless Capsule Endoscopy (WCE) datasets is crucial for early diagnosis and curation of colorectal cancer. Existing deep learning approaches either require</w:instrText>
+      </w:r>
+      <w:r>
+        <w:rPr>
+          <w:rtl/>
+        </w:rPr>
+        <w:instrText xml:space="preserve"> </w:instrText>
+      </w:r>
+      <w:r>
+        <w:instrText>mass training data collected from multiple sites or use unsupervised domain adaptation (UDA) technique with labeled source data. However, these methods are not applicable when the data is not accessible due to privacy concerns or data storage limitations</w:instrText>
+      </w:r>
+      <w:r>
+        <w:rPr>
+          <w:rtl/>
+        </w:rPr>
+        <w:instrText xml:space="preserve">. </w:instrText>
+      </w:r>
+      <w:r>
+        <w:instrText>Aiming to achieve source-free domain adaptive polyp detection, we propose a consistency based model that utilizes Source Model as Proxy Teacher (SMPT) with only a transferable pretrained model and unlabeled target data. SMPT first transfers the stored domain-invariant knowledge in the pretrained source model to the target model via Source Knowledge Distillation (SKD), then uses Proxy Teacher Rectification (PTR) to rectify the source model with temporal ensemble of the target model. Moreover, to alleviate the biased knowledge caused by domain gaps, we propose Uncertainty-Guided Online Bootstrapping (UGOB) to adaptively assign weights for each target image regarding their uncertainty. In addition, we design Source Style Diversification Flow (SSDF) that gradually generates diverse style images and relaxes style-sensitive channels based on source and target information to enhance the robustness of the model towards style variation. The capacities of SMPT and SSDF are further boosted with iterative optimization, constructing a stronger framework SMPT++ for cross-domain polyp detection. Extensive experiments are conducted on five distinct polyp datasets under two types of cross-domain settings. Our proposed method shows the state-of-the-art performance and even outperforms previous UDA approaches that require the source data by a large margin. The source code is available at github.com/CityU-AIM-Group/SFPolypDA.","container-title":"IEEE Transactions on Medical Imaging","DOI":"10.1109/TMI.2022.3150435","ISSN</w:instrText>
+      </w:r>
+      <w:r>
+        <w:rPr>
+          <w:rtl/>
+        </w:rPr>
+        <w:instrText>":"1558-254</w:instrText>
+      </w:r>
+      <w:r>
+        <w:instrText>X","issue":"7","page":"1897-1908","source":"IEEE Xplore","title":"A Source-Free Domain Adaptive Polyp Detection Framework With Style Diversification Flow","volume":"41","author":[{"family":"Liu","given":"Xinyu"},{"family":"Yuan","given":"Yixuan</w:instrText>
+      </w:r>
+      <w:r>
+        <w:rPr>
+          <w:rtl/>
+        </w:rPr>
+        <w:instrText>"}],"</w:instrText>
+      </w:r>
+      <w:r>
+        <w:instrText>issued":{"date-parts":[["2022",7]]}}}],"schema":"https://github.com/citation-style-language/schema/raw/master/csl-citation.json</w:instrText>
+      </w:r>
+      <w:r>
+        <w:rPr>
+          <w:rtl/>
+        </w:rPr>
+        <w:instrText xml:space="preserve">"} </w:instrText>
+      </w:r>
+      <w:r>
+        <w:rPr>
+          <w:rtl/>
+        </w:rPr>
+        <w:fldChar w:fldCharType="separate"/>
+      </w:r>
+      <w:r>
+        <w:rPr>
+          <w:rFonts w:cs="Times New Roman"/>
+        </w:rPr>
+        <w:t>[4]</w:t>
+      </w:r>
+      <w:r>
+        <w:rPr>
+          <w:rtl/>
+        </w:rPr>
+        <w:fldChar w:fldCharType="end"/>
+      </w:r>
+      <w:r>
+        <w:rPr>
+          <w:rFonts w:hint="cs"/>
+          <w:rtl/>
+        </w:rPr>
+        <w:t xml:space="preserve">. </w:t>
+      </w:r>
+      <w:r>
+        <w:rPr>
+          <w:rtl/>
+        </w:rPr>
+        <w:t>علاوه بر این، انتقال مجموعه داده‌های عظیم مبدأ برای انطباق روی دستگاه‌هایی با منابع محدود نیز به لحاظ محاسباتی و ذخیره‌سازی پرهزینه است. به منظور رفع این موانع، رویکرد انطباق دامنه بدون منبع</w:t>
+      </w:r>
+      <w:r>
+        <w:rPr>
+          <w:rStyle w:val="FootnoteReference"/>
+          <w:rtl/>
+        </w:rPr>
+        <w:footnoteReference w:id="21"/>
+      </w:r>
+      <w:r>
+        <w:rPr>
+          <w:rtl/>
+        </w:rPr>
+        <w:t xml:space="preserve"> توسعه یافته است که در آن، فرآیند انطباق تنها با استفاده از مدل از پیش آموزش‌دیده روی مبدأ و داده‌های بدون برچسب هدف انجام می‌شود</w:t>
+      </w:r>
+      <w:r>
+        <w:rPr>
+          <w:rFonts w:hint="cs"/>
+          <w:rtl/>
+        </w:rPr>
+        <w:t xml:space="preserve"> </w:t>
+      </w:r>
+      <w:r>
+        <w:rPr>
+          <w:rtl/>
+        </w:rPr>
+        <w:fldChar w:fldCharType="begin"/>
+      </w:r>
+      <w:r>
+        <w:rPr>
+          <w:rtl/>
+        </w:rPr>
+        <w:instrText xml:space="preserve"> </w:instrText>
+      </w:r>
+      <w:r>
+        <w:instrText>ADDIN ZOTERO_ITEM CSL_CITATION {"citationID":"Y2AnWDKM","properties":{"unsorted":false,"formattedCitation":"[5]","plainCitation":"[5]","noteIndex":0},"citationItems":[{"id":5425,"uris":["http://zotero.org/users/18369786/items/DL84IYZ6"],"itemData":{"id</w:instrText>
+      </w:r>
+      <w:r>
+        <w:rPr>
+          <w:rtl/>
+        </w:rPr>
+        <w:instrText>":5425,"</w:instrText>
+      </w:r>
+      <w:r>
+        <w:instrText>type":"paper-conference","abstract":"Unsupervised domain adaptation (UDA) aims to leverage the knowledge learned from a labeled source dataset to solve similar tasks in a new unlabeled domain. Prior UDA methods typically require to access the source</w:instrText>
+      </w:r>
+      <w:r>
+        <w:rPr>
+          <w:rtl/>
+        </w:rPr>
+        <w:instrText xml:space="preserve"> </w:instrText>
+      </w:r>
+      <w:r>
+        <w:instrText>data when learning to adapt the model, making them risky and inefficient for decentralized private data. This work tackles a practical setting where only a trained source model is available and investigates how we can effectively utilize such a model without source data to solve UDA problems. We propose a simple yet generic representation learning framework, named \\emph{Source HypOthesis Transfer} (SHOT). SHOT freezes the classifier module (hypothesis) of the source model and learns the target-specific</w:instrText>
+      </w:r>
+      <w:r>
+        <w:rPr>
+          <w:rtl/>
+        </w:rPr>
+        <w:instrText xml:space="preserve"> </w:instrText>
+      </w:r>
+      <w:r>
+        <w:instrText>feature extraction module by exploiting both information maximization and self-supervised pseudo-labeling to implicitly align representations from the target domains to the source hypothesis. To verify its versatility, we evaluate SHOT in a variety of adaptation cases including closed-set, partial-set, and open-set domain adaptation. Experiments indicate that SHOT yields state-of-the-art results among multiple domain adaptation benchmarks.","container-title":"Proceedings of the 37th International Conference on Machine Learning","event-title":"International Conference on Machine Learning","ISSN":"2640-3498","language":"en","page":"6028-6039","publisher":"PMLR","source":"proceedings.mlr.press","title":"Do We Really Need to Access the Source Data? Source Hypothesis Transfer for Unsupervised Domain Adaptation","title-short":"Do We Really Need to Access the Source Data?","URL":"https://proceedings.mlr.press/v119/liang20a.html","author":[{"family":"Liang","given":"Jian"},{"family":"Hu","given":"Dapeng"},{"family":"Feng","given":"Jiashi"}],"accessed":{"date-parts":[["2026",7,29]]},"issued":{"date-parts":[["2020",11,21]]}}}],"schema":"https://github.com/citation-style-language/schema/raw/master/csl-citation.json</w:instrText>
+      </w:r>
+      <w:r>
+        <w:rPr>
+          <w:rtl/>
+        </w:rPr>
+        <w:instrText xml:space="preserve">"} </w:instrText>
+      </w:r>
+      <w:r>
+        <w:rPr>
+          <w:rtl/>
+        </w:rPr>
+        <w:fldChar w:fldCharType="separate"/>
+      </w:r>
+      <w:r>
+        <w:rPr>
+          <w:rFonts w:cs="Times New Roman"/>
+        </w:rPr>
+        <w:t>[5]</w:t>
+      </w:r>
+      <w:r>
+        <w:rPr>
+          <w:rtl/>
+        </w:rPr>
+        <w:fldChar w:fldCharType="end"/>
+      </w:r>
+      <w:r>
+        <w:rPr>
+          <w:rtl/>
+        </w:rPr>
+        <w:t>.</w:t>
       </w:r>
     </w:p>
     <w:p>
       <w:pPr>
+        <w:rPr>
+          <w:rtl/>
+        </w:rPr>
+      </w:pPr>
+      <w:r>
+        <w:rPr>
+          <w:rtl/>
+        </w:rPr>
+        <w:t>در نهایت، در بسیاری از کاربردهای مدرن و پویای بینایی ماشین، دسترسی به کل مجموعه داده هدف به صورت یکجا و آفلاین امکان‌پذیر نیست و داده‌ها به صورت جریانی</w:t>
+      </w:r>
+      <w:r>
+        <w:t xml:space="preserve"> </w:t>
+      </w:r>
+      <w:r>
+        <w:rPr>
+          <w:rFonts w:hint="cs"/>
+          <w:rtl/>
+        </w:rPr>
+        <w:t>از داده</w:t>
+      </w:r>
+      <w:r>
+        <w:t xml:space="preserve"> </w:t>
+      </w:r>
+      <w:r>
+        <w:rPr>
+          <w:rtl/>
+        </w:rPr>
+        <w:t>دریافت می‌شوند</w:t>
+      </w:r>
+      <w:r>
+        <w:rPr>
+          <w:rFonts w:hint="cs"/>
+          <w:rtl/>
+        </w:rPr>
+        <w:t xml:space="preserve">. </w:t>
+      </w:r>
+      <w:r>
+        <w:rPr>
+          <w:rtl/>
+        </w:rPr>
+        <w:t>برای پاسخ به این چالش، انطباق آنلاین در زمان آزمون</w:t>
+      </w:r>
+      <w:r>
+        <w:t xml:space="preserve"> </w:t>
+      </w:r>
+      <w:r>
+        <w:rPr>
+          <w:rtl/>
+        </w:rPr>
+        <w:t>که به اختصار</w:t>
+      </w:r>
+      <w:r>
+        <w:t xml:space="preserve"> OTTA </w:t>
+      </w:r>
+      <w:r>
+        <w:rPr>
+          <w:rtl/>
+        </w:rPr>
+        <w:t>نامیده می‌شود، توسعه یافته است</w:t>
+      </w:r>
+      <w:r>
+        <w:rPr>
+          <w:rFonts w:hint="cs"/>
+          <w:rtl/>
+        </w:rPr>
+        <w:t xml:space="preserve"> </w:t>
+      </w:r>
+      <w:r>
+        <w:fldChar w:fldCharType="begin"/>
+      </w:r>
+      <w:r>
+        <w:instrText xml:space="preserve"> ADDIN ZOTERO_ITEM CSL_CITATION {"citationID":"A4TEi3Ri","properties":{"unsorted":false,"formattedCitation":"[6]","plainCitation":"[6]","noteIndex":0},"citationItems":[{"id":5426,"uris":["http://zotero.org/users/18369786/items/KVUR4YV2"],"itemData":{"id":5426,"type":"article","abstract":"A model must adapt itself to generalize to new and different data during testing. In this setting of fully test-time adaptation the model has only the test data and its own parameters. We propose to adapt by test entropy minimization (tent): we optimize the model for confidence as measured by the entropy of its predictions. Our method estimates normalization statistics and optimizes channel-wise affine transformations to update online on each batch. Tent reduces generalization error for image classification on corrupted ImageNet and CIFAR-10/100 and reaches a new state-of-the-art error on ImageNet-C. Tent handles source-free domain adaptation on digit recognition from SVHN to MNIST/MNIST-M/USPS, on semantic segmentation from GTA to Cityscapes, and on the VisDA-C benchmark. These results are achieved in one epoch of test-time optimization without altering training.","DOI":"10.48550/arXiv.2006.10726","note":"arXiv:2006.10726 [cs.LG]","number":"arXiv:2006.10726","publisher":"arXiv","source":"arXiv.org","title":"Tent: Fully Test-time Adaptation by Entropy Minimization","title-short":"Tent","URL":"http://arxiv.org/abs/2006.10726","author":[{"family":"Wang","given":"Dequan"},{"family":"Shelhamer","given":"Evan"},{"family":"Liu","given":"Shaoteng"},{"family":"Olshausen","given":"Bruno"},{"family":"Darrell","given":"Trevor"}],"accessed":{"date-parts":[["2026",7,29]]},"issued":{"date-parts":[["2021",3,18]]}}}],"schema":"https://github.com/citation-style-language/schema/raw/master/csl-citation.json"} </w:instrText>
+      </w:r>
+      <w:r>
+        <w:fldChar w:fldCharType="separate"/>
+      </w:r>
+      <w:r>
+        <w:rPr>
+          <w:rFonts w:cs="Times New Roman"/>
+        </w:rPr>
+        <w:t>[6]</w:t>
+      </w:r>
+      <w:r>
+        <w:fldChar w:fldCharType="end"/>
+      </w:r>
+      <w:r>
+        <w:rPr>
+          <w:rFonts w:hint="cs"/>
+          <w:rtl/>
+        </w:rPr>
+        <w:t xml:space="preserve">. </w:t>
+      </w:r>
+      <w:r>
+        <w:rPr>
+          <w:rtl/>
+        </w:rPr>
+        <w:t>در این چارچوب، دسته‌های کوچک داده</w:t>
+      </w:r>
+      <w:r>
+        <w:t xml:space="preserve"> </w:t>
+      </w:r>
+      <w:commentRangeStart w:id="15"/>
+      <w:r>
+        <w:t xml:space="preserve">(Mini-batches) </w:t>
+      </w:r>
+      <w:commentRangeEnd w:id="15"/>
+      <w:r>
+        <w:rPr>
+          <w:rStyle w:val="CommentReference"/>
+          <w:sz w:val="24"/>
+          <w:szCs w:val="28"/>
+          <w:rtl/>
+        </w:rPr>
+        <w:commentReference w:id="15"/>
+      </w:r>
+      <w:r>
+        <w:rPr>
+          <w:rtl/>
+        </w:rPr>
+        <w:t>به صورت متوالی وارد سیستم می‌شوند و هر دسته تنها یک بار قابل مشاهده است</w:t>
+      </w:r>
+      <w:r>
+        <w:rPr>
+          <w:rFonts w:hint="cs"/>
+          <w:rtl/>
+        </w:rPr>
+        <w:t xml:space="preserve">. </w:t>
+      </w:r>
+      <w:r>
+        <w:rPr>
+          <w:rtl/>
+        </w:rPr>
+        <w:t>رویکرد</w:t>
+      </w:r>
+      <w:r>
+        <w:t xml:space="preserve"> OTTA </w:t>
+      </w:r>
+      <w:r>
+        <w:rPr>
+          <w:rtl/>
+        </w:rPr>
+        <w:t>با استفاده مجدد و انباشت دانشی که از دسته‌های قبلی آموخته شده است، به پردازش دسته‌های فعلی کمک می‌کند و تطبیق‌پذیری مدل را در لحظه تضمین می‌نماید</w:t>
+      </w:r>
+      <w:r>
+        <w:t>.</w:t>
+      </w:r>
+    </w:p>
+    <w:p>
+      <w:pPr>
         <w:pStyle w:val="Heading2"/>
         <w:rPr>
           <w:rtl/>
         </w:rPr>
       </w:pPr>
-      <w:bookmarkStart w:id="12" w:name="_Toc32227739"/>
+      <w:bookmarkStart w:id="16" w:name="_Toc32227738"/>
+      <w:bookmarkEnd w:id="10"/>
+      <w:r>
+        <w:rPr>
+          <w:rFonts w:hint="cs"/>
+          <w:rtl/>
+        </w:rPr>
+        <w:lastRenderedPageBreak/>
+        <w:t>ضرورت انجام پژوهش</w:t>
+      </w:r>
+      <w:bookmarkEnd w:id="16"/>
+    </w:p>
+    <w:p>
+      <w:pPr>
+        <w:rPr>
+          <w:rtl/>
+        </w:rPr>
+      </w:pPr>
+      <w:r>
+        <w:rPr>
+          <w:rtl/>
+        </w:rPr>
+        <w:t>روش‌های سنتی یادگیری ماشین معمولاً بر این فرض استوارند که داده‌های آموزش و آزمون به طور مستقل و یکسان از یک توزیع نمونه‌برداری شده‌اند. با این حال، هنگامی که این مدل‌ها در محیط‌های واقعی مستقر می‌شوند، توزیع داده‌های آزمون اغلب با داده‌های آموزش تفاوت دارد که این مسئله منجر به افت شدید عملکرد سیستم می‌گردد</w:t>
+      </w:r>
+      <w:r>
+        <w:rPr>
+          <w:rFonts w:hint="cs"/>
+          <w:rtl/>
+        </w:rPr>
+        <w:t xml:space="preserve">. </w:t>
+      </w:r>
+      <w:r>
+        <w:rPr>
+          <w:rtl/>
+        </w:rPr>
+        <w:t>این چالش که به عنوان تغییرات توزیع  شناخته می‌شود، در کاربردهای بینایی ماشین مانند تشخیص شیء بسیار شایع است؛ به عنوان مثال می‌توان به تغییرات ناشی از استفاده از دوربین‌های مختلف در محیط واقعی</w:t>
+      </w:r>
+      <w:r>
+        <w:rPr>
+          <w:rFonts w:hint="cs"/>
+          <w:rtl/>
+        </w:rPr>
+        <w:t xml:space="preserve"> </w:t>
+      </w:r>
+      <w:r>
+        <w:rPr>
+          <w:rtl/>
+        </w:rPr>
+        <w:fldChar w:fldCharType="begin"/>
+      </w:r>
+      <w:r>
+        <w:rPr>
+          <w:rtl/>
+        </w:rPr>
+        <w:instrText xml:space="preserve"> </w:instrText>
+      </w:r>
+      <w:r>
+        <w:instrText>ADDIN ZOTERO_ITEM CSL_CITATION {"citationID":"9w6DH6Oi","properties":{"unsorted":false,"formattedCitation":"[7]","plainCitation":"[7]","noteIndex":0},"citationItems":[{"id":5432,"uris":["http://zotero.org/users/18369786/items/8PRWQ9SN"],"itemData":{"id</w:instrText>
+      </w:r>
+      <w:r>
+        <w:rPr>
+          <w:rtl/>
+        </w:rPr>
+        <w:instrText>":5432,"</w:instrText>
+      </w:r>
+      <w:r>
+        <w:instrText>type":"paper-conference","abstract":"Domain adaptation is an important emerging topic in computer vision. In this paper, we present one of the first studies of domain shift in the context of object recognition. We introduce a method that adapts object models acquired in a particular visual domain to new imaging conditions by learning a transformation that minimizes the effect of domain-induced changes in the feature distribution. The transformation is learned in a supervised manner and can be applied to categories for which there are no labeled examples in the new domain. While we focus our evaluation on object recognition tasks, the transform-based adaptation technique we develop is general and could be applied to non-image data. Another contribution is a new multi-domain object database, freely available for download. We experimentally demonstrate the ability of our method to improve recognition on categories with few or no target domain labels and moderate to large changes in the imaging conditions.","container-title":"Computer Vision – ECCV 2010","DOI":"10.1007/978-3-642-15561-1_16","ISBN":"978-3-642-15561-1","language":"en","page":"213-226","publisher":"Springer","publisher-place":"Berlin, Heidelberg","source":"Springer Link","title":"Adapting</w:instrText>
+      </w:r>
+      <w:r>
+        <w:rPr>
+          <w:rtl/>
+        </w:rPr>
+        <w:instrText xml:space="preserve"> </w:instrText>
+      </w:r>
+      <w:r>
+        <w:instrText>Visual Category Models to New Domains","author":[{"family":"Saenko","given":"Kate"},{"family":"Kulis","given":"Brian"},{"family":"Fritz","given":"Mario"},{"family":"Darrell","given":"Trevor"}],"editor":[{"family":"Daniilidis","given":"Kostas"},{"family</w:instrText>
+      </w:r>
+      <w:r>
+        <w:rPr>
+          <w:rtl/>
+        </w:rPr>
+        <w:instrText>":"</w:instrText>
+      </w:r>
+      <w:r>
+        <w:instrText>Maragos","given":"Petros"},{"family":"Paragios","given":"Nikos"}],"issued":{"date-parts":[["2010"]]}}}],"schema":"https://github.com/citation-style-language/schema/raw/master/csl-citation.json</w:instrText>
+      </w:r>
+      <w:r>
+        <w:rPr>
+          <w:rtl/>
+        </w:rPr>
+        <w:instrText xml:space="preserve">"} </w:instrText>
+      </w:r>
+      <w:r>
+        <w:rPr>
+          <w:rtl/>
+        </w:rPr>
+        <w:fldChar w:fldCharType="separate"/>
+      </w:r>
+      <w:r>
+        <w:rPr>
+          <w:rFonts w:cs="Times New Roman"/>
+        </w:rPr>
+        <w:t>[7]</w:t>
+      </w:r>
+      <w:r>
+        <w:rPr>
+          <w:rtl/>
+        </w:rPr>
+        <w:fldChar w:fldCharType="end"/>
+      </w:r>
+      <w:r>
+        <w:rPr>
+          <w:rFonts w:hint="cs"/>
+          <w:rtl/>
+        </w:rPr>
+        <w:t xml:space="preserve">، </w:t>
+      </w:r>
+      <w:r>
+        <w:rPr>
+          <w:rtl/>
+        </w:rPr>
+        <w:t>تغییرات مناظر جاده‌ای در شهرهای مختلف</w:t>
+      </w:r>
+      <w:r>
+        <w:rPr>
+          <w:rFonts w:hint="cs"/>
+          <w:rtl/>
+        </w:rPr>
+        <w:t xml:space="preserve"> </w:t>
+      </w:r>
+      <w:r>
+        <w:rPr>
+          <w:rtl/>
+        </w:rPr>
+        <w:fldChar w:fldCharType="begin"/>
+      </w:r>
+      <w:r>
+        <w:rPr>
+          <w:rtl/>
+        </w:rPr>
+        <w:instrText xml:space="preserve"> </w:instrText>
+      </w:r>
+      <w:r>
+        <w:instrText>ADDIN ZOTERO_ITEM CSL_CITATION {"citationID":"QD6wfA9y","properties":{"unsorted":false,"formattedCitation":"[8]","plainCitation":"[8]","noteIndex":0},"citationItems":[{"id":5434,"uris":["http://zotero.org/users/18369786/items/78RYIAG5"],"itemData":{"id</w:instrText>
+      </w:r>
+      <w:r>
+        <w:rPr>
+          <w:rtl/>
+        </w:rPr>
+        <w:instrText>":5434,"</w:instrText>
+      </w:r>
+      <w:r>
+        <w:instrText>type":"paper-conference","abstract":"Despite the recent success of deep-learning based semantic segmentation, deploying a pre-trained road scene segmenter to a city whose images are not presented in the training set would not achieve satisfactory performance due to dataset biases. Instead of collecting a large number of annotated images of each city of interest to train or refine the segmenter, we propose an unsupervised learning approach to adapt road scene segmenters across different cities. By utilizing Google Street View and its time-machine feature, we can collect unannotated images for each road scene at different times, so that the associated static-object priors can be extracted accordingly. By advancing a joint global and class-specific domain adversarial learning framework, adaptation of pre-trained segmenters to that city can be achieved without the need of any user annotation or interaction. We show that our method improves the performance of semantic segmentation in multiple cities across continents, while it performs favorably against state-of-the-art approaches requiring annotated training data.","container-title":"2017 IEEE International Conference on Computer Vision (ICCV)","DOI":"10.1109/ICCV.2017.220","event-title":"2017 IEEE International Conference on Computer Vision (ICCV)","ISSN":"2380-7504","note":"ISSN: 2380-7504","page":"2011-2020","source":"IEEE Xplore","title":"No More Discrimination: Cross City Adaptation of Road Scene Segmenters","title-short":"No More Discrimination</w:instrText>
+      </w:r>
+      <w:r>
+        <w:rPr>
+          <w:rtl/>
+        </w:rPr>
+        <w:instrText>","</w:instrText>
+      </w:r>
+      <w:r>
+        <w:instrText>URL":"https://ieeexplore.ieee.org/document/8237482","author":[{"family":"Chen","given":"Yi-Hsin"},{"family":"Chen","given":"Wei-Yu"},{"family":"Chen","given":"Yu-Ting"},{"family":"Tsai","given":"Bo-Cheng"},{"family":"Wang","given":"Yu-Chiang Frank"},{"family":"Sun","given":"Min"}],"accessed":{"date-parts":[["2026",7,29]]},"issued":{"date-parts":[["2017",10]]}}}],"schema":"https://github.com/citation-style-language/schema/raw/master/csl-citation.json</w:instrText>
+      </w:r>
+      <w:r>
+        <w:rPr>
+          <w:rtl/>
+        </w:rPr>
+        <w:instrText xml:space="preserve">"} </w:instrText>
+      </w:r>
+      <w:r>
+        <w:rPr>
+          <w:rtl/>
+        </w:rPr>
+        <w:fldChar w:fldCharType="separate"/>
+      </w:r>
+      <w:r>
+        <w:rPr>
+          <w:rFonts w:cs="Times New Roman"/>
+        </w:rPr>
+        <w:t>[8]</w:t>
+      </w:r>
+      <w:r>
+        <w:rPr>
+          <w:rtl/>
+        </w:rPr>
+        <w:fldChar w:fldCharType="end"/>
+      </w:r>
+      <w:r>
+        <w:rPr>
+          <w:rtl/>
+        </w:rPr>
+        <w:t xml:space="preserve"> و تفاوت دستگاه‌های تصویربرداری اشاره کرد</w:t>
+      </w:r>
+      <w:r>
+        <w:rPr>
+          <w:rFonts w:hint="cs"/>
+          <w:rtl/>
+        </w:rPr>
+        <w:t xml:space="preserve"> </w:t>
+      </w:r>
+      <w:r>
+        <w:rPr>
+          <w:rtl/>
+        </w:rPr>
+        <w:fldChar w:fldCharType="begin"/>
+      </w:r>
+      <w:r>
+        <w:rPr>
+          <w:rtl/>
+        </w:rPr>
+        <w:instrText xml:space="preserve"> </w:instrText>
+      </w:r>
+      <w:r>
+        <w:instrText>ADDIN ZOTERO_ITEM CSL_CITATION {"citationID":"bjIvnxad","properties":{"unsorted":false,"formattedCitation":"[4]","plainCitation":"[4]","noteIndex":0},"citationItems":[{"id":5423,"uris":["http://zotero.org/users/18369786/items/UC9BMDYF"],"itemData":{"id</w:instrText>
+      </w:r>
+      <w:r>
+        <w:rPr>
+          <w:rtl/>
+        </w:rPr>
+        <w:instrText>":5423,"</w:instrText>
+      </w:r>
+      <w:r>
+        <w:instrText>type":"article-journal","abstract":"The automatic detection of polyps across colonoscopy and Wireless Capsule Endoscopy (WCE) datasets is crucial for early diagnosis and curation of colorectal cancer. Existing deep learning approaches either require</w:instrText>
+      </w:r>
+      <w:r>
+        <w:rPr>
+          <w:rtl/>
+        </w:rPr>
+        <w:instrText xml:space="preserve"> </w:instrText>
+      </w:r>
+      <w:r>
+        <w:instrText>mass training data collected from multiple sites or use unsupervised domain adaptation (UDA) technique with labeled source data. However, these methods are not applicable when the data is not accessible due to privacy concerns or data storage limitations</w:instrText>
+      </w:r>
+      <w:r>
+        <w:rPr>
+          <w:rtl/>
+        </w:rPr>
+        <w:instrText xml:space="preserve">. </w:instrText>
+      </w:r>
+      <w:r>
+        <w:instrText>Aiming to achieve source-free domain adaptive polyp detection, we propose a consistency based model that utilizes Source Model as Proxy Teacher (SMPT) with only a transferable pretrained model and unlabeled target data. SMPT first transfers the stored domain-invariant knowledge in the pretrained source model to the target model via Source Knowledge Distillation (SKD), then uses Proxy Teacher Rectification (PTR) to rectify the source model with temporal ensemble of the target model. Moreover, to alleviate the biased knowledge caused by domain gaps, we propose Uncertainty-Guided Online Bootstrapping (UGOB) to adaptively assign weights for each target image regarding their uncertainty. In addition, we design Source Style Diversification Flow (SSDF) that gradually generates diverse style images and relaxes style-sensitive channels based on source and target information to enhance the robustness of the model towards style variation. The capacities of SMPT and SSDF are further boosted with iterative optimization, constructing a stronger framework SMPT++ for cross-domain polyp detection. Extensive experiments are conducted on five distinct polyp datasets under two types of cross-domain settings. Our proposed method shows the state-of-the-art performance and even outperforms previous UDA approaches that require the source data by a large margin. The source code is available at github.com/CityU-AIM-Group/SFPolypDA.","container-title":"IEEE Transactions on Medical Imaging","DOI":"10.1109/TMI.2022.3150435","ISSN</w:instrText>
+      </w:r>
+      <w:r>
+        <w:rPr>
+          <w:rtl/>
+        </w:rPr>
+        <w:instrText>":"1558-254</w:instrText>
+      </w:r>
+      <w:r>
+        <w:instrText>X","issue":"7","page":"1897-1908","source":"IEEE Xplore","title":"A Source-Free Domain Adaptive Polyp Detection Framework With Style Diversification Flow","volume":"41","author":[{"family":"Liu","given":"Xinyu"},{"family":"Yuan","given":"Yixuan</w:instrText>
+      </w:r>
+      <w:r>
+        <w:rPr>
+          <w:rtl/>
+        </w:rPr>
+        <w:instrText>"}],"</w:instrText>
+      </w:r>
+      <w:r>
+        <w:instrText>issued":{"date-parts":[["2022",7]]}}}],"schema":"https://github.com/citation-style-language/schema/raw/master/csl-citation.json</w:instrText>
+      </w:r>
+      <w:r>
+        <w:rPr>
+          <w:rtl/>
+        </w:rPr>
+        <w:instrText xml:space="preserve">"} </w:instrText>
+      </w:r>
+      <w:r>
+        <w:rPr>
+          <w:rtl/>
+        </w:rPr>
+        <w:fldChar w:fldCharType="separate"/>
+      </w:r>
+      <w:r>
+        <w:rPr>
+          <w:rFonts w:cs="Times New Roman"/>
+        </w:rPr>
+        <w:t>[4]</w:t>
+      </w:r>
+      <w:r>
+        <w:rPr>
+          <w:rtl/>
+        </w:rPr>
+        <w:fldChar w:fldCharType="end"/>
+      </w:r>
+      <w:r>
+        <w:rPr>
+          <w:rFonts w:hint="cs"/>
+          <w:rtl/>
+        </w:rPr>
+        <w:t>.</w:t>
+      </w:r>
+    </w:p>
+    <w:p>
+      <w:pPr>
+        <w:rPr>
+          <w:rtl/>
+        </w:rPr>
+      </w:pPr>
+      <w:commentRangeStart w:id="17"/>
+      <w:r>
+        <w:rPr>
+          <w:rtl/>
+        </w:rPr>
+        <w:t>برای</w:t>
+      </w:r>
+      <w:commentRangeEnd w:id="17"/>
+      <w:r>
+        <w:rPr>
+          <w:rStyle w:val="CommentReference"/>
+          <w:sz w:val="24"/>
+          <w:szCs w:val="28"/>
+          <w:rtl/>
+        </w:rPr>
+        <w:commentReference w:id="17"/>
+      </w:r>
+      <w:r>
+        <w:rPr>
+          <w:rtl/>
+        </w:rPr>
+        <w:t xml:space="preserve"> غلبه بر این چالش، تکنیک‌های انطباق دامنه</w:t>
+      </w:r>
+      <w:r>
+        <w:rPr>
+          <w:rFonts w:hint="cs"/>
+          <w:rtl/>
+        </w:rPr>
+        <w:t xml:space="preserve"> </w:t>
+      </w:r>
+      <w:r>
+        <w:rPr>
+          <w:rtl/>
+        </w:rPr>
+        <w:t>معرفی شده‌اند. اما بیشتر این روش‌ها نیازمند دسترسی همزمان به داده‌های برچسب‌دار مبدأ</w:t>
+      </w:r>
+      <w:r>
+        <w:t xml:space="preserve">  </w:t>
+      </w:r>
+      <w:r>
+        <w:rPr>
+          <w:rtl/>
+        </w:rPr>
+        <w:t>و داده‌های بدون برچسب هدف</w:t>
+      </w:r>
+      <w:r>
+        <w:t xml:space="preserve"> </w:t>
+      </w:r>
+      <w:r>
+        <w:rPr>
+          <w:rtl/>
+        </w:rPr>
+        <w:t>در طول فاز انطباق هستند</w:t>
+      </w:r>
+      <w:r>
+        <w:t xml:space="preserve">. </w:t>
+      </w:r>
+      <w:r>
+        <w:rPr>
+          <w:rtl/>
+        </w:rPr>
+        <w:t>این پیش‌فرض در کاربردهای حساس به حریم خصوصی، نظیر حوزه‌های پزشکی یا داده‌های تجاری محافظت‌شده، بسیار غیرعملی و محدودکننده است</w:t>
+      </w:r>
+      <w:r>
+        <w:t xml:space="preserve">. </w:t>
+      </w:r>
+      <w:r>
+        <w:rPr>
+          <w:rtl/>
+        </w:rPr>
+        <w:t>بنابراین، پارادایم انطباق در زمان آزمون</w:t>
+      </w:r>
+      <w:r>
+        <w:t xml:space="preserve">  </w:t>
+      </w:r>
+      <w:r>
+        <w:rPr>
+          <w:rtl/>
+        </w:rPr>
+        <w:t>به عنوان یک راهکار جایگزین، امن و عملی مطرح شده است که تنها نیازمند دسترسی به مدل از پیش آموزش‌دیده</w:t>
+      </w:r>
+      <w:r>
+        <w:t xml:space="preserve">  </w:t>
+      </w:r>
+      <w:r>
+        <w:rPr>
+          <w:rtl/>
+        </w:rPr>
+        <w:t>و داده‌های آزمون در زمان استنتاج است</w:t>
+      </w:r>
+      <w:r>
+        <w:t>.</w:t>
+      </w:r>
+    </w:p>
+    <w:p>
+      <w:pPr>
+        <w:rPr>
+          <w:rtl/>
+        </w:rPr>
+      </w:pPr>
+      <w:r>
+        <w:rPr>
+          <w:rtl/>
+        </w:rPr>
+        <w:t>با این وجود، بسیاری از روش‌های انطباق در زمان آزمون، مانند انطباق دامنه در زمان آزمون (</w:t>
+      </w:r>
+      <w:r>
+        <w:t>TTDA</w:t>
+      </w:r>
+      <w:r>
+        <w:rPr>
+          <w:rtl/>
+        </w:rPr>
+        <w:t>)، نیازمند در اختیار داشتن کل مجموعه داده هدف و پردازش چند دوره‌ای (</w:t>
+      </w:r>
+      <w:r>
+        <w:t>Multi-epoch</w:t>
+      </w:r>
+      <w:r>
+        <w:rPr>
+          <w:rtl/>
+        </w:rPr>
+        <w:t>) پیش از تولید پیش‌بینی‌های نهایی هستند که این امر در بسیاری از سناریوهای پویای دنیای واقعی امکان‌پذیر نیست. در محیط‌های عملیاتی، سیستم غالباً با داده‌های جریانی (</w:t>
+      </w:r>
+      <w:r>
+        <w:t>Streaming Data</w:t>
+      </w:r>
+      <w:r>
+        <w:rPr>
+          <w:rtl/>
+        </w:rPr>
+        <w:t>) روبه‌رو است که در آن دسته‌های کوچک داده (</w:t>
+      </w:r>
+      <w:r>
+        <w:t>Mini-batches</w:t>
+      </w:r>
+      <w:r>
+        <w:rPr>
+          <w:rtl/>
+        </w:rPr>
+        <w:t>) به صورت متوالی وارد سیستم می‌شوند و هر دسته تنها یک بار قابل مشاهده است. این شرایط عملیاتی سخت‌گیرانه، ضرورت توسعه الگوریتم‌های انطباق آنلاین در زمان آزمون (</w:t>
+      </w:r>
+      <w:r>
+        <w:t>Online Test-Time Adaptation</w:t>
+      </w:r>
+      <w:r>
+        <w:rPr>
+          <w:rtl/>
+        </w:rPr>
+        <w:t>) را به شدت ایجاب می‌کند (</w:t>
+      </w:r>
+      <w:r>
+        <w:t>Wang, D., Shelhamer, E., Liu, S., Olshausen, B., &amp; Darrell, T. (2021). Tent: Fully test-time adaptation by entropy minimization. In Proceedings of ICLR</w:t>
+      </w:r>
+      <w:r>
+        <w:rPr>
+          <w:rtl/>
+        </w:rPr>
+        <w:t>.).</w:t>
+      </w:r>
+    </w:p>
+    <w:p>
+      <w:r>
+        <w:rPr>
+          <w:rtl/>
+        </w:rPr>
+        <w:t>در رویکرد آنلاین، دانش آموخته شده از دسته‌های گذشته باید برای کمک به پردازش دسته‌های فعلی بازاستفاده و انباشته شود</w:t>
+      </w:r>
+      <w:r>
+        <w:t xml:space="preserve">. </w:t>
+      </w:r>
+      <w:r>
+        <w:rPr>
+          <w:rtl/>
+        </w:rPr>
+        <w:t>با توجه به چالش‌های جدی و حل‌نشده‌ی این حوزه از جمله «فراموشی فاجعه‌بار</w:t>
+      </w:r>
+      <w:r>
+        <w:t xml:space="preserve">» (Catastrophic Forgetting) </w:t>
+      </w:r>
+      <w:r>
+        <w:rPr>
+          <w:rtl/>
+        </w:rPr>
+        <w:t>و انباشت خطا هنگام مواجهه مداوم با داده‌های جدید، به ویژه در وظایف پیچیده‌ای همچون تشخیص شیء که نیازمند دقت بالا در محلی‌سازی و دسته‌بندی است، انجام پژوهشی که بتواند پایداری مدل را حفظ کرده و همزمان با توزیع‌های جدید به صورت برخط تطبیق یابد، کاملاً ضروری است</w:t>
+      </w:r>
+      <w:r>
+        <w:t>.</w:t>
+      </w:r>
+    </w:p>
+    <w:p>
+      <w:pPr>
+        <w:pStyle w:val="Heading2"/>
+        <w:rPr>
+          <w:rtl/>
+        </w:rPr>
+      </w:pPr>
+      <w:bookmarkStart w:id="18" w:name="_Toc32227739"/>
       <w:r>
         <w:rPr>
           <w:rFonts w:hint="cs"/>
@@ -31101,8 +33567,8 @@
         <w:lastRenderedPageBreak/>
         <w:t>انگيزه و هدف</w:t>
       </w:r>
-      <w:bookmarkEnd w:id="10"/>
-      <w:bookmarkEnd w:id="12"/>
+      <w:bookmarkEnd w:id="11"/>
+      <w:bookmarkEnd w:id="18"/>
     </w:p>
     <w:p>
       <w:pPr>
@@ -31215,7 +33681,7 @@
           <w:rtl/>
         </w:rPr>
       </w:pPr>
-      <w:bookmarkStart w:id="13" w:name="_Toc533212350"/>
+      <w:bookmarkStart w:id="19" w:name="_Toc533212350"/>
       <w:r>
         <w:rPr>
           <w:rFonts w:hint="cs"/>
@@ -31324,7 +33790,7 @@
           <w:rtl/>
         </w:rPr>
       </w:pPr>
-      <w:bookmarkStart w:id="14" w:name="_Toc32227740"/>
+      <w:bookmarkStart w:id="20" w:name="_Toc32227740"/>
       <w:r>
         <w:rPr>
           <w:rFonts w:hint="cs"/>
@@ -31332,8 +33798,8 @@
         </w:rPr>
         <w:t>ساختار پایان‌نامه</w:t>
       </w:r>
-      <w:bookmarkEnd w:id="13"/>
-      <w:bookmarkEnd w:id="14"/>
+      <w:bookmarkEnd w:id="19"/>
+      <w:bookmarkEnd w:id="20"/>
     </w:p>
     <w:p>
       <w:pPr>
@@ -31346,7 +33812,21 @@
           <w:rFonts w:hint="cs"/>
           <w:rtl/>
         </w:rPr>
-        <w:t>در فصل اول، به مقدمات و بررسی دلایل نیاز به طراحی سامانه‌های بلادرنگ تقطیع‌معنایی پرداخته شده است. در فصل دوم با نگاهی مبسوط بنیان روش‌های سنتی و عمیق این حوزه توضیح و روش‌های استفاده کننده از این رویکردها اجمالا آورده شده است. در فصل سوم</w:t>
+        <w:t xml:space="preserve">در فصل اول، به مقدمات و بررسی دلایل نیاز به طراحی سامانه‌های بلادرنگ </w:t>
+      </w:r>
+      <w:r>
+        <w:rPr>
+          <w:rFonts w:hint="cs"/>
+          <w:rtl/>
+        </w:rPr>
+        <w:t>تطبیق دامنه</w:t>
+      </w:r>
+      <w:r>
+        <w:rPr>
+          <w:rFonts w:hint="cs"/>
+          <w:rtl/>
+        </w:rPr>
+        <w:t xml:space="preserve"> پرداخته شده است. در فصل دوم با نگاهی مبسوط بنیان روش‌های سنتی و عمیق این حوزه توضیح و روش‌های استفاده کننده از این رویکردها اجمالا آورده شده است. در فصل سوم</w:t>
       </w:r>
       <w:r>
         <w:rPr>
@@ -31400,9 +33880,9 @@
     <w:p>
       <w:pPr>
         <w:sectPr>
-          <w:headerReference w:type="default" r:id="rId21"/>
-          <w:footerReference w:type="default" r:id="rId22"/>
-          <w:headerReference w:type="first" r:id="rId23"/>
+          <w:headerReference w:type="default" r:id="rId25"/>
+          <w:footerReference w:type="default" r:id="rId26"/>
+          <w:headerReference w:type="first" r:id="rId27"/>
           <w:footnotePr>
             <w:numRestart w:val="eachPage"/>
           </w:footnotePr>
@@ -31425,7 +33905,7 @@
           <w:rtl/>
         </w:rPr>
       </w:pPr>
-      <w:bookmarkStart w:id="15" w:name="_Toc32227741"/>
+      <w:bookmarkStart w:id="21" w:name="_Toc32227741"/>
       <w:r>
         <w:rPr>
           <w:rFonts w:ascii="Times New Roman" w:hAnsi="Times New Roman" w:hint="cs"/>
@@ -31434,834 +33914,442 @@
         </w:rPr>
         <w:lastRenderedPageBreak/>
         <w:t>شبکه‌های عصبی کانولوشنی</w:t>
-      </w:r>
-      <w:bookmarkEnd w:id="15"/>
-    </w:p>
-    <w:p>
-      <w:pPr>
-        <w:pStyle w:val="Heading2"/>
-        <w:rPr>
-          <w:rtl/>
-        </w:rPr>
-      </w:pPr>
-      <w:bookmarkStart w:id="16" w:name="_Toc32227742"/>
-      <w:r>
-        <w:rPr>
-          <w:rFonts w:hint="cs"/>
-          <w:rtl/>
-        </w:rPr>
-        <w:t>مقدمه</w:t>
-      </w:r>
-      <w:bookmarkEnd w:id="16"/>
-    </w:p>
-    <w:p>
-      <w:pPr>
-        <w:rPr>
-          <w:rtl/>
-        </w:rPr>
-      </w:pPr>
-      <w:r>
-        <w:rPr>
-          <w:rFonts w:hint="cs"/>
-          <w:rtl/>
-        </w:rPr>
-        <w:t xml:space="preserve">در این فصل ابتدا به شرح مختصر شبکه‌های عصبی کانولوشن پرداخته خواهد شد،‌ سپس </w:t>
-      </w:r>
-      <w:r>
-        <w:rPr>
-          <w:rFonts w:hint="cs"/>
-          <w:rtl/>
-        </w:rPr>
-        <w:t>لایه‌های</w:t>
-      </w:r>
-      <w:r>
-        <w:rPr>
-          <w:rFonts w:hint="cs"/>
-          <w:rtl/>
-        </w:rPr>
-        <w:t xml:space="preserve"> جدید و پرکاربرد که در تحقیقات سال‌های اخیر به کار رفته‌اند</w:t>
-      </w:r>
-      <w:r>
-        <w:rPr>
-          <w:rFonts w:hint="cs"/>
-          <w:rtl/>
-        </w:rPr>
-        <w:t xml:space="preserve"> معرفی و توضیح داده خواهد شد. در نهایت نیز برخی روش‌های تسریع و بهبود در فرآیند یادگیری شرح داده خواهد شد.</w:t>
-      </w:r>
-    </w:p>
-    <w:p>
-      <w:pPr>
-        <w:pStyle w:val="Heading2"/>
-        <w:rPr>
-          <w:rtl/>
-        </w:rPr>
-      </w:pPr>
-      <w:bookmarkStart w:id="17" w:name="_Toc32227743"/>
-      <w:r>
-        <w:rPr>
-          <w:rtl/>
-        </w:rPr>
-        <w:t xml:space="preserve">شبکه عصبی </w:t>
-      </w:r>
-      <w:r>
-        <w:rPr>
-          <w:rFonts w:hint="cs"/>
-          <w:rtl/>
-        </w:rPr>
-        <w:t>کانولوشنی</w:t>
-      </w:r>
-      <w:bookmarkEnd w:id="17"/>
-    </w:p>
-    <w:p>
-      <w:pPr>
-        <w:rPr>
-          <w:rtl/>
-        </w:rPr>
-      </w:pPr>
-      <w:r>
-        <w:rPr>
-          <w:rFonts w:hint="cs"/>
-          <w:rtl/>
-        </w:rPr>
-        <w:t>شبکه‌های عصبی کانولوشنی</w:t>
-      </w:r>
-      <w:r>
-        <w:rPr>
-          <w:rStyle w:val="FootnoteReference"/>
-          <w:rtl/>
-        </w:rPr>
-        <w:footnoteReference w:id="1"/>
-      </w:r>
-      <w:r>
-        <w:rPr>
-          <w:rFonts w:hint="cs"/>
-          <w:rtl/>
-        </w:rPr>
-        <w:t xml:space="preserve"> مانند شبکه‌های عصبی پیش‌خور</w:t>
-      </w:r>
-      <w:r>
-        <w:rPr>
-          <w:rStyle w:val="FootnoteReference"/>
-          <w:rtl/>
-        </w:rPr>
-        <w:footnoteReference w:id="2"/>
-      </w:r>
-      <w:r>
-        <w:rPr>
-          <w:rFonts w:hint="cs"/>
-          <w:rtl/>
-        </w:rPr>
-        <w:t xml:space="preserve"> متشکل از تعدادی لایه و نرون هستند، و هر نرون تعدادی وزن و بایاس قابل یادگیری دارد. تقریبا تمامی قضایای شبکه‌های عصبی پیش‌خور در مورد شبکه‌های کانولوشنی نیز صدق می‌کند. با این تفاوت که عموما در شبکه‌های عصبی کانولوشنی فرض اولیه بر این است که ورودی یک تصویر است اما می‌تواند متن یا سیگنال صوتی نیز باشد.</w:t>
-      </w:r>
-    </w:p>
-    <w:p>
-      <w:pPr>
-        <w:ind w:left="720" w:hanging="39"/>
-        <w:rPr>
-          <w:rtl/>
-        </w:rPr>
-      </w:pPr>
-    </w:p>
-    <w:p>
-      <w:pPr>
-        <w:pStyle w:val="Heading3"/>
-        <w:rPr>
-          <w:rtl/>
-        </w:rPr>
-      </w:pPr>
-      <w:bookmarkStart w:id="18" w:name="_Toc32227744"/>
-      <w:r>
-        <w:rPr>
-          <w:rFonts w:hint="cs"/>
-          <w:rtl/>
-        </w:rPr>
-        <w:lastRenderedPageBreak/>
-        <w:t>ساختار</w:t>
-      </w:r>
-      <w:bookmarkEnd w:id="18"/>
-    </w:p>
-    <w:p>
-      <w:pPr>
-        <w:rPr>
-          <w:rtl/>
-          <w:lang w:bidi="ar-SA"/>
-        </w:rPr>
-      </w:pPr>
-      <w:r>
-        <w:rPr>
-          <w:rFonts w:hint="cs"/>
-          <w:rtl/>
-          <w:lang w:bidi="ar-SA"/>
-        </w:rPr>
-        <w:t xml:space="preserve">مشابه </w:t>
-      </w:r>
-      <w:r>
-        <w:rPr>
-          <w:rtl/>
-          <w:lang w:bidi="ar-SA"/>
-        </w:rPr>
-        <w:fldChar w:fldCharType="begin"/>
-      </w:r>
-      <w:r>
-        <w:rPr>
-          <w:rtl/>
-          <w:lang w:bidi="ar-SA"/>
-        </w:rPr>
-        <w:instrText xml:space="preserve"> </w:instrText>
-      </w:r>
-      <w:r>
-        <w:rPr>
-          <w:rFonts w:hint="cs"/>
-          <w:lang w:bidi="ar-SA"/>
-        </w:rPr>
-        <w:instrText>REF</w:instrText>
-      </w:r>
-      <w:r>
-        <w:rPr>
-          <w:rFonts w:hint="cs"/>
-          <w:rtl/>
-          <w:lang w:bidi="ar-SA"/>
-        </w:rPr>
-        <w:instrText xml:space="preserve"> _</w:instrText>
-      </w:r>
-      <w:r>
-        <w:rPr>
-          <w:rFonts w:hint="cs"/>
-          <w:lang w:bidi="ar-SA"/>
-        </w:rPr>
-        <w:instrText>Ref31500474 \h</w:instrText>
-      </w:r>
-      <w:r>
-        <w:rPr>
-          <w:rtl/>
-          <w:lang w:bidi="ar-SA"/>
-        </w:rPr>
-        <w:instrText xml:space="preserve"> </w:instrText>
-      </w:r>
-      <w:r>
-        <w:rPr>
-          <w:rtl/>
-          <w:lang w:bidi="ar-SA"/>
-        </w:rPr>
-      </w:r>
-      <w:r>
-        <w:rPr>
-          <w:rtl/>
-          <w:lang w:bidi="ar-SA"/>
-        </w:rPr>
-        <w:fldChar w:fldCharType="separate"/>
-      </w:r>
-      <w:r>
-        <w:rPr>
-          <w:rFonts w:hint="cs"/>
-          <w:rtl/>
-        </w:rPr>
-        <w:t>شکل</w:t>
-      </w:r>
-      <w:r>
-        <w:rPr>
-          <w:rtl/>
-        </w:rPr>
-        <w:t xml:space="preserve"> </w:t>
-      </w:r>
-      <w:r>
-        <w:rPr>
-          <w:rFonts w:hint="cs"/>
-          <w:noProof/>
-          <w:rtl/>
-        </w:rPr>
-        <w:t>‏</w:t>
-      </w:r>
-      <w:r>
-        <w:rPr>
-          <w:noProof/>
-          <w:rtl/>
-        </w:rPr>
-        <w:t>2</w:t>
-      </w:r>
-      <w:r>
-        <w:rPr>
-          <w:rtl/>
-        </w:rPr>
-        <w:noBreakHyphen/>
-      </w:r>
-      <w:r>
-        <w:rPr>
-          <w:noProof/>
-          <w:rtl/>
-        </w:rPr>
-        <w:t>1</w:t>
-      </w:r>
-      <w:r>
-        <w:rPr>
-          <w:rtl/>
-          <w:lang w:bidi="ar-SA"/>
-        </w:rPr>
-        <w:fldChar w:fldCharType="end"/>
-      </w:r>
-      <w:r>
-        <w:rPr>
-          <w:rFonts w:hint="cs"/>
-          <w:rtl/>
-          <w:lang w:bidi="ar-SA"/>
-        </w:rPr>
-        <w:t>در شبکه‌های عصبی کانولوشنی نرون‌ها در هر لایه در سه بعد چیده شده اند: عرض، ارتفاع و عمق. همچنین نرون‌های هر لایه برخلاف شبکه‌عصبی پیشخور، تنها به تعداد کمی از نرون‌های لایه قبلی متصل است.</w:t>
-      </w:r>
-    </w:p>
-    <w:p>
-      <w:pPr>
-        <w:rPr>
-          <w:rtl/>
-          <w:lang w:bidi="ar-SA"/>
-        </w:rPr>
-      </w:pPr>
-    </w:p>
-    <w:tbl>
-      <w:tblPr>
-        <w:tblStyle w:val="TableGrid"/>
-        <w:bidiVisual/>
-        <w:tblW w:w="0" w:type="auto"/>
-        <w:jc w:val="center"/>
-        <w:tblBorders>
-          <w:top w:val="none" w:sz="0" w:space="0" w:color="auto"/>
-          <w:left w:val="none" w:sz="0" w:space="0" w:color="auto"/>
-          <w:bottom w:val="none" w:sz="0" w:space="0" w:color="auto"/>
-          <w:right w:val="none" w:sz="0" w:space="0" w:color="auto"/>
-          <w:insideH w:val="none" w:sz="0" w:space="0" w:color="auto"/>
-          <w:insideV w:val="none" w:sz="0" w:space="0" w:color="auto"/>
-        </w:tblBorders>
-        <w:tblLook w:val="04A0" w:firstRow="1" w:lastRow="0" w:firstColumn="1" w:lastColumn="0" w:noHBand="0" w:noVBand="1"/>
-      </w:tblPr>
-      <w:tblGrid>
-        <w:gridCol w:w="8720"/>
-      </w:tblGrid>
-      <w:tr>
-        <w:trPr>
-          <w:jc w:val="center"/>
-        </w:trPr>
-        <w:tc>
-          <w:tcPr>
-            <w:tcW w:w="8720" w:type="dxa"/>
-            <w:vAlign w:val="center"/>
-          </w:tcPr>
-          <w:p>
-            <w:pPr>
-              <w:ind w:firstLine="0"/>
-              <w:jc w:val="center"/>
-              <w:rPr>
-                <w:rtl/>
-                <w:lang w:bidi="ar-SA"/>
-              </w:rPr>
-            </w:pPr>
-            <w:r>
-              <w:rPr>
-                <w:rFonts w:hint="cs"/>
-                <w:noProof/>
-                <w:rtl/>
-                <w:lang w:bidi="ar-SA"/>
-              </w:rPr>
-              <w:drawing>
-                <wp:inline distT="0" distB="0" distL="0" distR="0" wp14:anchorId="5DCBDB10" wp14:editId="709FCD26">
-                  <wp:extent cx="4458059" cy="2186567"/>
-                  <wp:effectExtent l="19050" t="0" r="0" b="0"/>
-                  <wp:docPr id="355" name="Picture 16" descr="feed foreward.jpeg"/>
-                  <wp:cNvGraphicFramePr>
-                    <a:graphicFrameLocks xmlns:a="http://schemas.openxmlformats.org/drawingml/2006/main" noChangeAspect="1"/>
-                  </wp:cNvGraphicFramePr>
-                  <a:graphic xmlns:a="http://schemas.openxmlformats.org/drawingml/2006/main">
-                    <a:graphicData uri="http://schemas.openxmlformats.org/drawingml/2006/picture">
-                      <pic:pic xmlns:pic="http://schemas.openxmlformats.org/drawingml/2006/picture">
-                        <pic:nvPicPr>
-                          <pic:cNvPr id="0" name="feed foreward.jpeg"/>
-                          <pic:cNvPicPr/>
-                        </pic:nvPicPr>
-                        <pic:blipFill>
-                          <a:blip r:embed="rId24" cstate="print"/>
-                          <a:stretch>
-                            <a:fillRect/>
-                          </a:stretch>
-                        </pic:blipFill>
-                        <pic:spPr>
-                          <a:xfrm>
-                            <a:off x="0" y="0"/>
-                            <a:ext cx="4462823" cy="2188904"/>
-                          </a:xfrm>
-                          <a:prstGeom prst="rect">
-                            <a:avLst/>
-                          </a:prstGeom>
-                        </pic:spPr>
-                      </pic:pic>
-                    </a:graphicData>
-                  </a:graphic>
-                </wp:inline>
-              </w:drawing>
-            </w:r>
-          </w:p>
-        </w:tc>
-      </w:tr>
-      <w:tr>
-        <w:trPr>
-          <w:jc w:val="center"/>
-        </w:trPr>
-        <w:tc>
-          <w:tcPr>
-            <w:tcW w:w="8720" w:type="dxa"/>
-            <w:vAlign w:val="center"/>
-          </w:tcPr>
-          <w:p>
-            <w:pPr>
-              <w:ind w:firstLine="0"/>
-              <w:jc w:val="center"/>
-              <w:rPr>
-                <w:rtl/>
-                <w:lang w:bidi="ar-SA"/>
-              </w:rPr>
-            </w:pPr>
-            <w:r>
-              <w:rPr>
-                <w:rFonts w:hint="cs"/>
-                <w:rtl/>
-                <w:lang w:bidi="ar-SA"/>
-              </w:rPr>
-              <w:t>الف) شبکه پیش‌خور عادی</w:t>
-            </w:r>
-          </w:p>
-        </w:tc>
-      </w:tr>
-      <w:tr>
-        <w:trPr>
-          <w:jc w:val="center"/>
-        </w:trPr>
-        <w:tc>
-          <w:tcPr>
-            <w:tcW w:w="8720" w:type="dxa"/>
-            <w:vAlign w:val="center"/>
-          </w:tcPr>
-          <w:p>
-            <w:pPr>
-              <w:ind w:firstLine="0"/>
-              <w:jc w:val="center"/>
-              <w:rPr>
-                <w:rtl/>
-                <w:lang w:bidi="ar-SA"/>
-              </w:rPr>
-            </w:pPr>
-            <w:r>
-              <w:rPr>
-                <w:rFonts w:hint="cs"/>
-                <w:noProof/>
-                <w:rtl/>
-                <w:lang w:bidi="ar-SA"/>
-              </w:rPr>
-              <w:drawing>
-                <wp:inline distT="0" distB="0" distL="0" distR="0" wp14:anchorId="3D8E30ED" wp14:editId="12F7D356">
-                  <wp:extent cx="4518445" cy="1604090"/>
-                  <wp:effectExtent l="19050" t="0" r="0" b="0"/>
-                  <wp:docPr id="356" name="Picture 17" descr="cnn.jpeg"/>
-                  <wp:cNvGraphicFramePr>
-                    <a:graphicFrameLocks xmlns:a="http://schemas.openxmlformats.org/drawingml/2006/main" noChangeAspect="1"/>
-                  </wp:cNvGraphicFramePr>
-                  <a:graphic xmlns:a="http://schemas.openxmlformats.org/drawingml/2006/main">
-                    <a:graphicData uri="http://schemas.openxmlformats.org/drawingml/2006/picture">
-                      <pic:pic xmlns:pic="http://schemas.openxmlformats.org/drawingml/2006/picture">
-                        <pic:nvPicPr>
-                          <pic:cNvPr id="0" name="cnn.jpeg"/>
-                          <pic:cNvPicPr/>
-                        </pic:nvPicPr>
-                        <pic:blipFill>
-                          <a:blip r:embed="rId25" cstate="print"/>
-                          <a:stretch>
-                            <a:fillRect/>
-                          </a:stretch>
-                        </pic:blipFill>
-                        <pic:spPr>
-                          <a:xfrm>
-                            <a:off x="0" y="0"/>
-                            <a:ext cx="4523166" cy="1605766"/>
-                          </a:xfrm>
-                          <a:prstGeom prst="rect">
-                            <a:avLst/>
-                          </a:prstGeom>
-                        </pic:spPr>
-                      </pic:pic>
-                    </a:graphicData>
-                  </a:graphic>
-                </wp:inline>
-              </w:drawing>
-            </w:r>
-          </w:p>
-        </w:tc>
-      </w:tr>
-      <w:tr>
-        <w:trPr>
-          <w:jc w:val="center"/>
-        </w:trPr>
-        <w:tc>
-          <w:tcPr>
-            <w:tcW w:w="8720" w:type="dxa"/>
-            <w:vAlign w:val="center"/>
-          </w:tcPr>
-          <w:p>
-            <w:pPr>
-              <w:keepNext/>
-              <w:ind w:firstLine="0"/>
-              <w:jc w:val="center"/>
-              <w:rPr>
-                <w:rtl/>
-                <w:lang w:bidi="ar-SA"/>
-              </w:rPr>
-            </w:pPr>
-            <w:r>
-              <w:rPr>
-                <w:rFonts w:hint="cs"/>
-                <w:rtl/>
-                <w:lang w:bidi="ar-SA"/>
-              </w:rPr>
-              <w:t>ب) شبکه کانولوشن</w:t>
-            </w:r>
-          </w:p>
-        </w:tc>
-      </w:tr>
-    </w:tbl>
-    <w:p>
-      <w:pPr>
-        <w:pStyle w:val="Caption"/>
-        <w:rPr>
-          <w:rtl/>
-        </w:rPr>
-      </w:pPr>
-      <w:bookmarkStart w:id="19" w:name="_Ref31500474"/>
-      <w:bookmarkStart w:id="20" w:name="_Toc32227805"/>
-      <w:r>
-        <w:rPr>
-          <w:rFonts w:hint="cs"/>
-          <w:rtl/>
-        </w:rPr>
-        <w:t>شکل</w:t>
-      </w:r>
-      <w:r>
-        <w:rPr>
-          <w:rtl/>
-        </w:rPr>
-        <w:t xml:space="preserve"> </w:t>
-      </w:r>
-      <w:r>
-        <w:rPr>
-          <w:rtl/>
-        </w:rPr>
-        <w:fldChar w:fldCharType="begin"/>
-      </w:r>
-      <w:r>
-        <w:rPr>
-          <w:rtl/>
-        </w:rPr>
-        <w:instrText xml:space="preserve"> </w:instrText>
-      </w:r>
-      <w:r>
-        <w:instrText>STYLEREF</w:instrText>
-      </w:r>
-      <w:r>
-        <w:rPr>
-          <w:rtl/>
-        </w:rPr>
-        <w:instrText xml:space="preserve"> 1 \</w:instrText>
-      </w:r>
-      <w:r>
-        <w:instrText>s</w:instrText>
-      </w:r>
-      <w:r>
-        <w:rPr>
-          <w:rtl/>
-        </w:rPr>
-        <w:instrText xml:space="preserve"> </w:instrText>
-      </w:r>
-      <w:r>
-        <w:rPr>
-          <w:rtl/>
-        </w:rPr>
-        <w:fldChar w:fldCharType="separate"/>
-      </w:r>
-      <w:r>
-        <w:rPr>
-          <w:rFonts w:hint="cs"/>
-          <w:rtl/>
-        </w:rPr>
-        <w:t>‏</w:t>
-      </w:r>
-      <w:r>
-        <w:rPr>
-          <w:rtl/>
-        </w:rPr>
-        <w:t>2</w:t>
-      </w:r>
-      <w:r>
-        <w:rPr>
-          <w:rtl/>
-        </w:rPr>
-        <w:fldChar w:fldCharType="end"/>
-      </w:r>
-      <w:r>
-        <w:rPr>
-          <w:rtl/>
-        </w:rPr>
-        <w:noBreakHyphen/>
-      </w:r>
-      <w:r>
-        <w:rPr>
-          <w:rtl/>
-        </w:rPr>
-        <w:fldChar w:fldCharType="begin"/>
-      </w:r>
-      <w:r>
-        <w:rPr>
-          <w:rtl/>
-        </w:rPr>
-        <w:instrText xml:space="preserve"> </w:instrText>
-      </w:r>
-      <w:r>
-        <w:instrText>SEQ</w:instrText>
-      </w:r>
-      <w:r>
-        <w:rPr>
-          <w:rtl/>
-        </w:rPr>
-        <w:instrText xml:space="preserve"> شکل \* </w:instrText>
-      </w:r>
-      <w:r>
-        <w:instrText>ARABIC \s 1</w:instrText>
-      </w:r>
-      <w:r>
-        <w:rPr>
-          <w:rtl/>
-        </w:rPr>
-        <w:instrText xml:space="preserve"> </w:instrText>
-      </w:r>
-      <w:r>
-        <w:rPr>
-          <w:rtl/>
-        </w:rPr>
-        <w:fldChar w:fldCharType="separate"/>
-      </w:r>
-      <w:r>
-        <w:rPr>
-          <w:rtl/>
-        </w:rPr>
-        <w:t>1</w:t>
-      </w:r>
-      <w:r>
-        <w:rPr>
-          <w:rtl/>
-        </w:rPr>
-        <w:fldChar w:fldCharType="end"/>
-      </w:r>
-      <w:bookmarkEnd w:id="19"/>
-      <w:r>
-        <w:rPr>
-          <w:rFonts w:hint="cs"/>
-          <w:rtl/>
-        </w:rPr>
-        <w:t xml:space="preserve"> </w:t>
-      </w:r>
-      <w:r>
-        <w:rPr>
-          <w:rFonts w:hint="eastAsia"/>
-          <w:rtl/>
-        </w:rPr>
-        <w:t>تفاوت</w:t>
-      </w:r>
-      <w:r>
-        <w:rPr>
-          <w:rtl/>
-        </w:rPr>
-        <w:t xml:space="preserve"> </w:t>
-      </w:r>
-      <w:r>
-        <w:rPr>
-          <w:rFonts w:hint="eastAsia"/>
-          <w:rtl/>
-        </w:rPr>
-        <w:t>ساختار</w:t>
-      </w:r>
-      <w:r>
-        <w:rPr>
-          <w:rtl/>
-        </w:rPr>
-        <w:t xml:space="preserve"> </w:t>
-      </w:r>
-      <w:r>
-        <w:rPr>
-          <w:rFonts w:hint="eastAsia"/>
-          <w:rtl/>
-        </w:rPr>
-        <w:t>شبکه</w:t>
-      </w:r>
-      <w:r>
-        <w:rPr>
-          <w:rtl/>
-        </w:rPr>
-        <w:t xml:space="preserve"> </w:t>
-      </w:r>
-      <w:r>
-        <w:rPr>
-          <w:rFonts w:hint="eastAsia"/>
-          <w:rtl/>
-        </w:rPr>
-        <w:t>پ</w:t>
-      </w:r>
-      <w:r>
-        <w:rPr>
-          <w:rFonts w:hint="cs"/>
-          <w:rtl/>
-        </w:rPr>
-        <w:t>ی</w:t>
-      </w:r>
-      <w:r>
-        <w:rPr>
-          <w:rFonts w:hint="eastAsia"/>
-          <w:rtl/>
-        </w:rPr>
-        <w:t>ش</w:t>
-      </w:r>
-      <w:r>
-        <w:rPr>
-          <w:rtl/>
-        </w:rPr>
-        <w:t xml:space="preserve"> </w:t>
-      </w:r>
-      <w:r>
-        <w:rPr>
-          <w:rFonts w:hint="eastAsia"/>
-          <w:rtl/>
-        </w:rPr>
-        <w:t>خور</w:t>
-      </w:r>
-      <w:r>
-        <w:rPr>
-          <w:rtl/>
-        </w:rPr>
-        <w:t xml:space="preserve"> </w:t>
-      </w:r>
-      <w:r>
-        <w:rPr>
-          <w:rFonts w:hint="eastAsia"/>
-          <w:rtl/>
-        </w:rPr>
-        <w:t>با</w:t>
-      </w:r>
-      <w:r>
-        <w:rPr>
-          <w:rtl/>
-        </w:rPr>
-        <w:t xml:space="preserve"> </w:t>
-      </w:r>
-      <w:r>
-        <w:rPr>
-          <w:rFonts w:hint="eastAsia"/>
-          <w:rtl/>
-        </w:rPr>
-        <w:t>شبکه</w:t>
-      </w:r>
-      <w:r>
-        <w:rPr>
-          <w:rtl/>
-        </w:rPr>
-        <w:t xml:space="preserve"> </w:t>
-      </w:r>
-      <w:r>
-        <w:rPr>
-          <w:rFonts w:hint="eastAsia"/>
-          <w:rtl/>
-        </w:rPr>
-        <w:t>کانولوشن</w:t>
-      </w:r>
-      <w:r>
-        <w:rPr>
-          <w:rtl/>
-        </w:rPr>
-        <w:fldChar w:fldCharType="begin"/>
-      </w:r>
-      <w:r>
-        <w:rPr>
-          <w:rtl/>
-        </w:rPr>
-        <w:instrText xml:space="preserve"> </w:instrText>
-      </w:r>
-      <w:r>
-        <w:instrText>ADDIN ZOTERO_ITEM CSL_CITATION {"citationID":"nYtB8jS9","properties":{"formattedCitation":"[2]","plainCitation":"[2]","noteIndex":0},"citationItems":[{"id":"7W0YqvY3/IGihZsgh","uris":["http://zotero.org/users/local/zXoLnGtb/items/LDPPQMB7"],"uri":["http</w:instrText>
-      </w:r>
-      <w:r>
-        <w:rPr>
-          <w:rtl/>
-        </w:rPr>
-        <w:instrText>://</w:instrText>
-      </w:r>
-      <w:r>
-        <w:instrText>zotero.org/users/local/zXoLnGtb/items/LDPPQMB7"],"itemData":{"id":756,"type":"webpage","title":"CS231n Convolutional Neural Networks for Visual Recognition","URL":"http://cs231n.github.io/convolutional-networks","note":"00268","accessed":{"date-parts</w:instrText>
-      </w:r>
-      <w:r>
-        <w:rPr>
-          <w:rtl/>
-        </w:rPr>
-        <w:instrText>":[["2020",1,5]]}}}],"</w:instrText>
-      </w:r>
-      <w:r>
-        <w:instrText>schema":"https://github.com/citation-style-language/schema/raw/master/csl-citation.json</w:instrText>
-      </w:r>
-      <w:r>
-        <w:rPr>
-          <w:rtl/>
-        </w:rPr>
-        <w:instrText xml:space="preserve">"} </w:instrText>
-      </w:r>
-      <w:r>
-        <w:rPr>
-          <w:rtl/>
-        </w:rPr>
-        <w:fldChar w:fldCharType="separate"/>
-      </w:r>
-      <w:r>
-        <w:rPr>
-          <w:rFonts w:ascii="B Nazanin" w:hAnsi="B Nazanin"/>
-          <w:rtl/>
-        </w:rPr>
-        <w:t>[2]</w:t>
-      </w:r>
-      <w:bookmarkEnd w:id="20"/>
-      <w:r>
-        <w:rPr>
-          <w:rtl/>
-        </w:rPr>
-        <w:fldChar w:fldCharType="end"/>
-      </w:r>
-    </w:p>
-    <w:p>
-      <w:r>
-        <w:rPr>
-          <w:rFonts w:hint="cs"/>
-          <w:rtl/>
-        </w:rPr>
-        <w:t>...</w:t>
-      </w:r>
-    </w:p>
-    <w:p>
-      <w:pPr>
-        <w:pStyle w:val="Heading2"/>
-        <w:rPr>
-          <w:rtl/>
-        </w:rPr>
-      </w:pPr>
-      <w:bookmarkStart w:id="21" w:name="_Toc32227747"/>
-      <w:r>
-        <w:rPr>
-          <w:rFonts w:hint="cs"/>
-          <w:rtl/>
-        </w:rPr>
-        <w:t>جمع‌بندی</w:t>
       </w:r>
       <w:bookmarkEnd w:id="21"/>
     </w:p>
     <w:p>
       <w:pPr>
+        <w:pStyle w:val="Heading2"/>
+        <w:rPr>
+          <w:rtl/>
+        </w:rPr>
+      </w:pPr>
+      <w:bookmarkStart w:id="22" w:name="_Toc32227742"/>
+      <w:r>
+        <w:rPr>
+          <w:rFonts w:hint="cs"/>
+          <w:rtl/>
+        </w:rPr>
+        <w:t>مقدمه</w:t>
+      </w:r>
+      <w:bookmarkEnd w:id="22"/>
+    </w:p>
+    <w:p>
+      <w:pPr>
+        <w:rPr>
+          <w:rtl/>
+        </w:rPr>
+      </w:pPr>
+      <w:r>
+        <w:rPr>
+          <w:rFonts w:hint="cs"/>
+          <w:rtl/>
+        </w:rPr>
+        <w:t xml:space="preserve">در این فصل ابتدا به شرح مختصر شبکه‌های عصبی کانولوشن پرداخته خواهد شد،‌ سپس </w:t>
+      </w:r>
+      <w:r>
+        <w:rPr>
+          <w:rFonts w:hint="cs"/>
+          <w:rtl/>
+        </w:rPr>
+        <w:t>لایه‌های</w:t>
+      </w:r>
+      <w:r>
+        <w:rPr>
+          <w:rFonts w:hint="cs"/>
+          <w:rtl/>
+        </w:rPr>
+        <w:t xml:space="preserve"> جدید و پرکاربرد که در تحقیقات سال‌های اخیر به کار رفته‌اند</w:t>
+      </w:r>
+      <w:r>
+        <w:rPr>
+          <w:rFonts w:hint="cs"/>
+          <w:rtl/>
+        </w:rPr>
+        <w:t xml:space="preserve"> معرفی و توضیح داده خواهد شد. در نهایت نیز برخی روش‌های تسریع و بهبود در فرآیند یادگیری شرح داده خواهد شد.</w:t>
+      </w:r>
+    </w:p>
+    <w:p>
+      <w:pPr>
+        <w:pStyle w:val="Heading2"/>
+        <w:rPr>
+          <w:rtl/>
+        </w:rPr>
+      </w:pPr>
+      <w:bookmarkStart w:id="23" w:name="_Toc32227743"/>
+      <w:r>
+        <w:rPr>
+          <w:rtl/>
+        </w:rPr>
+        <w:t xml:space="preserve">شبکه عصبی </w:t>
+      </w:r>
+      <w:r>
+        <w:rPr>
+          <w:rFonts w:hint="cs"/>
+          <w:rtl/>
+        </w:rPr>
+        <w:t>کانولوشنی</w:t>
+      </w:r>
+      <w:bookmarkEnd w:id="23"/>
+    </w:p>
+    <w:p>
+      <w:pPr>
+        <w:rPr>
+          <w:rtl/>
+        </w:rPr>
+      </w:pPr>
+      <w:r>
+        <w:rPr>
+          <w:rFonts w:hint="cs"/>
+          <w:rtl/>
+        </w:rPr>
+        <w:t>شبکه‌های عصبی کانولوشنی</w:t>
+      </w:r>
+      <w:r>
+        <w:rPr>
+          <w:rStyle w:val="FootnoteReference"/>
+          <w:rtl/>
+        </w:rPr>
+        <w:footnoteReference w:id="22"/>
+      </w:r>
+      <w:r>
+        <w:rPr>
+          <w:rFonts w:hint="cs"/>
+          <w:rtl/>
+        </w:rPr>
+        <w:t xml:space="preserve"> مانند شبکه‌های عصبی پیش‌خور</w:t>
+      </w:r>
+      <w:r>
+        <w:rPr>
+          <w:rStyle w:val="FootnoteReference"/>
+          <w:rtl/>
+        </w:rPr>
+        <w:footnoteReference w:id="23"/>
+      </w:r>
+      <w:r>
+        <w:rPr>
+          <w:rFonts w:hint="cs"/>
+          <w:rtl/>
+        </w:rPr>
+        <w:t xml:space="preserve"> متشکل از تعدادی لایه و نرون هستند، و هر نرون تعدادی وزن و بایاس قابل یادگیری دارد. تقریبا تمامی قضایای شبکه‌های عصبی پیش‌خور در مورد شبکه‌های کانولوشنی نیز صدق می‌کند. با این تفاوت که عموما در شبکه‌های عصبی کانولوشنی فرض اولیه بر این است که ورودی یک تصویر است اما می‌تواند متن یا سیگنال صوتی نیز باشد.</w:t>
+      </w:r>
+    </w:p>
+    <w:p>
+      <w:pPr>
+        <w:ind w:left="720" w:hanging="39"/>
+        <w:rPr>
+          <w:rtl/>
+        </w:rPr>
+      </w:pPr>
+    </w:p>
+    <w:p>
+      <w:pPr>
+        <w:pStyle w:val="Heading3"/>
+        <w:rPr>
+          <w:rtl/>
+        </w:rPr>
+      </w:pPr>
+      <w:bookmarkStart w:id="24" w:name="_Toc32227744"/>
+      <w:r>
+        <w:rPr>
+          <w:rFonts w:hint="cs"/>
+          <w:rtl/>
+        </w:rPr>
+        <w:lastRenderedPageBreak/>
+        <w:t>ساختار</w:t>
+      </w:r>
+      <w:bookmarkEnd w:id="24"/>
+    </w:p>
+    <w:p>
+      <w:pPr>
+        <w:rPr>
+          <w:rtl/>
+          <w:lang w:bidi="ar-SA"/>
+        </w:rPr>
+      </w:pPr>
+      <w:r>
+        <w:rPr>
+          <w:rFonts w:hint="cs"/>
+          <w:rtl/>
+          <w:lang w:bidi="ar-SA"/>
+        </w:rPr>
+        <w:t xml:space="preserve">مشابه </w:t>
+      </w:r>
+      <w:r>
+        <w:rPr>
+          <w:rtl/>
+          <w:lang w:bidi="ar-SA"/>
+        </w:rPr>
+        <w:fldChar w:fldCharType="begin"/>
+      </w:r>
+      <w:r>
+        <w:rPr>
+          <w:rtl/>
+          <w:lang w:bidi="ar-SA"/>
+        </w:rPr>
+        <w:instrText xml:space="preserve"> </w:instrText>
+      </w:r>
+      <w:r>
+        <w:rPr>
+          <w:rFonts w:hint="cs"/>
+          <w:lang w:bidi="ar-SA"/>
+        </w:rPr>
+        <w:instrText>REF</w:instrText>
+      </w:r>
+      <w:r>
+        <w:rPr>
+          <w:rFonts w:hint="cs"/>
+          <w:rtl/>
+          <w:lang w:bidi="ar-SA"/>
+        </w:rPr>
+        <w:instrText xml:space="preserve"> _</w:instrText>
+      </w:r>
+      <w:r>
+        <w:rPr>
+          <w:rFonts w:hint="cs"/>
+          <w:lang w:bidi="ar-SA"/>
+        </w:rPr>
+        <w:instrText>Ref31500474 \h</w:instrText>
+      </w:r>
+      <w:r>
+        <w:rPr>
+          <w:rtl/>
+          <w:lang w:bidi="ar-SA"/>
+        </w:rPr>
+        <w:instrText xml:space="preserve"> </w:instrText>
+      </w:r>
+      <w:r>
+        <w:rPr>
+          <w:rtl/>
+          <w:lang w:bidi="ar-SA"/>
+        </w:rPr>
+      </w:r>
+      <w:r>
+        <w:rPr>
+          <w:rtl/>
+          <w:lang w:bidi="ar-SA"/>
+        </w:rPr>
+        <w:fldChar w:fldCharType="separate"/>
+      </w:r>
+      <w:r>
+        <w:rPr>
+          <w:rFonts w:hint="cs"/>
+          <w:rtl/>
+        </w:rPr>
+        <w:t>شکل</w:t>
+      </w:r>
+      <w:r>
+        <w:rPr>
+          <w:rtl/>
+        </w:rPr>
+        <w:t xml:space="preserve"> </w:t>
+      </w:r>
+      <w:r>
+        <w:rPr>
+          <w:rFonts w:hint="cs"/>
+          <w:noProof/>
+          <w:rtl/>
+        </w:rPr>
+        <w:t>‏</w:t>
+      </w:r>
+      <w:r>
+        <w:rPr>
+          <w:noProof/>
+          <w:rtl/>
+        </w:rPr>
+        <w:t>2</w:t>
+      </w:r>
+      <w:r>
+        <w:rPr>
+          <w:rtl/>
+        </w:rPr>
+        <w:noBreakHyphen/>
+      </w:r>
+      <w:r>
+        <w:rPr>
+          <w:noProof/>
+          <w:rtl/>
+        </w:rPr>
+        <w:t>1</w:t>
+      </w:r>
+      <w:r>
+        <w:rPr>
+          <w:rtl/>
+          <w:lang w:bidi="ar-SA"/>
+        </w:rPr>
+        <w:fldChar w:fldCharType="end"/>
+      </w:r>
+      <w:r>
+        <w:rPr>
+          <w:rFonts w:hint="cs"/>
+          <w:rtl/>
+          <w:lang w:bidi="ar-SA"/>
+        </w:rPr>
+        <w:t>در شبکه‌های عصبی کانولوشنی نرون‌ها در هر لایه در سه بعد چیده شده اند: عرض، ارتفاع و عمق. همچنین نرون‌های هر لایه برخلاف شبکه‌عصبی پیشخور، تنها به تعداد کمی از نرون‌های لایه قبلی متصل است.</w:t>
+      </w:r>
+    </w:p>
+    <w:p>
+      <w:pPr>
+        <w:keepNext/>
+        <w:ind w:left="-226"/>
+      </w:pPr>
+      <w:r>
+        <w:rPr>
+          <w:noProof/>
+          <w:lang w:bidi="ar-SA"/>
+        </w:rPr>
+        <w:drawing>
+          <wp:inline distT="0" distB="0" distL="0" distR="0" wp14:anchorId="08BC1876" wp14:editId="75145B19">
+            <wp:extent cx="5398770" cy="1705610"/>
+            <wp:effectExtent l="0" t="0" r="0" b="0"/>
+            <wp:docPr id="1035952841" name="Picture 1"/>
+            <wp:cNvGraphicFramePr>
+              <a:graphicFrameLocks xmlns:a="http://schemas.openxmlformats.org/drawingml/2006/main" noChangeAspect="1"/>
+            </wp:cNvGraphicFramePr>
+            <a:graphic xmlns:a="http://schemas.openxmlformats.org/drawingml/2006/main">
+              <a:graphicData uri="http://schemas.openxmlformats.org/drawingml/2006/picture">
+                <pic:pic xmlns:pic="http://schemas.openxmlformats.org/drawingml/2006/picture">
+                  <pic:nvPicPr>
+                    <pic:cNvPr id="0" name="Picture 1"/>
+                    <pic:cNvPicPr>
+                      <a:picLocks noChangeAspect="1" noChangeArrowheads="1"/>
+                    </pic:cNvPicPr>
+                  </pic:nvPicPr>
+                  <pic:blipFill>
+                    <a:blip r:embed="rId28" cstate="print">
+                      <a:extLst>
+                        <a:ext uri="{28A0092B-C50C-407E-A947-70E740481C1C}">
+                          <a14:useLocalDpi xmlns:a14="http://schemas.microsoft.com/office/drawing/2010/main" val="0"/>
+                        </a:ext>
+                      </a:extLst>
+                    </a:blip>
+                    <a:srcRect/>
+                    <a:stretch>
+                      <a:fillRect/>
+                    </a:stretch>
+                  </pic:blipFill>
+                  <pic:spPr bwMode="auto">
+                    <a:xfrm>
+                      <a:off x="0" y="0"/>
+                      <a:ext cx="5398770" cy="1705610"/>
+                    </a:xfrm>
+                    <a:prstGeom prst="rect">
+                      <a:avLst/>
+                    </a:prstGeom>
+                    <a:noFill/>
+                    <a:ln>
+                      <a:noFill/>
+                    </a:ln>
+                  </pic:spPr>
+                </pic:pic>
+              </a:graphicData>
+            </a:graphic>
+          </wp:inline>
+        </w:drawing>
+      </w:r>
+    </w:p>
+    <w:p>
+      <w:pPr>
+        <w:pStyle w:val="Caption"/>
+        <w:jc w:val="both"/>
+        <w:rPr>
+          <w:rtl/>
+          <w:lang w:bidi="ar-SA"/>
+        </w:rPr>
+      </w:pPr>
+      <w:r>
+        <w:rPr>
+          <w:rtl/>
+        </w:rPr>
+        <w:t xml:space="preserve">شکل </w:t>
+      </w:r>
+      <w:r>
+        <w:rPr>
+          <w:rtl/>
+        </w:rPr>
+        <w:fldChar w:fldCharType="begin"/>
+      </w:r>
+      <w:r>
+        <w:rPr>
+          <w:rtl/>
+        </w:rPr>
+        <w:instrText xml:space="preserve"> </w:instrText>
+      </w:r>
+      <w:r>
+        <w:instrText>SEQ</w:instrText>
+      </w:r>
+      <w:r>
+        <w:rPr>
+          <w:rtl/>
+        </w:rPr>
+        <w:instrText xml:space="preserve"> شکل \* </w:instrText>
+      </w:r>
+      <w:r>
+        <w:instrText>ARABIC</w:instrText>
+      </w:r>
+      <w:r>
+        <w:rPr>
+          <w:rtl/>
+        </w:rPr>
+        <w:instrText xml:space="preserve"> </w:instrText>
+      </w:r>
+      <w:r>
+        <w:rPr>
+          <w:rtl/>
+        </w:rPr>
+        <w:fldChar w:fldCharType="separate"/>
+      </w:r>
+      <w:r>
+        <w:rPr>
+          <w:rtl/>
+        </w:rPr>
+        <w:t>1</w:t>
+      </w:r>
+      <w:r>
+        <w:rPr>
+          <w:rtl/>
+        </w:rPr>
+        <w:fldChar w:fldCharType="end"/>
+      </w:r>
+      <w:r>
+        <w:rPr>
+          <w:rFonts w:hint="cs"/>
+          <w:rtl/>
+        </w:rPr>
+        <w:t>-</w:t>
+      </w:r>
+      <w:r>
+        <w:rPr>
+          <w:rtl/>
+        </w:rPr>
+        <w:t xml:space="preserve">پارادایم تطبیق زمان-تست با هدف انطباق مدل پیش‌آموزش دیده با انواع مختلف داده‌های تست بدون برچسب، از جمله مینی‌بچ تکی در (الف)، داده‌های جریانی (استریمینگ) در (ب)، یا یک مجموعه داده کامل در (ج)، قبل از انجام پیش‌بینی‌ها صورت می‌گیرد. </w:t>
+      </w:r>
+      <w:r>
+        <w:rPr>
+          <w:rtl/>
+        </w:rPr>
+        <w:t>در طول فرآیند تطبیق، برای بهبود عملکرد در برابر تغییرات توزیع، می‌توان مدل یا داده‌های ورودی را تغییر داد. پیکان نقطه‌چین سبز نشان‌دهنده فاز آموزش زمان-تست قبل از استنتاج است، در حالی که پیکان آبی استنتاج محض را نشان می‌دهد.</w:t>
+      </w:r>
+    </w:p>
+    <w:p>
+      <w:pPr>
+        <w:pStyle w:val="Heading2"/>
+        <w:rPr>
+          <w:rtl/>
+        </w:rPr>
+      </w:pPr>
+      <w:bookmarkStart w:id="25" w:name="_Toc32227747"/>
+      <w:r>
+        <w:rPr>
+          <w:rFonts w:hint="cs"/>
+          <w:rtl/>
+        </w:rPr>
+        <w:t>جمع‌بندی</w:t>
+      </w:r>
+      <w:bookmarkEnd w:id="25"/>
+    </w:p>
+    <w:p>
+      <w:pPr>
         <w:rPr>
           <w:rtl/>
           <w:lang w:val="en-GB"/>
@@ -32279,35 +34367,69 @@
           <w:rFonts w:hint="cs"/>
           <w:rtl/>
         </w:rPr>
-        <w:t xml:space="preserve"> مقالات ارائه شده در فصل بعد، مورد استفاده قرار گرفته‌اند، بررسی شد.سپس مروری بر انواع روش‌های انتقال یادگیری که عموما جهت آموزش بهتر شبکه‌های عمیق مورد استفاده قرار </w:t>
+        <w:t xml:space="preserve"> مقالات ارائه شده در فصل بعد، مورد استفاده قرار گرفته‌اند، بررسی شد.سپس مروری بر انواع روش‌های انتقال یادگیری که عموما جهت آموزش بهتر شبکه‌های عمیق مورد استفاده قرار می‌گیرند انجام شده و تعدادی از شبکه‌های بنیادین در حوزه تصویر معرفی شد. برای درک بهتر روش ارائه‌شده در این رساله باید با مفاهیم کانولوشن متخلخل، واحد ادغام هرمی مکانی، شبکه بنیادین </w:t>
+      </w:r>
+      <w:r>
+        <w:rPr>
+          <w:lang w:val="en-GB"/>
+        </w:rPr>
+        <w:t>ResNet</w:t>
+      </w:r>
+      <w:r>
+        <w:rPr>
+          <w:lang w:val="en-GB"/>
+        </w:rPr>
+        <w:fldChar w:fldCharType="begin"/>
+      </w:r>
+      <w:r>
+        <w:rPr>
+          <w:lang w:val="en-GB"/>
+        </w:rPr>
+        <w:instrText xml:space="preserve"> ADDIN ZOTERO_ITEM CSL_CITATION {"citationID":"7r7z3npH","properties":{"formattedCitation":"[9]","plainCitation":"[9]","noteIndex":0},"citationItems":[{"id":"avHvsnWi/rGt8KllM","uris":["http://zotero.org/users/local/zXoLnGtb/items/KXVCSXNP"],"itemData":{"id":705,"type":"article-journal","title":"Deep Residual Learning for Image Recognition","container-title":"arXiv:1512.03385 [cs]","source":"arXiv.org","abstract":"Deeper neural networks are more difficult to train. We present a residual learning framework to ease the training of networks that are substantially deeper than those used previously. We explicitly reformulate the layers as learning residual functions with reference to the layer inputs, instead of learning unreferenced functions. We provide comprehensive empirical evidence showing that these residual networks are easier to optimize, and can gain accuracy from considerably increased depth. On the ImageNet dataset we evaluate residual nets with a depth of up to 152 layers---8x deeper than VGG nets but still having lower complexity. An ensemble of these residual nets achieves 3.57% error on the ImageNet test set. This result won the 1st place on the ILSVRC 2015 classification task. We also present analysis on CIFAR-10 with 100 and 1000 layers. The depth of representations is of central importance for many visual recognition tasks. Solely due to our extremely deep representations, we obtain a 28% relative improvement on the COCO object detection dataset. Deep residual nets are foundations of our submissions to ILSVRC &amp; COCO 2015 competitions, where we also won the 1st places on the tasks of ImageNet detection, ImageNet localization, COCO detection, and COCO segmentation.","URL":"http://arxiv.org/abs/1512.03385","note":"25585 \narXiv: 1512.03385","author":[{"family":"He","given":"Kaiming"},{"family":"Zhang","given":"Xiangyu"},{"family":"Ren","given":"Shaoqing"},{"family":"Sun","given":"Jian"}],"issued":{"date-parts":[["2015",12,10]]},"accessed":{"date-parts":[["2019",7,26]]}}}],"schema":"https://github.com/citation-style-language/schema/raw/master/csl-citation.json"} </w:instrText>
+      </w:r>
+      <w:r>
+        <w:rPr>
+          <w:lang w:val="en-GB"/>
+        </w:rPr>
+        <w:fldChar w:fldCharType="separate"/>
+      </w:r>
+      <w:r>
+        <w:rPr>
+          <w:rFonts w:cs="Times New Roman"/>
+        </w:rPr>
+        <w:t>[9]</w:t>
+      </w:r>
+      <w:r>
+        <w:rPr>
+          <w:lang w:val="en-GB"/>
+        </w:rPr>
+        <w:fldChar w:fldCharType="end"/>
       </w:r>
       <w:r>
         <w:rPr>
           <w:rFonts w:hint="cs"/>
           <w:rtl/>
-        </w:rPr>
-        <w:lastRenderedPageBreak/>
-        <w:t xml:space="preserve">می‌گیرند انجام شده و تعدادی از شبکه‌های بنیادین در حوزه تصویر معرفی شد. برای درک بهتر روش ارائه‌شده در این رساله باید با مفاهیم کانولوشن متخلخل، واحد ادغام هرمی مکانی، شبکه بنیادین </w:t>
-      </w:r>
-      <w:proofErr w:type="spellStart"/>
-      <w:r>
-        <w:rPr>
           <w:lang w:val="en-GB"/>
         </w:rPr>
-        <w:t>ResNet</w:t>
-      </w:r>
-      <w:proofErr w:type="spellEnd"/>
+        <w:t xml:space="preserve"> و </w:t>
+      </w:r>
       <w:r>
         <w:rPr>
           <w:lang w:val="en-GB"/>
         </w:rPr>
+        <w:t>VGG</w:t>
+      </w:r>
+      <w:r>
+        <w:rPr>
+          <w:lang w:val="en-GB"/>
+        </w:rPr>
         <w:fldChar w:fldCharType="begin"/>
       </w:r>
       <w:r>
         <w:rPr>
           <w:lang w:val="en-GB"/>
         </w:rPr>
-        <w:instrText xml:space="preserve"> ADDIN ZOTERO_ITEM CSL_CITATION {"citationID":"7r7z3npH","properties":{"formattedCitation":"[3]","plainCitation":"[3]","noteIndex":0},"citationItems":[{"id":"7W0YqvY3/GFZObt9f","uris":["http://zotero.org/users/local/zXoLnGtb/items/KXVCSXNP"],"uri":["http://zotero.org/users/local/zXoLnGtb/items/KXVCSXNP"],"itemData":{"id":705,"type":"article-journal","title":"Deep Residual Learning for Image Recognition","container-title":"arXiv:1512.03385 [cs]","source":"arXiv.org","abstract":"Deeper neural networks are more difficult to train. We present a residual learning framework to ease the training of networks that are substantially deeper than those used previously. We explicitly reformulate the layers as learning residual functions with reference to the layer inputs, instead of learning unreferenced functions. We provide comprehensive empirical evidence showing that these residual networks are easier to optimize, and can gain accuracy from considerably increased depth. On the ImageNet dataset we evaluate residual nets with a depth of up to 152 layers---8x deeper than VGG nets but still having lower complexity. An ensemble of these residual nets achieves 3.57% error on the ImageNet test set. This result won the 1st place on the ILSVRC 2015 classification task. We also present analysis on CIFAR-10 with 100 and 1000 layers. The depth of representations is of central importance for many visual recognition tasks. Solely due to our extremely deep representations, we obtain a 28% relative improvement on the COCO object detection dataset. Deep residual nets are foundations of our submissions to ILSVRC &amp; COCO 2015 competitions, where we also won the 1st places on the tasks of ImageNet detection, ImageNet localization, COCO detection, and COCO segmentation.","URL":"http://arxiv.org/abs/1512.03385","note":"25585 \narXiv: 1512.03385","author":[{"family":"He","given":"Kaiming"},{"family":"Zhang","given":"Xiangyu"},{"family":"Ren","given":"Shaoqing"},{"family":"Sun","given":"Jian"}],"issued":{"date-parts":[["2015",12,10]]},"accessed":{"date-parts":[["2019",7,26]]}}}],"schema":"https://github.com/citation-style-language/schema/raw/master/csl-citation.json"} </w:instrText>
+        <w:instrText xml:space="preserve"> ADDIN ZOTERO_ITEM CSL_CITATION {"citationID":"9Xoeto2o","properties":{"formattedCitation":"[10]","plainCitation":"[10]","noteIndex":0},"citationItems":[{"id":"avHvsnWi/GJo1bixi","uris":["http://zotero.org/users/local/zXoLnGtb/items/QUV8EZQ5"],"itemData":{"id":736,"type":"article-journal","title":"Very Deep Convolutional Networks for Large-Scale Image Recognition","container-title":"arXiv:1409.1556 [cs]","source":"arXiv.org","abstract":"In this work we investigate the effect of the convolutional network depth on its accuracy in the large-scale image recognition setting. Our main contribution is a thorough evaluation of networks of increasing depth using an architecture with very small (3x3) convolution filters, which shows that a significant improvement on the prior-art configurations can be achieved by pushing the depth to 16-19 weight layers. These findings were the basis of our ImageNet Challenge 2014 submission, where our team secured the first and the second places in the localisation and classification tracks respectively. We also show that our representations generalise well to other datasets, where they achieve state-of-the-art results. We have made our two best-performing ConvNet models publicly available to facilitate further research on the use of deep visual representations in computer vision.","URL":"http://arxiv.org/abs/1409.1556","note":"31889 \narXiv: 1409.1556","author":[{"family":"Simonyan","given":"Karen"},{"family":"Zisserman","given":"Andrew"}],"issued":{"date-parts":[["2015",4,10]]},"accessed":{"date-parts":[["2019",12,29]]}}}],"schema":"https://github.com/citation-style-language/schema/raw/master/csl-citation.json"} </w:instrText>
       </w:r>
       <w:r>
         <w:rPr>
@@ -32319,51 +34441,7 @@
         <w:rPr>
           <w:rFonts w:cs="Times New Roman"/>
         </w:rPr>
-        <w:t>[3]</w:t>
-      </w:r>
-      <w:r>
-        <w:rPr>
-          <w:lang w:val="en-GB"/>
-        </w:rPr>
-        <w:fldChar w:fldCharType="end"/>
-      </w:r>
-      <w:r>
-        <w:rPr>
-          <w:rFonts w:hint="cs"/>
-          <w:rtl/>
-          <w:lang w:val="en-GB"/>
-        </w:rPr>
-        <w:t xml:space="preserve"> و </w:t>
-      </w:r>
-      <w:r>
-        <w:rPr>
-          <w:lang w:val="en-GB"/>
-        </w:rPr>
-        <w:t>VGG</w:t>
-      </w:r>
-      <w:r>
-        <w:rPr>
-          <w:lang w:val="en-GB"/>
-        </w:rPr>
-        <w:fldChar w:fldCharType="begin"/>
-      </w:r>
-      <w:r>
-        <w:rPr>
-          <w:lang w:val="en-GB"/>
-        </w:rPr>
-        <w:instrText xml:space="preserve"> ADDIN ZOTERO_ITEM CSL_CITATION {"citationID":"9Xoeto2o","properties":{"formattedCitation":"[4]","plainCitation":"[4]","noteIndex":0},"citationItems":[{"id":"7W0YqvY3/Z7y6OzQP","uris":["http://zotero.org/users/local/zXoLnGtb/items/QUV8EZQ5"],"uri":["http://zotero.org/users/local/zXoLnGtb/items/QUV8EZQ5"],"itemData":{"id":736,"type":"article-journal","title":"Very Deep Convolutional Networks for Large-Scale Image Recognition","container-title":"arXiv:1409.1556 [cs]","source":"arXiv.org","abstract":"In this work we investigate the effect of the convolutional network depth on its accuracy in the large-scale image recognition setting. Our main contribution is a thorough evaluation of networks of increasing depth using an architecture with very small (3x3) convolution filters, which shows that a significant improvement on the prior-art configurations can be achieved by pushing the depth to 16-19 weight layers. These findings were the basis of our ImageNet Challenge 2014 submission, where our team secured the first and the second places in the localisation and classification tracks respectively. We also show that our representations generalise well to other datasets, where they achieve state-of-the-art results. We have made our two best-performing ConvNet models publicly available to facilitate further research on the use of deep visual representations in computer vision.","URL":"http://arxiv.org/abs/1409.1556","note":"31889 \narXiv: 1409.1556","author":[{"family":"Simonyan","given":"Karen"},{"family":"Zisserman","given":"Andrew"}],"issued":{"date-parts":[["2015",4,10]]},"accessed":{"date-parts":[["2019",12,29]]}}}],"schema":"https://github.com/citation-style-language/schema/raw/master/csl-citation.json"} </w:instrText>
-      </w:r>
-      <w:r>
-        <w:rPr>
-          <w:lang w:val="en-GB"/>
-        </w:rPr>
-        <w:fldChar w:fldCharType="separate"/>
-      </w:r>
-      <w:r>
-        <w:rPr>
-          <w:rFonts w:cs="Times New Roman"/>
-        </w:rPr>
-        <w:t>[4]</w:t>
+        <w:t>[10]</w:t>
       </w:r>
       <w:r>
         <w:rPr>
@@ -32484,16 +34562,15 @@
           <w:rtl/>
         </w:rPr>
       </w:pPr>
-      <w:bookmarkStart w:id="22" w:name="_Ref31497473"/>
-      <w:bookmarkStart w:id="23" w:name="_Ref31497484"/>
-      <w:bookmarkStart w:id="24" w:name="_Ref31497494"/>
-      <w:bookmarkStart w:id="25" w:name="_Toc32227748"/>
+      <w:bookmarkStart w:id="26" w:name="_Ref31497473"/>
+      <w:bookmarkStart w:id="27" w:name="_Ref31497484"/>
+      <w:bookmarkStart w:id="28" w:name="_Ref31497494"/>
+      <w:bookmarkStart w:id="29" w:name="_Toc32227748"/>
       <w:r>
         <w:rPr>
           <w:rFonts w:ascii="Times New Roman" w:hAnsi="Times New Roman" w:hint="cs"/>
           <w:rtl/>
         </w:rPr>
-        <w:lastRenderedPageBreak/>
         <w:t xml:space="preserve">مروری بر </w:t>
       </w:r>
       <w:r>
@@ -32502,230 +34579,159 @@
           <w:rtl/>
         </w:rPr>
         <w:t>قطعه‌بندی معنایی</w:t>
-      </w:r>
-      <w:bookmarkEnd w:id="22"/>
-      <w:bookmarkEnd w:id="23"/>
-      <w:bookmarkEnd w:id="24"/>
-      <w:bookmarkEnd w:id="25"/>
-    </w:p>
-    <w:p>
-      <w:pPr>
-        <w:pStyle w:val="Heading2"/>
-        <w:rPr>
-          <w:rtl/>
-        </w:rPr>
-      </w:pPr>
-      <w:bookmarkStart w:id="26" w:name="_Toc533212352"/>
-      <w:bookmarkStart w:id="27" w:name="_Ref465559112"/>
-      <w:r>
-        <w:rPr>
-          <w:rFonts w:hint="cs"/>
-          <w:rtl/>
-        </w:rPr>
-        <w:t xml:space="preserve"> </w:t>
-      </w:r>
-      <w:bookmarkStart w:id="28" w:name="_Toc32227749"/>
-      <w:r>
-        <w:rPr>
-          <w:rFonts w:hint="cs"/>
-          <w:rtl/>
-        </w:rPr>
-        <w:t>مقدمه</w:t>
       </w:r>
       <w:bookmarkEnd w:id="26"/>
       <w:bookmarkEnd w:id="27"/>
       <w:bookmarkEnd w:id="28"/>
-    </w:p>
-    <w:p>
-      <w:pPr>
-        <w:rPr>
-          <w:rtl/>
-        </w:rPr>
-      </w:pPr>
-      <w:r>
-        <w:rPr>
-          <w:rFonts w:hint="cs"/>
-          <w:rtl/>
-        </w:rPr>
-        <w:t>در این فصل پیشینه تحقیق در زمینه تقطیع معنایی شرح داده می‌شود. برای حل مسئله تقطیع معنایی چند رویکرد کلی وجود دارد. ابتدا تعاریف مطرح در این زمینه و تفاوت آن‌ها آورده شده</w:t>
-      </w:r>
-      <w:r>
-        <w:rPr>
-          <w:rFonts w:hint="cs"/>
-          <w:rtl/>
-        </w:rPr>
-        <w:t xml:space="preserve"> </w:t>
-      </w:r>
-      <w:r>
-        <w:rPr>
-          <w:rFonts w:hint="cs"/>
-          <w:rtl/>
-        </w:rPr>
-        <w:t>و سپس شرح بنیان این رویکردها شرح داده‌شده و در نهایت مروری کلی بر کارهای مبتنی بر این رویکرد‌ها آورده شده است.</w:t>
-      </w:r>
-    </w:p>
-    <w:p>
-      <w:pPr>
-        <w:pStyle w:val="Heading2"/>
-        <w:rPr>
-          <w:rtl/>
-        </w:rPr>
-      </w:pPr>
-      <w:bookmarkStart w:id="29" w:name="_Toc32227750"/>
-      <w:r>
-        <w:rPr>
-          <w:rFonts w:hint="cs"/>
-          <w:rtl/>
-        </w:rPr>
-        <w:t>تقطیع معنایی</w:t>
-      </w:r>
       <w:bookmarkEnd w:id="29"/>
     </w:p>
     <w:p>
       <w:pPr>
-        <w:rPr>
-          <w:rtl/>
-        </w:rPr>
-      </w:pPr>
+        <w:pStyle w:val="Heading2"/>
+        <w:rPr>
+          <w:rtl/>
+        </w:rPr>
+      </w:pPr>
+      <w:bookmarkStart w:id="30" w:name="_Toc533212352"/>
+      <w:bookmarkStart w:id="31" w:name="_Ref465559112"/>
+      <w:r>
+        <w:rPr>
+          <w:rFonts w:hint="cs"/>
+          <w:rtl/>
+        </w:rPr>
+        <w:t xml:space="preserve"> </w:t>
+      </w:r>
+      <w:bookmarkStart w:id="32" w:name="_Toc32227749"/>
+      <w:r>
+        <w:rPr>
+          <w:rFonts w:hint="cs"/>
+          <w:rtl/>
+        </w:rPr>
+        <w:t>مقدمه</w:t>
+      </w:r>
+      <w:bookmarkEnd w:id="30"/>
+      <w:bookmarkEnd w:id="31"/>
+      <w:bookmarkEnd w:id="32"/>
     </w:p>
     <w:p>
       <w:pPr>
-        <w:pStyle w:val="Heading3"/>
-        <w:rPr>
-          <w:rtl/>
-        </w:rPr>
-      </w:pPr>
-      <w:bookmarkStart w:id="30" w:name="_Toc32227751"/>
+        <w:rPr>
+          <w:rtl/>
+        </w:rPr>
+      </w:pPr>
       <w:r>
         <w:rPr>
           <w:rFonts w:hint="cs"/>
           <w:rtl/>
         </w:rPr>
-        <w:t>تعاریف</w:t>
-      </w:r>
-      <w:bookmarkEnd w:id="30"/>
+        <w:t>در این فصل پیشینه تحقیق در زمینه تقطیع معنایی شرح داده می‌شود. برای حل مسئله تقطیع معنایی چند رویکرد کلی وجود دارد. ابتدا تعاریف مطرح در این زمینه و تفاوت آن‌ها آورده شده</w:t>
+      </w:r>
+      <w:r>
+        <w:rPr>
+          <w:rFonts w:hint="cs"/>
+          <w:rtl/>
+        </w:rPr>
+        <w:t xml:space="preserve"> </w:t>
+      </w:r>
+      <w:r>
+        <w:rPr>
+          <w:rFonts w:hint="cs"/>
+          <w:rtl/>
+        </w:rPr>
+        <w:t>و سپس شرح بنیان این رویکردها شرح داده‌شده و در نهایت مروری کلی بر کارهای مبتنی بر این رویکرد‌ها آورده شده است.</w:t>
+      </w:r>
     </w:p>
     <w:p>
       <w:pPr>
-        <w:rPr>
-          <w:rtl/>
-          <w:lang w:val="en-GB"/>
-        </w:rPr>
-      </w:pPr>
+        <w:pStyle w:val="Heading2"/>
+        <w:rPr>
+          <w:rtl/>
+        </w:rPr>
+      </w:pPr>
+      <w:bookmarkStart w:id="33" w:name="_Toc32227750"/>
       <w:r>
         <w:rPr>
           <w:rFonts w:hint="cs"/>
           <w:rtl/>
-          <w:lang w:val="en-GB"/>
-        </w:rPr>
-        <w:t>برای آشنایی بهتر با تقطیع معنایی تصویر</w:t>
-      </w:r>
-      <w:r>
-        <w:rPr>
-          <w:rStyle w:val="FootnoteReference"/>
-          <w:rtl/>
-        </w:rPr>
-        <w:footnoteReference w:id="3"/>
-      </w:r>
-      <w:r>
-        <w:rPr>
-          <w:rFonts w:hint="cs"/>
-          <w:rtl/>
-          <w:lang w:val="en-GB"/>
-        </w:rPr>
-        <w:t xml:space="preserve"> ابتدا به شرح تقطیع تصویر</w:t>
-      </w:r>
-      <w:r>
-        <w:rPr>
-          <w:rStyle w:val="FootnoteReference"/>
-          <w:rtl/>
-        </w:rPr>
-        <w:footnoteReference w:id="4"/>
-      </w:r>
-      <w:r>
-        <w:rPr>
-          <w:rFonts w:hint="cs"/>
-          <w:rtl/>
-          <w:lang w:val="en-GB"/>
-        </w:rPr>
-        <w:t xml:space="preserve"> پرداخته می‌شود. تقطیع تصویر فرآیندی است که در آن تصویر به چندین ناحیه همسان تقسیم‌بندی می‌شود بدون آن‌که  ادراکی از این نواحی داشته باشد.</w:t>
-      </w:r>
+        </w:rPr>
+        <w:t>تقطیع معنایی</w:t>
+      </w:r>
+      <w:bookmarkEnd w:id="33"/>
     </w:p>
     <w:p>
       <w:pPr>
         <w:rPr>
           <w:rtl/>
-          <w:lang w:val="en-GB"/>
-        </w:rPr>
-      </w:pPr>
-      <w:r>
-        <w:rPr>
-          <w:rFonts w:hint="cs"/>
-          <w:rtl/>
-          <w:lang w:val="en-GB"/>
-        </w:rPr>
-        <w:lastRenderedPageBreak/>
-        <w:t>در حالی که در تقطیع معنایی تلاش بر این است که تصویر به نوعی تقسیم شود تا هر ناحیه بیانگر یک رده</w:t>
-      </w:r>
-      <w:r>
-        <w:rPr>
-          <w:rStyle w:val="FootnoteReference"/>
-          <w:rtl/>
-        </w:rPr>
-        <w:footnoteReference w:id="5"/>
-      </w:r>
-      <w:r>
-        <w:rPr>
-          <w:rFonts w:hint="cs"/>
-          <w:rtl/>
-          <w:lang w:val="en-GB"/>
-        </w:rPr>
-        <w:t xml:space="preserve"> خاص (القا کننده مفهوم یا شی خاص) باشد</w:t>
-      </w:r>
+        </w:rPr>
+      </w:pPr>
     </w:p>
     <w:p>
       <w:pPr>
-        <w:rPr>
-          <w:rtl/>
-          <w:lang w:val="en-GB"/>
-        </w:rPr>
-      </w:pPr>
-      <w:r>
-        <w:rPr>
-          <w:lang w:val="en-GB"/>
-        </w:rPr>
-        <w:t xml:space="preserve"> </w:t>
-      </w:r>
+        <w:pStyle w:val="Heading3"/>
+        <w:rPr>
+          <w:rtl/>
+        </w:rPr>
+      </w:pPr>
+      <w:bookmarkStart w:id="34" w:name="_Toc32227751"/>
       <w:r>
         <w:rPr>
           <w:rFonts w:hint="cs"/>
           <w:rtl/>
-          <w:lang w:val="en-GB"/>
-        </w:rPr>
-        <w:t>...</w:t>
-      </w:r>
+        </w:rPr>
+        <w:lastRenderedPageBreak/>
+        <w:t>تعاریف</w:t>
+      </w:r>
+      <w:bookmarkEnd w:id="34"/>
     </w:p>
     <w:p>
       <w:pPr>
-        <w:pStyle w:val="Heading2"/>
-        <w:rPr>
-          <w:rtl/>
-        </w:rPr>
-      </w:pPr>
-      <w:bookmarkStart w:id="31" w:name="_Toc32227770"/>
+        <w:rPr>
+          <w:rtl/>
+          <w:lang w:val="en-GB"/>
+        </w:rPr>
+      </w:pPr>
       <w:r>
         <w:rPr>
           <w:rFonts w:hint="cs"/>
           <w:rtl/>
-        </w:rPr>
-        <w:t>جمع‌بندي</w:t>
-      </w:r>
-      <w:bookmarkEnd w:id="31"/>
+          <w:lang w:val="en-GB"/>
+        </w:rPr>
+        <w:t>برای آشنایی بهتر با تقطیع معنایی تصویر</w:t>
+      </w:r>
+      <w:r>
+        <w:rPr>
+          <w:rStyle w:val="FootnoteReference"/>
+          <w:rtl/>
+        </w:rPr>
+        <w:footnoteReference w:id="24"/>
+      </w:r>
+      <w:r>
+        <w:rPr>
+          <w:rFonts w:hint="cs"/>
+          <w:rtl/>
+          <w:lang w:val="en-GB"/>
+        </w:rPr>
+        <w:t xml:space="preserve"> ابتدا به شرح تقطیع تصویر</w:t>
+      </w:r>
+      <w:r>
+        <w:rPr>
+          <w:rStyle w:val="FootnoteReference"/>
+          <w:rtl/>
+        </w:rPr>
+        <w:footnoteReference w:id="25"/>
+      </w:r>
+      <w:r>
+        <w:rPr>
+          <w:rFonts w:hint="cs"/>
+          <w:rtl/>
+          <w:lang w:val="en-GB"/>
+        </w:rPr>
+        <w:t xml:space="preserve"> پرداخته می‌شود. تقطیع تصویر فرآیندی است که در آن تصویر به چندین ناحیه همسان تقسیم‌بندی می‌شود بدون آن‌که  ادراکی از این نواحی داشته باشد.</w:t>
+      </w:r>
     </w:p>
     <w:p>
       <w:pPr>
         <w:rPr>
-          <w:rFonts w:cs="Times New Roman"/>
           <w:rtl/>
           <w:lang w:val="en-GB"/>
         </w:rPr>
@@ -32734,141 +34740,24 @@
         <w:rPr>
           <w:rFonts w:hint="cs"/>
           <w:rtl/>
-        </w:rPr>
-        <w:t>در این بخش انواع رو‌ش‌های تقطیع معنایی تصویر بررسی شد. در ابتدای روش غیر عمیق توضیح داده شد که به علت پیچیدگی بالا و قابلیت تعمیم بسیار کم توفیق چندانی نداشتند. در ادامه به توضیح روش‌های عمیق و دستاوردهای آنها پرداخته شد و در نهایت مروری بر روش‌های بلادرنگ آورده شد.</w:t>
+          <w:lang w:val="en-GB"/>
+        </w:rPr>
+        <w:t>در حالی که در تقطیع معنایی تلاش بر این است که تصویر به نوعی تقسیم شود تا هر ناحیه بیانگر یک رده</w:t>
+      </w:r>
+      <w:r>
+        <w:rPr>
+          <w:rStyle w:val="FootnoteReference"/>
+          <w:rtl/>
+        </w:rPr>
+        <w:footnoteReference w:id="26"/>
       </w:r>
       <w:r>
         <w:rPr>
           <w:rFonts w:hint="cs"/>
           <w:rtl/>
-        </w:rPr>
-        <w:t xml:space="preserve"> روش‌هایی مانند </w:t>
-      </w:r>
-      <w:proofErr w:type="spellStart"/>
-      <w:r>
-        <w:rPr>
           <w:lang w:val="en-GB"/>
         </w:rPr>
-        <w:t>ENet</w:t>
-      </w:r>
-      <w:proofErr w:type="spellEnd"/>
-      <w:r>
-        <w:rPr>
-          <w:rFonts w:hint="cs"/>
-          <w:rtl/>
-          <w:lang w:val="en-GB"/>
-        </w:rPr>
-        <w:t xml:space="preserve"> و </w:t>
-      </w:r>
-      <w:proofErr w:type="spellStart"/>
-      <w:r>
-        <w:rPr>
-          <w:lang w:val="en-GB"/>
-        </w:rPr>
-        <w:t>SegNet</w:t>
-      </w:r>
-      <w:proofErr w:type="spellEnd"/>
-      <w:r>
-        <w:rPr>
-          <w:rFonts w:hint="cs"/>
-          <w:rtl/>
-          <w:lang w:val="en-GB"/>
-        </w:rPr>
-        <w:t xml:space="preserve"> هم از نظر زمان معرفی و هم از نظر معیار ارزیابی گزینه‌های مناسبی برای ادامه نیستند. در عوض روش‌های سلسله مراتبی که مانند </w:t>
-      </w:r>
-      <w:proofErr w:type="spellStart"/>
-      <w:r>
-        <w:rPr>
-          <w:lang w:val="en-GB"/>
-        </w:rPr>
-        <w:t>ICNet</w:t>
-      </w:r>
-      <w:proofErr w:type="spellEnd"/>
-      <w:r>
-        <w:rPr>
-          <w:rFonts w:hint="cs"/>
-          <w:rtl/>
-          <w:lang w:val="en-GB"/>
-        </w:rPr>
-        <w:t xml:space="preserve">، </w:t>
-      </w:r>
-      <w:proofErr w:type="spellStart"/>
-      <w:r>
-        <w:rPr>
-          <w:lang w:val="en-GB"/>
-        </w:rPr>
-        <w:t>BiSeNet</w:t>
-      </w:r>
-      <w:proofErr w:type="spellEnd"/>
-      <w:r>
-        <w:rPr>
-          <w:rFonts w:hint="cs"/>
-          <w:rtl/>
-          <w:lang w:val="en-GB"/>
-        </w:rPr>
-        <w:t xml:space="preserve"> و </w:t>
-      </w:r>
-      <w:r>
-        <w:rPr>
-          <w:lang w:val="en-GB"/>
-        </w:rPr>
-        <w:t>Fast-SCNN</w:t>
-      </w:r>
-      <w:r>
-        <w:rPr>
-          <w:rFonts w:hint="cs"/>
-          <w:rtl/>
-          <w:lang w:val="en-GB"/>
-        </w:rPr>
-        <w:t xml:space="preserve"> که سعی در استخراج ویژگی در رزولوشن‌های متفاوت دارند، نتایج بهتری ارائه کرده‌اند. در زمان انتخاب روش پایه کد رسمی روش‌های منتخب در اینترنت موجود نبود،‌ در نتیجه با پیاده‌سازی روش‌ها مشابه با توضیحات مقالات اصلی</w:t>
-      </w:r>
-      <w:r>
-        <w:rPr>
-          <w:rFonts w:hint="cs"/>
-          <w:rtl/>
-          <w:lang w:val="en-GB"/>
-        </w:rPr>
-        <w:t xml:space="preserve"> و با کمک کد‌های غیر رسمی</w:t>
-      </w:r>
-      <w:r>
-        <w:rPr>
-          <w:rFonts w:hint="cs"/>
-          <w:rtl/>
-          <w:lang w:val="en-GB"/>
-        </w:rPr>
-        <w:t xml:space="preserve">، روش </w:t>
-      </w:r>
-      <w:proofErr w:type="spellStart"/>
-      <w:r>
-        <w:rPr>
-          <w:lang w:val="en-GB"/>
-        </w:rPr>
-        <w:t>ICNet</w:t>
-      </w:r>
-      <w:proofErr w:type="spellEnd"/>
-      <w:r>
-        <w:rPr>
-          <w:rFonts w:hint="cs"/>
-          <w:rtl/>
-          <w:lang w:val="en-GB"/>
-        </w:rPr>
-        <w:t xml:space="preserve"> انتخاب شد که نزدیک</w:t>
-      </w:r>
-      <w:r>
-        <w:rPr>
-          <w:rFonts w:hint="cs"/>
-          <w:rtl/>
-          <w:lang w:val="en-GB"/>
-        </w:rPr>
-        <w:t>‌ترین</w:t>
-      </w:r>
-      <w:r>
-        <w:rPr>
-          <w:rFonts w:hint="cs"/>
-          <w:rtl/>
-          <w:lang w:val="en-GB"/>
-        </w:rPr>
-        <w:t xml:space="preserve"> دقت را به دقت ذکر شده در مقاله بدست آورد.</w:t>
+        <w:t xml:space="preserve"> خاص (القا کننده مفهوم یا شی خاص) باشد</w:t>
       </w:r>
     </w:p>
     <w:p>
@@ -32880,28 +34769,206 @@
       </w:pPr>
       <w:r>
         <w:rPr>
+          <w:lang w:val="en-GB"/>
+        </w:rPr>
+        <w:t xml:space="preserve"> </w:t>
+      </w:r>
+      <w:r>
+        <w:rPr>
           <w:rFonts w:hint="cs"/>
           <w:rtl/>
-        </w:rPr>
-        <w:t xml:space="preserve">دادگان مورد استفاده در این پژوهش دادگان تصاویر شهری </w:t>
-      </w:r>
-      <w:r>
-        <w:rPr>
           <w:lang w:val="en-GB"/>
         </w:rPr>
-        <w:t>Cityscapes</w:t>
-      </w:r>
-      <w:r>
-        <w:rPr>
-          <w:rFonts w:hint="cs"/>
-          <w:rtl/>
-          <w:lang w:val="en-GB"/>
-        </w:rPr>
-        <w:t xml:space="preserve"> است، چرا که در مقالات مشاهده شده این دادگان بیشترین کاربرد را داشته است.</w:t>
+        <w:t>...</w:t>
       </w:r>
     </w:p>
     <w:p>
       <w:pPr>
+        <w:pStyle w:val="Heading2"/>
+        <w:rPr>
+          <w:rtl/>
+        </w:rPr>
+      </w:pPr>
+      <w:bookmarkStart w:id="35" w:name="_Toc32227770"/>
+      <w:r>
+        <w:rPr>
+          <w:rFonts w:hint="cs"/>
+          <w:rtl/>
+        </w:rPr>
+        <w:t>جمع‌بندي</w:t>
+      </w:r>
+      <w:bookmarkEnd w:id="35"/>
+    </w:p>
+    <w:p>
+      <w:pPr>
+        <w:rPr>
+          <w:rFonts w:cs="Times New Roman"/>
+          <w:rtl/>
+          <w:lang w:val="en-GB"/>
+        </w:rPr>
+      </w:pPr>
+      <w:r>
+        <w:rPr>
+          <w:rFonts w:hint="cs"/>
+          <w:rtl/>
+        </w:rPr>
+        <w:t>در این بخش انواع رو‌ش‌های تقطیع معنایی تصویر بررسی شد. در ابتدای روش غیر عمیق توضیح داده شد که به علت پیچیدگی بالا و قابلیت تعمیم بسیار کم توفیق چندانی نداشتند. در ادامه به توضیح روش‌های عمیق و دستاوردهای آنها پرداخته شد و در نهایت مروری بر روش‌های بلادرنگ آورده شد.</w:t>
+      </w:r>
+      <w:r>
+        <w:rPr>
+          <w:rFonts w:hint="cs"/>
+          <w:rtl/>
+        </w:rPr>
+        <w:t xml:space="preserve"> روش‌هایی مانند </w:t>
+      </w:r>
+      <w:r>
+        <w:rPr>
+          <w:lang w:val="en-GB"/>
+        </w:rPr>
+        <w:t>ENet</w:t>
+      </w:r>
+      <w:r>
+        <w:rPr>
+          <w:rFonts w:hint="cs"/>
+          <w:rtl/>
+          <w:lang w:val="en-GB"/>
+        </w:rPr>
+        <w:t xml:space="preserve"> و </w:t>
+      </w:r>
+      <w:r>
+        <w:rPr>
+          <w:lang w:val="en-GB"/>
+        </w:rPr>
+        <w:t>SegNet</w:t>
+      </w:r>
+      <w:r>
+        <w:rPr>
+          <w:rFonts w:hint="cs"/>
+          <w:rtl/>
+          <w:lang w:val="en-GB"/>
+        </w:rPr>
+        <w:t xml:space="preserve"> هم از نظر زمان معرفی و هم از نظر معیار ارزیابی گزینه‌های مناسبی برای ادامه نیستند. در عوض روش‌های سلسله مراتبی که مانند </w:t>
+      </w:r>
+      <w:r>
+        <w:rPr>
+          <w:lang w:val="en-GB"/>
+        </w:rPr>
+        <w:t>ICNet</w:t>
+      </w:r>
+      <w:r>
+        <w:rPr>
+          <w:rFonts w:hint="cs"/>
+          <w:rtl/>
+          <w:lang w:val="en-GB"/>
+        </w:rPr>
+        <w:t xml:space="preserve">، </w:t>
+      </w:r>
+      <w:r>
+        <w:rPr>
+          <w:lang w:val="en-GB"/>
+        </w:rPr>
+        <w:t>BiSeNet</w:t>
+      </w:r>
+      <w:r>
+        <w:rPr>
+          <w:rFonts w:hint="cs"/>
+          <w:rtl/>
+          <w:lang w:val="en-GB"/>
+        </w:rPr>
+        <w:t xml:space="preserve"> و </w:t>
+      </w:r>
+      <w:r>
+        <w:rPr>
+          <w:lang w:val="en-GB"/>
+        </w:rPr>
+        <w:t>Fast-SCNN</w:t>
+      </w:r>
+      <w:r>
+        <w:rPr>
+          <w:rFonts w:hint="cs"/>
+          <w:rtl/>
+          <w:lang w:val="en-GB"/>
+        </w:rPr>
+        <w:t xml:space="preserve"> که سعی در استخراج ویژگی در رزولوشن‌های متفاوت دارند، نتایج بهتری ارائه کرده‌اند. در زمان انتخاب روش پایه کد رسمی روش‌های منتخب در اینترنت موجود نبود،‌ در نتیجه با پیاده‌سازی روش‌ها مشابه با توضیحات مقالات اصلی</w:t>
+      </w:r>
+      <w:r>
+        <w:rPr>
+          <w:rFonts w:hint="cs"/>
+          <w:rtl/>
+          <w:lang w:val="en-GB"/>
+        </w:rPr>
+        <w:t xml:space="preserve"> و با کمک کد‌های غیر رسمی</w:t>
+      </w:r>
+      <w:r>
+        <w:rPr>
+          <w:rFonts w:hint="cs"/>
+          <w:rtl/>
+          <w:lang w:val="en-GB"/>
+        </w:rPr>
+        <w:t xml:space="preserve">، روش </w:t>
+      </w:r>
+      <w:r>
+        <w:rPr>
+          <w:lang w:val="en-GB"/>
+        </w:rPr>
+        <w:t>ICNet</w:t>
+      </w:r>
+      <w:r>
+        <w:rPr>
+          <w:rFonts w:hint="cs"/>
+          <w:rtl/>
+          <w:lang w:val="en-GB"/>
+        </w:rPr>
+        <w:t xml:space="preserve"> انتخاب شد که نزدیک</w:t>
+      </w:r>
+      <w:r>
+        <w:rPr>
+          <w:rFonts w:hint="cs"/>
+          <w:rtl/>
+          <w:lang w:val="en-GB"/>
+        </w:rPr>
+        <w:t>‌ترین</w:t>
+      </w:r>
+      <w:r>
+        <w:rPr>
+          <w:rFonts w:hint="cs"/>
+          <w:rtl/>
+          <w:lang w:val="en-GB"/>
+        </w:rPr>
+        <w:t xml:space="preserve"> دقت را به دقت ذکر شده در مقاله بدست آورد.</w:t>
+      </w:r>
+    </w:p>
+    <w:p>
+      <w:pPr>
+        <w:rPr>
+          <w:rtl/>
+          <w:lang w:val="en-GB"/>
+        </w:rPr>
+      </w:pPr>
+      <w:r>
+        <w:rPr>
+          <w:rFonts w:hint="cs"/>
+          <w:rtl/>
+        </w:rPr>
+        <w:t xml:space="preserve">دادگان مورد استفاده در این پژوهش دادگان تصاویر شهری </w:t>
+      </w:r>
+      <w:r>
+        <w:rPr>
+          <w:lang w:val="en-GB"/>
+        </w:rPr>
+        <w:t>Cityscapes</w:t>
+      </w:r>
+      <w:r>
+        <w:rPr>
+          <w:rFonts w:hint="cs"/>
+          <w:rtl/>
+          <w:lang w:val="en-GB"/>
+        </w:rPr>
+        <w:t xml:space="preserve"> است، چرا که در مقالات مشاهده شده این دادگان بیشترین کاربرد را داشته است.</w:t>
+      </w:r>
+    </w:p>
+    <w:p>
+      <w:pPr>
         <w:spacing w:before="0"/>
         <w:ind w:firstLine="0"/>
         <w:rPr>
@@ -32941,7 +35008,7 @@
     <w:p>
       <w:pPr>
         <w:sectPr>
-          <w:footerReference w:type="default" r:id="rId26"/>
+          <w:footerReference w:type="default" r:id="rId29"/>
           <w:footnotePr>
             <w:numRestart w:val="eachPage"/>
           </w:footnotePr>
@@ -32969,7 +35036,7 @@
           <w:rtl/>
         </w:rPr>
         <w:sectPr>
-          <w:footerReference w:type="first" r:id="rId27"/>
+          <w:footerReference w:type="first" r:id="rId30"/>
           <w:footnotePr>
             <w:numRestart w:val="eachPage"/>
           </w:footnotePr>
@@ -32992,200 +35059,10 @@
           <w:rtl/>
         </w:rPr>
       </w:pPr>
-      <w:bookmarkStart w:id="32" w:name="_Toc32227771"/>
+      <w:bookmarkStart w:id="36" w:name="_Toc32227771"/>
       <w:r>
         <w:rPr>
           <w:rFonts w:ascii="Times New Roman" w:hAnsi="Times New Roman" w:hint="cs"/>
-          <w:rtl/>
-        </w:rPr>
-        <w:t>روش پیشنهادی</w:t>
-      </w:r>
-      <w:bookmarkEnd w:id="32"/>
-    </w:p>
-    <w:p>
-      <w:pPr>
-        <w:pStyle w:val="Heading2"/>
-        <w:rPr>
-          <w:rtl/>
-        </w:rPr>
-      </w:pPr>
-      <w:bookmarkStart w:id="33" w:name="_Ref471125571"/>
-      <w:bookmarkStart w:id="34" w:name="_Toc533212406"/>
-      <w:bookmarkStart w:id="35" w:name="_Toc32227772"/>
-      <w:r>
-        <w:rPr>
-          <w:rFonts w:hint="cs"/>
-          <w:rtl/>
-        </w:rPr>
-        <w:t>مقدمه</w:t>
-      </w:r>
-      <w:bookmarkEnd w:id="33"/>
-      <w:bookmarkEnd w:id="34"/>
-      <w:bookmarkEnd w:id="35"/>
-    </w:p>
-    <w:p>
-      <w:pPr>
-        <w:rPr>
-          <w:rtl/>
-        </w:rPr>
-      </w:pPr>
-      <w:r>
-        <w:rPr>
-          <w:rFonts w:hint="cs"/>
-          <w:rtl/>
-        </w:rPr>
-        <w:t>در این فصل به شرح روش پیشنهادی جهت بهبود مدل‌های بلادرنگ پرداخته می‌شود.</w:t>
-      </w:r>
-      <w:r>
-        <w:rPr>
-          <w:rFonts w:hint="cs"/>
-          <w:rtl/>
-        </w:rPr>
-        <w:t xml:space="preserve"> </w:t>
-      </w:r>
-      <w:r>
-        <w:rPr>
-          <w:rFonts w:hint="cs"/>
-          <w:rtl/>
-        </w:rPr>
-        <w:t xml:space="preserve">همان‌طور که در </w:t>
-      </w:r>
-      <w:r>
-        <w:rPr>
-          <w:rtl/>
-        </w:rPr>
-        <w:fldChar w:fldCharType="begin"/>
-      </w:r>
-      <w:r>
-        <w:rPr>
-          <w:rtl/>
-        </w:rPr>
-        <w:instrText xml:space="preserve"> </w:instrText>
-      </w:r>
-      <w:r>
-        <w:rPr>
-          <w:rFonts w:hint="cs"/>
-        </w:rPr>
-        <w:instrText>REF</w:instrText>
-      </w:r>
-      <w:r>
-        <w:rPr>
-          <w:rFonts w:hint="cs"/>
-          <w:rtl/>
-        </w:rPr>
-        <w:instrText xml:space="preserve"> _</w:instrText>
-      </w:r>
-      <w:r>
-        <w:rPr>
-          <w:rFonts w:hint="cs"/>
-        </w:rPr>
-        <w:instrText>Ref31497494 \r \h</w:instrText>
-      </w:r>
-      <w:r>
-        <w:rPr>
-          <w:rtl/>
-        </w:rPr>
-        <w:instrText xml:space="preserve"> </w:instrText>
-      </w:r>
-      <w:r>
-        <w:rPr>
-          <w:rtl/>
-        </w:rPr>
-      </w:r>
-      <w:r>
-        <w:rPr>
-          <w:rtl/>
-        </w:rPr>
-        <w:fldChar w:fldCharType="separate"/>
-      </w:r>
-      <w:r>
-        <w:rPr>
-          <w:rtl/>
-        </w:rPr>
-        <w:t>‏فصل 3</w:t>
-      </w:r>
-      <w:r>
-        <w:rPr>
-          <w:rtl/>
-        </w:rPr>
-        <w:fldChar w:fldCharType="end"/>
-      </w:r>
-      <w:r>
-        <w:rPr>
-          <w:rFonts w:hint="cs"/>
-          <w:rtl/>
-        </w:rPr>
-        <w:t xml:space="preserve"> </w:t>
-      </w:r>
-      <w:r>
-        <w:rPr>
-          <w:rFonts w:hint="cs"/>
-          <w:rtl/>
-        </w:rPr>
-        <w:t>توضیح داده شد، رویکردهای مختلفی برای حل مسئله تقطیع معنایی بلادرنگ وجود دارند که تا جایی که محقق کوشیده، همگی آن‌ها مبت</w:t>
-      </w:r>
-      <w:r>
-        <w:rPr>
-          <w:rFonts w:hint="cs"/>
-          <w:rtl/>
-        </w:rPr>
-        <w:t>ن</w:t>
-      </w:r>
-      <w:r>
-        <w:rPr>
-          <w:rFonts w:hint="cs"/>
-          <w:rtl/>
-        </w:rPr>
-        <w:t>ی بر یادگیری عمیق هستند.</w:t>
-      </w:r>
-    </w:p>
-    <w:p>
-      <w:pPr>
-        <w:rPr>
-          <w:rtl/>
-        </w:rPr>
-      </w:pPr>
-      <w:r>
-        <w:rPr>
-          <w:rFonts w:hint="cs"/>
-          <w:rtl/>
-        </w:rPr>
-        <w:t>روش‌های بلادرنگ اخیر سعی می‌کنند تا تمام کار استخراج ویژگی را خود به عهده بگیرند، این در حالی است که با توجه به محدودیت‌های زمانی و سخت‌افزاری موجود</w:t>
-      </w:r>
-      <w:r>
-        <w:rPr>
-          <w:rFonts w:hint="cs"/>
-          <w:rtl/>
-        </w:rPr>
-        <w:t>،</w:t>
-      </w:r>
-      <w:r>
-        <w:rPr>
-          <w:rFonts w:hint="cs"/>
-          <w:rtl/>
-        </w:rPr>
-        <w:t xml:space="preserve"> عمیق‌شدن و سرعت بالای استنتاج با هم رابطه عکس دارند.</w:t>
-      </w:r>
-    </w:p>
-    <w:p>
-      <w:pPr>
-        <w:rPr>
-          <w:rtl/>
-        </w:rPr>
-      </w:pPr>
-    </w:p>
-    <w:p>
-      <w:pPr>
-        <w:pStyle w:val="Heading2"/>
-        <w:spacing w:before="0"/>
-        <w:rPr>
-          <w:rtl/>
-        </w:rPr>
-      </w:pPr>
-      <w:bookmarkStart w:id="36" w:name="_Toc32227773"/>
-      <w:r>
-        <w:rPr>
-          <w:rFonts w:hint="cs"/>
           <w:rtl/>
         </w:rPr>
         <w:t>روش پیشنهادی</w:t>
@@ -33194,66 +35071,22 @@
     </w:p>
     <w:p>
       <w:pPr>
-        <w:pStyle w:val="Heading3"/>
-        <w:rPr>
-          <w:rtl/>
-        </w:rPr>
-      </w:pPr>
-      <w:bookmarkStart w:id="37" w:name="_Toc32227774"/>
+        <w:pStyle w:val="Heading2"/>
+        <w:rPr>
+          <w:rtl/>
+        </w:rPr>
+      </w:pPr>
+      <w:bookmarkStart w:id="37" w:name="_Ref471125571"/>
+      <w:bookmarkStart w:id="38" w:name="_Toc533212406"/>
+      <w:bookmarkStart w:id="39" w:name="_Toc32227772"/>
       <w:r>
         <w:rPr>
           <w:rFonts w:hint="cs"/>
           <w:rtl/>
         </w:rPr>
-        <w:t>ایده اصلی</w:t>
+        <w:t>مقدمه</w:t>
       </w:r>
       <w:bookmarkEnd w:id="37"/>
-    </w:p>
-    <w:p>
-      <w:pPr>
-        <w:rPr>
-          <w:rtl/>
-        </w:rPr>
-      </w:pPr>
-      <w:r>
-        <w:rPr>
-          <w:rFonts w:hint="cs"/>
-          <w:rtl/>
-        </w:rPr>
-        <w:t xml:space="preserve">روش پیشنهادی در این پایان‌نامه بدین صورت است </w:t>
-      </w:r>
-    </w:p>
-    <w:p>
-      <w:pPr>
-        <w:rPr>
-          <w:rtl/>
-        </w:rPr>
-      </w:pPr>
-      <w:r>
-        <w:rPr>
-          <w:rFonts w:hint="cs"/>
-          <w:rtl/>
-        </w:rPr>
-        <w:t>...</w:t>
-      </w:r>
-    </w:p>
-    <w:p>
-      <w:pPr>
-        <w:pStyle w:val="Heading2"/>
-        <w:rPr>
-          <w:rtl/>
-        </w:rPr>
-      </w:pPr>
-      <w:bookmarkStart w:id="38" w:name="_Toc533212419"/>
-      <w:bookmarkStart w:id="39" w:name="_Toc32227781"/>
-      <w:r>
-        <w:rPr>
-          <w:rFonts w:hint="cs"/>
-          <w:rtl/>
-        </w:rPr>
-        <w:lastRenderedPageBreak/>
-        <w:t>جمع‌بندي</w:t>
-      </w:r>
       <w:bookmarkEnd w:id="38"/>
       <w:bookmarkEnd w:id="39"/>
     </w:p>
@@ -33261,6 +35094,240 @@
       <w:pPr>
         <w:rPr>
           <w:rtl/>
+        </w:rPr>
+      </w:pPr>
+      <w:r>
+        <w:rPr>
+          <w:rFonts w:hint="cs"/>
+          <w:rtl/>
+        </w:rPr>
+        <w:t>در این فصل به شرح روش پیشنهادی جهت بهبود مدل‌های بلادرنگ پرداخته می‌شود.</w:t>
+      </w:r>
+      <w:r>
+        <w:rPr>
+          <w:rFonts w:hint="cs"/>
+          <w:rtl/>
+        </w:rPr>
+        <w:t xml:space="preserve"> </w:t>
+      </w:r>
+      <w:r>
+        <w:rPr>
+          <w:rFonts w:hint="cs"/>
+          <w:rtl/>
+        </w:rPr>
+        <w:t xml:space="preserve">همان‌طور که در </w:t>
+      </w:r>
+      <w:r>
+        <w:rPr>
+          <w:rtl/>
+        </w:rPr>
+        <w:fldChar w:fldCharType="begin"/>
+      </w:r>
+      <w:r>
+        <w:rPr>
+          <w:rtl/>
+        </w:rPr>
+        <w:instrText xml:space="preserve"> </w:instrText>
+      </w:r>
+      <w:r>
+        <w:rPr>
+          <w:rFonts w:hint="cs"/>
+        </w:rPr>
+        <w:instrText>REF</w:instrText>
+      </w:r>
+      <w:r>
+        <w:rPr>
+          <w:rFonts w:hint="cs"/>
+          <w:rtl/>
+        </w:rPr>
+        <w:instrText xml:space="preserve"> _</w:instrText>
+      </w:r>
+      <w:r>
+        <w:rPr>
+          <w:rFonts w:hint="cs"/>
+        </w:rPr>
+        <w:instrText>Ref31497494 \r \h</w:instrText>
+      </w:r>
+      <w:r>
+        <w:rPr>
+          <w:rtl/>
+        </w:rPr>
+        <w:instrText xml:space="preserve"> </w:instrText>
+      </w:r>
+      <w:r>
+        <w:rPr>
+          <w:rtl/>
+        </w:rPr>
+      </w:r>
+      <w:r>
+        <w:rPr>
+          <w:rtl/>
+        </w:rPr>
+        <w:fldChar w:fldCharType="separate"/>
+      </w:r>
+      <w:r>
+        <w:rPr>
+          <w:rtl/>
+        </w:rPr>
+        <w:t>‏فصل 3</w:t>
+      </w:r>
+      <w:r>
+        <w:rPr>
+          <w:rtl/>
+        </w:rPr>
+        <w:fldChar w:fldCharType="end"/>
+      </w:r>
+      <w:r>
+        <w:rPr>
+          <w:rFonts w:hint="cs"/>
+          <w:rtl/>
+        </w:rPr>
+        <w:t xml:space="preserve"> </w:t>
+      </w:r>
+      <w:r>
+        <w:rPr>
+          <w:rFonts w:hint="cs"/>
+          <w:rtl/>
+        </w:rPr>
+        <w:t>توضیح داده شد، رویکردهای مختلفی برای حل مسئله تقطیع معنایی بلادرنگ وجود دارند که تا جایی که محقق کوشیده، همگی آن‌ها مبت</w:t>
+      </w:r>
+      <w:r>
+        <w:rPr>
+          <w:rFonts w:hint="cs"/>
+          <w:rtl/>
+        </w:rPr>
+        <w:t>ن</w:t>
+      </w:r>
+      <w:r>
+        <w:rPr>
+          <w:rFonts w:hint="cs"/>
+          <w:rtl/>
+        </w:rPr>
+        <w:t>ی بر یادگیری عمیق هستند.</w:t>
+      </w:r>
+    </w:p>
+    <w:p>
+      <w:pPr>
+        <w:rPr>
+          <w:rtl/>
+        </w:rPr>
+      </w:pPr>
+      <w:r>
+        <w:rPr>
+          <w:rFonts w:hint="cs"/>
+          <w:rtl/>
+        </w:rPr>
+        <w:t>روش‌های بلادرنگ اخیر سعی می‌کنند تا تمام کار استخراج ویژگی را خود به عهده بگیرند، این در حالی است که با توجه به محدودیت‌های زمانی و سخت‌افزاری موجود</w:t>
+      </w:r>
+      <w:r>
+        <w:rPr>
+          <w:rFonts w:hint="cs"/>
+          <w:rtl/>
+        </w:rPr>
+        <w:t>،</w:t>
+      </w:r>
+      <w:r>
+        <w:rPr>
+          <w:rFonts w:hint="cs"/>
+          <w:rtl/>
+        </w:rPr>
+        <w:t xml:space="preserve"> عمیق‌شدن و سرعت بالای استنتاج با هم رابطه عکس دارند.</w:t>
+      </w:r>
+    </w:p>
+    <w:p>
+      <w:pPr>
+        <w:rPr>
+          <w:rtl/>
+        </w:rPr>
+      </w:pPr>
+    </w:p>
+    <w:p>
+      <w:pPr>
+        <w:pStyle w:val="Heading2"/>
+        <w:spacing w:before="0"/>
+        <w:rPr>
+          <w:rtl/>
+        </w:rPr>
+      </w:pPr>
+      <w:bookmarkStart w:id="40" w:name="_Toc32227773"/>
+      <w:r>
+        <w:rPr>
+          <w:rFonts w:hint="cs"/>
+          <w:rtl/>
+        </w:rPr>
+        <w:t>روش پیشنهادی</w:t>
+      </w:r>
+      <w:bookmarkEnd w:id="40"/>
+    </w:p>
+    <w:p>
+      <w:pPr>
+        <w:pStyle w:val="Heading3"/>
+        <w:rPr>
+          <w:rtl/>
+        </w:rPr>
+      </w:pPr>
+      <w:bookmarkStart w:id="41" w:name="_Toc32227774"/>
+      <w:r>
+        <w:rPr>
+          <w:rFonts w:hint="cs"/>
+          <w:rtl/>
+        </w:rPr>
+        <w:t>ایده اصلی</w:t>
+      </w:r>
+      <w:bookmarkEnd w:id="41"/>
+    </w:p>
+    <w:p>
+      <w:pPr>
+        <w:rPr>
+          <w:rtl/>
+        </w:rPr>
+      </w:pPr>
+      <w:r>
+        <w:rPr>
+          <w:rFonts w:hint="cs"/>
+          <w:rtl/>
+        </w:rPr>
+        <w:t xml:space="preserve">روش پیشنهادی در این پایان‌نامه بدین صورت است </w:t>
+      </w:r>
+    </w:p>
+    <w:p>
+      <w:pPr>
+        <w:rPr>
+          <w:rtl/>
+        </w:rPr>
+      </w:pPr>
+      <w:r>
+        <w:rPr>
+          <w:rFonts w:hint="cs"/>
+          <w:rtl/>
+        </w:rPr>
+        <w:t>...</w:t>
+      </w:r>
+    </w:p>
+    <w:p>
+      <w:pPr>
+        <w:pStyle w:val="Heading2"/>
+        <w:rPr>
+          <w:rtl/>
+        </w:rPr>
+      </w:pPr>
+      <w:bookmarkStart w:id="42" w:name="_Toc533212419"/>
+      <w:bookmarkStart w:id="43" w:name="_Toc32227781"/>
+      <w:r>
+        <w:rPr>
+          <w:rFonts w:hint="cs"/>
+          <w:rtl/>
+        </w:rPr>
+        <w:lastRenderedPageBreak/>
+        <w:t>جمع‌بندي</w:t>
+      </w:r>
+      <w:bookmarkEnd w:id="42"/>
+      <w:bookmarkEnd w:id="43"/>
+    </w:p>
+    <w:p>
+      <w:pPr>
+        <w:rPr>
+          <w:rtl/>
           <w:lang w:val="en-GB"/>
         </w:rPr>
       </w:pPr>
@@ -33351,294 +35418,285 @@
           <w:rtl/>
         </w:rPr>
       </w:pPr>
-      <w:bookmarkStart w:id="40" w:name="_Ref31497388"/>
-      <w:bookmarkStart w:id="41" w:name="_Ref31497392"/>
-      <w:bookmarkStart w:id="42" w:name="_Ref31497396"/>
-      <w:bookmarkStart w:id="43" w:name="_Toc32227782"/>
+      <w:bookmarkStart w:id="44" w:name="_Ref31497388"/>
+      <w:bookmarkStart w:id="45" w:name="_Ref31497392"/>
+      <w:bookmarkStart w:id="46" w:name="_Ref31497396"/>
+      <w:bookmarkStart w:id="47" w:name="_Toc32227782"/>
       <w:r>
         <w:rPr>
           <w:rFonts w:ascii="Times New Roman" w:hAnsi="Times New Roman" w:hint="cs"/>
           <w:rtl/>
         </w:rPr>
         <w:t>نتایج و ارزیابی</w:t>
-      </w:r>
-      <w:bookmarkEnd w:id="40"/>
-      <w:bookmarkEnd w:id="41"/>
-      <w:bookmarkEnd w:id="42"/>
-      <w:bookmarkEnd w:id="43"/>
-    </w:p>
-    <w:p>
-      <w:pPr>
-        <w:pStyle w:val="Heading2"/>
-        <w:rPr>
-          <w:rtl/>
-        </w:rPr>
-      </w:pPr>
-      <w:bookmarkStart w:id="44" w:name="_Toc533212421"/>
-      <w:bookmarkStart w:id="45" w:name="_Toc32227783"/>
-      <w:r>
-        <w:rPr>
-          <w:rFonts w:hint="cs"/>
-          <w:rtl/>
-        </w:rPr>
-        <w:t>مقدمه</w:t>
       </w:r>
       <w:bookmarkEnd w:id="44"/>
       <w:bookmarkEnd w:id="45"/>
-    </w:p>
-    <w:p>
-      <w:pPr>
-        <w:rPr>
-          <w:rtl/>
-        </w:rPr>
-      </w:pPr>
-      <w:r>
-        <w:rPr>
-          <w:rFonts w:hint="cs"/>
-          <w:rtl/>
-        </w:rPr>
-        <w:t>در این فصل به بررسی نتایج بدست آمده از معماری ارائه شده و مقایسه آن با روش بنیادی پرداخته خواهد شد.</w:t>
-      </w:r>
-    </w:p>
-    <w:p>
-      <w:pPr>
-        <w:pStyle w:val="Heading2"/>
-        <w:rPr>
-          <w:rtl/>
-        </w:rPr>
-      </w:pPr>
-      <w:bookmarkStart w:id="46" w:name="_Toc535919152"/>
-      <w:bookmarkStart w:id="47" w:name="_Toc32227784"/>
-      <w:r>
-        <w:rPr>
-          <w:rFonts w:hint="cs"/>
-          <w:rtl/>
-        </w:rPr>
-        <w:t>معیارهای ارزیابی</w:t>
-      </w:r>
       <w:bookmarkEnd w:id="46"/>
       <w:bookmarkEnd w:id="47"/>
     </w:p>
     <w:p>
       <w:pPr>
-        <w:ind w:firstLine="425"/>
-        <w:rPr>
-          <w:rtl/>
-        </w:rPr>
-      </w:pPr>
+        <w:pStyle w:val="Heading2"/>
+        <w:rPr>
+          <w:rtl/>
+        </w:rPr>
+      </w:pPr>
+      <w:bookmarkStart w:id="48" w:name="_Toc533212421"/>
+      <w:bookmarkStart w:id="49" w:name="_Toc32227783"/>
       <w:r>
         <w:rPr>
           <w:rFonts w:hint="cs"/>
           <w:rtl/>
         </w:rPr>
-        <w:t>در این قسمت مطرح‌ترین معیار‌های ارزیابی در حوزه تقطیع معنایی مطرح می‌شود. به طور کلی می‌توان کارایی یک سامانه تقطیع معنایی را از چند منظر دقت، زمان اجرا، حافظه و توان مصرفی مورد ارزیابی قرار داد</w:t>
-      </w:r>
-      <w:r>
-        <w:rPr>
-          <w:rtl/>
-        </w:rPr>
-        <w:fldChar w:fldCharType="begin"/>
-      </w:r>
-      <w:r>
-        <w:rPr>
-          <w:rtl/>
-        </w:rPr>
-        <w:instrText xml:space="preserve"> </w:instrText>
-      </w:r>
-      <w:r>
-        <w:instrText>ADDIN ZOTERO_ITEM CSL_CITATION {"citationID":"iv1K3RF7","properties":{"formattedCitation":"[5]","plainCitation":"[5]","noteIndex":0},"citationItems":[{"id":"7W0YqvY3/LItKDHtZ","uris":["http://zotero.org/users/local/zXoLnGtb/items/IUFU2JYM"],"uri":["http</w:instrText>
-      </w:r>
-      <w:r>
-        <w:rPr>
-          <w:rtl/>
-        </w:rPr>
-        <w:instrText>://</w:instrText>
-      </w:r>
-      <w:r>
-        <w:instrText>zotero.org/users/local/zXoLnGtb/items/IUFU2JYM"],"itemData":{"id":605,"type":"article-journal","title":"Survey on semantic segmentation using deep learning techniques","container-title":"Neurocomputing","source":"ScienceDirect","abstract":"Semantic segmentation is a challenging task in computer vision systems. A lot of methods have been developed to tackle this problem ranging from autonomous vehicles, human-computer interaction, to robotics, medical research, agriculture and so on. Many of these methods have been built using the deep learning paradigm that has shown a salient performance. For this reason, we propose to survey these methods by, first categorizing them into ten different classes according to the common concepts underlying their architectures. Second, by providing an overview of the publicly available datasets on which they have been assessed. In addition, we present the common evaluation matrix used to measure their accuracy. Moreover, we focus on some of the methods and look closely at</w:instrText>
-      </w:r>
-      <w:r>
-        <w:rPr>
-          <w:rtl/>
-        </w:rPr>
-        <w:instrText xml:space="preserve"> </w:instrText>
-      </w:r>
-      <w:r>
-        <w:instrText>their architectures in order to find out how they have achieved their reported performances. Finally, we conclude by discussing some of the open problems and their possible solutions.","URL":"http://www.sciencedirect.com/science/article/pii/S0925231219301</w:instrText>
-      </w:r>
-      <w:r>
-        <w:rPr>
-          <w:rtl/>
-        </w:rPr>
-        <w:instrText>81</w:instrText>
-      </w:r>
-      <w:r>
-        <w:instrText>X","DOI":"10/gfwf5v","ISSN":"0925-2312","note":"00000","journalAbbreviation":"Neurocomputing","author":[{"family":"Lateef","given":"Fahad"},{"family":"Ruichek","given":"Yassine"}],"issued":{"date-parts</w:instrText>
-      </w:r>
-      <w:r>
-        <w:rPr>
-          <w:rtl/>
-        </w:rPr>
-        <w:instrText>":[["2019",2,8]]</w:instrText>
-      </w:r>
-      <w:r>
-        <w:instrText>},"accessed":{"date-parts":[["2019</w:instrText>
-      </w:r>
-      <w:r>
-        <w:rPr>
-          <w:rtl/>
-        </w:rPr>
-        <w:instrText>",3,7]]}}}],"</w:instrText>
-      </w:r>
-      <w:r>
-        <w:instrText>schema":"https://github.com/citation-style-language/schema/raw/master/csl-citation.json</w:instrText>
-      </w:r>
-      <w:r>
-        <w:rPr>
-          <w:rtl/>
-        </w:rPr>
-        <w:instrText xml:space="preserve">"} </w:instrText>
-      </w:r>
-      <w:r>
-        <w:rPr>
-          <w:rtl/>
-        </w:rPr>
-        <w:fldChar w:fldCharType="separate"/>
-      </w:r>
-      <w:r>
-        <w:rPr>
-          <w:rFonts w:ascii="B Nazanin" w:hAnsi="B Nazanin"/>
-          <w:rtl/>
-        </w:rPr>
-        <w:t>[5]</w:t>
-      </w:r>
-      <w:r>
-        <w:rPr>
-          <w:rtl/>
-        </w:rPr>
-        <w:fldChar w:fldCharType="end"/>
-      </w:r>
-      <w:r>
-        <w:rPr>
-          <w:rFonts w:hint="cs"/>
-          <w:rtl/>
-        </w:rPr>
-        <w:t>.</w:t>
-      </w:r>
-      <w:r>
-        <w:rPr>
-          <w:rtl/>
-        </w:rPr>
-        <w:t xml:space="preserve"> </w:t>
-      </w:r>
+        <w:t>مقدمه</w:t>
+      </w:r>
+      <w:bookmarkEnd w:id="48"/>
+      <w:bookmarkEnd w:id="49"/>
     </w:p>
     <w:p>
       <w:pPr>
-        <w:pStyle w:val="Heading3"/>
-        <w:rPr>
-          <w:rtl/>
-        </w:rPr>
-      </w:pPr>
-      <w:bookmarkStart w:id="48" w:name="_Toc32227785"/>
+        <w:rPr>
+          <w:rtl/>
+        </w:rPr>
+      </w:pPr>
       <w:r>
         <w:rPr>
           <w:rFonts w:hint="cs"/>
           <w:rtl/>
         </w:rPr>
-        <w:t>دقت</w:t>
-      </w:r>
-      <w:bookmarkEnd w:id="48"/>
+        <w:t>در این فصل به بررسی نتایج بدست آمده از معماری ارائه شده و مقایسه آن با روش بنیادی پرداخته خواهد شد.</w:t>
+      </w:r>
     </w:p>
     <w:p>
       <w:pPr>
-        <w:ind w:firstLine="425"/>
-        <w:rPr>
-          <w:rtl/>
-          <w:lang w:bidi="ar-SA"/>
-        </w:rPr>
-      </w:pPr>
+        <w:pStyle w:val="Heading2"/>
+        <w:rPr>
+          <w:rtl/>
+        </w:rPr>
+      </w:pPr>
+      <w:bookmarkStart w:id="50" w:name="_Toc535919152"/>
+      <w:bookmarkStart w:id="51" w:name="_Toc32227784"/>
       <w:r>
         <w:rPr>
           <w:rFonts w:hint="cs"/>
           <w:rtl/>
-          <w:lang w:bidi="ar-SA"/>
-        </w:rPr>
-        <w:t xml:space="preserve">در سامانه‌های </w:t>
-      </w:r>
-      <w:r>
-        <w:rPr>
-          <w:rFonts w:hint="cs"/>
-          <w:rtl/>
-        </w:rPr>
-        <w:t xml:space="preserve">تقطیع </w:t>
-      </w:r>
-      <w:r>
-        <w:rPr>
-          <w:rFonts w:hint="cs"/>
-          <w:rtl/>
-          <w:lang w:bidi="ar-SA"/>
-        </w:rPr>
-        <w:t xml:space="preserve">معنایی دقت بیان‌گر میزان </w:t>
-      </w:r>
-      <w:r>
-        <w:rPr>
-          <w:rFonts w:hint="cs"/>
-          <w:rtl/>
-        </w:rPr>
-        <w:t xml:space="preserve">تقطیع </w:t>
-      </w:r>
-      <w:r>
-        <w:rPr>
-          <w:rFonts w:hint="cs"/>
-          <w:rtl/>
-          <w:lang w:bidi="ar-SA"/>
-        </w:rPr>
-        <w:t>صحیح است</w:t>
-      </w:r>
-      <w:r>
-        <w:rPr>
-          <w:rFonts w:hint="cs"/>
-          <w:rtl/>
-          <w:lang w:bidi="ar-SA"/>
-        </w:rPr>
-        <w:t>.</w:t>
-      </w:r>
-      <w:r>
-        <w:rPr>
-          <w:rFonts w:hint="cs"/>
-          <w:rtl/>
-          <w:lang w:bidi="ar-SA"/>
-        </w:rPr>
-        <w:t xml:space="preserve"> به عبارت دیگر دقت معادل </w:t>
-      </w:r>
+        </w:rPr>
+        <w:t>معیارهای ارزیابی</w:t>
+      </w:r>
+      <w:bookmarkEnd w:id="50"/>
+      <w:bookmarkEnd w:id="51"/>
     </w:p>
     <w:p>
       <w:pPr>
         <w:ind w:firstLine="425"/>
         <w:rPr>
           <w:rtl/>
-          <w:lang w:bidi="ar-SA"/>
         </w:rPr>
       </w:pPr>
       <w:r>
         <w:rPr>
           <w:rFonts w:hint="cs"/>
           <w:rtl/>
-          <w:lang w:bidi="ar-SA"/>
-        </w:rPr>
-        <w:t>...</w:t>
+        </w:rPr>
+        <w:t>در این قسمت مطرح‌ترین معیار‌های ارزیابی در حوزه تقطیع معنایی مطرح می‌شود. به طور کلی می‌توان کارایی یک سامانه تقطیع معنایی را از چند منظر دقت، زمان اجرا، حافظه و توان مصرفی مورد ارزیابی قرار داد</w:t>
+      </w:r>
+      <w:r>
+        <w:rPr>
+          <w:rtl/>
+        </w:rPr>
+        <w:fldChar w:fldCharType="begin"/>
+      </w:r>
+      <w:r>
+        <w:rPr>
+          <w:rtl/>
+        </w:rPr>
+        <w:instrText xml:space="preserve"> </w:instrText>
+      </w:r>
+      <w:r>
+        <w:instrText>ADDIN ZOTERO_ITEM CSL_CITATION {"citationID":"iv1K3RF7","properties":{"formattedCitation":"[11]","plainCitation":"[11]","noteIndex":0},"citationItems":[{"id":"avHvsnWi/HiyAIqRs","uris":["http://zotero.org/users/local/zXoLnGtb/items/IUFU2JYM"],"itemData</w:instrText>
+      </w:r>
+      <w:r>
+        <w:rPr>
+          <w:rtl/>
+        </w:rPr>
+        <w:instrText>":{"</w:instrText>
+      </w:r>
+      <w:r>
+        <w:instrText>id":605,"type":"article-journal","title":"Survey on semantic segmentation using deep learning techniques","container-title":"Neurocomputing","source":"ScienceDirect","abstract":"Semantic segmentation is a challenging task in computer vision systems. A lot of methods have been developed to tackle this problem ranging from autonomous vehicles, human-computer interaction, to robotics, medical research, agriculture and so on. Many of these methods have been built using the deep learning paradigm that has shown a salient performance. For this reason, we propose to survey these methods by, first categorizing them into ten different classes according to the common concepts underlying their architectures. Second, by providing an overview of the publicly available datasets on which they have been assessed. In addition, we present the common evaluation matrix used to measure their accuracy. Moreover, we focus on some of the methods and look closely at their architectures in order to find out how they have achieved their reported performances. Finally, we conclude by discussing some of the open problems and their possible solutions.","URL":"http://www.sciencedirect.com/science/article/pii/S092523121930181X","DOI":"10/gfwf5v","ISSN":"0925-2312","note":"00000","journalAbbreviation":"Neurocomputing","author":[{"family":"Lateef","given":"Fahad"},{"family":"Ruichek","given":"Yassine"}],"issued":{"date-parts</w:instrText>
+      </w:r>
+      <w:r>
+        <w:rPr>
+          <w:rtl/>
+        </w:rPr>
+        <w:instrText>":[["2019",2,8]]</w:instrText>
+      </w:r>
+      <w:r>
+        <w:instrText>},"accessed":{"date-parts</w:instrText>
+      </w:r>
+      <w:r>
+        <w:rPr>
+          <w:rtl/>
+        </w:rPr>
+        <w:instrText>":[["2019",3,7]]</w:instrText>
+      </w:r>
+      <w:r>
+        <w:instrText>}}}],"schema":"https://github.com/citation-style-language</w:instrText>
+      </w:r>
+      <w:r>
+        <w:rPr>
+          <w:rtl/>
+        </w:rPr>
+        <w:instrText>/</w:instrText>
+      </w:r>
+      <w:r>
+        <w:instrText>schema/raw/master/csl-citation.json</w:instrText>
+      </w:r>
+      <w:r>
+        <w:rPr>
+          <w:rtl/>
+        </w:rPr>
+        <w:instrText xml:space="preserve">"} </w:instrText>
+      </w:r>
+      <w:r>
+        <w:rPr>
+          <w:rtl/>
+        </w:rPr>
+        <w:fldChar w:fldCharType="separate"/>
+      </w:r>
+      <w:r>
+        <w:rPr>
+          <w:rFonts w:ascii="B Nazanin" w:hAnsi="B Nazanin"/>
+          <w:rtl/>
+        </w:rPr>
+        <w:t>[11]</w:t>
+      </w:r>
+      <w:r>
+        <w:rPr>
+          <w:rtl/>
+        </w:rPr>
+        <w:fldChar w:fldCharType="end"/>
+      </w:r>
+      <w:r>
+        <w:rPr>
+          <w:rFonts w:hint="cs"/>
+          <w:rtl/>
+        </w:rPr>
+        <w:t>.</w:t>
+      </w:r>
+      <w:r>
+        <w:rPr>
+          <w:rtl/>
+        </w:rPr>
+        <w:t xml:space="preserve"> </w:t>
       </w:r>
     </w:p>
     <w:p>
       <w:pPr>
-        <w:ind w:firstLine="425"/>
-        <w:rPr>
-          <w:rtl/>
-        </w:rPr>
-      </w:pPr>
+        <w:pStyle w:val="Heading3"/>
+        <w:rPr>
+          <w:rtl/>
+        </w:rPr>
+      </w:pPr>
+      <w:bookmarkStart w:id="52" w:name="_Toc32227785"/>
+      <w:r>
+        <w:rPr>
+          <w:rFonts w:hint="cs"/>
+          <w:rtl/>
+        </w:rPr>
+        <w:t>دقت</w:t>
+      </w:r>
+      <w:bookmarkEnd w:id="52"/>
     </w:p>
     <w:p>
       <w:pPr>
+        <w:ind w:firstLine="425"/>
+        <w:rPr>
+          <w:rtl/>
+          <w:lang w:bidi="ar-SA"/>
+        </w:rPr>
+      </w:pPr>
+      <w:r>
+        <w:rPr>
+          <w:rFonts w:hint="cs"/>
+          <w:rtl/>
+          <w:lang w:bidi="ar-SA"/>
+        </w:rPr>
+        <w:t xml:space="preserve">در سامانه‌های </w:t>
+      </w:r>
+      <w:r>
+        <w:rPr>
+          <w:rFonts w:hint="cs"/>
+          <w:rtl/>
+        </w:rPr>
+        <w:t xml:space="preserve">تقطیع </w:t>
+      </w:r>
+      <w:r>
+        <w:rPr>
+          <w:rFonts w:hint="cs"/>
+          <w:rtl/>
+          <w:lang w:bidi="ar-SA"/>
+        </w:rPr>
+        <w:t xml:space="preserve">معنایی دقت بیان‌گر میزان </w:t>
+      </w:r>
+      <w:r>
+        <w:rPr>
+          <w:rFonts w:hint="cs"/>
+          <w:rtl/>
+        </w:rPr>
+        <w:t xml:space="preserve">تقطیع </w:t>
+      </w:r>
+      <w:r>
+        <w:rPr>
+          <w:rFonts w:hint="cs"/>
+          <w:rtl/>
+          <w:lang w:bidi="ar-SA"/>
+        </w:rPr>
+        <w:t>صحیح است</w:t>
+      </w:r>
+      <w:r>
+        <w:rPr>
+          <w:rFonts w:hint="cs"/>
+          <w:rtl/>
+          <w:lang w:bidi="ar-SA"/>
+        </w:rPr>
+        <w:t>.</w:t>
+      </w:r>
+      <w:r>
+        <w:rPr>
+          <w:rFonts w:hint="cs"/>
+          <w:rtl/>
+          <w:lang w:bidi="ar-SA"/>
+        </w:rPr>
+        <w:t xml:space="preserve"> به عبارت دیگر دقت معادل </w:t>
+      </w:r>
+    </w:p>
+    <w:p>
+      <w:pPr>
+        <w:ind w:firstLine="425"/>
+        <w:rPr>
+          <w:rtl/>
+          <w:lang w:bidi="ar-SA"/>
+        </w:rPr>
+      </w:pPr>
+      <w:r>
+        <w:rPr>
+          <w:rFonts w:hint="cs"/>
+          <w:rtl/>
+          <w:lang w:bidi="ar-SA"/>
+        </w:rPr>
+        <w:t>...</w:t>
+      </w:r>
+    </w:p>
+    <w:p>
+      <w:pPr>
+        <w:ind w:firstLine="425"/>
+        <w:rPr>
+          <w:rtl/>
+        </w:rPr>
+      </w:pPr>
+    </w:p>
+    <w:p>
+      <w:pPr>
         <w:pStyle w:val="Heading4"/>
         <w:rPr>
           <w:rtl/>
@@ -33657,7 +35715,7 @@
           <w:rStyle w:val="FootnoteReference"/>
           <w:rtl/>
         </w:rPr>
-        <w:footnoteReference w:id="6"/>
+        <w:footnoteReference w:id="27"/>
       </w:r>
     </w:p>
     <w:p>
@@ -33979,7 +36037,7 @@
           <w:lang w:val="en-GB"/>
         </w:rPr>
       </w:pPr>
-      <w:bookmarkStart w:id="49" w:name="_Ref31504968"/>
+      <w:bookmarkStart w:id="53" w:name="_Ref31504968"/>
       <w:r>
         <w:rPr>
           <w:rFonts w:hint="cs"/>
@@ -33987,21 +36045,19 @@
         </w:rPr>
         <w:t xml:space="preserve">میانگین اشتراک نسبت به اجتماع </w:t>
       </w:r>
-      <w:proofErr w:type="spellStart"/>
       <w:r>
         <w:rPr>
           <w:lang w:val="en-GB"/>
         </w:rPr>
         <w:t>MIoU</w:t>
       </w:r>
-      <w:proofErr w:type="spellEnd"/>
       <w:r>
         <w:rPr>
           <w:rStyle w:val="FootnoteReference"/>
         </w:rPr>
-        <w:footnoteReference w:id="7"/>
-      </w:r>
-      <w:bookmarkEnd w:id="49"/>
+        <w:footnoteReference w:id="28"/>
+      </w:r>
+      <w:bookmarkEnd w:id="53"/>
     </w:p>
     <w:p>
       <w:pPr>
@@ -34018,20 +36074,18 @@
         </w:rPr>
         <w:t xml:space="preserve">برای درک بهتر این معیار، می‌توان به شکل ۱-۵ که بیانگر </w:t>
       </w:r>
-      <w:proofErr w:type="spellStart"/>
       <w:r>
         <w:rPr>
           <w:lang w:val="en-GB"/>
         </w:rPr>
         <w:t>IoU</w:t>
       </w:r>
-      <w:proofErr w:type="spellEnd"/>
       <w:r>
         <w:rPr>
           <w:rStyle w:val="FootnoteReference"/>
           <w:rtl/>
         </w:rPr>
-        <w:footnoteReference w:id="8"/>
+        <w:footnoteReference w:id="29"/>
       </w:r>
       <w:r>
         <w:rPr>
@@ -34085,7 +36139,7 @@
                     <pic:cNvPicPr/>
                   </pic:nvPicPr>
                   <pic:blipFill>
-                    <a:blip r:embed="rId28" cstate="print">
+                    <a:blip r:embed="rId31" cstate="print">
                       <a:extLst>
                         <a:ext uri="{28A0092B-C50C-407E-A947-70E740481C1C}">
                           <a14:useLocalDpi xmlns:a14="http://schemas.microsoft.com/office/drawing/2010/main" val="0"/>
@@ -34120,7 +36174,7 @@
           <w:rtl/>
         </w:rPr>
       </w:pPr>
-      <w:bookmarkStart w:id="50" w:name="_Toc32227851"/>
+      <w:bookmarkStart w:id="54" w:name="_Toc32227851"/>
       <w:r>
         <w:rPr>
           <w:rtl/>
@@ -34165,85 +36219,85 @@
       </w:r>
       <w:r>
         <w:rPr>
+          <w:rFonts w:hint="eastAsia"/>
+          <w:rtl/>
+        </w:rPr>
+        <w:t>‏</w:t>
+      </w:r>
+      <w:r>
+        <w:rPr>
+          <w:rtl/>
+        </w:rPr>
+        <w:t>5</w:t>
+      </w:r>
+      <w:r>
+        <w:rPr>
+          <w:rtl/>
+        </w:rPr>
+        <w:fldChar w:fldCharType="end"/>
+      </w:r>
+      <w:r>
+        <w:rPr>
+          <w:rtl/>
+        </w:rPr>
+        <w:noBreakHyphen/>
+      </w:r>
+      <w:r>
+        <w:rPr>
+          <w:rtl/>
+        </w:rPr>
+        <w:fldChar w:fldCharType="begin"/>
+      </w:r>
+      <w:r>
+        <w:rPr>
+          <w:rtl/>
+        </w:rPr>
+        <w:instrText xml:space="preserve"> </w:instrText>
+      </w:r>
+      <w:r>
+        <w:instrText>SEQ</w:instrText>
+      </w:r>
+      <w:r>
+        <w:rPr>
+          <w:rtl/>
+        </w:rPr>
+        <w:instrText xml:space="preserve"> شکل \* </w:instrText>
+      </w:r>
+      <w:r>
+        <w:instrText>ARABIC \s 1</w:instrText>
+      </w:r>
+      <w:r>
+        <w:rPr>
+          <w:rtl/>
+        </w:rPr>
+        <w:instrText xml:space="preserve"> </w:instrText>
+      </w:r>
+      <w:r>
+        <w:rPr>
+          <w:rtl/>
+        </w:rPr>
+        <w:fldChar w:fldCharType="separate"/>
+      </w:r>
+      <w:r>
+        <w:rPr>
+          <w:rtl/>
+        </w:rPr>
+        <w:t>1</w:t>
+      </w:r>
+      <w:r>
+        <w:rPr>
+          <w:rtl/>
+        </w:rPr>
+        <w:fldChar w:fldCharType="end"/>
+      </w:r>
+      <w:r>
+        <w:t xml:space="preserve"> </w:t>
+      </w:r>
+      <w:r>
+        <w:rPr>
           <w:rFonts w:hint="cs"/>
           <w:rtl/>
         </w:rPr>
-        <w:t>‏</w:t>
-      </w:r>
-      <w:r>
-        <w:rPr>
-          <w:rtl/>
-        </w:rPr>
-        <w:t>5</w:t>
-      </w:r>
-      <w:r>
-        <w:rPr>
-          <w:rtl/>
-        </w:rPr>
-        <w:fldChar w:fldCharType="end"/>
-      </w:r>
-      <w:r>
-        <w:rPr>
-          <w:rtl/>
-        </w:rPr>
-        <w:noBreakHyphen/>
-      </w:r>
-      <w:r>
-        <w:rPr>
-          <w:rtl/>
-        </w:rPr>
-        <w:fldChar w:fldCharType="begin"/>
-      </w:r>
-      <w:r>
-        <w:rPr>
-          <w:rtl/>
-        </w:rPr>
-        <w:instrText xml:space="preserve"> </w:instrText>
-      </w:r>
-      <w:r>
-        <w:instrText>SEQ</w:instrText>
-      </w:r>
-      <w:r>
-        <w:rPr>
-          <w:rtl/>
-        </w:rPr>
-        <w:instrText xml:space="preserve"> شکل \* </w:instrText>
-      </w:r>
-      <w:r>
-        <w:instrText>ARABIC \s 1</w:instrText>
-      </w:r>
-      <w:r>
-        <w:rPr>
-          <w:rtl/>
-        </w:rPr>
-        <w:instrText xml:space="preserve"> </w:instrText>
-      </w:r>
-      <w:r>
-        <w:rPr>
-          <w:rtl/>
-        </w:rPr>
-        <w:fldChar w:fldCharType="separate"/>
-      </w:r>
-      <w:r>
-        <w:rPr>
-          <w:rtl/>
-        </w:rPr>
-        <w:t>1</w:t>
-      </w:r>
-      <w:r>
-        <w:rPr>
-          <w:rtl/>
-        </w:rPr>
-        <w:fldChar w:fldCharType="end"/>
-      </w:r>
-      <w:r>
-        <w:t xml:space="preserve"> </w:t>
-      </w:r>
-      <w:r>
-        <w:rPr>
-          <w:rFonts w:hint="cs"/>
-          <w:rtl/>
-        </w:rPr>
         <w:t xml:space="preserve">توضیح بصری </w:t>
       </w:r>
       <w:r>
@@ -34252,7 +36306,7 @@
         </w:rPr>
         <w:t>IoU</w:t>
       </w:r>
-      <w:bookmarkEnd w:id="50"/>
+      <w:bookmarkEnd w:id="54"/>
     </w:p>
     <w:p>
       <w:pPr>
@@ -34280,14 +36334,12 @@
         </w:rPr>
         <w:t xml:space="preserve">حال </w:t>
       </w:r>
-      <w:proofErr w:type="spellStart"/>
       <w:r>
         <w:rPr>
           <w:lang w:val="en-GB"/>
         </w:rPr>
         <w:t>MIoU</w:t>
       </w:r>
-      <w:proofErr w:type="spellEnd"/>
       <w:r>
         <w:rPr>
           <w:rFonts w:hint="cs"/>
@@ -34312,14 +36364,12 @@
         </w:rPr>
         <w:t xml:space="preserve"> نسبت اشتراک به اجتماع تشخیصی سامانه و مقادیر واقعی بدست آمده و میانگین‌گیری می‌شود. لازم بذکر است هنگامی که هدف بدست آوردن </w:t>
       </w:r>
-      <w:proofErr w:type="spellStart"/>
       <w:r>
         <w:rPr>
           <w:lang w:val="en-GB"/>
         </w:rPr>
         <w:t>MIoU</w:t>
       </w:r>
-      <w:proofErr w:type="spellEnd"/>
       <w:r>
         <w:rPr>
           <w:rFonts w:hint="cs"/>
@@ -34328,14 +36378,12 @@
         </w:rPr>
         <w:t xml:space="preserve"> روی یک دادگان باشد، باید به ازای هر تصویر </w:t>
       </w:r>
-      <w:proofErr w:type="spellStart"/>
       <w:r>
         <w:rPr>
           <w:lang w:val="en-GB"/>
         </w:rPr>
         <w:t>MIoU</w:t>
       </w:r>
-      <w:proofErr w:type="spellEnd"/>
       <w:r>
         <w:rPr>
           <w:rFonts w:hint="cs"/>
@@ -34386,8 +36434,8 @@
           <w:rtl/>
         </w:rPr>
       </w:pPr>
-      <w:bookmarkStart w:id="51" w:name="_Toc32227792"/>
-      <w:bookmarkStart w:id="52" w:name="_Toc533212425"/>
+      <w:bookmarkStart w:id="55" w:name="_Toc32227792"/>
+      <w:bookmarkStart w:id="56" w:name="_Toc533212425"/>
       <w:r>
         <w:rPr>
           <w:rFonts w:hint="cs"/>
@@ -34395,7 +36443,7 @@
         </w:rPr>
         <w:t>جمع‌بندي</w:t>
       </w:r>
-      <w:bookmarkEnd w:id="51"/>
+      <w:bookmarkEnd w:id="55"/>
     </w:p>
     <w:p>
       <w:pPr>
@@ -34468,9 +36516,9 @@
           <w:rtl/>
         </w:rPr>
         <w:sectPr>
-          <w:headerReference w:type="default" r:id="rId29"/>
-          <w:headerReference w:type="first" r:id="rId30"/>
-          <w:footerReference w:type="first" r:id="rId31"/>
+          <w:headerReference w:type="default" r:id="rId32"/>
+          <w:headerReference w:type="first" r:id="rId33"/>
+          <w:footerReference w:type="first" r:id="rId34"/>
           <w:footnotePr>
             <w:numRestart w:val="eachPage"/>
           </w:footnotePr>
@@ -34492,8 +36540,8 @@
           <w:rFonts w:ascii="Times New Roman" w:hAnsi="Times New Roman"/>
         </w:rPr>
       </w:pPr>
-      <w:bookmarkStart w:id="53" w:name="_Toc32227793"/>
-      <w:bookmarkEnd w:id="52"/>
+      <w:bookmarkStart w:id="57" w:name="_Toc32227793"/>
+      <w:bookmarkEnd w:id="56"/>
       <w:r>
         <w:rPr>
           <w:rFonts w:ascii="Times New Roman" w:hAnsi="Times New Roman" w:hint="cs"/>
@@ -34502,7 +36550,7 @@
         <w:lastRenderedPageBreak/>
         <w:t>نتیجه‌گیری و پیشنهادها</w:t>
       </w:r>
-      <w:bookmarkEnd w:id="53"/>
+      <w:bookmarkEnd w:id="57"/>
     </w:p>
     <w:p>
       <w:pPr>
@@ -34511,7 +36559,7 @@
           <w:rtl/>
         </w:rPr>
       </w:pPr>
-      <w:bookmarkStart w:id="54" w:name="_Toc32227794"/>
+      <w:bookmarkStart w:id="58" w:name="_Toc32227794"/>
       <w:r>
         <w:rPr>
           <w:rFonts w:hint="cs"/>
@@ -34519,7 +36567,7 @@
         </w:rPr>
         <w:t>نتیجه‌گیری</w:t>
       </w:r>
-      <w:bookmarkEnd w:id="54"/>
+      <w:bookmarkEnd w:id="58"/>
     </w:p>
     <w:p>
       <w:pPr>
@@ -34579,7 +36627,7 @@
           <w:rtl/>
         </w:rPr>
       </w:pPr>
-      <w:bookmarkStart w:id="55" w:name="_Toc32227795"/>
+      <w:bookmarkStart w:id="59" w:name="_Toc32227795"/>
       <w:r>
         <w:rPr>
           <w:rFonts w:hint="cs"/>
@@ -34587,7 +36635,7 @@
         </w:rPr>
         <w:t>پیشنهاد کارهای آینده</w:t>
       </w:r>
-      <w:bookmarkEnd w:id="55"/>
+      <w:bookmarkEnd w:id="59"/>
     </w:p>
     <w:p>
       <w:pPr>
@@ -34660,7 +36708,7 @@
           <w:rtl/>
         </w:rPr>
       </w:pPr>
-      <w:bookmarkStart w:id="56" w:name="_Toc32227796"/>
+      <w:bookmarkStart w:id="60" w:name="_Toc32227796"/>
       <w:r>
         <w:rPr>
           <w:rFonts w:hint="cs"/>
@@ -34668,7 +36716,7 @@
         </w:rPr>
         <w:t>مراجع</w:t>
       </w:r>
-      <w:bookmarkEnd w:id="56"/>
+      <w:bookmarkEnd w:id="60"/>
     </w:p>
     <w:p>
       <w:pPr>
@@ -34699,7 +36747,6 @@
     <w:p>
       <w:pPr>
         <w:pStyle w:val="Bibliography"/>
-        <w:bidi w:val="0"/>
       </w:pPr>
       <w:r>
         <w:rPr>
@@ -34742,39 +36789,169 @@
       </w:r>
       <w:r>
         <w:tab/>
-        <w:t xml:space="preserve">J. Le, ‘How to do Semantic Segmentation using Deep learning’, </w:t>
+        <w:t>‘Dataset Shift in Machine Learning’. Accessed: Jul. 29, 2026. [Online]. Available: https://mitpress.mit.edu/9780262545877/dataset-shift-in-machine-learning/</w:t>
+      </w:r>
+    </w:p>
+    <w:p>
+      <w:pPr>
+        <w:pStyle w:val="Bibliography"/>
+      </w:pPr>
+      <w:r>
+        <w:t>[2]</w:t>
+      </w:r>
+      <w:r>
+        <w:tab/>
+        <w:t xml:space="preserve">K. Zhou, Z. Liu, Y. Qiao, T. Xiang, and C. C. Loy, ‘Domain Generalization: A Survey’, </w:t>
       </w:r>
       <w:r>
         <w:rPr>
           <w:i/>
           <w:iCs/>
         </w:rPr>
-        <w:t>Medium</w:t>
-      </w:r>
-      <w:r>
-        <w:t>, May 03, 2018. https://medium.com/nanonets/how-to-do-image-segmentation-using-deep-learning-c673cc5862ef (accessed Jul. 16, 2018).</w:t>
+        <w:t>IEEE Trans. Pattern Anal. Mach. Intell.</w:t>
+      </w:r>
+      <w:r>
+        <w:t>, vol. 45, no. 4, pp. 4396–4415, Apr. 2023, doi: 10.1109/TPAMI.2022.3195549.</w:t>
       </w:r>
     </w:p>
     <w:p>
       <w:pPr>
         <w:pStyle w:val="Bibliography"/>
-        <w:bidi w:val="0"/>
-      </w:pPr>
-      <w:r>
-        <w:t>[2]</w:t>
+      </w:pPr>
+      <w:r>
+        <w:t>[3]</w:t>
       </w:r>
       <w:r>
         <w:tab/>
-        <w:t>‘CS231n Convolutional Neural Networks for Visual Recognition’. http://cs231n.github.io/convolutional-networks (accessed Jan. 05, 2020).</w:t>
+        <w:t xml:space="preserve">W. M. Kouw and M. Loog, ‘A Review of Domain Adaptation without Target Labels’, </w:t>
+      </w:r>
+      <w:r>
+        <w:rPr>
+          <w:i/>
+          <w:iCs/>
+        </w:rPr>
+        <w:t>IEEE Trans. Pattern Anal. Mach. Intell.</w:t>
+      </w:r>
+      <w:r>
+        <w:t>, vol. 43, no. 3, pp. 766–785, Mar. 2021, doi: 10.1109/TPAMI.2019.2945942.</w:t>
       </w:r>
     </w:p>
     <w:p>
       <w:pPr>
         <w:pStyle w:val="Bibliography"/>
-        <w:bidi w:val="0"/>
-      </w:pPr>
-      <w:r>
-        <w:t>[3]</w:t>
+      </w:pPr>
+      <w:r>
+        <w:t>[4]</w:t>
+      </w:r>
+      <w:r>
+        <w:tab/>
+        <w:t xml:space="preserve">X. Liu and Y. Yuan, ‘A Source-Free Domain Adaptive Polyp Detection Framework With Style Diversification Flow’, </w:t>
+      </w:r>
+      <w:r>
+        <w:rPr>
+          <w:i/>
+          <w:iCs/>
+        </w:rPr>
+        <w:t>IEEE Trans. Med. Imaging</w:t>
+      </w:r>
+      <w:r>
+        <w:t>, vol. 41, no. 7, pp. 1897–1908, Jul. 2022, doi: 10.1109/TMI.2022.3150435.</w:t>
+      </w:r>
+    </w:p>
+    <w:p>
+      <w:pPr>
+        <w:pStyle w:val="Bibliography"/>
+      </w:pPr>
+      <w:r>
+        <w:t>[5]</w:t>
+      </w:r>
+      <w:r>
+        <w:tab/>
+        <w:t xml:space="preserve">J. Liang, D. Hu, and J. Feng, ‘Do We Really Need to Access the Source Data? Source Hypothesis Transfer for Unsupervised Domain Adaptation’, in </w:t>
+      </w:r>
+      <w:r>
+        <w:rPr>
+          <w:i/>
+          <w:iCs/>
+        </w:rPr>
+        <w:t>Proceedings of the 37th International Conference on Machine Learning</w:t>
+      </w:r>
+      <w:r>
+        <w:t>, PMLR, Nov. 2020, pp. 6028–6039. Accessed: Jul. 29, 2026. [Online]. Available: https://proceedings.mlr.press/v119/liang20a.html</w:t>
+      </w:r>
+    </w:p>
+    <w:p>
+      <w:pPr>
+        <w:pStyle w:val="Bibliography"/>
+      </w:pPr>
+      <w:r>
+        <w:t>[6]</w:t>
+      </w:r>
+      <w:r>
+        <w:tab/>
+        <w:t xml:space="preserve">D. Wang, E. Shelhamer, S. Liu, B. Olshausen, and T. Darrell, ‘Tent: Fully Test-time Adaptation by Entropy Minimization’, Mar. 18, 2021, </w:t>
+      </w:r>
+      <w:r>
+        <w:rPr>
+          <w:i/>
+          <w:iCs/>
+        </w:rPr>
+        <w:t>arXiv</w:t>
+      </w:r>
+      <w:r>
+        <w:t>: arXiv:2006.10726. doi: 10.48550/arXiv.2006.10726.</w:t>
+      </w:r>
+    </w:p>
+    <w:p>
+      <w:pPr>
+        <w:pStyle w:val="Bibliography"/>
+      </w:pPr>
+      <w:r>
+        <w:t>[7]</w:t>
+      </w:r>
+      <w:r>
+        <w:tab/>
+        <w:t xml:space="preserve">K. Saenko, B. Kulis, M. Fritz, and T. Darrell, ‘Adapting Visual Category Models to New Domains’, in </w:t>
+      </w:r>
+      <w:r>
+        <w:rPr>
+          <w:i/>
+          <w:iCs/>
+        </w:rPr>
+        <w:t>Computer Vision – ECCV 2010</w:t>
+      </w:r>
+      <w:r>
+        <w:t>, K. Daniilidis, P. Maragos, and N. Paragios, Eds, Berlin, Heidelberg: Springer, 2010, pp. 213–226. doi: 10.1007/978-3-642-15561-1_16.</w:t>
+      </w:r>
+    </w:p>
+    <w:p>
+      <w:pPr>
+        <w:pStyle w:val="Bibliography"/>
+      </w:pPr>
+      <w:r>
+        <w:t>[8]</w:t>
+      </w:r>
+      <w:r>
+        <w:tab/>
+        <w:t xml:space="preserve">Y.-H. Chen, W.-Y. Chen, Y.-T. Chen, B.-C. Tsai, Y.-C. F. Wang, and M. Sun, ‘No More Discrimination: Cross City Adaptation of Road Scene Segmenters’, in </w:t>
+      </w:r>
+      <w:r>
+        <w:rPr>
+          <w:i/>
+          <w:iCs/>
+        </w:rPr>
+        <w:t>2017 IEEE International Conference on Computer Vision (ICCV)</w:t>
+      </w:r>
+      <w:r>
+        <w:t>, Oct. 2017, pp. 2011–2020. doi: 10.1109/ICCV.2017.220.</w:t>
+      </w:r>
+    </w:p>
+    <w:p>
+      <w:pPr>
+        <w:pStyle w:val="Bibliography"/>
+      </w:pPr>
+      <w:r>
+        <w:t>[9]</w:t>
       </w:r>
       <w:r>
         <w:tab/>
@@ -34794,22 +36971,13 @@
     <w:p>
       <w:pPr>
         <w:pStyle w:val="Bibliography"/>
-        <w:bidi w:val="0"/>
-      </w:pPr>
-      <w:r>
-        <w:t>[4]</w:t>
+      </w:pPr>
+      <w:r>
+        <w:t>[10]</w:t>
       </w:r>
       <w:r>
         <w:tab/>
-        <w:t xml:space="preserve">K. </w:t>
-      </w:r>
-      <w:proofErr w:type="spellStart"/>
-      <w:r>
-        <w:t>Simonyan</w:t>
-      </w:r>
-      <w:proofErr w:type="spellEnd"/>
-      <w:r>
-        <w:t xml:space="preserve"> and A. Zisserman, ‘Very Deep Convolutional Networks for Large-Scale Image Recognition’, </w:t>
+        <w:t xml:space="preserve">K. Simonyan and A. Zisserman, ‘Very Deep Convolutional Networks for Large-Scale Image Recognition’, </w:t>
       </w:r>
       <w:r>
         <w:rPr>
@@ -34825,22 +36993,13 @@
     <w:p>
       <w:pPr>
         <w:pStyle w:val="Bibliography"/>
-        <w:bidi w:val="0"/>
-      </w:pPr>
-      <w:r>
-        <w:t>[5]</w:t>
+      </w:pPr>
+      <w:r>
+        <w:t>[11]</w:t>
       </w:r>
       <w:r>
         <w:tab/>
-        <w:t xml:space="preserve">F. Lateef and Y. </w:t>
-      </w:r>
-      <w:proofErr w:type="spellStart"/>
-      <w:r>
-        <w:t>Ruichek</w:t>
-      </w:r>
-      <w:proofErr w:type="spellEnd"/>
-      <w:r>
-        <w:t xml:space="preserve">, ‘Survey on semantic segmentation using deep learning techniques’, </w:t>
+        <w:t xml:space="preserve">F. Lateef and Y. Ruichek, ‘Survey on semantic segmentation using deep learning techniques’, </w:t>
       </w:r>
       <w:r>
         <w:rPr>
@@ -34850,15 +37009,7 @@
         <w:t>Neurocomputing</w:t>
       </w:r>
       <w:r>
-        <w:t xml:space="preserve">, Feb. 2019, </w:t>
-      </w:r>
-      <w:proofErr w:type="spellStart"/>
-      <w:r>
-        <w:t>doi</w:t>
-      </w:r>
-      <w:proofErr w:type="spellEnd"/>
-      <w:r>
-        <w:t>: 10/gfwf5v.</w:t>
+        <w:t>, Feb. 2019, doi: 10/gfwf5v.</w:t>
       </w:r>
     </w:p>
     <w:p>
@@ -34903,8 +37054,8 @@
           <w:rtl/>
         </w:rPr>
       </w:pPr>
-      <w:bookmarkStart w:id="57" w:name="_Toc32227797"/>
-      <w:bookmarkStart w:id="58" w:name="_Toc527202137"/>
+      <w:bookmarkStart w:id="61" w:name="_Toc32227797"/>
+      <w:bookmarkStart w:id="62" w:name="_Toc527202137"/>
       <w:r>
         <w:rPr>
           <w:rFonts w:eastAsia="Times New Roman" w:hint="cs"/>
@@ -34918,7 +37069,7 @@
         <w:lastRenderedPageBreak/>
         <w:t>واژه‌نامه انگليسي به فارسي</w:t>
       </w:r>
-      <w:bookmarkEnd w:id="57"/>
+      <w:bookmarkEnd w:id="61"/>
     </w:p>
     <w:tbl>
       <w:tblPr>
@@ -34948,7 +37099,7 @@
             <w:tcW w:w="3640" w:type="dxa"/>
             <w:vAlign w:val="center"/>
           </w:tcPr>
-          <w:bookmarkEnd w:id="58"/>
+          <w:bookmarkEnd w:id="62"/>
           <w:p>
             <w:pPr>
               <w:spacing w:before="0"/>
@@ -35058,19 +37209,8 @@
                 <w:sz w:val="22"/>
                 <w:szCs w:val="22"/>
               </w:rPr>
-              <w:t xml:space="preserve">À </w:t>
+              <w:t>À trous</w:t>
             </w:r>
-            <w:proofErr w:type="spellStart"/>
-            <w:r>
-              <w:rPr>
-                <w:rFonts w:asciiTheme="majorBidi" w:hAnsiTheme="majorBidi" w:cstheme="majorBidi"/>
-                <w:color w:val="000000"/>
-                <w:sz w:val="22"/>
-                <w:szCs w:val="22"/>
-              </w:rPr>
-              <w:t>trous</w:t>
-            </w:r>
-            <w:proofErr w:type="spellEnd"/>
             <w:r>
               <w:rPr>
                 <w:rFonts w:asciiTheme="majorBidi" w:hAnsiTheme="majorBidi"/>
@@ -35677,19 +37817,8 @@
                 <w:sz w:val="22"/>
                 <w:szCs w:val="22"/>
               </w:rPr>
-              <w:t xml:space="preserve">Bilinear </w:t>
+              <w:t>Bilinear Upsampling</w:t>
             </w:r>
-            <w:proofErr w:type="spellStart"/>
-            <w:r>
-              <w:rPr>
-                <w:rFonts w:asciiTheme="majorBidi" w:hAnsiTheme="majorBidi" w:cstheme="majorBidi"/>
-                <w:color w:val="000000"/>
-                <w:sz w:val="22"/>
-                <w:szCs w:val="22"/>
-              </w:rPr>
-              <w:t>Upsampling</w:t>
-            </w:r>
-            <w:proofErr w:type="spellEnd"/>
           </w:p>
         </w:tc>
       </w:tr>
@@ -36610,7 +38739,6 @@
                 <w:szCs w:val="22"/>
               </w:rPr>
             </w:pPr>
-            <w:proofErr w:type="spellStart"/>
             <w:r>
               <w:rPr>
                 <w:rFonts w:asciiTheme="majorBidi" w:hAnsiTheme="majorBidi" w:cstheme="majorBidi"/>
@@ -36618,37 +38746,7 @@
                 <w:sz w:val="22"/>
                 <w:szCs w:val="22"/>
               </w:rPr>
-              <w:t>Depthwise</w:t>
-            </w:r>
-            <w:proofErr w:type="spellEnd"/>
-            <w:r>
-              <w:rPr>
-                <w:rFonts w:asciiTheme="majorBidi" w:hAnsiTheme="majorBidi" w:cstheme="majorBidi"/>
-                <w:color w:val="000000"/>
-                <w:sz w:val="22"/>
-                <w:szCs w:val="22"/>
-              </w:rPr>
-              <w:t xml:space="preserve"> </w:t>
-            </w:r>
-            <w:proofErr w:type="spellStart"/>
-            <w:r>
-              <w:rPr>
-                <w:rFonts w:asciiTheme="majorBidi" w:hAnsiTheme="majorBidi" w:cstheme="majorBidi"/>
-                <w:color w:val="000000"/>
-                <w:sz w:val="22"/>
-                <w:szCs w:val="22"/>
-              </w:rPr>
-              <w:t>Seperable</w:t>
-            </w:r>
-            <w:proofErr w:type="spellEnd"/>
-            <w:r>
-              <w:rPr>
-                <w:rFonts w:asciiTheme="majorBidi" w:hAnsiTheme="majorBidi" w:cstheme="majorBidi"/>
-                <w:color w:val="000000"/>
-                <w:sz w:val="22"/>
-                <w:szCs w:val="22"/>
-              </w:rPr>
-              <w:t xml:space="preserve"> Convolution</w:t>
+              <w:t>Depthwise Seperable Convolution</w:t>
             </w:r>
           </w:p>
         </w:tc>
@@ -37286,19 +39384,8 @@
                 <w:sz w:val="22"/>
                 <w:szCs w:val="22"/>
               </w:rPr>
-              <w:t xml:space="preserve">Feed </w:t>
+              <w:t>Feed Foreward</w:t>
             </w:r>
-            <w:proofErr w:type="spellStart"/>
-            <w:r>
-              <w:rPr>
-                <w:rFonts w:asciiTheme="majorBidi" w:hAnsiTheme="majorBidi" w:cstheme="majorBidi"/>
-                <w:color w:val="000000"/>
-                <w:sz w:val="22"/>
-                <w:szCs w:val="22"/>
-              </w:rPr>
-              <w:t>Foreward</w:t>
-            </w:r>
-            <w:proofErr w:type="spellEnd"/>
           </w:p>
         </w:tc>
       </w:tr>
@@ -37529,27 +39616,7 @@
                 <w:sz w:val="22"/>
                 <w:szCs w:val="22"/>
               </w:rPr>
-              <w:t xml:space="preserve">Fractionally </w:t>
-            </w:r>
-            <w:proofErr w:type="spellStart"/>
-            <w:r>
-              <w:rPr>
-                <w:rFonts w:asciiTheme="majorBidi" w:hAnsiTheme="majorBidi" w:cstheme="majorBidi"/>
-                <w:color w:val="000000"/>
-                <w:sz w:val="22"/>
-                <w:szCs w:val="22"/>
-              </w:rPr>
-              <w:t>Strided</w:t>
-            </w:r>
-            <w:proofErr w:type="spellEnd"/>
-            <w:r>
-              <w:rPr>
-                <w:rFonts w:asciiTheme="majorBidi" w:hAnsiTheme="majorBidi" w:cstheme="majorBidi"/>
-                <w:color w:val="000000"/>
-                <w:sz w:val="22"/>
-                <w:szCs w:val="22"/>
-              </w:rPr>
-              <w:t xml:space="preserve"> Convolution</w:t>
+              <w:t>Fractionally Strided Convolution</w:t>
             </w:r>
           </w:p>
         </w:tc>
@@ -39115,18 +41182,8 @@
           <w:szCs w:val="22"/>
           <w:lang w:val="en-GB"/>
         </w:rPr>
-        <w:t xml:space="preserve">Ali Masoudi </w:t>
-      </w:r>
-      <w:proofErr w:type="spellStart"/>
-      <w:r>
-        <w:rPr>
-          <w:sz w:val="20"/>
-          <w:szCs w:val="22"/>
-          <w:lang w:val="en-GB"/>
-        </w:rPr>
-        <w:t>Qaziar</w:t>
-      </w:r>
-      <w:proofErr w:type="spellEnd"/>
+        <w:t>Ali Masoudi Qaziar</w:t>
+      </w:r>
     </w:p>
     <w:p>
       <w:pPr>
@@ -39175,17 +41232,8 @@
           <w:sz w:val="20"/>
           <w:szCs w:val="22"/>
         </w:rPr>
-        <w:t xml:space="preserve">Dr. Mohammad </w:t>
-      </w:r>
-      <w:proofErr w:type="spellStart"/>
-      <w:r>
-        <w:rPr>
-          <w:sz w:val="20"/>
-          <w:szCs w:val="22"/>
-        </w:rPr>
-        <w:t>Fakhredanesh</w:t>
-      </w:r>
-      <w:proofErr w:type="spellEnd"/>
+        <w:t>Dr. Mohammad Fakhredanesh</w:t>
+      </w:r>
       <w:r>
         <w:rPr>
           <w:sz w:val="20"/>
@@ -39425,17 +41473,8 @@
           <w:sz w:val="20"/>
           <w:szCs w:val="22"/>
         </w:rPr>
-        <w:t xml:space="preserve"> neural network, Machine vision, Urban images, </w:t>
-      </w:r>
-      <w:proofErr w:type="spellStart"/>
-      <w:r>
-        <w:rPr>
-          <w:sz w:val="20"/>
-          <w:szCs w:val="22"/>
-        </w:rPr>
-        <w:t>ICNet</w:t>
-      </w:r>
-      <w:proofErr w:type="spellEnd"/>
+        <w:t xml:space="preserve"> neural network, Machine vision, Urban images, ICNet</w:t>
+      </w:r>
     </w:p>
     <w:p>
       <w:pPr>
@@ -39507,6 +41546,7 @@
         <w:rPr>
           <w:szCs w:val="22"/>
         </w:rPr>
+        <w:lastRenderedPageBreak/>
         <w:t>In the name of God</w:t>
       </w:r>
     </w:p>
@@ -39544,7 +41584,7 @@
                     </pic:cNvPicPr>
                   </pic:nvPicPr>
                   <pic:blipFill>
-                    <a:blip r:embed="rId32" cstate="print"/>
+                    <a:blip r:embed="rId35" cstate="print"/>
                     <a:srcRect/>
                     <a:stretch>
                       <a:fillRect/>
@@ -39592,27 +41632,7 @@
           <w:sz w:val="28"/>
           <w:szCs w:val="32"/>
         </w:rPr>
-        <w:t>Malek-</w:t>
-      </w:r>
-      <w:proofErr w:type="spellStart"/>
-      <w:r>
-        <w:rPr>
-          <w:b/>
-          <w:bCs/>
-          <w:sz w:val="28"/>
-          <w:szCs w:val="32"/>
-        </w:rPr>
-        <w:t>ashtar</w:t>
-      </w:r>
-      <w:proofErr w:type="spellEnd"/>
-      <w:r>
-        <w:rPr>
-          <w:b/>
-          <w:bCs/>
-          <w:sz w:val="28"/>
-          <w:szCs w:val="32"/>
-        </w:rPr>
-        <w:t xml:space="preserve"> University of Technology</w:t>
+        <w:t>Malek-ashtar University of Technology</w:t>
       </w:r>
     </w:p>
     <w:p>
@@ -39763,18 +41783,56 @@
           <w:bCs/>
           <w:sz w:val="28"/>
         </w:rPr>
-        <w:t xml:space="preserve">Ali Masoudi </w:t>
-      </w:r>
-      <w:proofErr w:type="spellStart"/>
+        <w:t>Ali Masoudi Qaziar</w:t>
+      </w:r>
+    </w:p>
+    <w:p>
+      <w:pPr>
+        <w:bidi w:val="0"/>
+        <w:ind w:hanging="1"/>
+        <w:jc w:val="center"/>
+        <w:rPr>
+          <w:szCs w:val="24"/>
+          <w:rtl/>
+        </w:rPr>
+      </w:pPr>
+    </w:p>
+    <w:p>
+      <w:pPr>
+        <w:bidi w:val="0"/>
+        <w:ind w:hanging="1"/>
+        <w:jc w:val="center"/>
+        <w:rPr>
+          <w:sz w:val="20"/>
+          <w:szCs w:val="20"/>
+          <w:rtl/>
+        </w:rPr>
+      </w:pPr>
+      <w:r>
+        <w:rPr>
+          <w:sz w:val="20"/>
+          <w:szCs w:val="20"/>
+        </w:rPr>
+        <w:t>Supervised by</w:t>
+      </w:r>
+    </w:p>
+    <w:p>
+      <w:pPr>
+        <w:bidi w:val="0"/>
+        <w:ind w:hanging="1"/>
+        <w:jc w:val="center"/>
+        <w:rPr>
+          <w:szCs w:val="24"/>
+        </w:rPr>
+      </w:pPr>
       <w:r>
         <w:rPr>
           <w:b/>
           <w:bCs/>
           <w:sz w:val="28"/>
         </w:rPr>
-        <w:t>Qaziar</w:t>
-      </w:r>
-      <w:proofErr w:type="spellEnd"/>
+        <w:t>Dr. Mohammad Ali Keyvanrad</w:t>
+      </w:r>
     </w:p>
     <w:p>
       <w:pPr>
@@ -39782,10 +41840,17 @@
         <w:ind w:hanging="1"/>
         <w:jc w:val="center"/>
         <w:rPr>
-          <w:szCs w:val="24"/>
-          <w:rtl/>
-        </w:rPr>
-      </w:pPr>
+          <w:sz w:val="28"/>
+        </w:rPr>
+      </w:pPr>
+      <w:r>
+        <w:rPr>
+          <w:b/>
+          <w:bCs/>
+          <w:sz w:val="28"/>
+        </w:rPr>
+        <w:t>Dr. Mohammad Fakhrdanesh</w:t>
+      </w:r>
     </w:p>
     <w:p>
       <w:pPr>
@@ -39795,16 +41860,8 @@
         <w:rPr>
           <w:sz w:val="20"/>
           <w:szCs w:val="20"/>
-          <w:rtl/>
-        </w:rPr>
-      </w:pPr>
-      <w:r>
-        <w:rPr>
-          <w:sz w:val="20"/>
-          <w:szCs w:val="20"/>
-        </w:rPr>
-        <w:t>Supervised by</w:t>
-      </w:r>
+        </w:rPr>
+      </w:pPr>
     </w:p>
     <w:p>
       <w:pPr>
@@ -39812,7 +41869,26 @@
         <w:ind w:hanging="1"/>
         <w:jc w:val="center"/>
         <w:rPr>
-          <w:szCs w:val="24"/>
+          <w:sz w:val="20"/>
+          <w:szCs w:val="20"/>
+          <w:rtl/>
+        </w:rPr>
+      </w:pPr>
+      <w:r>
+        <w:rPr>
+          <w:sz w:val="20"/>
+          <w:szCs w:val="20"/>
+        </w:rPr>
+        <w:t>Advised by</w:t>
+      </w:r>
+    </w:p>
+    <w:p>
+      <w:pPr>
+        <w:bidi w:val="0"/>
+        <w:ind w:hanging="1"/>
+        <w:jc w:val="center"/>
+        <w:rPr>
+          <w:sz w:val="28"/>
         </w:rPr>
       </w:pPr>
       <w:r>
@@ -39821,7 +41897,15 @@
           <w:bCs/>
           <w:sz w:val="28"/>
         </w:rPr>
-        <w:t>Dr. Mohammad Ali Keyvanrad</w:t>
+        <w:t xml:space="preserve">Dr. </w:t>
+      </w:r>
+      <w:r>
+        <w:rPr>
+          <w:b/>
+          <w:bCs/>
+          <w:sz w:val="28"/>
+        </w:rPr>
+        <w:t>Mahdi Amiri</w:t>
       </w:r>
     </w:p>
     <w:p>
@@ -39830,27 +41914,9 @@
         <w:ind w:hanging="1"/>
         <w:jc w:val="center"/>
         <w:rPr>
-          <w:sz w:val="28"/>
-        </w:rPr>
-      </w:pPr>
-      <w:r>
-        <w:rPr>
-          <w:b/>
-          <w:bCs/>
-          <w:sz w:val="28"/>
-        </w:rPr>
-        <w:t xml:space="preserve">Dr. Mohammad </w:t>
-      </w:r>
-      <w:proofErr w:type="spellStart"/>
-      <w:r>
-        <w:rPr>
-          <w:b/>
-          <w:bCs/>
-          <w:sz w:val="28"/>
-        </w:rPr>
-        <w:t>Fakhrdanesh</w:t>
-      </w:r>
-      <w:proofErr w:type="spellEnd"/>
+          <w:szCs w:val="24"/>
+        </w:rPr>
+      </w:pPr>
     </w:p>
     <w:p>
       <w:pPr>
@@ -39858,72 +41924,6 @@
         <w:ind w:hanging="1"/>
         <w:jc w:val="center"/>
         <w:rPr>
-          <w:sz w:val="20"/>
-          <w:szCs w:val="20"/>
-        </w:rPr>
-      </w:pPr>
-    </w:p>
-    <w:p>
-      <w:pPr>
-        <w:bidi w:val="0"/>
-        <w:ind w:hanging="1"/>
-        <w:jc w:val="center"/>
-        <w:rPr>
-          <w:sz w:val="20"/>
-          <w:szCs w:val="20"/>
-          <w:rtl/>
-        </w:rPr>
-      </w:pPr>
-      <w:r>
-        <w:rPr>
-          <w:sz w:val="20"/>
-          <w:szCs w:val="20"/>
-        </w:rPr>
-        <w:t>Advised by</w:t>
-      </w:r>
-    </w:p>
-    <w:p>
-      <w:pPr>
-        <w:bidi w:val="0"/>
-        <w:ind w:hanging="1"/>
-        <w:jc w:val="center"/>
-        <w:rPr>
-          <w:sz w:val="28"/>
-        </w:rPr>
-      </w:pPr>
-      <w:r>
-        <w:rPr>
-          <w:b/>
-          <w:bCs/>
-          <w:sz w:val="28"/>
-        </w:rPr>
-        <w:t xml:space="preserve">Dr. </w:t>
-      </w:r>
-      <w:r>
-        <w:rPr>
-          <w:b/>
-          <w:bCs/>
-          <w:sz w:val="28"/>
-        </w:rPr>
-        <w:t>Mahdi Amiri</w:t>
-      </w:r>
-    </w:p>
-    <w:p>
-      <w:pPr>
-        <w:bidi w:val="0"/>
-        <w:ind w:hanging="1"/>
-        <w:jc w:val="center"/>
-        <w:rPr>
-          <w:szCs w:val="24"/>
-        </w:rPr>
-      </w:pPr>
-    </w:p>
-    <w:p>
-      <w:pPr>
-        <w:bidi w:val="0"/>
-        <w:ind w:hanging="1"/>
-        <w:jc w:val="center"/>
-        <w:rPr>
           <w:b/>
           <w:bCs/>
           <w:szCs w:val="24"/>
@@ -39962,8 +41962,8 @@
       </w:pPr>
     </w:p>
     <w:sectPr>
-      <w:footerReference w:type="default" r:id="rId33"/>
-      <w:footerReference w:type="first" r:id="rId34"/>
+      <w:footerReference w:type="default" r:id="rId36"/>
+      <w:footerReference w:type="first" r:id="rId37"/>
       <w:footnotePr>
         <w:numRestart w:val="eachPage"/>
       </w:footnotePr>
@@ -39978,8 +41978,216 @@
 </w:document>
 </file>
 
+<file path=word/comments.xml><?xml version="1.0" encoding="utf-8"?>
+<w:comments xmlns:wpc="http://schemas.microsoft.com/office/word/2010/wordprocessingCanvas" xmlns:cx="http://schemas.microsoft.com/office/drawing/2014/chartex" xmlns:cx1="http://schemas.microsoft.com/office/drawing/2015/9/8/chartex" xmlns:cx2="http://schemas.microsoft.com/office/drawing/2015/10/21/chartex" xmlns:cx3="http://schemas.microsoft.com/office/drawing/2016/5/9/chartex" xmlns:cx4="http://schemas.microsoft.com/office/drawing/2016/5/10/chartex" xmlns:cx5="http://schemas.microsoft.com/office/drawing/2016/5/11/chartex" xmlns:cx6="http://schemas.microsoft.com/office/drawing/2016/5/12/chartex" xmlns:cx7="http://schemas.microsoft.com/office/drawing/2016/5/13/chartex" xmlns:cx8="http://schemas.microsoft.com/office/drawing/2016/5/14/chartex" xmlns:mc="http://schemas.openxmlformats.org/markup-compatibility/2006" xmlns:aink="http://schemas.microsoft.com/office/drawing/2016/ink" xmlns:am3d="http://schemas.microsoft.com/office/drawing/2017/model3d" xmlns:o="urn:schemas-microsoft-com:office:office" xmlns:oel="http://schemas.microsoft.com/office/2019/extlst" xmlns:r="http://schemas.openxmlformats.org/officeDocument/2006/relationships" xmlns:m="http://schemas.openxmlformats.org/officeDocument/2006/math" xmlns:v="urn:schemas-microsoft-com:vml" xmlns:wp14="http://schemas.microsoft.com/office/word/2010/wordprocessingDrawing" xmlns:wp="http://schemas.openxmlformats.org/drawingml/2006/wordprocessingDrawing" xmlns:w10="urn:schemas-microsoft-com:office:word" xmlns:w="http://schemas.openxmlformats.org/wordprocessingml/2006/main" xmlns:w14="http://schemas.microsoft.com/office/word/2010/wordml" xmlns:w15="http://schemas.microsoft.com/office/word/2012/wordml" xmlns:w16cei="http://schemas.microsoft.com/office/word/2026/wordml/cei" xmlns:w16cex="http://schemas.microsoft.com/office/word/2018/wordml/cex" xmlns:w16cid="http://schemas.microsoft.com/office/word/2016/wordml/cid" xmlns:w16="http://schemas.microsoft.com/office/word/2018/wordml" xmlns:w16du="http://schemas.microsoft.com/office/word/2023/wordml/word16du" xmlns:w16sdtdh="http://schemas.microsoft.com/office/word/2020/wordml/sdtdatahash" xmlns:w16sdtfl="http://schemas.microsoft.com/office/word/2024/wordml/sdtformatlock" xmlns:w16se="http://schemas.microsoft.com/office/word/2015/wordml/symex" xmlns:wpg="http://schemas.microsoft.com/office/word/2010/wordprocessingGroup" xmlns:wpi="http://schemas.microsoft.com/office/word/2010/wordprocessingInk" xmlns:wne="http://schemas.microsoft.com/office/word/2006/wordml" xmlns:wps="http://schemas.microsoft.com/office/word/2010/wordprocessingShape" mc:Ignorable="w14 w15 w16se w16cid w16 w16cex w16sdtdh w16sdtfl w16du wp14">
+  <w:comment w:id="6" w:author="amirreza kzm" w:date="2026-07-29T20:06:00Z" w:initials="ak">
+    <w:p>
+      <w:pPr>
+        <w:pStyle w:val="CommentText"/>
+        <w:rPr>
+          <w:rFonts w:hint="cs"/>
+          <w:rtl/>
+          <w:lang w:bidi="fa-IR"/>
+        </w:rPr>
+      </w:pPr>
+      <w:r>
+        <w:rPr>
+          <w:rStyle w:val="CommentReference"/>
+        </w:rPr>
+        <w:annotationRef/>
+      </w:r>
+      <w:r>
+        <w:rPr>
+          <w:rFonts w:hint="cs"/>
+          <w:rtl/>
+          <w:lang w:bidi="fa-IR"/>
+        </w:rPr>
+        <w:t>برای مثال گذاشتم و بعد از مشخص شدن روش تغیر خواهد کرد.</w:t>
+      </w:r>
+    </w:p>
+  </w:comment>
+  <w:comment w:id="12" w:author="amirreza kzm" w:date="2026-07-29T10:34:00Z" w:initials="ak">
+    <w:p>
+      <w:pPr>
+        <w:pStyle w:val="CommentText"/>
+        <w:bidi/>
+        <w:jc w:val="right"/>
+        <w:rPr>
+          <w:rtl/>
+          <w:lang w:bidi="fa-IR"/>
+        </w:rPr>
+      </w:pPr>
+      <w:r>
+        <w:rPr>
+          <w:rStyle w:val="CommentReference"/>
+        </w:rPr>
+        <w:annotationRef/>
+      </w:r>
+      <w:r>
+        <w:rPr>
+          <w:rFonts w:hint="cs"/>
+          <w:rtl/>
+        </w:rPr>
+        <w:t xml:space="preserve">خودم از قصد </w:t>
+      </w:r>
+      <w:r>
+        <w:t xml:space="preserve">footnote </w:t>
+      </w:r>
+      <w:r>
+        <w:rPr>
+          <w:rFonts w:hint="cs"/>
+          <w:rtl/>
+          <w:lang w:bidi="fa-IR"/>
+        </w:rPr>
+        <w:t xml:space="preserve">اش نکردم که بپرسم باید </w:t>
+      </w:r>
+      <w:r>
+        <w:rPr>
+          <w:lang w:bidi="fa-IR"/>
+        </w:rPr>
+        <w:t xml:space="preserve">footnote </w:t>
+      </w:r>
+      <w:r>
+        <w:rPr>
+          <w:rFonts w:hint="cs"/>
+          <w:rtl/>
+          <w:lang w:bidi="fa-IR"/>
+        </w:rPr>
+        <w:t>کنم یا نه</w:t>
+      </w:r>
+    </w:p>
+  </w:comment>
+  <w:comment w:id="13" w:author="amirreza kzm" w:date="2026-07-29T20:08:00Z" w:initials="ak">
+    <w:p>
+      <w:pPr>
+        <w:pStyle w:val="CommentText"/>
+        <w:rPr>
+          <w:rFonts w:hint="cs"/>
+          <w:rtl/>
+          <w:lang w:bidi="fa-IR"/>
+        </w:rPr>
+      </w:pPr>
+      <w:r>
+        <w:rPr>
+          <w:rStyle w:val="CommentReference"/>
+        </w:rPr>
+        <w:annotationRef/>
+      </w:r>
+      <w:r>
+        <w:rPr>
+          <w:rFonts w:hint="cs"/>
+          <w:rtl/>
+        </w:rPr>
+        <w:t xml:space="preserve">همون موضوعی که مطرح کردید که چرا از </w:t>
+      </w:r>
+      <w:r>
+        <w:rPr>
+          <w:rFonts w:hint="cs"/>
+          <w:rtl/>
+          <w:lang w:bidi="fa-IR"/>
+        </w:rPr>
+        <w:t>داده های لیبل خورده در زمان تست استفاده نمی کنیم.</w:t>
+      </w:r>
+    </w:p>
+  </w:comment>
+  <w:comment w:id="14" w:author="amirreza kzm" w:date="2026-07-29T10:39:00Z" w:initials="ak">
+    <w:p>
+      <w:pPr>
+        <w:pStyle w:val="CommentText"/>
+      </w:pPr>
+      <w:r>
+        <w:rPr>
+          <w:rStyle w:val="CommentReference"/>
+        </w:rPr>
+        <w:annotationRef/>
+      </w:r>
+      <w:r>
+        <w:rPr>
+          <w:rFonts w:hint="cs"/>
+          <w:rtl/>
+        </w:rPr>
+        <w:t>این که این مخفف های انگلیسی رو استفاده کنم مشکلی ندارد؟</w:t>
+      </w:r>
+    </w:p>
+  </w:comment>
+  <w:comment w:id="15" w:author="amirreza kzm" w:date="2026-07-29T20:41:00Z" w:initials="ak">
+    <w:p>
+      <w:pPr>
+        <w:pStyle w:val="CommentText"/>
+      </w:pPr>
+      <w:r>
+        <w:rPr>
+          <w:rStyle w:val="CommentReference"/>
+        </w:rPr>
+        <w:annotationRef/>
+      </w:r>
+      <w:r>
+        <w:rPr>
+          <w:rFonts w:hint="cs"/>
+          <w:rtl/>
+        </w:rPr>
+        <w:t>اسمی نیست که جدید باشه و کاربر شاید ندونه ولی چون مفهوم فارسی اش گیج کننده هست گذاشتم بمونه. آیا باید بذارم کلا بمونه یا نه در متن پایان نامه؟</w:t>
+      </w:r>
+    </w:p>
+  </w:comment>
+  <w:comment w:id="17" w:author="amirreza kzm" w:date="2026-07-29T21:04:00Z" w:initials="ak">
+    <w:p>
+      <w:pPr>
+        <w:pStyle w:val="CommentText"/>
+      </w:pPr>
+      <w:r>
+        <w:rPr>
+          <w:rStyle w:val="CommentReference"/>
+        </w:rPr>
+        <w:annotationRef/>
+      </w:r>
+      <w:r>
+        <w:rPr>
+          <w:rFonts w:hint="cs"/>
+          <w:rtl/>
+        </w:rPr>
+        <w:t>خیلی از این مطالب این بخش ضرورت تکراری هست هر دو را آوردم که تصمیم بگیریم در کجا ازش استفاده کنیم.</w:t>
+      </w:r>
+    </w:p>
+  </w:comment>
+</w:comments>
+</file>
+
+<file path=word/commentsExtended.xml><?xml version="1.0" encoding="utf-8"?>
+<w15:commentsEx xmlns:wpc="http://schemas.microsoft.com/office/word/2010/wordprocessingCanvas" xmlns:cx="http://schemas.microsoft.com/office/drawing/2014/chartex" xmlns:cx1="http://schemas.microsoft.com/office/drawing/2015/9/8/chartex" xmlns:cx2="http://schemas.microsoft.com/office/drawing/2015/10/21/chartex" xmlns:cx3="http://schemas.microsoft.com/office/drawing/2016/5/9/chartex" xmlns:cx4="http://schemas.microsoft.com/office/drawing/2016/5/10/chartex" xmlns:cx5="http://schemas.microsoft.com/office/drawing/2016/5/11/chartex" xmlns:cx6="http://schemas.microsoft.com/office/drawing/2016/5/12/chartex" xmlns:cx7="http://schemas.microsoft.com/office/drawing/2016/5/13/chartex" xmlns:cx8="http://schemas.microsoft.com/office/drawing/2016/5/14/chartex" xmlns:mc="http://schemas.openxmlformats.org/markup-compatibility/2006" xmlns:aink="http://schemas.microsoft.com/office/drawing/2016/ink" xmlns:am3d="http://schemas.microsoft.com/office/drawing/2017/model3d" xmlns:o="urn:schemas-microsoft-com:office:office" xmlns:oel="http://schemas.microsoft.com/office/2019/extlst" xmlns:r="http://schemas.openxmlformats.org/officeDocument/2006/relationships" xmlns:m="http://schemas.openxmlformats.org/officeDocument/2006/math" xmlns:v="urn:schemas-microsoft-com:vml" xmlns:wp14="http://schemas.microsoft.com/office/word/2010/wordprocessingDrawing" xmlns:wp="http://schemas.openxmlformats.org/drawingml/2006/wordprocessingDrawing" xmlns:w10="urn:schemas-microsoft-com:office:word" xmlns:w="http://schemas.openxmlformats.org/wordprocessingml/2006/main" xmlns:w14="http://schemas.microsoft.com/office/word/2010/wordml" xmlns:w15="http://schemas.microsoft.com/office/word/2012/wordml" xmlns:w16cei="http://schemas.microsoft.com/office/word/2026/wordml/cei" xmlns:w16cex="http://schemas.microsoft.com/office/word/2018/wordml/cex" xmlns:w16cid="http://schemas.microsoft.com/office/word/2016/wordml/cid" xmlns:w16="http://schemas.microsoft.com/office/word/2018/wordml" xmlns:w16du="http://schemas.microsoft.com/office/word/2023/wordml/word16du" xmlns:w16sdtdh="http://schemas.microsoft.com/office/word/2020/wordml/sdtdatahash" xmlns:w16sdtfl="http://schemas.microsoft.com/office/word/2024/wordml/sdtformatlock" xmlns:w16se="http://schemas.microsoft.com/office/word/2015/wordml/symex" xmlns:wpg="http://schemas.microsoft.com/office/word/2010/wordprocessingGroup" xmlns:wpi="http://schemas.microsoft.com/office/word/2010/wordprocessingInk" xmlns:wne="http://schemas.microsoft.com/office/word/2006/wordml" xmlns:wps="http://schemas.microsoft.com/office/word/2010/wordprocessingShape" mc:Ignorable="w14 w15 w16se w16cid w16 w16cex w16sdtdh w16sdtfl w16du wp14">
+  <w15:commentEx w15:paraId="331F8587" w15:done="0"/>
+  <w15:commentEx w15:paraId="42A1979C" w15:done="0"/>
+  <w15:commentEx w15:paraId="5FF25D1B" w15:done="0"/>
+  <w15:commentEx w15:paraId="61E8CC41" w15:done="0"/>
+  <w15:commentEx w15:paraId="266680FF" w15:done="0"/>
+  <w15:commentEx w15:paraId="17D3CCC2" w15:done="0"/>
+</w15:commentsEx>
+</file>
+
+<file path=word/commentsExtensible.xml><?xml version="1.0" encoding="utf-8"?>
+<w16cex:commentsExtensible xmlns:wpc="http://schemas.microsoft.com/office/word/2010/wordprocessingCanvas" xmlns:cx="http://schemas.microsoft.com/office/drawing/2014/chartex" xmlns:cx1="http://schemas.microsoft.com/office/drawing/2015/9/8/chartex" xmlns:cx2="http://schemas.microsoft.com/office/drawing/2015/10/21/chartex" xmlns:cx3="http://schemas.microsoft.com/office/drawing/2016/5/9/chartex" xmlns:cx4="http://schemas.microsoft.com/office/drawing/2016/5/10/chartex" xmlns:cx5="http://schemas.microsoft.com/office/drawing/2016/5/11/chartex" xmlns:cx6="http://schemas.microsoft.com/office/drawing/2016/5/12/chartex" xmlns:cx7="http://schemas.microsoft.com/office/drawing/2016/5/13/chartex" xmlns:cx8="http://schemas.microsoft.com/office/drawing/2016/5/14/chartex" xmlns:cr="http://schemas.microsoft.com/office/comments/2020/reactions" xmlns:mc="http://schemas.openxmlformats.org/markup-compatibility/2006" xmlns:aink="http://schemas.microsoft.com/office/drawing/2016/ink" xmlns:am3d="http://schemas.microsoft.com/office/drawing/2017/model3d" xmlns:o="urn:schemas-microsoft-com:office:office" xmlns:oel="http://schemas.microsoft.com/office/2019/extlst" xmlns:r="http://schemas.openxmlformats.org/officeDocument/2006/relationships" xmlns:m="http://schemas.openxmlformats.org/officeDocument/2006/math" xmlns:v="urn:schemas-microsoft-com:vml" xmlns:wp14="http://schemas.microsoft.com/office/word/2010/wordprocessingDrawing" xmlns:wp="http://schemas.openxmlformats.org/drawingml/2006/wordprocessingDrawing" xmlns:w10="urn:schemas-microsoft-com:office:word" xmlns:w="http://schemas.openxmlformats.org/wordprocessingml/2006/main" xmlns:w14="http://schemas.microsoft.com/office/word/2010/wordml" xmlns:w15="http://schemas.microsoft.com/office/word/2012/wordml" xmlns:w16cei="http://schemas.microsoft.com/office/word/2026/wordml/cei" xmlns:w16cex="http://schemas.microsoft.com/office/word/2018/wordml/cex" xmlns:w16cid="http://schemas.microsoft.com/office/word/2016/wordml/cid" xmlns:w16="http://schemas.microsoft.com/office/word/2018/wordml" xmlns:w16du="http://schemas.microsoft.com/office/word/2023/wordml/word16du" xmlns:w16sdtdh="http://schemas.microsoft.com/office/word/2020/wordml/sdtdatahash" xmlns:w16sdtfl="http://schemas.microsoft.com/office/word/2024/wordml/sdtformatlock" xmlns:w16se="http://schemas.microsoft.com/office/word/2015/wordml/symex" xmlns:wpg="http://schemas.microsoft.com/office/word/2010/wordprocessingGroup" xmlns:wpi="http://schemas.microsoft.com/office/word/2010/wordprocessingInk" xmlns:wne="http://schemas.microsoft.com/office/word/2006/wordml" xmlns:wps="http://schemas.microsoft.com/office/word/2010/wordprocessingShape" mc:Ignorable="w14 w15 w16se w16cid w16 w16cex w16sdtdh w16sdtfl cr w16du wp14">
+  <w16cex:commentExtensible w16cex:durableId="0C5BEB5D" w16cex:dateUtc="2026-07-29T16:36:00Z"/>
+  <w16cex:commentExtensible w16cex:durableId="4B889105" w16cex:dateUtc="2026-07-29T07:04:00Z"/>
+  <w16cex:commentExtensible w16cex:durableId="777F8AB7" w16cex:dateUtc="2026-07-29T16:38:00Z"/>
+  <w16cex:commentExtensible w16cex:durableId="3E10570E" w16cex:dateUtc="2026-07-29T07:09:00Z"/>
+  <w16cex:commentExtensible w16cex:durableId="3A513B04" w16cex:dateUtc="2026-07-29T17:11:00Z"/>
+  <w16cex:commentExtensible w16cex:durableId="58382078" w16cex:dateUtc="2026-07-29T17:34:00Z"/>
+</w16cex:commentsExtensible>
+</file>
+
+<file path=word/commentsIds.xml><?xml version="1.0" encoding="utf-8"?>
+<w16cid:commentsIds xmlns:wpc="http://schemas.microsoft.com/office/word/2010/wordprocessingCanvas" xmlns:cx="http://schemas.microsoft.com/office/drawing/2014/chartex" xmlns:cx1="http://schemas.microsoft.com/office/drawing/2015/9/8/chartex" xmlns:cx2="http://schemas.microsoft.com/office/drawing/2015/10/21/chartex" xmlns:cx3="http://schemas.microsoft.com/office/drawing/2016/5/9/chartex" xmlns:cx4="http://schemas.microsoft.com/office/drawing/2016/5/10/chartex" xmlns:cx5="http://schemas.microsoft.com/office/drawing/2016/5/11/chartex" xmlns:cx6="http://schemas.microsoft.com/office/drawing/2016/5/12/chartex" xmlns:cx7="http://schemas.microsoft.com/office/drawing/2016/5/13/chartex" xmlns:cx8="http://schemas.microsoft.com/office/drawing/2016/5/14/chartex" xmlns:mc="http://schemas.openxmlformats.org/markup-compatibility/2006" xmlns:aink="http://schemas.microsoft.com/office/drawing/2016/ink" xmlns:am3d="http://schemas.microsoft.com/office/drawing/2017/model3d" xmlns:o="urn:schemas-microsoft-com:office:office" xmlns:oel="http://schemas.microsoft.com/office/2019/extlst" xmlns:r="http://schemas.openxmlformats.org/officeDocument/2006/relationships" xmlns:m="http://schemas.openxmlformats.org/officeDocument/2006/math" xmlns:v="urn:schemas-microsoft-com:vml" xmlns:wp14="http://schemas.microsoft.com/office/word/2010/wordprocessingDrawing" xmlns:wp="http://schemas.openxmlformats.org/drawingml/2006/wordprocessingDrawing" xmlns:w10="urn:schemas-microsoft-com:office:word" xmlns:w="http://schemas.openxmlformats.org/wordprocessingml/2006/main" xmlns:w14="http://schemas.microsoft.com/office/word/2010/wordml" xmlns:w15="http://schemas.microsoft.com/office/word/2012/wordml" xmlns:w16cei="http://schemas.microsoft.com/office/word/2026/wordml/cei" xmlns:w16cex="http://schemas.microsoft.com/office/word/2018/wordml/cex" xmlns:w16cid="http://schemas.microsoft.com/office/word/2016/wordml/cid" xmlns:w16="http://schemas.microsoft.com/office/word/2018/wordml" xmlns:w16du="http://schemas.microsoft.com/office/word/2023/wordml/word16du" xmlns:w16sdtdh="http://schemas.microsoft.com/office/word/2020/wordml/sdtdatahash" xmlns:w16sdtfl="http://schemas.microsoft.com/office/word/2024/wordml/sdtformatlock" xmlns:w16se="http://schemas.microsoft.com/office/word/2015/wordml/symex" xmlns:wpg="http://schemas.microsoft.com/office/word/2010/wordprocessingGroup" xmlns:wpi="http://schemas.microsoft.com/office/word/2010/wordprocessingInk" xmlns:wne="http://schemas.microsoft.com/office/word/2006/wordml" xmlns:wps="http://schemas.microsoft.com/office/word/2010/wordprocessingShape" mc:Ignorable="w14 w15 w16se w16cid w16 w16cex w16sdtdh w16sdtfl w16du wp14">
+  <w16cid:commentId w16cid:paraId="331F8587" w16cid:durableId="0C5BEB5D"/>
+  <w16cid:commentId w16cid:paraId="42A1979C" w16cid:durableId="4B889105"/>
+  <w16cid:commentId w16cid:paraId="5FF25D1B" w16cid:durableId="777F8AB7"/>
+  <w16cid:commentId w16cid:paraId="61E8CC41" w16cid:durableId="3E10570E"/>
+  <w16cid:commentId w16cid:paraId="266680FF" w16cid:durableId="3A513B04"/>
+  <w16cid:commentId w16cid:paraId="17D3CCC2" w16cid:durableId="58382078"/>
+</w16cid:commentsIds>
+</file>
+
 <file path=word/endnotes.xml><?xml version="1.0" encoding="utf-8"?>
-<w:endnotes xmlns:wpc="http://schemas.microsoft.com/office/word/2010/wordprocessingCanvas" xmlns:cx="http://schemas.microsoft.com/office/drawing/2014/chartex" xmlns:cx1="http://schemas.microsoft.com/office/drawing/2015/9/8/chartex" xmlns:cx2="http://schemas.microsoft.com/office/drawing/2015/10/21/chartex" xmlns:cx3="http://schemas.microsoft.com/office/drawing/2016/5/9/chartex" xmlns:cx4="http://schemas.microsoft.com/office/drawing/2016/5/10/chartex" xmlns:cx5="http://schemas.microsoft.com/office/drawing/2016/5/11/chartex" xmlns:cx6="http://schemas.microsoft.com/office/drawing/2016/5/12/chartex" xmlns:cx7="http://schemas.microsoft.com/office/drawing/2016/5/13/chartex" xmlns:cx8="http://schemas.microsoft.com/office/drawing/2016/5/14/chartex" xmlns:mc="http://schemas.openxmlformats.org/markup-compatibility/2006" xmlns:aink="http://schemas.microsoft.com/office/drawing/2016/ink" xmlns:am3d="http://schemas.microsoft.com/office/drawing/2017/model3d" xmlns:o="urn:schemas-microsoft-com:office:office" xmlns:r="http://schemas.openxmlformats.org/officeDocument/2006/relationships" xmlns:m="http://schemas.openxmlformats.org/officeDocument/2006/math" xmlns:v="urn:schemas-microsoft-com:vml" xmlns:wp14="http://schemas.microsoft.com/office/word/2010/wordprocessingDrawing" xmlns:wp="http://schemas.openxmlformats.org/drawingml/2006/wordprocessingDrawing" xmlns:w10="urn:schemas-microsoft-com:office:word" xmlns:w="http://schemas.openxmlformats.org/wordprocessingml/2006/main" xmlns:w14="http://schemas.microsoft.com/office/word/2010/wordml" xmlns:w15="http://schemas.microsoft.com/office/word/2012/wordml" xmlns:w16cex="http://schemas.microsoft.com/office/word/2018/wordml/cex" xmlns:w16cid="http://schemas.microsoft.com/office/word/2016/wordml/cid" xmlns:w16="http://schemas.microsoft.com/office/word/2018/wordml" xmlns:w16sdtdh="http://schemas.microsoft.com/office/word/2020/wordml/sdtdatahash" xmlns:w16se="http://schemas.microsoft.com/office/word/2015/wordml/symex" xmlns:wpg="http://schemas.microsoft.com/office/word/2010/wordprocessingGroup" xmlns:wpi="http://schemas.microsoft.com/office/word/2010/wordprocessingInk" xmlns:wne="http://schemas.microsoft.com/office/word/2006/wordml" xmlns:wps="http://schemas.microsoft.com/office/word/2010/wordprocessingShape" mc:Ignorable="w14 w15 w16se w16cid w16 w16cex w16sdtdh wp14">
+<w:endnotes xmlns:wpc="http://schemas.microsoft.com/office/word/2010/wordprocessingCanvas" xmlns:cx="http://schemas.microsoft.com/office/drawing/2014/chartex" xmlns:cx1="http://schemas.microsoft.com/office/drawing/2015/9/8/chartex" xmlns:cx2="http://schemas.microsoft.com/office/drawing/2015/10/21/chartex" xmlns:cx3="http://schemas.microsoft.com/office/drawing/2016/5/9/chartex" xmlns:cx4="http://schemas.microsoft.com/office/drawing/2016/5/10/chartex" xmlns:cx5="http://schemas.microsoft.com/office/drawing/2016/5/11/chartex" xmlns:cx6="http://schemas.microsoft.com/office/drawing/2016/5/12/chartex" xmlns:cx7="http://schemas.microsoft.com/office/drawing/2016/5/13/chartex" xmlns:cx8="http://schemas.microsoft.com/office/drawing/2016/5/14/chartex" xmlns:mc="http://schemas.openxmlformats.org/markup-compatibility/2006" xmlns:aink="http://schemas.microsoft.com/office/drawing/2016/ink" xmlns:am3d="http://schemas.microsoft.com/office/drawing/2017/model3d" xmlns:o="urn:schemas-microsoft-com:office:office" xmlns:oel="http://schemas.microsoft.com/office/2019/extlst" xmlns:r="http://schemas.openxmlformats.org/officeDocument/2006/relationships" xmlns:m="http://schemas.openxmlformats.org/officeDocument/2006/math" xmlns:v="urn:schemas-microsoft-com:vml" xmlns:wp14="http://schemas.microsoft.com/office/word/2010/wordprocessingDrawing" xmlns:wp="http://schemas.openxmlformats.org/drawingml/2006/wordprocessingDrawing" xmlns:w10="urn:schemas-microsoft-com:office:word" xmlns:w="http://schemas.openxmlformats.org/wordprocessingml/2006/main" xmlns:w14="http://schemas.microsoft.com/office/word/2010/wordml" xmlns:w15="http://schemas.microsoft.com/office/word/2012/wordml" xmlns:w16cei="http://schemas.microsoft.com/office/word/2026/wordml/cei" xmlns:w16cex="http://schemas.microsoft.com/office/word/2018/wordml/cex" xmlns:w16cid="http://schemas.microsoft.com/office/word/2016/wordml/cid" xmlns:w16="http://schemas.microsoft.com/office/word/2018/wordml" xmlns:w16du="http://schemas.microsoft.com/office/word/2023/wordml/word16du" xmlns:w16sdtdh="http://schemas.microsoft.com/office/word/2020/wordml/sdtdatahash" xmlns:w16sdtfl="http://schemas.microsoft.com/office/word/2024/wordml/sdtformatlock" xmlns:w16se="http://schemas.microsoft.com/office/word/2015/wordml/symex" xmlns:wpg="http://schemas.microsoft.com/office/word/2010/wordprocessingGroup" xmlns:wpi="http://schemas.microsoft.com/office/word/2010/wordprocessingInk" xmlns:wne="http://schemas.microsoft.com/office/word/2006/wordml" xmlns:wps="http://schemas.microsoft.com/office/word/2010/wordprocessingShape" mc:Ignorable="w14 w15 w16se w16cid w16 w16cex w16sdtdh w16sdtfl w16du wp14">
   <w:endnote w:type="separator" w:id="-1">
     <w:p>
       <w:pPr>
@@ -40004,7 +42212,7 @@
 </file>
 
 <file path=word/footer1.xml><?xml version="1.0" encoding="utf-8"?>
-<w:ftr xmlns:wpc="http://schemas.microsoft.com/office/word/2010/wordprocessingCanvas" xmlns:cx="http://schemas.microsoft.com/office/drawing/2014/chartex" xmlns:cx1="http://schemas.microsoft.com/office/drawing/2015/9/8/chartex" xmlns:cx2="http://schemas.microsoft.com/office/drawing/2015/10/21/chartex" xmlns:cx3="http://schemas.microsoft.com/office/drawing/2016/5/9/chartex" xmlns:cx4="http://schemas.microsoft.com/office/drawing/2016/5/10/chartex" xmlns:cx5="http://schemas.microsoft.com/office/drawing/2016/5/11/chartex" xmlns:cx6="http://schemas.microsoft.com/office/drawing/2016/5/12/chartex" xmlns:cx7="http://schemas.microsoft.com/office/drawing/2016/5/13/chartex" xmlns:cx8="http://schemas.microsoft.com/office/drawing/2016/5/14/chartex" xmlns:mc="http://schemas.openxmlformats.org/markup-compatibility/2006" xmlns:aink="http://schemas.microsoft.com/office/drawing/2016/ink" xmlns:am3d="http://schemas.microsoft.com/office/drawing/2017/model3d" xmlns:o="urn:schemas-microsoft-com:office:office" xmlns:r="http://schemas.openxmlformats.org/officeDocument/2006/relationships" xmlns:m="http://schemas.openxmlformats.org/officeDocument/2006/math" xmlns:v="urn:schemas-microsoft-com:vml" xmlns:wp14="http://schemas.microsoft.com/office/word/2010/wordprocessingDrawing" xmlns:wp="http://schemas.openxmlformats.org/drawingml/2006/wordprocessingDrawing" xmlns:w10="urn:schemas-microsoft-com:office:word" xmlns:w="http://schemas.openxmlformats.org/wordprocessingml/2006/main" xmlns:w14="http://schemas.microsoft.com/office/word/2010/wordml" xmlns:w15="http://schemas.microsoft.com/office/word/2012/wordml" xmlns:w16cex="http://schemas.microsoft.com/office/word/2018/wordml/cex" xmlns:w16cid="http://schemas.microsoft.com/office/word/2016/wordml/cid" xmlns:w16="http://schemas.microsoft.com/office/word/2018/wordml" xmlns:w16sdtdh="http://schemas.microsoft.com/office/word/2020/wordml/sdtdatahash" xmlns:w16se="http://schemas.microsoft.com/office/word/2015/wordml/symex" xmlns:wpg="http://schemas.microsoft.com/office/word/2010/wordprocessingGroup" xmlns:wpi="http://schemas.microsoft.com/office/word/2010/wordprocessingInk" xmlns:wne="http://schemas.microsoft.com/office/word/2006/wordml" xmlns:wps="http://schemas.microsoft.com/office/word/2010/wordprocessingShape" mc:Ignorable="w14 w15 w16se w16cid w16 w16cex w16sdtdh wp14">
+<w:ftr xmlns:wpc="http://schemas.microsoft.com/office/word/2010/wordprocessingCanvas" xmlns:cx="http://schemas.microsoft.com/office/drawing/2014/chartex" xmlns:cx1="http://schemas.microsoft.com/office/drawing/2015/9/8/chartex" xmlns:cx2="http://schemas.microsoft.com/office/drawing/2015/10/21/chartex" xmlns:cx3="http://schemas.microsoft.com/office/drawing/2016/5/9/chartex" xmlns:cx4="http://schemas.microsoft.com/office/drawing/2016/5/10/chartex" xmlns:cx5="http://schemas.microsoft.com/office/drawing/2016/5/11/chartex" xmlns:cx6="http://schemas.microsoft.com/office/drawing/2016/5/12/chartex" xmlns:cx7="http://schemas.microsoft.com/office/drawing/2016/5/13/chartex" xmlns:cx8="http://schemas.microsoft.com/office/drawing/2016/5/14/chartex" xmlns:mc="http://schemas.openxmlformats.org/markup-compatibility/2006" xmlns:aink="http://schemas.microsoft.com/office/drawing/2016/ink" xmlns:am3d="http://schemas.microsoft.com/office/drawing/2017/model3d" xmlns:o="urn:schemas-microsoft-com:office:office" xmlns:oel="http://schemas.microsoft.com/office/2019/extlst" xmlns:r="http://schemas.openxmlformats.org/officeDocument/2006/relationships" xmlns:m="http://schemas.openxmlformats.org/officeDocument/2006/math" xmlns:v="urn:schemas-microsoft-com:vml" xmlns:wp14="http://schemas.microsoft.com/office/word/2010/wordprocessingDrawing" xmlns:wp="http://schemas.openxmlformats.org/drawingml/2006/wordprocessingDrawing" xmlns:w10="urn:schemas-microsoft-com:office:word" xmlns:w="http://schemas.openxmlformats.org/wordprocessingml/2006/main" xmlns:w14="http://schemas.microsoft.com/office/word/2010/wordml" xmlns:w15="http://schemas.microsoft.com/office/word/2012/wordml" xmlns:w16cei="http://schemas.microsoft.com/office/word/2026/wordml/cei" xmlns:w16cex="http://schemas.microsoft.com/office/word/2018/wordml/cex" xmlns:w16cid="http://schemas.microsoft.com/office/word/2016/wordml/cid" xmlns:w16="http://schemas.microsoft.com/office/word/2018/wordml" xmlns:w16du="http://schemas.microsoft.com/office/word/2023/wordml/word16du" xmlns:w16sdtdh="http://schemas.microsoft.com/office/word/2020/wordml/sdtdatahash" xmlns:w16sdtfl="http://schemas.microsoft.com/office/word/2024/wordml/sdtformatlock" xmlns:w16se="http://schemas.microsoft.com/office/word/2015/wordml/symex" xmlns:wpg="http://schemas.microsoft.com/office/word/2010/wordprocessingGroup" xmlns:wpi="http://schemas.microsoft.com/office/word/2010/wordprocessingInk" xmlns:wne="http://schemas.microsoft.com/office/word/2006/wordml" xmlns:wps="http://schemas.microsoft.com/office/word/2010/wordprocessingShape" mc:Ignorable="w14 w15 w16se w16cid w16 w16cex w16sdtdh w16sdtfl w16du wp14">
   <w:p>
     <w:pPr>
       <w:pStyle w:val="Footer"/>
@@ -40022,7 +42230,7 @@
 </file>
 
 <file path=word/footer10.xml><?xml version="1.0" encoding="utf-8"?>
-<w:ftr xmlns:wpc="http://schemas.microsoft.com/office/word/2010/wordprocessingCanvas" xmlns:cx="http://schemas.microsoft.com/office/drawing/2014/chartex" xmlns:cx1="http://schemas.microsoft.com/office/drawing/2015/9/8/chartex" xmlns:cx2="http://schemas.microsoft.com/office/drawing/2015/10/21/chartex" xmlns:cx3="http://schemas.microsoft.com/office/drawing/2016/5/9/chartex" xmlns:cx4="http://schemas.microsoft.com/office/drawing/2016/5/10/chartex" xmlns:cx5="http://schemas.microsoft.com/office/drawing/2016/5/11/chartex" xmlns:cx6="http://schemas.microsoft.com/office/drawing/2016/5/12/chartex" xmlns:cx7="http://schemas.microsoft.com/office/drawing/2016/5/13/chartex" xmlns:cx8="http://schemas.microsoft.com/office/drawing/2016/5/14/chartex" xmlns:mc="http://schemas.openxmlformats.org/markup-compatibility/2006" xmlns:aink="http://schemas.microsoft.com/office/drawing/2016/ink" xmlns:am3d="http://schemas.microsoft.com/office/drawing/2017/model3d" xmlns:o="urn:schemas-microsoft-com:office:office" xmlns:r="http://schemas.openxmlformats.org/officeDocument/2006/relationships" xmlns:m="http://schemas.openxmlformats.org/officeDocument/2006/math" xmlns:v="urn:schemas-microsoft-com:vml" xmlns:wp14="http://schemas.microsoft.com/office/word/2010/wordprocessingDrawing" xmlns:wp="http://schemas.openxmlformats.org/drawingml/2006/wordprocessingDrawing" xmlns:w10="urn:schemas-microsoft-com:office:word" xmlns:w="http://schemas.openxmlformats.org/wordprocessingml/2006/main" xmlns:w14="http://schemas.microsoft.com/office/word/2010/wordml" xmlns:w15="http://schemas.microsoft.com/office/word/2012/wordml" xmlns:w16cex="http://schemas.microsoft.com/office/word/2018/wordml/cex" xmlns:w16cid="http://schemas.microsoft.com/office/word/2016/wordml/cid" xmlns:w16="http://schemas.microsoft.com/office/word/2018/wordml" xmlns:w16sdtdh="http://schemas.microsoft.com/office/word/2020/wordml/sdtdatahash" xmlns:w16se="http://schemas.microsoft.com/office/word/2015/wordml/symex" xmlns:wpg="http://schemas.microsoft.com/office/word/2010/wordprocessingGroup" xmlns:wpi="http://schemas.microsoft.com/office/word/2010/wordprocessingInk" xmlns:wne="http://schemas.microsoft.com/office/word/2006/wordml" xmlns:wps="http://schemas.microsoft.com/office/word/2010/wordprocessingShape" mc:Ignorable="w14 w15 w16se w16cid w16 w16cex w16sdtdh wp14">
+<w:ftr xmlns:wpc="http://schemas.microsoft.com/office/word/2010/wordprocessingCanvas" xmlns:cx="http://schemas.microsoft.com/office/drawing/2014/chartex" xmlns:cx1="http://schemas.microsoft.com/office/drawing/2015/9/8/chartex" xmlns:cx2="http://schemas.microsoft.com/office/drawing/2015/10/21/chartex" xmlns:cx3="http://schemas.microsoft.com/office/drawing/2016/5/9/chartex" xmlns:cx4="http://schemas.microsoft.com/office/drawing/2016/5/10/chartex" xmlns:cx5="http://schemas.microsoft.com/office/drawing/2016/5/11/chartex" xmlns:cx6="http://schemas.microsoft.com/office/drawing/2016/5/12/chartex" xmlns:cx7="http://schemas.microsoft.com/office/drawing/2016/5/13/chartex" xmlns:cx8="http://schemas.microsoft.com/office/drawing/2016/5/14/chartex" xmlns:mc="http://schemas.openxmlformats.org/markup-compatibility/2006" xmlns:aink="http://schemas.microsoft.com/office/drawing/2016/ink" xmlns:am3d="http://schemas.microsoft.com/office/drawing/2017/model3d" xmlns:o="urn:schemas-microsoft-com:office:office" xmlns:oel="http://schemas.microsoft.com/office/2019/extlst" xmlns:r="http://schemas.openxmlformats.org/officeDocument/2006/relationships" xmlns:m="http://schemas.openxmlformats.org/officeDocument/2006/math" xmlns:v="urn:schemas-microsoft-com:vml" xmlns:wp14="http://schemas.microsoft.com/office/word/2010/wordprocessingDrawing" xmlns:wp="http://schemas.openxmlformats.org/drawingml/2006/wordprocessingDrawing" xmlns:w10="urn:schemas-microsoft-com:office:word" xmlns:w="http://schemas.openxmlformats.org/wordprocessingml/2006/main" xmlns:w14="http://schemas.microsoft.com/office/word/2010/wordml" xmlns:w15="http://schemas.microsoft.com/office/word/2012/wordml" xmlns:w16cei="http://schemas.microsoft.com/office/word/2026/wordml/cei" xmlns:w16cex="http://schemas.microsoft.com/office/word/2018/wordml/cex" xmlns:w16cid="http://schemas.microsoft.com/office/word/2016/wordml/cid" xmlns:w16="http://schemas.microsoft.com/office/word/2018/wordml" xmlns:w16du="http://schemas.microsoft.com/office/word/2023/wordml/word16du" xmlns:w16sdtdh="http://schemas.microsoft.com/office/word/2020/wordml/sdtdatahash" xmlns:w16sdtfl="http://schemas.microsoft.com/office/word/2024/wordml/sdtformatlock" xmlns:w16se="http://schemas.microsoft.com/office/word/2015/wordml/symex" xmlns:wpg="http://schemas.microsoft.com/office/word/2010/wordprocessingGroup" xmlns:wpi="http://schemas.microsoft.com/office/word/2010/wordprocessingInk" xmlns:wne="http://schemas.microsoft.com/office/word/2006/wordml" xmlns:wps="http://schemas.microsoft.com/office/word/2010/wordprocessingShape" mc:Ignorable="w14 w15 w16se w16cid w16 w16cex w16sdtdh w16sdtfl w16du wp14">
   <w:p>
     <w:pPr>
       <w:pStyle w:val="Footer"/>
@@ -40053,7 +42261,7 @@
 </file>
 
 <file path=word/footer11.xml><?xml version="1.0" encoding="utf-8"?>
-<w:ftr xmlns:wpc="http://schemas.microsoft.com/office/word/2010/wordprocessingCanvas" xmlns:cx="http://schemas.microsoft.com/office/drawing/2014/chartex" xmlns:cx1="http://schemas.microsoft.com/office/drawing/2015/9/8/chartex" xmlns:cx2="http://schemas.microsoft.com/office/drawing/2015/10/21/chartex" xmlns:cx3="http://schemas.microsoft.com/office/drawing/2016/5/9/chartex" xmlns:cx4="http://schemas.microsoft.com/office/drawing/2016/5/10/chartex" xmlns:cx5="http://schemas.microsoft.com/office/drawing/2016/5/11/chartex" xmlns:cx6="http://schemas.microsoft.com/office/drawing/2016/5/12/chartex" xmlns:cx7="http://schemas.microsoft.com/office/drawing/2016/5/13/chartex" xmlns:cx8="http://schemas.microsoft.com/office/drawing/2016/5/14/chartex" xmlns:mc="http://schemas.openxmlformats.org/markup-compatibility/2006" xmlns:aink="http://schemas.microsoft.com/office/drawing/2016/ink" xmlns:am3d="http://schemas.microsoft.com/office/drawing/2017/model3d" xmlns:o="urn:schemas-microsoft-com:office:office" xmlns:r="http://schemas.openxmlformats.org/officeDocument/2006/relationships" xmlns:m="http://schemas.openxmlformats.org/officeDocument/2006/math" xmlns:v="urn:schemas-microsoft-com:vml" xmlns:wp14="http://schemas.microsoft.com/office/word/2010/wordprocessingDrawing" xmlns:wp="http://schemas.openxmlformats.org/drawingml/2006/wordprocessingDrawing" xmlns:w10="urn:schemas-microsoft-com:office:word" xmlns:w="http://schemas.openxmlformats.org/wordprocessingml/2006/main" xmlns:w14="http://schemas.microsoft.com/office/word/2010/wordml" xmlns:w15="http://schemas.microsoft.com/office/word/2012/wordml" xmlns:w16cex="http://schemas.microsoft.com/office/word/2018/wordml/cex" xmlns:w16cid="http://schemas.microsoft.com/office/word/2016/wordml/cid" xmlns:w16="http://schemas.microsoft.com/office/word/2018/wordml" xmlns:w16sdtdh="http://schemas.microsoft.com/office/word/2020/wordml/sdtdatahash" xmlns:w16se="http://schemas.microsoft.com/office/word/2015/wordml/symex" xmlns:wpg="http://schemas.microsoft.com/office/word/2010/wordprocessingGroup" xmlns:wpi="http://schemas.microsoft.com/office/word/2010/wordprocessingInk" xmlns:wne="http://schemas.microsoft.com/office/word/2006/wordml" xmlns:wps="http://schemas.microsoft.com/office/word/2010/wordprocessingShape" mc:Ignorable="w14 w15 w16se w16cid w16 w16cex w16sdtdh wp14">
+<w:ftr xmlns:wpc="http://schemas.microsoft.com/office/word/2010/wordprocessingCanvas" xmlns:cx="http://schemas.microsoft.com/office/drawing/2014/chartex" xmlns:cx1="http://schemas.microsoft.com/office/drawing/2015/9/8/chartex" xmlns:cx2="http://schemas.microsoft.com/office/drawing/2015/10/21/chartex" xmlns:cx3="http://schemas.microsoft.com/office/drawing/2016/5/9/chartex" xmlns:cx4="http://schemas.microsoft.com/office/drawing/2016/5/10/chartex" xmlns:cx5="http://schemas.microsoft.com/office/drawing/2016/5/11/chartex" xmlns:cx6="http://schemas.microsoft.com/office/drawing/2016/5/12/chartex" xmlns:cx7="http://schemas.microsoft.com/office/drawing/2016/5/13/chartex" xmlns:cx8="http://schemas.microsoft.com/office/drawing/2016/5/14/chartex" xmlns:mc="http://schemas.openxmlformats.org/markup-compatibility/2006" xmlns:aink="http://schemas.microsoft.com/office/drawing/2016/ink" xmlns:am3d="http://schemas.microsoft.com/office/drawing/2017/model3d" xmlns:o="urn:schemas-microsoft-com:office:office" xmlns:oel="http://schemas.microsoft.com/office/2019/extlst" xmlns:r="http://schemas.openxmlformats.org/officeDocument/2006/relationships" xmlns:m="http://schemas.openxmlformats.org/officeDocument/2006/math" xmlns:v="urn:schemas-microsoft-com:vml" xmlns:wp14="http://schemas.microsoft.com/office/word/2010/wordprocessingDrawing" xmlns:wp="http://schemas.openxmlformats.org/drawingml/2006/wordprocessingDrawing" xmlns:w10="urn:schemas-microsoft-com:office:word" xmlns:w="http://schemas.openxmlformats.org/wordprocessingml/2006/main" xmlns:w14="http://schemas.microsoft.com/office/word/2010/wordml" xmlns:w15="http://schemas.microsoft.com/office/word/2012/wordml" xmlns:w16cei="http://schemas.microsoft.com/office/word/2026/wordml/cei" xmlns:w16cex="http://schemas.microsoft.com/office/word/2018/wordml/cex" xmlns:w16cid="http://schemas.microsoft.com/office/word/2016/wordml/cid" xmlns:w16="http://schemas.microsoft.com/office/word/2018/wordml" xmlns:w16du="http://schemas.microsoft.com/office/word/2023/wordml/word16du" xmlns:w16sdtdh="http://schemas.microsoft.com/office/word/2020/wordml/sdtdatahash" xmlns:w16sdtfl="http://schemas.microsoft.com/office/word/2024/wordml/sdtformatlock" xmlns:w16se="http://schemas.microsoft.com/office/word/2015/wordml/symex" xmlns:wpg="http://schemas.microsoft.com/office/word/2010/wordprocessingGroup" xmlns:wpi="http://schemas.microsoft.com/office/word/2010/wordprocessingInk" xmlns:wne="http://schemas.microsoft.com/office/word/2006/wordml" xmlns:wps="http://schemas.microsoft.com/office/word/2010/wordprocessingShape" mc:Ignorable="w14 w15 w16se w16cid w16 w16cex w16sdtdh w16sdtfl w16du wp14">
   <w:p>
     <w:pPr>
       <w:pStyle w:val="Footer"/>
@@ -40066,7 +42274,7 @@
 </file>
 
 <file path=word/footer12.xml><?xml version="1.0" encoding="utf-8"?>
-<w:ftr xmlns:wpc="http://schemas.microsoft.com/office/word/2010/wordprocessingCanvas" xmlns:cx="http://schemas.microsoft.com/office/drawing/2014/chartex" xmlns:cx1="http://schemas.microsoft.com/office/drawing/2015/9/8/chartex" xmlns:cx2="http://schemas.microsoft.com/office/drawing/2015/10/21/chartex" xmlns:cx3="http://schemas.microsoft.com/office/drawing/2016/5/9/chartex" xmlns:cx4="http://schemas.microsoft.com/office/drawing/2016/5/10/chartex" xmlns:cx5="http://schemas.microsoft.com/office/drawing/2016/5/11/chartex" xmlns:cx6="http://schemas.microsoft.com/office/drawing/2016/5/12/chartex" xmlns:cx7="http://schemas.microsoft.com/office/drawing/2016/5/13/chartex" xmlns:cx8="http://schemas.microsoft.com/office/drawing/2016/5/14/chartex" xmlns:mc="http://schemas.openxmlformats.org/markup-compatibility/2006" xmlns:aink="http://schemas.microsoft.com/office/drawing/2016/ink" xmlns:am3d="http://schemas.microsoft.com/office/drawing/2017/model3d" xmlns:o="urn:schemas-microsoft-com:office:office" xmlns:r="http://schemas.openxmlformats.org/officeDocument/2006/relationships" xmlns:m="http://schemas.openxmlformats.org/officeDocument/2006/math" xmlns:v="urn:schemas-microsoft-com:vml" xmlns:wp14="http://schemas.microsoft.com/office/word/2010/wordprocessingDrawing" xmlns:wp="http://schemas.openxmlformats.org/drawingml/2006/wordprocessingDrawing" xmlns:w10="urn:schemas-microsoft-com:office:word" xmlns:w="http://schemas.openxmlformats.org/wordprocessingml/2006/main" xmlns:w14="http://schemas.microsoft.com/office/word/2010/wordml" xmlns:w15="http://schemas.microsoft.com/office/word/2012/wordml" xmlns:w16cex="http://schemas.microsoft.com/office/word/2018/wordml/cex" xmlns:w16cid="http://schemas.microsoft.com/office/word/2016/wordml/cid" xmlns:w16="http://schemas.microsoft.com/office/word/2018/wordml" xmlns:w16sdtdh="http://schemas.microsoft.com/office/word/2020/wordml/sdtdatahash" xmlns:w16se="http://schemas.microsoft.com/office/word/2015/wordml/symex" xmlns:wpg="http://schemas.microsoft.com/office/word/2010/wordprocessingGroup" xmlns:wpi="http://schemas.microsoft.com/office/word/2010/wordprocessingInk" xmlns:wne="http://schemas.microsoft.com/office/word/2006/wordml" xmlns:wps="http://schemas.microsoft.com/office/word/2010/wordprocessingShape" mc:Ignorable="w14 w15 w16se w16cid w16 w16cex w16sdtdh wp14">
+<w:ftr xmlns:wpc="http://schemas.microsoft.com/office/word/2010/wordprocessingCanvas" xmlns:cx="http://schemas.microsoft.com/office/drawing/2014/chartex" xmlns:cx1="http://schemas.microsoft.com/office/drawing/2015/9/8/chartex" xmlns:cx2="http://schemas.microsoft.com/office/drawing/2015/10/21/chartex" xmlns:cx3="http://schemas.microsoft.com/office/drawing/2016/5/9/chartex" xmlns:cx4="http://schemas.microsoft.com/office/drawing/2016/5/10/chartex" xmlns:cx5="http://schemas.microsoft.com/office/drawing/2016/5/11/chartex" xmlns:cx6="http://schemas.microsoft.com/office/drawing/2016/5/12/chartex" xmlns:cx7="http://schemas.microsoft.com/office/drawing/2016/5/13/chartex" xmlns:cx8="http://schemas.microsoft.com/office/drawing/2016/5/14/chartex" xmlns:mc="http://schemas.openxmlformats.org/markup-compatibility/2006" xmlns:aink="http://schemas.microsoft.com/office/drawing/2016/ink" xmlns:am3d="http://schemas.microsoft.com/office/drawing/2017/model3d" xmlns:o="urn:schemas-microsoft-com:office:office" xmlns:oel="http://schemas.microsoft.com/office/2019/extlst" xmlns:r="http://schemas.openxmlformats.org/officeDocument/2006/relationships" xmlns:m="http://schemas.openxmlformats.org/officeDocument/2006/math" xmlns:v="urn:schemas-microsoft-com:vml" xmlns:wp14="http://schemas.microsoft.com/office/word/2010/wordprocessingDrawing" xmlns:wp="http://schemas.openxmlformats.org/drawingml/2006/wordprocessingDrawing" xmlns:w10="urn:schemas-microsoft-com:office:word" xmlns:w="http://schemas.openxmlformats.org/wordprocessingml/2006/main" xmlns:w14="http://schemas.microsoft.com/office/word/2010/wordml" xmlns:w15="http://schemas.microsoft.com/office/word/2012/wordml" xmlns:w16cei="http://schemas.microsoft.com/office/word/2026/wordml/cei" xmlns:w16cex="http://schemas.microsoft.com/office/word/2018/wordml/cex" xmlns:w16cid="http://schemas.microsoft.com/office/word/2016/wordml/cid" xmlns:w16="http://schemas.microsoft.com/office/word/2018/wordml" xmlns:w16du="http://schemas.microsoft.com/office/word/2023/wordml/word16du" xmlns:w16sdtdh="http://schemas.microsoft.com/office/word/2020/wordml/sdtdatahash" xmlns:w16sdtfl="http://schemas.microsoft.com/office/word/2024/wordml/sdtformatlock" xmlns:w16se="http://schemas.microsoft.com/office/word/2015/wordml/symex" xmlns:wpg="http://schemas.microsoft.com/office/word/2010/wordprocessingGroup" xmlns:wpi="http://schemas.microsoft.com/office/word/2010/wordprocessingInk" xmlns:wne="http://schemas.microsoft.com/office/word/2006/wordml" xmlns:wps="http://schemas.microsoft.com/office/word/2010/wordprocessingShape" mc:Ignorable="w14 w15 w16se w16cid w16 w16cex w16sdtdh w16sdtfl w16du wp14">
   <w:p>
     <w:pPr>
       <w:pStyle w:val="Footer"/>
@@ -40098,7 +42306,7 @@
 </file>
 
 <file path=word/footer13.xml><?xml version="1.0" encoding="utf-8"?>
-<w:ftr xmlns:wpc="http://schemas.microsoft.com/office/word/2010/wordprocessingCanvas" xmlns:cx="http://schemas.microsoft.com/office/drawing/2014/chartex" xmlns:cx1="http://schemas.microsoft.com/office/drawing/2015/9/8/chartex" xmlns:cx2="http://schemas.microsoft.com/office/drawing/2015/10/21/chartex" xmlns:cx3="http://schemas.microsoft.com/office/drawing/2016/5/9/chartex" xmlns:cx4="http://schemas.microsoft.com/office/drawing/2016/5/10/chartex" xmlns:cx5="http://schemas.microsoft.com/office/drawing/2016/5/11/chartex" xmlns:cx6="http://schemas.microsoft.com/office/drawing/2016/5/12/chartex" xmlns:cx7="http://schemas.microsoft.com/office/drawing/2016/5/13/chartex" xmlns:cx8="http://schemas.microsoft.com/office/drawing/2016/5/14/chartex" xmlns:mc="http://schemas.openxmlformats.org/markup-compatibility/2006" xmlns:aink="http://schemas.microsoft.com/office/drawing/2016/ink" xmlns:am3d="http://schemas.microsoft.com/office/drawing/2017/model3d" xmlns:o="urn:schemas-microsoft-com:office:office" xmlns:r="http://schemas.openxmlformats.org/officeDocument/2006/relationships" xmlns:m="http://schemas.openxmlformats.org/officeDocument/2006/math" xmlns:v="urn:schemas-microsoft-com:vml" xmlns:wp14="http://schemas.microsoft.com/office/word/2010/wordprocessingDrawing" xmlns:wp="http://schemas.openxmlformats.org/drawingml/2006/wordprocessingDrawing" xmlns:w10="urn:schemas-microsoft-com:office:word" xmlns:w="http://schemas.openxmlformats.org/wordprocessingml/2006/main" xmlns:w14="http://schemas.microsoft.com/office/word/2010/wordml" xmlns:w15="http://schemas.microsoft.com/office/word/2012/wordml" xmlns:w16cex="http://schemas.microsoft.com/office/word/2018/wordml/cex" xmlns:w16cid="http://schemas.microsoft.com/office/word/2016/wordml/cid" xmlns:w16="http://schemas.microsoft.com/office/word/2018/wordml" xmlns:w16sdtdh="http://schemas.microsoft.com/office/word/2020/wordml/sdtdatahash" xmlns:w16se="http://schemas.microsoft.com/office/word/2015/wordml/symex" xmlns:wpg="http://schemas.microsoft.com/office/word/2010/wordprocessingGroup" xmlns:wpi="http://schemas.microsoft.com/office/word/2010/wordprocessingInk" xmlns:wne="http://schemas.microsoft.com/office/word/2006/wordml" xmlns:wps="http://schemas.microsoft.com/office/word/2010/wordprocessingShape" mc:Ignorable="w14 w15 w16se w16cid w16 w16cex w16sdtdh wp14">
+<w:ftr xmlns:wpc="http://schemas.microsoft.com/office/word/2010/wordprocessingCanvas" xmlns:cx="http://schemas.microsoft.com/office/drawing/2014/chartex" xmlns:cx1="http://schemas.microsoft.com/office/drawing/2015/9/8/chartex" xmlns:cx2="http://schemas.microsoft.com/office/drawing/2015/10/21/chartex" xmlns:cx3="http://schemas.microsoft.com/office/drawing/2016/5/9/chartex" xmlns:cx4="http://schemas.microsoft.com/office/drawing/2016/5/10/chartex" xmlns:cx5="http://schemas.microsoft.com/office/drawing/2016/5/11/chartex" xmlns:cx6="http://schemas.microsoft.com/office/drawing/2016/5/12/chartex" xmlns:cx7="http://schemas.microsoft.com/office/drawing/2016/5/13/chartex" xmlns:cx8="http://schemas.microsoft.com/office/drawing/2016/5/14/chartex" xmlns:mc="http://schemas.openxmlformats.org/markup-compatibility/2006" xmlns:aink="http://schemas.microsoft.com/office/drawing/2016/ink" xmlns:am3d="http://schemas.microsoft.com/office/drawing/2017/model3d" xmlns:o="urn:schemas-microsoft-com:office:office" xmlns:oel="http://schemas.microsoft.com/office/2019/extlst" xmlns:r="http://schemas.openxmlformats.org/officeDocument/2006/relationships" xmlns:m="http://schemas.openxmlformats.org/officeDocument/2006/math" xmlns:v="urn:schemas-microsoft-com:vml" xmlns:wp14="http://schemas.microsoft.com/office/word/2010/wordprocessingDrawing" xmlns:wp="http://schemas.openxmlformats.org/drawingml/2006/wordprocessingDrawing" xmlns:w10="urn:schemas-microsoft-com:office:word" xmlns:w="http://schemas.openxmlformats.org/wordprocessingml/2006/main" xmlns:w14="http://schemas.microsoft.com/office/word/2010/wordml" xmlns:w15="http://schemas.microsoft.com/office/word/2012/wordml" xmlns:w16cei="http://schemas.microsoft.com/office/word/2026/wordml/cei" xmlns:w16cex="http://schemas.microsoft.com/office/word/2018/wordml/cex" xmlns:w16cid="http://schemas.microsoft.com/office/word/2016/wordml/cid" xmlns:w16="http://schemas.microsoft.com/office/word/2018/wordml" xmlns:w16du="http://schemas.microsoft.com/office/word/2023/wordml/word16du" xmlns:w16sdtdh="http://schemas.microsoft.com/office/word/2020/wordml/sdtdatahash" xmlns:w16sdtfl="http://schemas.microsoft.com/office/word/2024/wordml/sdtformatlock" xmlns:w16se="http://schemas.microsoft.com/office/word/2015/wordml/symex" xmlns:wpg="http://schemas.microsoft.com/office/word/2010/wordprocessingGroup" xmlns:wpi="http://schemas.microsoft.com/office/word/2010/wordprocessingInk" xmlns:wne="http://schemas.microsoft.com/office/word/2006/wordml" xmlns:wps="http://schemas.microsoft.com/office/word/2010/wordprocessingShape" mc:Ignorable="w14 w15 w16se w16cid w16 w16cex w16sdtdh w16sdtfl w16du wp14">
   <w:p>
     <w:pPr>
       <w:pStyle w:val="Footer"/>
@@ -40108,7 +42316,7 @@
 </file>
 
 <file path=word/footer14.xml><?xml version="1.0" encoding="utf-8"?>
-<w:ftr xmlns:wpc="http://schemas.microsoft.com/office/word/2010/wordprocessingCanvas" xmlns:cx="http://schemas.microsoft.com/office/drawing/2014/chartex" xmlns:cx1="http://schemas.microsoft.com/office/drawing/2015/9/8/chartex" xmlns:cx2="http://schemas.microsoft.com/office/drawing/2015/10/21/chartex" xmlns:cx3="http://schemas.microsoft.com/office/drawing/2016/5/9/chartex" xmlns:cx4="http://schemas.microsoft.com/office/drawing/2016/5/10/chartex" xmlns:cx5="http://schemas.microsoft.com/office/drawing/2016/5/11/chartex" xmlns:cx6="http://schemas.microsoft.com/office/drawing/2016/5/12/chartex" xmlns:cx7="http://schemas.microsoft.com/office/drawing/2016/5/13/chartex" xmlns:cx8="http://schemas.microsoft.com/office/drawing/2016/5/14/chartex" xmlns:mc="http://schemas.openxmlformats.org/markup-compatibility/2006" xmlns:aink="http://schemas.microsoft.com/office/drawing/2016/ink" xmlns:am3d="http://schemas.microsoft.com/office/drawing/2017/model3d" xmlns:o="urn:schemas-microsoft-com:office:office" xmlns:r="http://schemas.openxmlformats.org/officeDocument/2006/relationships" xmlns:m="http://schemas.openxmlformats.org/officeDocument/2006/math" xmlns:v="urn:schemas-microsoft-com:vml" xmlns:wp14="http://schemas.microsoft.com/office/word/2010/wordprocessingDrawing" xmlns:wp="http://schemas.openxmlformats.org/drawingml/2006/wordprocessingDrawing" xmlns:w10="urn:schemas-microsoft-com:office:word" xmlns:w="http://schemas.openxmlformats.org/wordprocessingml/2006/main" xmlns:w14="http://schemas.microsoft.com/office/word/2010/wordml" xmlns:w15="http://schemas.microsoft.com/office/word/2012/wordml" xmlns:w16cex="http://schemas.microsoft.com/office/word/2018/wordml/cex" xmlns:w16cid="http://schemas.microsoft.com/office/word/2016/wordml/cid" xmlns:w16="http://schemas.microsoft.com/office/word/2018/wordml" xmlns:w16sdtdh="http://schemas.microsoft.com/office/word/2020/wordml/sdtdatahash" xmlns:w16se="http://schemas.microsoft.com/office/word/2015/wordml/symex" xmlns:wpg="http://schemas.microsoft.com/office/word/2010/wordprocessingGroup" xmlns:wpi="http://schemas.microsoft.com/office/word/2010/wordprocessingInk" xmlns:wne="http://schemas.microsoft.com/office/word/2006/wordml" xmlns:wps="http://schemas.microsoft.com/office/word/2010/wordprocessingShape" mc:Ignorable="w14 w15 w16se w16cid w16 w16cex w16sdtdh wp14">
+<w:ftr xmlns:wpc="http://schemas.microsoft.com/office/word/2010/wordprocessingCanvas" xmlns:cx="http://schemas.microsoft.com/office/drawing/2014/chartex" xmlns:cx1="http://schemas.microsoft.com/office/drawing/2015/9/8/chartex" xmlns:cx2="http://schemas.microsoft.com/office/drawing/2015/10/21/chartex" xmlns:cx3="http://schemas.microsoft.com/office/drawing/2016/5/9/chartex" xmlns:cx4="http://schemas.microsoft.com/office/drawing/2016/5/10/chartex" xmlns:cx5="http://schemas.microsoft.com/office/drawing/2016/5/11/chartex" xmlns:cx6="http://schemas.microsoft.com/office/drawing/2016/5/12/chartex" xmlns:cx7="http://schemas.microsoft.com/office/drawing/2016/5/13/chartex" xmlns:cx8="http://schemas.microsoft.com/office/drawing/2016/5/14/chartex" xmlns:mc="http://schemas.openxmlformats.org/markup-compatibility/2006" xmlns:aink="http://schemas.microsoft.com/office/drawing/2016/ink" xmlns:am3d="http://schemas.microsoft.com/office/drawing/2017/model3d" xmlns:o="urn:schemas-microsoft-com:office:office" xmlns:oel="http://schemas.microsoft.com/office/2019/extlst" xmlns:r="http://schemas.openxmlformats.org/officeDocument/2006/relationships" xmlns:m="http://schemas.openxmlformats.org/officeDocument/2006/math" xmlns:v="urn:schemas-microsoft-com:vml" xmlns:wp14="http://schemas.microsoft.com/office/word/2010/wordprocessingDrawing" xmlns:wp="http://schemas.openxmlformats.org/drawingml/2006/wordprocessingDrawing" xmlns:w10="urn:schemas-microsoft-com:office:word" xmlns:w="http://schemas.openxmlformats.org/wordprocessingml/2006/main" xmlns:w14="http://schemas.microsoft.com/office/word/2010/wordml" xmlns:w15="http://schemas.microsoft.com/office/word/2012/wordml" xmlns:w16cei="http://schemas.microsoft.com/office/word/2026/wordml/cei" xmlns:w16cex="http://schemas.microsoft.com/office/word/2018/wordml/cex" xmlns:w16cid="http://schemas.microsoft.com/office/word/2016/wordml/cid" xmlns:w16="http://schemas.microsoft.com/office/word/2018/wordml" xmlns:w16du="http://schemas.microsoft.com/office/word/2023/wordml/word16du" xmlns:w16sdtdh="http://schemas.microsoft.com/office/word/2020/wordml/sdtdatahash" xmlns:w16sdtfl="http://schemas.microsoft.com/office/word/2024/wordml/sdtformatlock" xmlns:w16se="http://schemas.microsoft.com/office/word/2015/wordml/symex" xmlns:wpg="http://schemas.microsoft.com/office/word/2010/wordprocessingGroup" xmlns:wpi="http://schemas.microsoft.com/office/word/2010/wordprocessingInk" xmlns:wne="http://schemas.microsoft.com/office/word/2006/wordml" xmlns:wps="http://schemas.microsoft.com/office/word/2010/wordprocessingShape" mc:Ignorable="w14 w15 w16se w16cid w16 w16cex w16sdtdh w16sdtfl w16du wp14">
   <w:p>
     <w:pPr>
       <w:pStyle w:val="Footer"/>
@@ -40144,7 +42352,7 @@
 </file>
 
 <file path=word/footer2.xml><?xml version="1.0" encoding="utf-8"?>
-<w:ftr xmlns:wpc="http://schemas.microsoft.com/office/word/2010/wordprocessingCanvas" xmlns:cx="http://schemas.microsoft.com/office/drawing/2014/chartex" xmlns:cx1="http://schemas.microsoft.com/office/drawing/2015/9/8/chartex" xmlns:cx2="http://schemas.microsoft.com/office/drawing/2015/10/21/chartex" xmlns:cx3="http://schemas.microsoft.com/office/drawing/2016/5/9/chartex" xmlns:cx4="http://schemas.microsoft.com/office/drawing/2016/5/10/chartex" xmlns:cx5="http://schemas.microsoft.com/office/drawing/2016/5/11/chartex" xmlns:cx6="http://schemas.microsoft.com/office/drawing/2016/5/12/chartex" xmlns:cx7="http://schemas.microsoft.com/office/drawing/2016/5/13/chartex" xmlns:cx8="http://schemas.microsoft.com/office/drawing/2016/5/14/chartex" xmlns:mc="http://schemas.openxmlformats.org/markup-compatibility/2006" xmlns:aink="http://schemas.microsoft.com/office/drawing/2016/ink" xmlns:am3d="http://schemas.microsoft.com/office/drawing/2017/model3d" xmlns:o="urn:schemas-microsoft-com:office:office" xmlns:r="http://schemas.openxmlformats.org/officeDocument/2006/relationships" xmlns:m="http://schemas.openxmlformats.org/officeDocument/2006/math" xmlns:v="urn:schemas-microsoft-com:vml" xmlns:wp14="http://schemas.microsoft.com/office/word/2010/wordprocessingDrawing" xmlns:wp="http://schemas.openxmlformats.org/drawingml/2006/wordprocessingDrawing" xmlns:w10="urn:schemas-microsoft-com:office:word" xmlns:w="http://schemas.openxmlformats.org/wordprocessingml/2006/main" xmlns:w14="http://schemas.microsoft.com/office/word/2010/wordml" xmlns:w15="http://schemas.microsoft.com/office/word/2012/wordml" xmlns:w16cex="http://schemas.microsoft.com/office/word/2018/wordml/cex" xmlns:w16cid="http://schemas.microsoft.com/office/word/2016/wordml/cid" xmlns:w16="http://schemas.microsoft.com/office/word/2018/wordml" xmlns:w16sdtdh="http://schemas.microsoft.com/office/word/2020/wordml/sdtdatahash" xmlns:w16se="http://schemas.microsoft.com/office/word/2015/wordml/symex" xmlns:wpg="http://schemas.microsoft.com/office/word/2010/wordprocessingGroup" xmlns:wpi="http://schemas.microsoft.com/office/word/2010/wordprocessingInk" xmlns:wne="http://schemas.microsoft.com/office/word/2006/wordml" xmlns:wps="http://schemas.microsoft.com/office/word/2010/wordprocessingShape" mc:Ignorable="w14 w15 w16se w16cid w16 w16cex w16sdtdh wp14">
+<w:ftr xmlns:wpc="http://schemas.microsoft.com/office/word/2010/wordprocessingCanvas" xmlns:cx="http://schemas.microsoft.com/office/drawing/2014/chartex" xmlns:cx1="http://schemas.microsoft.com/office/drawing/2015/9/8/chartex" xmlns:cx2="http://schemas.microsoft.com/office/drawing/2015/10/21/chartex" xmlns:cx3="http://schemas.microsoft.com/office/drawing/2016/5/9/chartex" xmlns:cx4="http://schemas.microsoft.com/office/drawing/2016/5/10/chartex" xmlns:cx5="http://schemas.microsoft.com/office/drawing/2016/5/11/chartex" xmlns:cx6="http://schemas.microsoft.com/office/drawing/2016/5/12/chartex" xmlns:cx7="http://schemas.microsoft.com/office/drawing/2016/5/13/chartex" xmlns:cx8="http://schemas.microsoft.com/office/drawing/2016/5/14/chartex" xmlns:mc="http://schemas.openxmlformats.org/markup-compatibility/2006" xmlns:aink="http://schemas.microsoft.com/office/drawing/2016/ink" xmlns:am3d="http://schemas.microsoft.com/office/drawing/2017/model3d" xmlns:o="urn:schemas-microsoft-com:office:office" xmlns:oel="http://schemas.microsoft.com/office/2019/extlst" xmlns:r="http://schemas.openxmlformats.org/officeDocument/2006/relationships" xmlns:m="http://schemas.openxmlformats.org/officeDocument/2006/math" xmlns:v="urn:schemas-microsoft-com:vml" xmlns:wp14="http://schemas.microsoft.com/office/word/2010/wordprocessingDrawing" xmlns:wp="http://schemas.openxmlformats.org/drawingml/2006/wordprocessingDrawing" xmlns:w10="urn:schemas-microsoft-com:office:word" xmlns:w="http://schemas.openxmlformats.org/wordprocessingml/2006/main" xmlns:w14="http://schemas.microsoft.com/office/word/2010/wordml" xmlns:w15="http://schemas.microsoft.com/office/word/2012/wordml" xmlns:w16cei="http://schemas.microsoft.com/office/word/2026/wordml/cei" xmlns:w16cex="http://schemas.microsoft.com/office/word/2018/wordml/cex" xmlns:w16cid="http://schemas.microsoft.com/office/word/2016/wordml/cid" xmlns:w16="http://schemas.microsoft.com/office/word/2018/wordml" xmlns:w16du="http://schemas.microsoft.com/office/word/2023/wordml/word16du" xmlns:w16sdtdh="http://schemas.microsoft.com/office/word/2020/wordml/sdtdatahash" xmlns:w16sdtfl="http://schemas.microsoft.com/office/word/2024/wordml/sdtformatlock" xmlns:w16se="http://schemas.microsoft.com/office/word/2015/wordml/symex" xmlns:wpg="http://schemas.microsoft.com/office/word/2010/wordprocessingGroup" xmlns:wpi="http://schemas.microsoft.com/office/word/2010/wordprocessingInk" xmlns:wne="http://schemas.microsoft.com/office/word/2006/wordml" xmlns:wps="http://schemas.microsoft.com/office/word/2010/wordprocessingShape" mc:Ignorable="w14 w15 w16se w16cid w16 w16cex w16sdtdh w16sdtfl w16du wp14">
   <w:p>
     <w:pPr>
       <w:pStyle w:val="Footer"/>
@@ -40157,7 +42365,7 @@
 </file>
 
 <file path=word/footer3.xml><?xml version="1.0" encoding="utf-8"?>
-<w:ftr xmlns:wpc="http://schemas.microsoft.com/office/word/2010/wordprocessingCanvas" xmlns:cx="http://schemas.microsoft.com/office/drawing/2014/chartex" xmlns:cx1="http://schemas.microsoft.com/office/drawing/2015/9/8/chartex" xmlns:cx2="http://schemas.microsoft.com/office/drawing/2015/10/21/chartex" xmlns:cx3="http://schemas.microsoft.com/office/drawing/2016/5/9/chartex" xmlns:cx4="http://schemas.microsoft.com/office/drawing/2016/5/10/chartex" xmlns:cx5="http://schemas.microsoft.com/office/drawing/2016/5/11/chartex" xmlns:cx6="http://schemas.microsoft.com/office/drawing/2016/5/12/chartex" xmlns:cx7="http://schemas.microsoft.com/office/drawing/2016/5/13/chartex" xmlns:cx8="http://schemas.microsoft.com/office/drawing/2016/5/14/chartex" xmlns:mc="http://schemas.openxmlformats.org/markup-compatibility/2006" xmlns:aink="http://schemas.microsoft.com/office/drawing/2016/ink" xmlns:am3d="http://schemas.microsoft.com/office/drawing/2017/model3d" xmlns:o="urn:schemas-microsoft-com:office:office" xmlns:r="http://schemas.openxmlformats.org/officeDocument/2006/relationships" xmlns:m="http://schemas.openxmlformats.org/officeDocument/2006/math" xmlns:v="urn:schemas-microsoft-com:vml" xmlns:wp14="http://schemas.microsoft.com/office/word/2010/wordprocessingDrawing" xmlns:wp="http://schemas.openxmlformats.org/drawingml/2006/wordprocessingDrawing" xmlns:w10="urn:schemas-microsoft-com:office:word" xmlns:w="http://schemas.openxmlformats.org/wordprocessingml/2006/main" xmlns:w14="http://schemas.microsoft.com/office/word/2010/wordml" xmlns:w15="http://schemas.microsoft.com/office/word/2012/wordml" xmlns:w16cex="http://schemas.microsoft.com/office/word/2018/wordml/cex" xmlns:w16cid="http://schemas.microsoft.com/office/word/2016/wordml/cid" xmlns:w16="http://schemas.microsoft.com/office/word/2018/wordml" xmlns:w16sdtdh="http://schemas.microsoft.com/office/word/2020/wordml/sdtdatahash" xmlns:w16se="http://schemas.microsoft.com/office/word/2015/wordml/symex" xmlns:wpg="http://schemas.microsoft.com/office/word/2010/wordprocessingGroup" xmlns:wpi="http://schemas.microsoft.com/office/word/2010/wordprocessingInk" xmlns:wne="http://schemas.microsoft.com/office/word/2006/wordml" xmlns:wps="http://schemas.microsoft.com/office/word/2010/wordprocessingShape" mc:Ignorable="w14 w15 w16se w16cid w16 w16cex w16sdtdh wp14">
+<w:ftr xmlns:wpc="http://schemas.microsoft.com/office/word/2010/wordprocessingCanvas" xmlns:cx="http://schemas.microsoft.com/office/drawing/2014/chartex" xmlns:cx1="http://schemas.microsoft.com/office/drawing/2015/9/8/chartex" xmlns:cx2="http://schemas.microsoft.com/office/drawing/2015/10/21/chartex" xmlns:cx3="http://schemas.microsoft.com/office/drawing/2016/5/9/chartex" xmlns:cx4="http://schemas.microsoft.com/office/drawing/2016/5/10/chartex" xmlns:cx5="http://schemas.microsoft.com/office/drawing/2016/5/11/chartex" xmlns:cx6="http://schemas.microsoft.com/office/drawing/2016/5/12/chartex" xmlns:cx7="http://schemas.microsoft.com/office/drawing/2016/5/13/chartex" xmlns:cx8="http://schemas.microsoft.com/office/drawing/2016/5/14/chartex" xmlns:mc="http://schemas.openxmlformats.org/markup-compatibility/2006" xmlns:aink="http://schemas.microsoft.com/office/drawing/2016/ink" xmlns:am3d="http://schemas.microsoft.com/office/drawing/2017/model3d" xmlns:o="urn:schemas-microsoft-com:office:office" xmlns:oel="http://schemas.microsoft.com/office/2019/extlst" xmlns:r="http://schemas.openxmlformats.org/officeDocument/2006/relationships" xmlns:m="http://schemas.openxmlformats.org/officeDocument/2006/math" xmlns:v="urn:schemas-microsoft-com:vml" xmlns:wp14="http://schemas.microsoft.com/office/word/2010/wordprocessingDrawing" xmlns:wp="http://schemas.openxmlformats.org/drawingml/2006/wordprocessingDrawing" xmlns:w10="urn:schemas-microsoft-com:office:word" xmlns:w="http://schemas.openxmlformats.org/wordprocessingml/2006/main" xmlns:w14="http://schemas.microsoft.com/office/word/2010/wordml" xmlns:w15="http://schemas.microsoft.com/office/word/2012/wordml" xmlns:w16cei="http://schemas.microsoft.com/office/word/2026/wordml/cei" xmlns:w16cex="http://schemas.microsoft.com/office/word/2018/wordml/cex" xmlns:w16cid="http://schemas.microsoft.com/office/word/2016/wordml/cid" xmlns:w16="http://schemas.microsoft.com/office/word/2018/wordml" xmlns:w16du="http://schemas.microsoft.com/office/word/2023/wordml/word16du" xmlns:w16sdtdh="http://schemas.microsoft.com/office/word/2020/wordml/sdtdatahash" xmlns:w16sdtfl="http://schemas.microsoft.com/office/word/2024/wordml/sdtformatlock" xmlns:w16se="http://schemas.microsoft.com/office/word/2015/wordml/symex" xmlns:wpg="http://schemas.microsoft.com/office/word/2010/wordprocessingGroup" xmlns:wpi="http://schemas.microsoft.com/office/word/2010/wordprocessingInk" xmlns:wne="http://schemas.microsoft.com/office/word/2006/wordml" xmlns:wps="http://schemas.microsoft.com/office/word/2010/wordprocessingShape" mc:Ignorable="w14 w15 w16se w16cid w16 w16cex w16sdtdh w16sdtfl w16du wp14">
   <w:p>
     <w:pPr>
       <w:pStyle w:val="Footer"/>
@@ -40170,7 +42378,7 @@
 </file>
 
 <file path=word/footer4.xml><?xml version="1.0" encoding="utf-8"?>
-<w:ftr xmlns:wpc="http://schemas.microsoft.com/office/word/2010/wordprocessingCanvas" xmlns:cx="http://schemas.microsoft.com/office/drawing/2014/chartex" xmlns:cx1="http://schemas.microsoft.com/office/drawing/2015/9/8/chartex" xmlns:cx2="http://schemas.microsoft.com/office/drawing/2015/10/21/chartex" xmlns:cx3="http://schemas.microsoft.com/office/drawing/2016/5/9/chartex" xmlns:cx4="http://schemas.microsoft.com/office/drawing/2016/5/10/chartex" xmlns:cx5="http://schemas.microsoft.com/office/drawing/2016/5/11/chartex" xmlns:cx6="http://schemas.microsoft.com/office/drawing/2016/5/12/chartex" xmlns:cx7="http://schemas.microsoft.com/office/drawing/2016/5/13/chartex" xmlns:cx8="http://schemas.microsoft.com/office/drawing/2016/5/14/chartex" xmlns:mc="http://schemas.openxmlformats.org/markup-compatibility/2006" xmlns:aink="http://schemas.microsoft.com/office/drawing/2016/ink" xmlns:am3d="http://schemas.microsoft.com/office/drawing/2017/model3d" xmlns:o="urn:schemas-microsoft-com:office:office" xmlns:r="http://schemas.openxmlformats.org/officeDocument/2006/relationships" xmlns:m="http://schemas.openxmlformats.org/officeDocument/2006/math" xmlns:v="urn:schemas-microsoft-com:vml" xmlns:wp14="http://schemas.microsoft.com/office/word/2010/wordprocessingDrawing" xmlns:wp="http://schemas.openxmlformats.org/drawingml/2006/wordprocessingDrawing" xmlns:w10="urn:schemas-microsoft-com:office:word" xmlns:w="http://schemas.openxmlformats.org/wordprocessingml/2006/main" xmlns:w14="http://schemas.microsoft.com/office/word/2010/wordml" xmlns:w15="http://schemas.microsoft.com/office/word/2012/wordml" xmlns:w16cex="http://schemas.microsoft.com/office/word/2018/wordml/cex" xmlns:w16cid="http://schemas.microsoft.com/office/word/2016/wordml/cid" xmlns:w16="http://schemas.microsoft.com/office/word/2018/wordml" xmlns:w16sdtdh="http://schemas.microsoft.com/office/word/2020/wordml/sdtdatahash" xmlns:w16se="http://schemas.microsoft.com/office/word/2015/wordml/symex" xmlns:wpg="http://schemas.microsoft.com/office/word/2010/wordprocessingGroup" xmlns:wpi="http://schemas.microsoft.com/office/word/2010/wordprocessingInk" xmlns:wne="http://schemas.microsoft.com/office/word/2006/wordml" xmlns:wps="http://schemas.microsoft.com/office/word/2010/wordprocessingShape" mc:Ignorable="w14 w15 w16se w16cid w16 w16cex w16sdtdh wp14">
+<w:ftr xmlns:wpc="http://schemas.microsoft.com/office/word/2010/wordprocessingCanvas" xmlns:cx="http://schemas.microsoft.com/office/drawing/2014/chartex" xmlns:cx1="http://schemas.microsoft.com/office/drawing/2015/9/8/chartex" xmlns:cx2="http://schemas.microsoft.com/office/drawing/2015/10/21/chartex" xmlns:cx3="http://schemas.microsoft.com/office/drawing/2016/5/9/chartex" xmlns:cx4="http://schemas.microsoft.com/office/drawing/2016/5/10/chartex" xmlns:cx5="http://schemas.microsoft.com/office/drawing/2016/5/11/chartex" xmlns:cx6="http://schemas.microsoft.com/office/drawing/2016/5/12/chartex" xmlns:cx7="http://schemas.microsoft.com/office/drawing/2016/5/13/chartex" xmlns:cx8="http://schemas.microsoft.com/office/drawing/2016/5/14/chartex" xmlns:mc="http://schemas.openxmlformats.org/markup-compatibility/2006" xmlns:aink="http://schemas.microsoft.com/office/drawing/2016/ink" xmlns:am3d="http://schemas.microsoft.com/office/drawing/2017/model3d" xmlns:o="urn:schemas-microsoft-com:office:office" xmlns:oel="http://schemas.microsoft.com/office/2019/extlst" xmlns:r="http://schemas.openxmlformats.org/officeDocument/2006/relationships" xmlns:m="http://schemas.openxmlformats.org/officeDocument/2006/math" xmlns:v="urn:schemas-microsoft-com:vml" xmlns:wp14="http://schemas.microsoft.com/office/word/2010/wordprocessingDrawing" xmlns:wp="http://schemas.openxmlformats.org/drawingml/2006/wordprocessingDrawing" xmlns:w10="urn:schemas-microsoft-com:office:word" xmlns:w="http://schemas.openxmlformats.org/wordprocessingml/2006/main" xmlns:w14="http://schemas.microsoft.com/office/word/2010/wordml" xmlns:w15="http://schemas.microsoft.com/office/word/2012/wordml" xmlns:w16cei="http://schemas.microsoft.com/office/word/2026/wordml/cei" xmlns:w16cex="http://schemas.microsoft.com/office/word/2018/wordml/cex" xmlns:w16cid="http://schemas.microsoft.com/office/word/2016/wordml/cid" xmlns:w16="http://schemas.microsoft.com/office/word/2018/wordml" xmlns:w16du="http://schemas.microsoft.com/office/word/2023/wordml/word16du" xmlns:w16sdtdh="http://schemas.microsoft.com/office/word/2020/wordml/sdtdatahash" xmlns:w16sdtfl="http://schemas.microsoft.com/office/word/2024/wordml/sdtformatlock" xmlns:w16se="http://schemas.microsoft.com/office/word/2015/wordml/symex" xmlns:wpg="http://schemas.microsoft.com/office/word/2010/wordprocessingGroup" xmlns:wpi="http://schemas.microsoft.com/office/word/2010/wordprocessingInk" xmlns:wne="http://schemas.microsoft.com/office/word/2006/wordml" xmlns:wps="http://schemas.microsoft.com/office/word/2010/wordprocessingShape" mc:Ignorable="w14 w15 w16se w16cid w16 w16cex w16sdtdh w16sdtfl w16du wp14">
   <w:p>
     <w:pPr>
       <w:pStyle w:val="Footer"/>
@@ -40183,7 +42391,7 @@
 </file>
 
 <file path=word/footer5.xml><?xml version="1.0" encoding="utf-8"?>
-<w:ftr xmlns:wpc="http://schemas.microsoft.com/office/word/2010/wordprocessingCanvas" xmlns:cx="http://schemas.microsoft.com/office/drawing/2014/chartex" xmlns:cx1="http://schemas.microsoft.com/office/drawing/2015/9/8/chartex" xmlns:cx2="http://schemas.microsoft.com/office/drawing/2015/10/21/chartex" xmlns:cx3="http://schemas.microsoft.com/office/drawing/2016/5/9/chartex" xmlns:cx4="http://schemas.microsoft.com/office/drawing/2016/5/10/chartex" xmlns:cx5="http://schemas.microsoft.com/office/drawing/2016/5/11/chartex" xmlns:cx6="http://schemas.microsoft.com/office/drawing/2016/5/12/chartex" xmlns:cx7="http://schemas.microsoft.com/office/drawing/2016/5/13/chartex" xmlns:cx8="http://schemas.microsoft.com/office/drawing/2016/5/14/chartex" xmlns:mc="http://schemas.openxmlformats.org/markup-compatibility/2006" xmlns:aink="http://schemas.microsoft.com/office/drawing/2016/ink" xmlns:am3d="http://schemas.microsoft.com/office/drawing/2017/model3d" xmlns:o="urn:schemas-microsoft-com:office:office" xmlns:r="http://schemas.openxmlformats.org/officeDocument/2006/relationships" xmlns:m="http://schemas.openxmlformats.org/officeDocument/2006/math" xmlns:v="urn:schemas-microsoft-com:vml" xmlns:wp14="http://schemas.microsoft.com/office/word/2010/wordprocessingDrawing" xmlns:wp="http://schemas.openxmlformats.org/drawingml/2006/wordprocessingDrawing" xmlns:w10="urn:schemas-microsoft-com:office:word" xmlns:w="http://schemas.openxmlformats.org/wordprocessingml/2006/main" xmlns:w14="http://schemas.microsoft.com/office/word/2010/wordml" xmlns:w15="http://schemas.microsoft.com/office/word/2012/wordml" xmlns:w16cex="http://schemas.microsoft.com/office/word/2018/wordml/cex" xmlns:w16cid="http://schemas.microsoft.com/office/word/2016/wordml/cid" xmlns:w16="http://schemas.microsoft.com/office/word/2018/wordml" xmlns:w16sdtdh="http://schemas.microsoft.com/office/word/2020/wordml/sdtdatahash" xmlns:w16se="http://schemas.microsoft.com/office/word/2015/wordml/symex" xmlns:wpg="http://schemas.microsoft.com/office/word/2010/wordprocessingGroup" xmlns:wpi="http://schemas.microsoft.com/office/word/2010/wordprocessingInk" xmlns:wne="http://schemas.microsoft.com/office/word/2006/wordml" xmlns:wps="http://schemas.microsoft.com/office/word/2010/wordprocessingShape" mc:Ignorable="w14 w15 w16se w16cid w16 w16cex w16sdtdh wp14">
+<w:ftr xmlns:wpc="http://schemas.microsoft.com/office/word/2010/wordprocessingCanvas" xmlns:cx="http://schemas.microsoft.com/office/drawing/2014/chartex" xmlns:cx1="http://schemas.microsoft.com/office/drawing/2015/9/8/chartex" xmlns:cx2="http://schemas.microsoft.com/office/drawing/2015/10/21/chartex" xmlns:cx3="http://schemas.microsoft.com/office/drawing/2016/5/9/chartex" xmlns:cx4="http://schemas.microsoft.com/office/drawing/2016/5/10/chartex" xmlns:cx5="http://schemas.microsoft.com/office/drawing/2016/5/11/chartex" xmlns:cx6="http://schemas.microsoft.com/office/drawing/2016/5/12/chartex" xmlns:cx7="http://schemas.microsoft.com/office/drawing/2016/5/13/chartex" xmlns:cx8="http://schemas.microsoft.com/office/drawing/2016/5/14/chartex" xmlns:mc="http://schemas.openxmlformats.org/markup-compatibility/2006" xmlns:aink="http://schemas.microsoft.com/office/drawing/2016/ink" xmlns:am3d="http://schemas.microsoft.com/office/drawing/2017/model3d" xmlns:o="urn:schemas-microsoft-com:office:office" xmlns:oel="http://schemas.microsoft.com/office/2019/extlst" xmlns:r="http://schemas.openxmlformats.org/officeDocument/2006/relationships" xmlns:m="http://schemas.openxmlformats.org/officeDocument/2006/math" xmlns:v="urn:schemas-microsoft-com:vml" xmlns:wp14="http://schemas.microsoft.com/office/word/2010/wordprocessingDrawing" xmlns:wp="http://schemas.openxmlformats.org/drawingml/2006/wordprocessingDrawing" xmlns:w10="urn:schemas-microsoft-com:office:word" xmlns:w="http://schemas.openxmlformats.org/wordprocessingml/2006/main" xmlns:w14="http://schemas.microsoft.com/office/word/2010/wordml" xmlns:w15="http://schemas.microsoft.com/office/word/2012/wordml" xmlns:w16cei="http://schemas.microsoft.com/office/word/2026/wordml/cei" xmlns:w16cex="http://schemas.microsoft.com/office/word/2018/wordml/cex" xmlns:w16cid="http://schemas.microsoft.com/office/word/2016/wordml/cid" xmlns:w16="http://schemas.microsoft.com/office/word/2018/wordml" xmlns:w16du="http://schemas.microsoft.com/office/word/2023/wordml/word16du" xmlns:w16sdtdh="http://schemas.microsoft.com/office/word/2020/wordml/sdtdatahash" xmlns:w16sdtfl="http://schemas.microsoft.com/office/word/2024/wordml/sdtformatlock" xmlns:w16se="http://schemas.microsoft.com/office/word/2015/wordml/symex" xmlns:wpg="http://schemas.microsoft.com/office/word/2010/wordprocessingGroup" xmlns:wpi="http://schemas.microsoft.com/office/word/2010/wordprocessingInk" xmlns:wne="http://schemas.microsoft.com/office/word/2006/wordml" xmlns:wps="http://schemas.microsoft.com/office/word/2010/wordprocessingShape" mc:Ignorable="w14 w15 w16se w16cid w16 w16cex w16sdtdh w16sdtfl w16du wp14">
   <w:p>
     <w:pPr>
       <w:pStyle w:val="Footer"/>
@@ -40219,7 +42427,7 @@
 </file>
 
 <file path=word/footer6.xml><?xml version="1.0" encoding="utf-8"?>
-<w:ftr xmlns:wpc="http://schemas.microsoft.com/office/word/2010/wordprocessingCanvas" xmlns:cx="http://schemas.microsoft.com/office/drawing/2014/chartex" xmlns:cx1="http://schemas.microsoft.com/office/drawing/2015/9/8/chartex" xmlns:cx2="http://schemas.microsoft.com/office/drawing/2015/10/21/chartex" xmlns:cx3="http://schemas.microsoft.com/office/drawing/2016/5/9/chartex" xmlns:cx4="http://schemas.microsoft.com/office/drawing/2016/5/10/chartex" xmlns:cx5="http://schemas.microsoft.com/office/drawing/2016/5/11/chartex" xmlns:cx6="http://schemas.microsoft.com/office/drawing/2016/5/12/chartex" xmlns:cx7="http://schemas.microsoft.com/office/drawing/2016/5/13/chartex" xmlns:cx8="http://schemas.microsoft.com/office/drawing/2016/5/14/chartex" xmlns:mc="http://schemas.openxmlformats.org/markup-compatibility/2006" xmlns:aink="http://schemas.microsoft.com/office/drawing/2016/ink" xmlns:am3d="http://schemas.microsoft.com/office/drawing/2017/model3d" xmlns:o="urn:schemas-microsoft-com:office:office" xmlns:r="http://schemas.openxmlformats.org/officeDocument/2006/relationships" xmlns:m="http://schemas.openxmlformats.org/officeDocument/2006/math" xmlns:v="urn:schemas-microsoft-com:vml" xmlns:wp14="http://schemas.microsoft.com/office/word/2010/wordprocessingDrawing" xmlns:wp="http://schemas.openxmlformats.org/drawingml/2006/wordprocessingDrawing" xmlns:w10="urn:schemas-microsoft-com:office:word" xmlns:w="http://schemas.openxmlformats.org/wordprocessingml/2006/main" xmlns:w14="http://schemas.microsoft.com/office/word/2010/wordml" xmlns:w15="http://schemas.microsoft.com/office/word/2012/wordml" xmlns:w16cex="http://schemas.microsoft.com/office/word/2018/wordml/cex" xmlns:w16cid="http://schemas.microsoft.com/office/word/2016/wordml/cid" xmlns:w16="http://schemas.microsoft.com/office/word/2018/wordml" xmlns:w16sdtdh="http://schemas.microsoft.com/office/word/2020/wordml/sdtdatahash" xmlns:w16se="http://schemas.microsoft.com/office/word/2015/wordml/symex" xmlns:wpg="http://schemas.microsoft.com/office/word/2010/wordprocessingGroup" xmlns:wpi="http://schemas.microsoft.com/office/word/2010/wordprocessingInk" xmlns:wne="http://schemas.microsoft.com/office/word/2006/wordml" xmlns:wps="http://schemas.microsoft.com/office/word/2010/wordprocessingShape" mc:Ignorable="w14 w15 w16se w16cid w16 w16cex w16sdtdh wp14">
+<w:ftr xmlns:wpc="http://schemas.microsoft.com/office/word/2010/wordprocessingCanvas" xmlns:cx="http://schemas.microsoft.com/office/drawing/2014/chartex" xmlns:cx1="http://schemas.microsoft.com/office/drawing/2015/9/8/chartex" xmlns:cx2="http://schemas.microsoft.com/office/drawing/2015/10/21/chartex" xmlns:cx3="http://schemas.microsoft.com/office/drawing/2016/5/9/chartex" xmlns:cx4="http://schemas.microsoft.com/office/drawing/2016/5/10/chartex" xmlns:cx5="http://schemas.microsoft.com/office/drawing/2016/5/11/chartex" xmlns:cx6="http://schemas.microsoft.com/office/drawing/2016/5/12/chartex" xmlns:cx7="http://schemas.microsoft.com/office/drawing/2016/5/13/chartex" xmlns:cx8="http://schemas.microsoft.com/office/drawing/2016/5/14/chartex" xmlns:mc="http://schemas.openxmlformats.org/markup-compatibility/2006" xmlns:aink="http://schemas.microsoft.com/office/drawing/2016/ink" xmlns:am3d="http://schemas.microsoft.com/office/drawing/2017/model3d" xmlns:o="urn:schemas-microsoft-com:office:office" xmlns:oel="http://schemas.microsoft.com/office/2019/extlst" xmlns:r="http://schemas.openxmlformats.org/officeDocument/2006/relationships" xmlns:m="http://schemas.openxmlformats.org/officeDocument/2006/math" xmlns:v="urn:schemas-microsoft-com:vml" xmlns:wp14="http://schemas.microsoft.com/office/word/2010/wordprocessingDrawing" xmlns:wp="http://schemas.openxmlformats.org/drawingml/2006/wordprocessingDrawing" xmlns:w10="urn:schemas-microsoft-com:office:word" xmlns:w="http://schemas.openxmlformats.org/wordprocessingml/2006/main" xmlns:w14="http://schemas.microsoft.com/office/word/2010/wordml" xmlns:w15="http://schemas.microsoft.com/office/word/2012/wordml" xmlns:w16cei="http://schemas.microsoft.com/office/word/2026/wordml/cei" xmlns:w16cex="http://schemas.microsoft.com/office/word/2018/wordml/cex" xmlns:w16cid="http://schemas.microsoft.com/office/word/2016/wordml/cid" xmlns:w16="http://schemas.microsoft.com/office/word/2018/wordml" xmlns:w16du="http://schemas.microsoft.com/office/word/2023/wordml/word16du" xmlns:w16sdtdh="http://schemas.microsoft.com/office/word/2020/wordml/sdtdatahash" xmlns:w16sdtfl="http://schemas.microsoft.com/office/word/2024/wordml/sdtformatlock" xmlns:w16se="http://schemas.microsoft.com/office/word/2015/wordml/symex" xmlns:wpg="http://schemas.microsoft.com/office/word/2010/wordprocessingGroup" xmlns:wpi="http://schemas.microsoft.com/office/word/2010/wordprocessingInk" xmlns:wne="http://schemas.microsoft.com/office/word/2006/wordml" xmlns:wps="http://schemas.microsoft.com/office/word/2010/wordprocessingShape" mc:Ignorable="w14 w15 w16se w16cid w16 w16cex w16sdtdh w16sdtfl w16du wp14">
   <w:p>
     <w:pPr>
       <w:pStyle w:val="Footer"/>
@@ -40261,7 +42469,7 @@
 </file>
 
 <file path=word/footer7.xml><?xml version="1.0" encoding="utf-8"?>
-<w:ftr xmlns:wpc="http://schemas.microsoft.com/office/word/2010/wordprocessingCanvas" xmlns:cx="http://schemas.microsoft.com/office/drawing/2014/chartex" xmlns:cx1="http://schemas.microsoft.com/office/drawing/2015/9/8/chartex" xmlns:cx2="http://schemas.microsoft.com/office/drawing/2015/10/21/chartex" xmlns:cx3="http://schemas.microsoft.com/office/drawing/2016/5/9/chartex" xmlns:cx4="http://schemas.microsoft.com/office/drawing/2016/5/10/chartex" xmlns:cx5="http://schemas.microsoft.com/office/drawing/2016/5/11/chartex" xmlns:cx6="http://schemas.microsoft.com/office/drawing/2016/5/12/chartex" xmlns:cx7="http://schemas.microsoft.com/office/drawing/2016/5/13/chartex" xmlns:cx8="http://schemas.microsoft.com/office/drawing/2016/5/14/chartex" xmlns:mc="http://schemas.openxmlformats.org/markup-compatibility/2006" xmlns:aink="http://schemas.microsoft.com/office/drawing/2016/ink" xmlns:am3d="http://schemas.microsoft.com/office/drawing/2017/model3d" xmlns:o="urn:schemas-microsoft-com:office:office" xmlns:r="http://schemas.openxmlformats.org/officeDocument/2006/relationships" xmlns:m="http://schemas.openxmlformats.org/officeDocument/2006/math" xmlns:v="urn:schemas-microsoft-com:vml" xmlns:wp14="http://schemas.microsoft.com/office/word/2010/wordprocessingDrawing" xmlns:wp="http://schemas.openxmlformats.org/drawingml/2006/wordprocessingDrawing" xmlns:w10="urn:schemas-microsoft-com:office:word" xmlns:w="http://schemas.openxmlformats.org/wordprocessingml/2006/main" xmlns:w14="http://schemas.microsoft.com/office/word/2010/wordml" xmlns:w15="http://schemas.microsoft.com/office/word/2012/wordml" xmlns:w16cex="http://schemas.microsoft.com/office/word/2018/wordml/cex" xmlns:w16cid="http://schemas.microsoft.com/office/word/2016/wordml/cid" xmlns:w16="http://schemas.microsoft.com/office/word/2018/wordml" xmlns:w16sdtdh="http://schemas.microsoft.com/office/word/2020/wordml/sdtdatahash" xmlns:w16se="http://schemas.microsoft.com/office/word/2015/wordml/symex" xmlns:wpg="http://schemas.microsoft.com/office/word/2010/wordprocessingGroup" xmlns:wpi="http://schemas.microsoft.com/office/word/2010/wordprocessingInk" xmlns:wne="http://schemas.microsoft.com/office/word/2006/wordml" xmlns:wps="http://schemas.microsoft.com/office/word/2010/wordprocessingShape" mc:Ignorable="w14 w15 w16se w16cid w16 w16cex w16sdtdh wp14">
+<w:ftr xmlns:wpc="http://schemas.microsoft.com/office/word/2010/wordprocessingCanvas" xmlns:cx="http://schemas.microsoft.com/office/drawing/2014/chartex" xmlns:cx1="http://schemas.microsoft.com/office/drawing/2015/9/8/chartex" xmlns:cx2="http://schemas.microsoft.com/office/drawing/2015/10/21/chartex" xmlns:cx3="http://schemas.microsoft.com/office/drawing/2016/5/9/chartex" xmlns:cx4="http://schemas.microsoft.com/office/drawing/2016/5/10/chartex" xmlns:cx5="http://schemas.microsoft.com/office/drawing/2016/5/11/chartex" xmlns:cx6="http://schemas.microsoft.com/office/drawing/2016/5/12/chartex" xmlns:cx7="http://schemas.microsoft.com/office/drawing/2016/5/13/chartex" xmlns:cx8="http://schemas.microsoft.com/office/drawing/2016/5/14/chartex" xmlns:mc="http://schemas.openxmlformats.org/markup-compatibility/2006" xmlns:aink="http://schemas.microsoft.com/office/drawing/2016/ink" xmlns:am3d="http://schemas.microsoft.com/office/drawing/2017/model3d" xmlns:o="urn:schemas-microsoft-com:office:office" xmlns:oel="http://schemas.microsoft.com/office/2019/extlst" xmlns:r="http://schemas.openxmlformats.org/officeDocument/2006/relationships" xmlns:m="http://schemas.openxmlformats.org/officeDocument/2006/math" xmlns:v="urn:schemas-microsoft-com:vml" xmlns:wp14="http://schemas.microsoft.com/office/word/2010/wordprocessingDrawing" xmlns:wp="http://schemas.openxmlformats.org/drawingml/2006/wordprocessingDrawing" xmlns:w10="urn:schemas-microsoft-com:office:word" xmlns:w="http://schemas.openxmlformats.org/wordprocessingml/2006/main" xmlns:w14="http://schemas.microsoft.com/office/word/2010/wordml" xmlns:w15="http://schemas.microsoft.com/office/word/2012/wordml" xmlns:w16cei="http://schemas.microsoft.com/office/word/2026/wordml/cei" xmlns:w16cex="http://schemas.microsoft.com/office/word/2018/wordml/cex" xmlns:w16cid="http://schemas.microsoft.com/office/word/2016/wordml/cid" xmlns:w16="http://schemas.microsoft.com/office/word/2018/wordml" xmlns:w16du="http://schemas.microsoft.com/office/word/2023/wordml/word16du" xmlns:w16sdtdh="http://schemas.microsoft.com/office/word/2020/wordml/sdtdatahash" xmlns:w16sdtfl="http://schemas.microsoft.com/office/word/2024/wordml/sdtformatlock" xmlns:w16se="http://schemas.microsoft.com/office/word/2015/wordml/symex" xmlns:wpg="http://schemas.microsoft.com/office/word/2010/wordprocessingGroup" xmlns:wpi="http://schemas.microsoft.com/office/word/2010/wordprocessingInk" xmlns:wne="http://schemas.microsoft.com/office/word/2006/wordml" xmlns:wps="http://schemas.microsoft.com/office/word/2010/wordprocessingShape" mc:Ignorable="w14 w15 w16se w16cid w16 w16cex w16sdtdh w16sdtfl w16du wp14">
   <w:p>
     <w:pPr>
       <w:pStyle w:val="Footer"/>
@@ -40297,7 +42505,7 @@
 </file>
 
 <file path=word/footer8.xml><?xml version="1.0" encoding="utf-8"?>
-<w:ftr xmlns:wpc="http://schemas.microsoft.com/office/word/2010/wordprocessingCanvas" xmlns:cx="http://schemas.microsoft.com/office/drawing/2014/chartex" xmlns:cx1="http://schemas.microsoft.com/office/drawing/2015/9/8/chartex" xmlns:cx2="http://schemas.microsoft.com/office/drawing/2015/10/21/chartex" xmlns:cx3="http://schemas.microsoft.com/office/drawing/2016/5/9/chartex" xmlns:cx4="http://schemas.microsoft.com/office/drawing/2016/5/10/chartex" xmlns:cx5="http://schemas.microsoft.com/office/drawing/2016/5/11/chartex" xmlns:cx6="http://schemas.microsoft.com/office/drawing/2016/5/12/chartex" xmlns:cx7="http://schemas.microsoft.com/office/drawing/2016/5/13/chartex" xmlns:cx8="http://schemas.microsoft.com/office/drawing/2016/5/14/chartex" xmlns:mc="http://schemas.openxmlformats.org/markup-compatibility/2006" xmlns:aink="http://schemas.microsoft.com/office/drawing/2016/ink" xmlns:am3d="http://schemas.microsoft.com/office/drawing/2017/model3d" xmlns:o="urn:schemas-microsoft-com:office:office" xmlns:r="http://schemas.openxmlformats.org/officeDocument/2006/relationships" xmlns:m="http://schemas.openxmlformats.org/officeDocument/2006/math" xmlns:v="urn:schemas-microsoft-com:vml" xmlns:wp14="http://schemas.microsoft.com/office/word/2010/wordprocessingDrawing" xmlns:wp="http://schemas.openxmlformats.org/drawingml/2006/wordprocessingDrawing" xmlns:w10="urn:schemas-microsoft-com:office:word" xmlns:w="http://schemas.openxmlformats.org/wordprocessingml/2006/main" xmlns:w14="http://schemas.microsoft.com/office/word/2010/wordml" xmlns:w15="http://schemas.microsoft.com/office/word/2012/wordml" xmlns:w16cex="http://schemas.microsoft.com/office/word/2018/wordml/cex" xmlns:w16cid="http://schemas.microsoft.com/office/word/2016/wordml/cid" xmlns:w16="http://schemas.microsoft.com/office/word/2018/wordml" xmlns:w16sdtdh="http://schemas.microsoft.com/office/word/2020/wordml/sdtdatahash" xmlns:w16se="http://schemas.microsoft.com/office/word/2015/wordml/symex" xmlns:wpg="http://schemas.microsoft.com/office/word/2010/wordprocessingGroup" xmlns:wpi="http://schemas.microsoft.com/office/word/2010/wordprocessingInk" xmlns:wne="http://schemas.microsoft.com/office/word/2006/wordml" xmlns:wps="http://schemas.microsoft.com/office/word/2010/wordprocessingShape" mc:Ignorable="w14 w15 w16se w16cid w16 w16cex w16sdtdh wp14">
+<w:ftr xmlns:wpc="http://schemas.microsoft.com/office/word/2010/wordprocessingCanvas" xmlns:cx="http://schemas.microsoft.com/office/drawing/2014/chartex" xmlns:cx1="http://schemas.microsoft.com/office/drawing/2015/9/8/chartex" xmlns:cx2="http://schemas.microsoft.com/office/drawing/2015/10/21/chartex" xmlns:cx3="http://schemas.microsoft.com/office/drawing/2016/5/9/chartex" xmlns:cx4="http://schemas.microsoft.com/office/drawing/2016/5/10/chartex" xmlns:cx5="http://schemas.microsoft.com/office/drawing/2016/5/11/chartex" xmlns:cx6="http://schemas.microsoft.com/office/drawing/2016/5/12/chartex" xmlns:cx7="http://schemas.microsoft.com/office/drawing/2016/5/13/chartex" xmlns:cx8="http://schemas.microsoft.com/office/drawing/2016/5/14/chartex" xmlns:mc="http://schemas.openxmlformats.org/markup-compatibility/2006" xmlns:aink="http://schemas.microsoft.com/office/drawing/2016/ink" xmlns:am3d="http://schemas.microsoft.com/office/drawing/2017/model3d" xmlns:o="urn:schemas-microsoft-com:office:office" xmlns:oel="http://schemas.microsoft.com/office/2019/extlst" xmlns:r="http://schemas.openxmlformats.org/officeDocument/2006/relationships" xmlns:m="http://schemas.openxmlformats.org/officeDocument/2006/math" xmlns:v="urn:schemas-microsoft-com:vml" xmlns:wp14="http://schemas.microsoft.com/office/word/2010/wordprocessingDrawing" xmlns:wp="http://schemas.openxmlformats.org/drawingml/2006/wordprocessingDrawing" xmlns:w10="urn:schemas-microsoft-com:office:word" xmlns:w="http://schemas.openxmlformats.org/wordprocessingml/2006/main" xmlns:w14="http://schemas.microsoft.com/office/word/2010/wordml" xmlns:w15="http://schemas.microsoft.com/office/word/2012/wordml" xmlns:w16cei="http://schemas.microsoft.com/office/word/2026/wordml/cei" xmlns:w16cex="http://schemas.microsoft.com/office/word/2018/wordml/cex" xmlns:w16cid="http://schemas.microsoft.com/office/word/2016/wordml/cid" xmlns:w16="http://schemas.microsoft.com/office/word/2018/wordml" xmlns:w16du="http://schemas.microsoft.com/office/word/2023/wordml/word16du" xmlns:w16sdtdh="http://schemas.microsoft.com/office/word/2020/wordml/sdtdatahash" xmlns:w16sdtfl="http://schemas.microsoft.com/office/word/2024/wordml/sdtformatlock" xmlns:w16se="http://schemas.microsoft.com/office/word/2015/wordml/symex" xmlns:wpg="http://schemas.microsoft.com/office/word/2010/wordprocessingGroup" xmlns:wpi="http://schemas.microsoft.com/office/word/2010/wordprocessingInk" xmlns:wne="http://schemas.microsoft.com/office/word/2006/wordml" xmlns:wps="http://schemas.microsoft.com/office/word/2010/wordprocessingShape" mc:Ignorable="w14 w15 w16se w16cid w16 w16cex w16sdtdh w16sdtfl w16du wp14">
   <w:p>
     <w:pPr>
       <w:pStyle w:val="Footer"/>
@@ -40310,7 +42518,7 @@
 </file>
 
 <file path=word/footer9.xml><?xml version="1.0" encoding="utf-8"?>
-<w:ftr xmlns:wpc="http://schemas.microsoft.com/office/word/2010/wordprocessingCanvas" xmlns:cx="http://schemas.microsoft.com/office/drawing/2014/chartex" xmlns:cx1="http://schemas.microsoft.com/office/drawing/2015/9/8/chartex" xmlns:cx2="http://schemas.microsoft.com/office/drawing/2015/10/21/chartex" xmlns:cx3="http://schemas.microsoft.com/office/drawing/2016/5/9/chartex" xmlns:cx4="http://schemas.microsoft.com/office/drawing/2016/5/10/chartex" xmlns:cx5="http://schemas.microsoft.com/office/drawing/2016/5/11/chartex" xmlns:cx6="http://schemas.microsoft.com/office/drawing/2016/5/12/chartex" xmlns:cx7="http://schemas.microsoft.com/office/drawing/2016/5/13/chartex" xmlns:cx8="http://schemas.microsoft.com/office/drawing/2016/5/14/chartex" xmlns:mc="http://schemas.openxmlformats.org/markup-compatibility/2006" xmlns:aink="http://schemas.microsoft.com/office/drawing/2016/ink" xmlns:am3d="http://schemas.microsoft.com/office/drawing/2017/model3d" xmlns:o="urn:schemas-microsoft-com:office:office" xmlns:r="http://schemas.openxmlformats.org/officeDocument/2006/relationships" xmlns:m="http://schemas.openxmlformats.org/officeDocument/2006/math" xmlns:v="urn:schemas-microsoft-com:vml" xmlns:wp14="http://schemas.microsoft.com/office/word/2010/wordprocessingDrawing" xmlns:wp="http://schemas.openxmlformats.org/drawingml/2006/wordprocessingDrawing" xmlns:w10="urn:schemas-microsoft-com:office:word" xmlns:w="http://schemas.openxmlformats.org/wordprocessingml/2006/main" xmlns:w14="http://schemas.microsoft.com/office/word/2010/wordml" xmlns:w15="http://schemas.microsoft.com/office/word/2012/wordml" xmlns:w16cex="http://schemas.microsoft.com/office/word/2018/wordml/cex" xmlns:w16cid="http://schemas.microsoft.com/office/word/2016/wordml/cid" xmlns:w16="http://schemas.microsoft.com/office/word/2018/wordml" xmlns:w16sdtdh="http://schemas.microsoft.com/office/word/2020/wordml/sdtdatahash" xmlns:w16se="http://schemas.microsoft.com/office/word/2015/wordml/symex" xmlns:wpg="http://schemas.microsoft.com/office/word/2010/wordprocessingGroup" xmlns:wpi="http://schemas.microsoft.com/office/word/2010/wordprocessingInk" xmlns:wne="http://schemas.microsoft.com/office/word/2006/wordml" xmlns:wps="http://schemas.microsoft.com/office/word/2010/wordprocessingShape" mc:Ignorable="w14 w15 w16se w16cid w16 w16cex w16sdtdh wp14">
+<w:ftr xmlns:wpc="http://schemas.microsoft.com/office/word/2010/wordprocessingCanvas" xmlns:cx="http://schemas.microsoft.com/office/drawing/2014/chartex" xmlns:cx1="http://schemas.microsoft.com/office/drawing/2015/9/8/chartex" xmlns:cx2="http://schemas.microsoft.com/office/drawing/2015/10/21/chartex" xmlns:cx3="http://schemas.microsoft.com/office/drawing/2016/5/9/chartex" xmlns:cx4="http://schemas.microsoft.com/office/drawing/2016/5/10/chartex" xmlns:cx5="http://schemas.microsoft.com/office/drawing/2016/5/11/chartex" xmlns:cx6="http://schemas.microsoft.com/office/drawing/2016/5/12/chartex" xmlns:cx7="http://schemas.microsoft.com/office/drawing/2016/5/13/chartex" xmlns:cx8="http://schemas.microsoft.com/office/drawing/2016/5/14/chartex" xmlns:mc="http://schemas.openxmlformats.org/markup-compatibility/2006" xmlns:aink="http://schemas.microsoft.com/office/drawing/2016/ink" xmlns:am3d="http://schemas.microsoft.com/office/drawing/2017/model3d" xmlns:o="urn:schemas-microsoft-com:office:office" xmlns:oel="http://schemas.microsoft.com/office/2019/extlst" xmlns:r="http://schemas.openxmlformats.org/officeDocument/2006/relationships" xmlns:m="http://schemas.openxmlformats.org/officeDocument/2006/math" xmlns:v="urn:schemas-microsoft-com:vml" xmlns:wp14="http://schemas.microsoft.com/office/word/2010/wordprocessingDrawing" xmlns:wp="http://schemas.openxmlformats.org/drawingml/2006/wordprocessingDrawing" xmlns:w10="urn:schemas-microsoft-com:office:word" xmlns:w="http://schemas.openxmlformats.org/wordprocessingml/2006/main" xmlns:w14="http://schemas.microsoft.com/office/word/2010/wordml" xmlns:w15="http://schemas.microsoft.com/office/word/2012/wordml" xmlns:w16cei="http://schemas.microsoft.com/office/word/2026/wordml/cei" xmlns:w16cex="http://schemas.microsoft.com/office/word/2018/wordml/cex" xmlns:w16cid="http://schemas.microsoft.com/office/word/2016/wordml/cid" xmlns:w16="http://schemas.microsoft.com/office/word/2018/wordml" xmlns:w16du="http://schemas.microsoft.com/office/word/2023/wordml/word16du" xmlns:w16sdtdh="http://schemas.microsoft.com/office/word/2020/wordml/sdtdatahash" xmlns:w16sdtfl="http://schemas.microsoft.com/office/word/2024/wordml/sdtformatlock" xmlns:w16se="http://schemas.microsoft.com/office/word/2015/wordml/symex" xmlns:wpg="http://schemas.microsoft.com/office/word/2010/wordprocessingGroup" xmlns:wpi="http://schemas.microsoft.com/office/word/2010/wordprocessingInk" xmlns:wne="http://schemas.microsoft.com/office/word/2006/wordml" xmlns:wps="http://schemas.microsoft.com/office/word/2010/wordprocessingShape" mc:Ignorable="w14 w15 w16se w16cid w16 w16cex w16sdtdh w16sdtfl w16du wp14">
   <w:p>
     <w:pPr>
       <w:pStyle w:val="Footer"/>
@@ -40342,7 +42550,7 @@
 </file>
 
 <file path=word/footnotes.xml><?xml version="1.0" encoding="utf-8"?>
-<w:footnotes xmlns:wpc="http://schemas.microsoft.com/office/word/2010/wordprocessingCanvas" xmlns:cx="http://schemas.microsoft.com/office/drawing/2014/chartex" xmlns:cx1="http://schemas.microsoft.com/office/drawing/2015/9/8/chartex" xmlns:cx2="http://schemas.microsoft.com/office/drawing/2015/10/21/chartex" xmlns:cx3="http://schemas.microsoft.com/office/drawing/2016/5/9/chartex" xmlns:cx4="http://schemas.microsoft.com/office/drawing/2016/5/10/chartex" xmlns:cx5="http://schemas.microsoft.com/office/drawing/2016/5/11/chartex" xmlns:cx6="http://schemas.microsoft.com/office/drawing/2016/5/12/chartex" xmlns:cx7="http://schemas.microsoft.com/office/drawing/2016/5/13/chartex" xmlns:cx8="http://schemas.microsoft.com/office/drawing/2016/5/14/chartex" xmlns:mc="http://schemas.openxmlformats.org/markup-compatibility/2006" xmlns:aink="http://schemas.microsoft.com/office/drawing/2016/ink" xmlns:am3d="http://schemas.microsoft.com/office/drawing/2017/model3d" xmlns:o="urn:schemas-microsoft-com:office:office" xmlns:r="http://schemas.openxmlformats.org/officeDocument/2006/relationships" xmlns:m="http://schemas.openxmlformats.org/officeDocument/2006/math" xmlns:v="urn:schemas-microsoft-com:vml" xmlns:wp14="http://schemas.microsoft.com/office/word/2010/wordprocessingDrawing" xmlns:wp="http://schemas.openxmlformats.org/drawingml/2006/wordprocessingDrawing" xmlns:w10="urn:schemas-microsoft-com:office:word" xmlns:w="http://schemas.openxmlformats.org/wordprocessingml/2006/main" xmlns:w14="http://schemas.microsoft.com/office/word/2010/wordml" xmlns:w15="http://schemas.microsoft.com/office/word/2012/wordml" xmlns:w16cex="http://schemas.microsoft.com/office/word/2018/wordml/cex" xmlns:w16cid="http://schemas.microsoft.com/office/word/2016/wordml/cid" xmlns:w16="http://schemas.microsoft.com/office/word/2018/wordml" xmlns:w16sdtdh="http://schemas.microsoft.com/office/word/2020/wordml/sdtdatahash" xmlns:w16se="http://schemas.microsoft.com/office/word/2015/wordml/symex" xmlns:wpg="http://schemas.microsoft.com/office/word/2010/wordprocessingGroup" xmlns:wpi="http://schemas.microsoft.com/office/word/2010/wordprocessingInk" xmlns:wne="http://schemas.microsoft.com/office/word/2006/wordml" xmlns:wps="http://schemas.microsoft.com/office/word/2010/wordprocessingShape" mc:Ignorable="w14 w15 w16se w16cid w16 w16cex w16sdtdh wp14">
+<w:footnotes xmlns:wpc="http://schemas.microsoft.com/office/word/2010/wordprocessingCanvas" xmlns:cx="http://schemas.microsoft.com/office/drawing/2014/chartex" xmlns:cx1="http://schemas.microsoft.com/office/drawing/2015/9/8/chartex" xmlns:cx2="http://schemas.microsoft.com/office/drawing/2015/10/21/chartex" xmlns:cx3="http://schemas.microsoft.com/office/drawing/2016/5/9/chartex" xmlns:cx4="http://schemas.microsoft.com/office/drawing/2016/5/10/chartex" xmlns:cx5="http://schemas.microsoft.com/office/drawing/2016/5/11/chartex" xmlns:cx6="http://schemas.microsoft.com/office/drawing/2016/5/12/chartex" xmlns:cx7="http://schemas.microsoft.com/office/drawing/2016/5/13/chartex" xmlns:cx8="http://schemas.microsoft.com/office/drawing/2016/5/14/chartex" xmlns:mc="http://schemas.openxmlformats.org/markup-compatibility/2006" xmlns:aink="http://schemas.microsoft.com/office/drawing/2016/ink" xmlns:am3d="http://schemas.microsoft.com/office/drawing/2017/model3d" xmlns:o="urn:schemas-microsoft-com:office:office" xmlns:oel="http://schemas.microsoft.com/office/2019/extlst" xmlns:r="http://schemas.openxmlformats.org/officeDocument/2006/relationships" xmlns:m="http://schemas.openxmlformats.org/officeDocument/2006/math" xmlns:v="urn:schemas-microsoft-com:vml" xmlns:wp14="http://schemas.microsoft.com/office/word/2010/wordprocessingDrawing" xmlns:wp="http://schemas.openxmlformats.org/drawingml/2006/wordprocessingDrawing" xmlns:w10="urn:schemas-microsoft-com:office:word" xmlns:w="http://schemas.openxmlformats.org/wordprocessingml/2006/main" xmlns:w14="http://schemas.microsoft.com/office/word/2010/wordml" xmlns:w15="http://schemas.microsoft.com/office/word/2012/wordml" xmlns:w16cei="http://schemas.microsoft.com/office/word/2026/wordml/cei" xmlns:w16cex="http://schemas.microsoft.com/office/word/2018/wordml/cex" xmlns:w16cid="http://schemas.microsoft.com/office/word/2016/wordml/cid" xmlns:w16="http://schemas.microsoft.com/office/word/2018/wordml" xmlns:w16du="http://schemas.microsoft.com/office/word/2023/wordml/word16du" xmlns:w16sdtdh="http://schemas.microsoft.com/office/word/2020/wordml/sdtdatahash" xmlns:w16sdtfl="http://schemas.microsoft.com/office/word/2024/wordml/sdtformatlock" xmlns:w16se="http://schemas.microsoft.com/office/word/2015/wordml/symex" xmlns:wpg="http://schemas.microsoft.com/office/word/2010/wordprocessingGroup" xmlns:wpi="http://schemas.microsoft.com/office/word/2010/wordprocessingInk" xmlns:wne="http://schemas.microsoft.com/office/word/2006/wordml" xmlns:wps="http://schemas.microsoft.com/office/word/2010/wordprocessingShape" mc:Ignorable="w14 w15 w16se w16cid w16 w16cex w16sdtdh w16sdtfl w16du wp14">
   <w:footnote w:type="separator" w:id="-1">
     <w:p>
       <w:pPr>
@@ -40370,7 +42578,8 @@
       <w:pPr>
         <w:pStyle w:val="FootnoteText"/>
         <w:rPr>
-          <w:lang w:val="en-GB" w:bidi="fa-IR"/>
+          <w:rtl/>
+          <w:lang w:bidi="fa-IR"/>
         </w:rPr>
       </w:pPr>
       <w:r>
@@ -40383,18 +42592,7 @@
         <w:t xml:space="preserve"> </w:t>
       </w:r>
       <w:r>
-        <w:rPr>
-          <w:lang w:val="en-GB" w:bidi="fa-IR"/>
-        </w:rPr>
-        <w:t>Convolutional</w:t>
-      </w:r>
-      <w:r>
-        <w:rPr>
-          <w:rFonts w:hint="cs"/>
-          <w:rtl/>
-          <w:lang w:val="en-GB" w:bidi="fa-IR"/>
-        </w:rPr>
-        <w:t xml:space="preserve"> </w:t>
+        <w:t>Machine Learning</w:t>
       </w:r>
     </w:p>
   </w:footnote>
@@ -40403,7 +42601,8 @@
       <w:pPr>
         <w:pStyle w:val="FootnoteText"/>
         <w:rPr>
-          <w:lang w:val="en-GB" w:bidi="fa-IR"/>
+          <w:rtl/>
+          <w:lang w:bidi="fa-IR"/>
         </w:rPr>
       </w:pPr>
       <w:r>
@@ -40416,19 +42615,8 @@
         <w:t xml:space="preserve"> </w:t>
       </w:r>
       <w:r>
-        <w:rPr>
-          <w:lang w:val="en-GB" w:bidi="fa-IR"/>
-        </w:rPr>
-        <w:t xml:space="preserve">Feed </w:t>
-      </w:r>
-      <w:proofErr w:type="spellStart"/>
-      <w:r>
-        <w:rPr>
-          <w:lang w:val="en-GB" w:bidi="fa-IR"/>
-        </w:rPr>
-        <w:t>Foreward</w:t>
-      </w:r>
-      <w:proofErr w:type="spellEnd"/>
+        <w:t>Distribution Shifts</w:t>
+      </w:r>
     </w:p>
   </w:footnote>
   <w:footnote w:id="3">
@@ -40447,7 +42635,10 @@
         <w:footnoteRef/>
       </w:r>
       <w:r>
-        <w:t xml:space="preserve"> Semantic Image Segmentation</w:t>
+        <w:t xml:space="preserve"> </w:t>
+      </w:r>
+      <w:r>
+        <w:t>Domain Adaptation</w:t>
       </w:r>
     </w:p>
   </w:footnote>
@@ -40455,6 +42646,10 @@
     <w:p>
       <w:pPr>
         <w:pStyle w:val="FootnoteText"/>
+        <w:rPr>
+          <w:rtl/>
+          <w:lang w:bidi="fa-IR"/>
+        </w:rPr>
       </w:pPr>
       <w:r>
         <w:rPr>
@@ -40463,7 +42658,10 @@
         <w:footnoteRef/>
       </w:r>
       <w:r>
-        <w:t xml:space="preserve"> Image Segmentation</w:t>
+        <w:t xml:space="preserve"> </w:t>
+      </w:r>
+      <w:r>
+        <w:t>Source Data</w:t>
       </w:r>
     </w:p>
   </w:footnote>
@@ -40472,7 +42670,8 @@
       <w:pPr>
         <w:pStyle w:val="FootnoteText"/>
         <w:rPr>
-          <w:lang w:val="en-GB"/>
+          <w:rtl/>
+          <w:lang w:bidi="fa-IR"/>
         </w:rPr>
       </w:pPr>
       <w:r>
@@ -40485,10 +42684,7 @@
         <w:t xml:space="preserve"> </w:t>
       </w:r>
       <w:r>
-        <w:rPr>
-          <w:lang w:val="en-GB"/>
-        </w:rPr>
-        <w:t>Class</w:t>
+        <w:t>Target Data</w:t>
       </w:r>
     </w:p>
   </w:footnote>
@@ -40497,7 +42693,8 @@
       <w:pPr>
         <w:pStyle w:val="FootnoteText"/>
         <w:rPr>
-          <w:lang w:val="en-GB"/>
+          <w:rtl/>
+          <w:lang w:bidi="fa-IR"/>
         </w:rPr>
       </w:pPr>
       <w:r>
@@ -40510,10 +42707,7 @@
         <w:t xml:space="preserve"> </w:t>
       </w:r>
       <w:r>
-        <w:rPr>
-          <w:lang w:val="en-GB"/>
-        </w:rPr>
-        <w:t>Mean Accuracy</w:t>
+        <w:t>Test-Time Adaptation</w:t>
       </w:r>
     </w:p>
   </w:footnote>
@@ -40523,7 +42717,7 @@
         <w:pStyle w:val="FootnoteText"/>
         <w:rPr>
           <w:rtl/>
-          <w:lang w:val="en-GB"/>
+          <w:lang w:bidi="fa-IR"/>
         </w:rPr>
       </w:pPr>
       <w:r>
@@ -40536,14 +42730,527 @@
         <w:t xml:space="preserve"> </w:t>
       </w:r>
       <w:r>
-        <w:rPr>
-          <w:lang w:val="en-GB"/>
-        </w:rPr>
-        <w:t>Mean Intersection Over Union</w:t>
+        <w:t>Pre-trained Model</w:t>
       </w:r>
     </w:p>
   </w:footnote>
   <w:footnote w:id="8">
+    <w:p>
+      <w:pPr>
+        <w:pStyle w:val="FootnoteText"/>
+        <w:rPr>
+          <w:rtl/>
+          <w:lang w:bidi="fa-IR"/>
+        </w:rPr>
+      </w:pPr>
+      <w:r>
+        <w:rPr>
+          <w:rStyle w:val="FootnoteReference"/>
+        </w:rPr>
+        <w:footnoteRef/>
+      </w:r>
+      <w:r>
+        <w:t xml:space="preserve"> </w:t>
+      </w:r>
+      <w:r>
+        <w:t>Inference Time</w:t>
+      </w:r>
+    </w:p>
+  </w:footnote>
+  <w:footnote w:id="9">
+    <w:p>
+      <w:pPr>
+        <w:pStyle w:val="FootnoteText"/>
+        <w:rPr>
+          <w:rtl/>
+          <w:lang w:bidi="fa-IR"/>
+        </w:rPr>
+      </w:pPr>
+      <w:r>
+        <w:rPr>
+          <w:rStyle w:val="FootnoteReference"/>
+        </w:rPr>
+        <w:footnoteRef/>
+      </w:r>
+      <w:r>
+        <w:t xml:space="preserve"> </w:t>
+      </w:r>
+      <w:r>
+        <w:rPr>
+          <w:rFonts w:cs="Times New Roman"/>
+          <w:lang w:val="en-GB"/>
+        </w:rPr>
+        <w:t>Test-Time Domain Adaptation</w:t>
+      </w:r>
+    </w:p>
+  </w:footnote>
+  <w:footnote w:id="10">
+    <w:p>
+      <w:pPr>
+        <w:pStyle w:val="FootnoteText"/>
+        <w:rPr>
+          <w:rtl/>
+          <w:lang w:bidi="fa-IR"/>
+        </w:rPr>
+      </w:pPr>
+      <w:r>
+        <w:rPr>
+          <w:rStyle w:val="FootnoteReference"/>
+        </w:rPr>
+        <w:footnoteRef/>
+      </w:r>
+      <w:r>
+        <w:t xml:space="preserve"> </w:t>
+      </w:r>
+      <w:r>
+        <w:rPr>
+          <w:rFonts w:cs="Times New Roman"/>
+          <w:lang w:val="en-GB"/>
+        </w:rPr>
+        <w:t>Multi-epoch</w:t>
+      </w:r>
+    </w:p>
+  </w:footnote>
+  <w:footnote w:id="11">
+    <w:p>
+      <w:pPr>
+        <w:pStyle w:val="FootnoteText"/>
+        <w:rPr>
+          <w:rtl/>
+          <w:lang w:bidi="fa-IR"/>
+        </w:rPr>
+      </w:pPr>
+      <w:r>
+        <w:rPr>
+          <w:rStyle w:val="FootnoteReference"/>
+        </w:rPr>
+        <w:footnoteRef/>
+      </w:r>
+      <w:r>
+        <w:t xml:space="preserve"> </w:t>
+      </w:r>
+      <w:r>
+        <w:rPr>
+          <w:rFonts w:cs="Times New Roman"/>
+          <w:lang w:val="en-GB"/>
+        </w:rPr>
+        <w:t>Test-Time Batch Adaptation</w:t>
+      </w:r>
+    </w:p>
+  </w:footnote>
+  <w:footnote w:id="12">
+    <w:p>
+      <w:pPr>
+        <w:pStyle w:val="FootnoteText"/>
+        <w:rPr>
+          <w:rtl/>
+          <w:lang w:bidi="fa-IR"/>
+        </w:rPr>
+      </w:pPr>
+      <w:r>
+        <w:rPr>
+          <w:rStyle w:val="FootnoteReference"/>
+        </w:rPr>
+        <w:footnoteRef/>
+      </w:r>
+      <w:r>
+        <w:t xml:space="preserve"> </w:t>
+      </w:r>
+      <w:r>
+        <w:rPr>
+          <w:rFonts w:cs="Times New Roman"/>
+          <w:lang w:val="en-GB"/>
+        </w:rPr>
+        <w:t>Mini-batch</w:t>
+      </w:r>
+    </w:p>
+  </w:footnote>
+  <w:footnote w:id="13">
+    <w:p>
+      <w:pPr>
+        <w:pStyle w:val="FootnoteText"/>
+        <w:rPr>
+          <w:rtl/>
+          <w:lang w:bidi="fa-IR"/>
+        </w:rPr>
+      </w:pPr>
+      <w:r>
+        <w:rPr>
+          <w:rStyle w:val="FootnoteReference"/>
+        </w:rPr>
+        <w:footnoteRef/>
+      </w:r>
+      <w:r>
+        <w:t xml:space="preserve"> </w:t>
+      </w:r>
+      <w:r>
+        <w:rPr>
+          <w:rFonts w:cs="Times New Roman"/>
+          <w:lang w:val="en-GB"/>
+        </w:rPr>
+        <w:t>Online Test-Time Adaptation</w:t>
+      </w:r>
+    </w:p>
+  </w:footnote>
+  <w:footnote w:id="14">
+    <w:p>
+      <w:pPr>
+        <w:pStyle w:val="FootnoteText"/>
+        <w:rPr>
+          <w:rFonts w:cs="Times New Roman"/>
+          <w:rtl/>
+        </w:rPr>
+      </w:pPr>
+      <w:r>
+        <w:rPr>
+          <w:rStyle w:val="FootnoteReference"/>
+        </w:rPr>
+        <w:footnoteRef/>
+      </w:r>
+      <w:r>
+        <w:t xml:space="preserve"> </w:t>
+      </w:r>
+      <w:r>
+        <w:rPr>
+          <w:rFonts w:cs="Times New Roman"/>
+        </w:rPr>
+        <w:t>Catastrophic Forgetting</w:t>
+      </w:r>
+    </w:p>
+    <w:p>
+      <w:pPr>
+        <w:pStyle w:val="FootnoteText"/>
+        <w:rPr>
+          <w:rtl/>
+          <w:lang w:bidi="fa-IR"/>
+        </w:rPr>
+      </w:pPr>
+    </w:p>
+  </w:footnote>
+  <w:footnote w:id="15">
+    <w:p>
+      <w:pPr>
+        <w:pStyle w:val="FootnoteText"/>
+        <w:rPr>
+          <w:rtl/>
+          <w:lang w:bidi="fa-IR"/>
+        </w:rPr>
+      </w:pPr>
+      <w:r>
+        <w:rPr>
+          <w:rStyle w:val="FootnoteReference"/>
+        </w:rPr>
+        <w:footnoteRef/>
+      </w:r>
+      <w:r>
+        <w:t xml:space="preserve"> </w:t>
+      </w:r>
+      <w:r>
+        <w:t>Domain Gap</w:t>
+      </w:r>
+    </w:p>
+  </w:footnote>
+  <w:footnote w:id="16">
+    <w:p>
+      <w:pPr>
+        <w:pStyle w:val="FootnoteText"/>
+        <w:rPr>
+          <w:rtl/>
+          <w:lang w:bidi="fa-IR"/>
+        </w:rPr>
+      </w:pPr>
+      <w:r>
+        <w:rPr>
+          <w:rStyle w:val="FootnoteReference"/>
+        </w:rPr>
+        <w:footnoteRef/>
+      </w:r>
+      <w:r>
+        <w:t xml:space="preserve"> </w:t>
+      </w:r>
+      <w:r>
+        <w:t>Domain Generalization</w:t>
+      </w:r>
+    </w:p>
+  </w:footnote>
+  <w:footnote w:id="17">
+    <w:p>
+      <w:pPr>
+        <w:pStyle w:val="FootnoteText"/>
+        <w:rPr>
+          <w:rtl/>
+          <w:lang w:bidi="fa-IR"/>
+        </w:rPr>
+      </w:pPr>
+      <w:r>
+        <w:rPr>
+          <w:rStyle w:val="FootnoteReference"/>
+        </w:rPr>
+        <w:footnoteRef/>
+      </w:r>
+      <w:r>
+        <w:t xml:space="preserve"> </w:t>
+      </w:r>
+      <w:r>
+        <w:t>Domain Adaptation</w:t>
+      </w:r>
+    </w:p>
+  </w:footnote>
+  <w:footnote w:id="18">
+    <w:p>
+      <w:pPr>
+        <w:pStyle w:val="FootnoteText"/>
+        <w:rPr>
+          <w:rtl/>
+          <w:lang w:bidi="fa-IR"/>
+        </w:rPr>
+      </w:pPr>
+      <w:r>
+        <w:rPr>
+          <w:rStyle w:val="FootnoteReference"/>
+        </w:rPr>
+        <w:footnoteRef/>
+      </w:r>
+      <w:r>
+        <w:t xml:space="preserve"> Supervised DA</w:t>
+      </w:r>
+    </w:p>
+  </w:footnote>
+  <w:footnote w:id="19">
+    <w:p>
+      <w:pPr>
+        <w:pStyle w:val="FootnoteText"/>
+        <w:rPr>
+          <w:rtl/>
+          <w:lang w:bidi="fa-IR"/>
+        </w:rPr>
+      </w:pPr>
+      <w:r>
+        <w:rPr>
+          <w:rStyle w:val="FootnoteReference"/>
+        </w:rPr>
+        <w:footnoteRef/>
+      </w:r>
+      <w:r>
+        <w:t xml:space="preserve"> Semi-Supervised DA</w:t>
+      </w:r>
+    </w:p>
+  </w:footnote>
+  <w:footnote w:id="20">
+    <w:p>
+      <w:pPr>
+        <w:pStyle w:val="FootnoteText"/>
+        <w:rPr>
+          <w:rtl/>
+          <w:lang w:bidi="fa-IR"/>
+        </w:rPr>
+      </w:pPr>
+      <w:r>
+        <w:rPr>
+          <w:rStyle w:val="FootnoteReference"/>
+        </w:rPr>
+        <w:footnoteRef/>
+      </w:r>
+      <w:r>
+        <w:t xml:space="preserve"> Unsupervised DA</w:t>
+      </w:r>
+    </w:p>
+  </w:footnote>
+  <w:footnote w:id="21">
+    <w:p>
+      <w:pPr>
+        <w:pStyle w:val="FootnoteText"/>
+        <w:rPr>
+          <w:rFonts w:hint="cs"/>
+          <w:rtl/>
+          <w:lang w:bidi="fa-IR"/>
+        </w:rPr>
+      </w:pPr>
+      <w:r>
+        <w:rPr>
+          <w:rStyle w:val="FootnoteReference"/>
+        </w:rPr>
+        <w:footnoteRef/>
+      </w:r>
+      <w:r>
+        <w:t xml:space="preserve"> </w:t>
+      </w:r>
+      <w:r>
+        <w:t>Source-Free Domain Adaptation</w:t>
+      </w:r>
+    </w:p>
+  </w:footnote>
+  <w:footnote w:id="22">
+    <w:p>
+      <w:pPr>
+        <w:pStyle w:val="FootnoteText"/>
+        <w:rPr>
+          <w:lang w:val="en-GB" w:bidi="fa-IR"/>
+        </w:rPr>
+      </w:pPr>
+      <w:r>
+        <w:rPr>
+          <w:rStyle w:val="FootnoteReference"/>
+        </w:rPr>
+        <w:footnoteRef/>
+      </w:r>
+      <w:r>
+        <w:t xml:space="preserve"> </w:t>
+      </w:r>
+      <w:r>
+        <w:rPr>
+          <w:lang w:val="en-GB" w:bidi="fa-IR"/>
+        </w:rPr>
+        <w:t>Convolutional</w:t>
+      </w:r>
+      <w:r>
+        <w:rPr>
+          <w:rFonts w:hint="cs"/>
+          <w:rtl/>
+          <w:lang w:val="en-GB" w:bidi="fa-IR"/>
+        </w:rPr>
+        <w:t xml:space="preserve"> </w:t>
+      </w:r>
+    </w:p>
+  </w:footnote>
+  <w:footnote w:id="23">
+    <w:p>
+      <w:pPr>
+        <w:pStyle w:val="FootnoteText"/>
+        <w:rPr>
+          <w:lang w:val="en-GB" w:bidi="fa-IR"/>
+        </w:rPr>
+      </w:pPr>
+      <w:r>
+        <w:rPr>
+          <w:rStyle w:val="FootnoteReference"/>
+        </w:rPr>
+        <w:footnoteRef/>
+      </w:r>
+      <w:r>
+        <w:t xml:space="preserve"> </w:t>
+      </w:r>
+      <w:r>
+        <w:rPr>
+          <w:lang w:val="en-GB" w:bidi="fa-IR"/>
+        </w:rPr>
+        <w:t>Feed Foreward</w:t>
+      </w:r>
+    </w:p>
+  </w:footnote>
+  <w:footnote w:id="24">
+    <w:p>
+      <w:pPr>
+        <w:pStyle w:val="FootnoteText"/>
+        <w:rPr>
+          <w:rtl/>
+          <w:lang w:bidi="fa-IR"/>
+        </w:rPr>
+      </w:pPr>
+      <w:r>
+        <w:rPr>
+          <w:rStyle w:val="FootnoteReference"/>
+        </w:rPr>
+        <w:footnoteRef/>
+      </w:r>
+      <w:r>
+        <w:t xml:space="preserve"> Semantic Image Segmentation</w:t>
+      </w:r>
+    </w:p>
+  </w:footnote>
+  <w:footnote w:id="25">
+    <w:p>
+      <w:pPr>
+        <w:pStyle w:val="FootnoteText"/>
+      </w:pPr>
+      <w:r>
+        <w:rPr>
+          <w:rStyle w:val="FootnoteReference"/>
+        </w:rPr>
+        <w:footnoteRef/>
+      </w:r>
+      <w:r>
+        <w:t xml:space="preserve"> Image Segmentation</w:t>
+      </w:r>
+    </w:p>
+  </w:footnote>
+  <w:footnote w:id="26">
+    <w:p>
+      <w:pPr>
+        <w:pStyle w:val="FootnoteText"/>
+        <w:rPr>
+          <w:lang w:val="en-GB"/>
+        </w:rPr>
+      </w:pPr>
+      <w:r>
+        <w:rPr>
+          <w:rStyle w:val="FootnoteReference"/>
+        </w:rPr>
+        <w:footnoteRef/>
+      </w:r>
+      <w:r>
+        <w:t xml:space="preserve"> </w:t>
+      </w:r>
+      <w:r>
+        <w:rPr>
+          <w:lang w:val="en-GB"/>
+        </w:rPr>
+        <w:t>Class</w:t>
+      </w:r>
+    </w:p>
+  </w:footnote>
+  <w:footnote w:id="27">
+    <w:p>
+      <w:pPr>
+        <w:pStyle w:val="FootnoteText"/>
+        <w:rPr>
+          <w:lang w:val="en-GB"/>
+        </w:rPr>
+      </w:pPr>
+      <w:r>
+        <w:rPr>
+          <w:rStyle w:val="FootnoteReference"/>
+        </w:rPr>
+        <w:footnoteRef/>
+      </w:r>
+      <w:r>
+        <w:t xml:space="preserve"> </w:t>
+      </w:r>
+      <w:r>
+        <w:rPr>
+          <w:lang w:val="en-GB"/>
+        </w:rPr>
+        <w:t>Mean Accuracy</w:t>
+      </w:r>
+    </w:p>
+  </w:footnote>
+  <w:footnote w:id="28">
+    <w:p>
+      <w:pPr>
+        <w:pStyle w:val="FootnoteText"/>
+        <w:rPr>
+          <w:rtl/>
+          <w:lang w:val="en-GB"/>
+        </w:rPr>
+      </w:pPr>
+      <w:r>
+        <w:rPr>
+          <w:rStyle w:val="FootnoteReference"/>
+        </w:rPr>
+        <w:footnoteRef/>
+      </w:r>
+      <w:r>
+        <w:t xml:space="preserve"> </w:t>
+      </w:r>
+      <w:r>
+        <w:rPr>
+          <w:lang w:val="en-GB"/>
+        </w:rPr>
+        <w:t>Mean Intersection Over Union</w:t>
+      </w:r>
+    </w:p>
+  </w:footnote>
+  <w:footnote w:id="29">
     <w:p>
       <w:pPr>
         <w:pStyle w:val="FootnoteText"/>
@@ -40572,7 +43279,7 @@
 </file>
 
 <file path=word/header1.xml><?xml version="1.0" encoding="utf-8"?>
-<w:hdr xmlns:wpc="http://schemas.microsoft.com/office/word/2010/wordprocessingCanvas" xmlns:cx="http://schemas.microsoft.com/office/drawing/2014/chartex" xmlns:cx1="http://schemas.microsoft.com/office/drawing/2015/9/8/chartex" xmlns:cx2="http://schemas.microsoft.com/office/drawing/2015/10/21/chartex" xmlns:cx3="http://schemas.microsoft.com/office/drawing/2016/5/9/chartex" xmlns:cx4="http://schemas.microsoft.com/office/drawing/2016/5/10/chartex" xmlns:cx5="http://schemas.microsoft.com/office/drawing/2016/5/11/chartex" xmlns:cx6="http://schemas.microsoft.com/office/drawing/2016/5/12/chartex" xmlns:cx7="http://schemas.microsoft.com/office/drawing/2016/5/13/chartex" xmlns:cx8="http://schemas.microsoft.com/office/drawing/2016/5/14/chartex" xmlns:mc="http://schemas.openxmlformats.org/markup-compatibility/2006" xmlns:aink="http://schemas.microsoft.com/office/drawing/2016/ink" xmlns:am3d="http://schemas.microsoft.com/office/drawing/2017/model3d" xmlns:o="urn:schemas-microsoft-com:office:office" xmlns:r="http://schemas.openxmlformats.org/officeDocument/2006/relationships" xmlns:m="http://schemas.openxmlformats.org/officeDocument/2006/math" xmlns:v="urn:schemas-microsoft-com:vml" xmlns:wp14="http://schemas.microsoft.com/office/word/2010/wordprocessingDrawing" xmlns:wp="http://schemas.openxmlformats.org/drawingml/2006/wordprocessingDrawing" xmlns:w10="urn:schemas-microsoft-com:office:word" xmlns:w="http://schemas.openxmlformats.org/wordprocessingml/2006/main" xmlns:w14="http://schemas.microsoft.com/office/word/2010/wordml" xmlns:w15="http://schemas.microsoft.com/office/word/2012/wordml" xmlns:w16cex="http://schemas.microsoft.com/office/word/2018/wordml/cex" xmlns:w16cid="http://schemas.microsoft.com/office/word/2016/wordml/cid" xmlns:w16="http://schemas.microsoft.com/office/word/2018/wordml" xmlns:w16sdtdh="http://schemas.microsoft.com/office/word/2020/wordml/sdtdatahash" xmlns:w16se="http://schemas.microsoft.com/office/word/2015/wordml/symex" xmlns:wpg="http://schemas.microsoft.com/office/word/2010/wordprocessingGroup" xmlns:wpi="http://schemas.microsoft.com/office/word/2010/wordprocessingInk" xmlns:wne="http://schemas.microsoft.com/office/word/2006/wordml" xmlns:wps="http://schemas.microsoft.com/office/word/2010/wordprocessingShape" mc:Ignorable="w14 w15 w16se w16cid w16 w16cex w16sdtdh wp14">
+<w:hdr xmlns:wpc="http://schemas.microsoft.com/office/word/2010/wordprocessingCanvas" xmlns:cx="http://schemas.microsoft.com/office/drawing/2014/chartex" xmlns:cx1="http://schemas.microsoft.com/office/drawing/2015/9/8/chartex" xmlns:cx2="http://schemas.microsoft.com/office/drawing/2015/10/21/chartex" xmlns:cx3="http://schemas.microsoft.com/office/drawing/2016/5/9/chartex" xmlns:cx4="http://schemas.microsoft.com/office/drawing/2016/5/10/chartex" xmlns:cx5="http://schemas.microsoft.com/office/drawing/2016/5/11/chartex" xmlns:cx6="http://schemas.microsoft.com/office/drawing/2016/5/12/chartex" xmlns:cx7="http://schemas.microsoft.com/office/drawing/2016/5/13/chartex" xmlns:cx8="http://schemas.microsoft.com/office/drawing/2016/5/14/chartex" xmlns:mc="http://schemas.openxmlformats.org/markup-compatibility/2006" xmlns:aink="http://schemas.microsoft.com/office/drawing/2016/ink" xmlns:am3d="http://schemas.microsoft.com/office/drawing/2017/model3d" xmlns:o="urn:schemas-microsoft-com:office:office" xmlns:oel="http://schemas.microsoft.com/office/2019/extlst" xmlns:r="http://schemas.openxmlformats.org/officeDocument/2006/relationships" xmlns:m="http://schemas.openxmlformats.org/officeDocument/2006/math" xmlns:v="urn:schemas-microsoft-com:vml" xmlns:wp14="http://schemas.microsoft.com/office/word/2010/wordprocessingDrawing" xmlns:wp="http://schemas.openxmlformats.org/drawingml/2006/wordprocessingDrawing" xmlns:w10="urn:schemas-microsoft-com:office:word" xmlns:w="http://schemas.openxmlformats.org/wordprocessingml/2006/main" xmlns:w14="http://schemas.microsoft.com/office/word/2010/wordml" xmlns:w15="http://schemas.microsoft.com/office/word/2012/wordml" xmlns:w16cei="http://schemas.microsoft.com/office/word/2026/wordml/cei" xmlns:w16cex="http://schemas.microsoft.com/office/word/2018/wordml/cex" xmlns:w16cid="http://schemas.microsoft.com/office/word/2016/wordml/cid" xmlns:w16="http://schemas.microsoft.com/office/word/2018/wordml" xmlns:w16du="http://schemas.microsoft.com/office/word/2023/wordml/word16du" xmlns:w16sdtdh="http://schemas.microsoft.com/office/word/2020/wordml/sdtdatahash" xmlns:w16sdtfl="http://schemas.microsoft.com/office/word/2024/wordml/sdtformatlock" xmlns:w16se="http://schemas.microsoft.com/office/word/2015/wordml/symex" xmlns:wpg="http://schemas.microsoft.com/office/word/2010/wordprocessingGroup" xmlns:wpi="http://schemas.microsoft.com/office/word/2010/wordprocessingInk" xmlns:wne="http://schemas.microsoft.com/office/word/2006/wordml" xmlns:wps="http://schemas.microsoft.com/office/word/2010/wordprocessingShape" mc:Ignorable="w14 w15 w16se w16cid w16 w16cex w16sdtdh w16sdtfl w16du wp14">
   <w:p>
     <w:pPr>
       <w:pStyle w:val="Header"/>
@@ -40582,7 +43289,7 @@
 </file>
 
 <file path=word/header2.xml><?xml version="1.0" encoding="utf-8"?>
-<w:hdr xmlns:wpc="http://schemas.microsoft.com/office/word/2010/wordprocessingCanvas" xmlns:cx="http://schemas.microsoft.com/office/drawing/2014/chartex" xmlns:cx1="http://schemas.microsoft.com/office/drawing/2015/9/8/chartex" xmlns:cx2="http://schemas.microsoft.com/office/drawing/2015/10/21/chartex" xmlns:cx3="http://schemas.microsoft.com/office/drawing/2016/5/9/chartex" xmlns:cx4="http://schemas.microsoft.com/office/drawing/2016/5/10/chartex" xmlns:cx5="http://schemas.microsoft.com/office/drawing/2016/5/11/chartex" xmlns:cx6="http://schemas.microsoft.com/office/drawing/2016/5/12/chartex" xmlns:cx7="http://schemas.microsoft.com/office/drawing/2016/5/13/chartex" xmlns:cx8="http://schemas.microsoft.com/office/drawing/2016/5/14/chartex" xmlns:mc="http://schemas.openxmlformats.org/markup-compatibility/2006" xmlns:aink="http://schemas.microsoft.com/office/drawing/2016/ink" xmlns:am3d="http://schemas.microsoft.com/office/drawing/2017/model3d" xmlns:o="urn:schemas-microsoft-com:office:office" xmlns:r="http://schemas.openxmlformats.org/officeDocument/2006/relationships" xmlns:m="http://schemas.openxmlformats.org/officeDocument/2006/math" xmlns:v="urn:schemas-microsoft-com:vml" xmlns:wp14="http://schemas.microsoft.com/office/word/2010/wordprocessingDrawing" xmlns:wp="http://schemas.openxmlformats.org/drawingml/2006/wordprocessingDrawing" xmlns:w10="urn:schemas-microsoft-com:office:word" xmlns:w="http://schemas.openxmlformats.org/wordprocessingml/2006/main" xmlns:w14="http://schemas.microsoft.com/office/word/2010/wordml" xmlns:w15="http://schemas.microsoft.com/office/word/2012/wordml" xmlns:w16cex="http://schemas.microsoft.com/office/word/2018/wordml/cex" xmlns:w16cid="http://schemas.microsoft.com/office/word/2016/wordml/cid" xmlns:w16="http://schemas.microsoft.com/office/word/2018/wordml" xmlns:w16sdtdh="http://schemas.microsoft.com/office/word/2020/wordml/sdtdatahash" xmlns:w16se="http://schemas.microsoft.com/office/word/2015/wordml/symex" xmlns:wpg="http://schemas.microsoft.com/office/word/2010/wordprocessingGroup" xmlns:wpi="http://schemas.microsoft.com/office/word/2010/wordprocessingInk" xmlns:wne="http://schemas.microsoft.com/office/word/2006/wordml" xmlns:wps="http://schemas.microsoft.com/office/word/2010/wordprocessingShape" mc:Ignorable="w14 w15 w16se w16cid w16 w16cex w16sdtdh wp14">
+<w:hdr xmlns:wpc="http://schemas.microsoft.com/office/word/2010/wordprocessingCanvas" xmlns:cx="http://schemas.microsoft.com/office/drawing/2014/chartex" xmlns:cx1="http://schemas.microsoft.com/office/drawing/2015/9/8/chartex" xmlns:cx2="http://schemas.microsoft.com/office/drawing/2015/10/21/chartex" xmlns:cx3="http://schemas.microsoft.com/office/drawing/2016/5/9/chartex" xmlns:cx4="http://schemas.microsoft.com/office/drawing/2016/5/10/chartex" xmlns:cx5="http://schemas.microsoft.com/office/drawing/2016/5/11/chartex" xmlns:cx6="http://schemas.microsoft.com/office/drawing/2016/5/12/chartex" xmlns:cx7="http://schemas.microsoft.com/office/drawing/2016/5/13/chartex" xmlns:cx8="http://schemas.microsoft.com/office/drawing/2016/5/14/chartex" xmlns:mc="http://schemas.openxmlformats.org/markup-compatibility/2006" xmlns:aink="http://schemas.microsoft.com/office/drawing/2016/ink" xmlns:am3d="http://schemas.microsoft.com/office/drawing/2017/model3d" xmlns:o="urn:schemas-microsoft-com:office:office" xmlns:oel="http://schemas.microsoft.com/office/2019/extlst" xmlns:r="http://schemas.openxmlformats.org/officeDocument/2006/relationships" xmlns:m="http://schemas.openxmlformats.org/officeDocument/2006/math" xmlns:v="urn:schemas-microsoft-com:vml" xmlns:wp14="http://schemas.microsoft.com/office/word/2010/wordprocessingDrawing" xmlns:wp="http://schemas.openxmlformats.org/drawingml/2006/wordprocessingDrawing" xmlns:w10="urn:schemas-microsoft-com:office:word" xmlns:w="http://schemas.openxmlformats.org/wordprocessingml/2006/main" xmlns:w14="http://schemas.microsoft.com/office/word/2010/wordml" xmlns:w15="http://schemas.microsoft.com/office/word/2012/wordml" xmlns:w16cei="http://schemas.microsoft.com/office/word/2026/wordml/cei" xmlns:w16cex="http://schemas.microsoft.com/office/word/2018/wordml/cex" xmlns:w16cid="http://schemas.microsoft.com/office/word/2016/wordml/cid" xmlns:w16="http://schemas.microsoft.com/office/word/2018/wordml" xmlns:w16du="http://schemas.microsoft.com/office/word/2023/wordml/word16du" xmlns:w16sdtdh="http://schemas.microsoft.com/office/word/2020/wordml/sdtdatahash" xmlns:w16sdtfl="http://schemas.microsoft.com/office/word/2024/wordml/sdtformatlock" xmlns:w16se="http://schemas.microsoft.com/office/word/2015/wordml/symex" xmlns:wpg="http://schemas.microsoft.com/office/word/2010/wordprocessingGroup" xmlns:wpi="http://schemas.microsoft.com/office/word/2010/wordprocessingInk" xmlns:wne="http://schemas.microsoft.com/office/word/2006/wordml" xmlns:wps="http://schemas.microsoft.com/office/word/2010/wordprocessingShape" mc:Ignorable="w14 w15 w16se w16cid w16 w16cex w16sdtdh w16sdtfl w16du wp14">
   <w:p>
     <w:pPr>
       <w:pStyle w:val="Header"/>
@@ -40592,7 +43299,7 @@
 </file>
 
 <file path=word/header3.xml><?xml version="1.0" encoding="utf-8"?>
-<w:hdr xmlns:wpc="http://schemas.microsoft.com/office/word/2010/wordprocessingCanvas" xmlns:cx="http://schemas.microsoft.com/office/drawing/2014/chartex" xmlns:cx1="http://schemas.microsoft.com/office/drawing/2015/9/8/chartex" xmlns:cx2="http://schemas.microsoft.com/office/drawing/2015/10/21/chartex" xmlns:cx3="http://schemas.microsoft.com/office/drawing/2016/5/9/chartex" xmlns:cx4="http://schemas.microsoft.com/office/drawing/2016/5/10/chartex" xmlns:cx5="http://schemas.microsoft.com/office/drawing/2016/5/11/chartex" xmlns:cx6="http://schemas.microsoft.com/office/drawing/2016/5/12/chartex" xmlns:cx7="http://schemas.microsoft.com/office/drawing/2016/5/13/chartex" xmlns:cx8="http://schemas.microsoft.com/office/drawing/2016/5/14/chartex" xmlns:mc="http://schemas.openxmlformats.org/markup-compatibility/2006" xmlns:aink="http://schemas.microsoft.com/office/drawing/2016/ink" xmlns:am3d="http://schemas.microsoft.com/office/drawing/2017/model3d" xmlns:o="urn:schemas-microsoft-com:office:office" xmlns:r="http://schemas.openxmlformats.org/officeDocument/2006/relationships" xmlns:m="http://schemas.openxmlformats.org/officeDocument/2006/math" xmlns:v="urn:schemas-microsoft-com:vml" xmlns:wp14="http://schemas.microsoft.com/office/word/2010/wordprocessingDrawing" xmlns:wp="http://schemas.openxmlformats.org/drawingml/2006/wordprocessingDrawing" xmlns:w10="urn:schemas-microsoft-com:office:word" xmlns:w="http://schemas.openxmlformats.org/wordprocessingml/2006/main" xmlns:w14="http://schemas.microsoft.com/office/word/2010/wordml" xmlns:w15="http://schemas.microsoft.com/office/word/2012/wordml" xmlns:w16cex="http://schemas.microsoft.com/office/word/2018/wordml/cex" xmlns:w16cid="http://schemas.microsoft.com/office/word/2016/wordml/cid" xmlns:w16="http://schemas.microsoft.com/office/word/2018/wordml" xmlns:w16sdtdh="http://schemas.microsoft.com/office/word/2020/wordml/sdtdatahash" xmlns:w16se="http://schemas.microsoft.com/office/word/2015/wordml/symex" xmlns:wpg="http://schemas.microsoft.com/office/word/2010/wordprocessingGroup" xmlns:wpi="http://schemas.microsoft.com/office/word/2010/wordprocessingInk" xmlns:wne="http://schemas.microsoft.com/office/word/2006/wordml" xmlns:wps="http://schemas.microsoft.com/office/word/2010/wordprocessingShape" mc:Ignorable="w14 w15 w16se w16cid w16 w16cex w16sdtdh wp14">
+<w:hdr xmlns:wpc="http://schemas.microsoft.com/office/word/2010/wordprocessingCanvas" xmlns:cx="http://schemas.microsoft.com/office/drawing/2014/chartex" xmlns:cx1="http://schemas.microsoft.com/office/drawing/2015/9/8/chartex" xmlns:cx2="http://schemas.microsoft.com/office/drawing/2015/10/21/chartex" xmlns:cx3="http://schemas.microsoft.com/office/drawing/2016/5/9/chartex" xmlns:cx4="http://schemas.microsoft.com/office/drawing/2016/5/10/chartex" xmlns:cx5="http://schemas.microsoft.com/office/drawing/2016/5/11/chartex" xmlns:cx6="http://schemas.microsoft.com/office/drawing/2016/5/12/chartex" xmlns:cx7="http://schemas.microsoft.com/office/drawing/2016/5/13/chartex" xmlns:cx8="http://schemas.microsoft.com/office/drawing/2016/5/14/chartex" xmlns:mc="http://schemas.openxmlformats.org/markup-compatibility/2006" xmlns:aink="http://schemas.microsoft.com/office/drawing/2016/ink" xmlns:am3d="http://schemas.microsoft.com/office/drawing/2017/model3d" xmlns:o="urn:schemas-microsoft-com:office:office" xmlns:oel="http://schemas.microsoft.com/office/2019/extlst" xmlns:r="http://schemas.openxmlformats.org/officeDocument/2006/relationships" xmlns:m="http://schemas.openxmlformats.org/officeDocument/2006/math" xmlns:v="urn:schemas-microsoft-com:vml" xmlns:wp14="http://schemas.microsoft.com/office/word/2010/wordprocessingDrawing" xmlns:wp="http://schemas.openxmlformats.org/drawingml/2006/wordprocessingDrawing" xmlns:w10="urn:schemas-microsoft-com:office:word" xmlns:w="http://schemas.openxmlformats.org/wordprocessingml/2006/main" xmlns:w14="http://schemas.microsoft.com/office/word/2010/wordml" xmlns:w15="http://schemas.microsoft.com/office/word/2012/wordml" xmlns:w16cei="http://schemas.microsoft.com/office/word/2026/wordml/cei" xmlns:w16cex="http://schemas.microsoft.com/office/word/2018/wordml/cex" xmlns:w16cid="http://schemas.microsoft.com/office/word/2016/wordml/cid" xmlns:w16="http://schemas.microsoft.com/office/word/2018/wordml" xmlns:w16du="http://schemas.microsoft.com/office/word/2023/wordml/word16du" xmlns:w16sdtdh="http://schemas.microsoft.com/office/word/2020/wordml/sdtdatahash" xmlns:w16sdtfl="http://schemas.microsoft.com/office/word/2024/wordml/sdtformatlock" xmlns:w16se="http://schemas.microsoft.com/office/word/2015/wordml/symex" xmlns:wpg="http://schemas.microsoft.com/office/word/2010/wordprocessingGroup" xmlns:wpi="http://schemas.microsoft.com/office/word/2010/wordprocessingInk" xmlns:wne="http://schemas.microsoft.com/office/word/2006/wordml" xmlns:wps="http://schemas.microsoft.com/office/word/2010/wordprocessingShape" mc:Ignorable="w14 w15 w16se w16cid w16 w16cex w16sdtdh w16sdtfl w16du wp14">
   <w:p>
     <w:pPr>
       <w:pStyle w:val="Header"/>
@@ -40602,7 +43309,7 @@
 </file>
 
 <file path=word/header4.xml><?xml version="1.0" encoding="utf-8"?>
-<w:hdr xmlns:wpc="http://schemas.microsoft.com/office/word/2010/wordprocessingCanvas" xmlns:cx="http://schemas.microsoft.com/office/drawing/2014/chartex" xmlns:cx1="http://schemas.microsoft.com/office/drawing/2015/9/8/chartex" xmlns:cx2="http://schemas.microsoft.com/office/drawing/2015/10/21/chartex" xmlns:cx3="http://schemas.microsoft.com/office/drawing/2016/5/9/chartex" xmlns:cx4="http://schemas.microsoft.com/office/drawing/2016/5/10/chartex" xmlns:cx5="http://schemas.microsoft.com/office/drawing/2016/5/11/chartex" xmlns:cx6="http://schemas.microsoft.com/office/drawing/2016/5/12/chartex" xmlns:cx7="http://schemas.microsoft.com/office/drawing/2016/5/13/chartex" xmlns:cx8="http://schemas.microsoft.com/office/drawing/2016/5/14/chartex" xmlns:mc="http://schemas.openxmlformats.org/markup-compatibility/2006" xmlns:aink="http://schemas.microsoft.com/office/drawing/2016/ink" xmlns:am3d="http://schemas.microsoft.com/office/drawing/2017/model3d" xmlns:o="urn:schemas-microsoft-com:office:office" xmlns:r="http://schemas.openxmlformats.org/officeDocument/2006/relationships" xmlns:m="http://schemas.openxmlformats.org/officeDocument/2006/math" xmlns:v="urn:schemas-microsoft-com:vml" xmlns:wp14="http://schemas.microsoft.com/office/word/2010/wordprocessingDrawing" xmlns:wp="http://schemas.openxmlformats.org/drawingml/2006/wordprocessingDrawing" xmlns:w10="urn:schemas-microsoft-com:office:word" xmlns:w="http://schemas.openxmlformats.org/wordprocessingml/2006/main" xmlns:w14="http://schemas.microsoft.com/office/word/2010/wordml" xmlns:w15="http://schemas.microsoft.com/office/word/2012/wordml" xmlns:w16cex="http://schemas.microsoft.com/office/word/2018/wordml/cex" xmlns:w16cid="http://schemas.microsoft.com/office/word/2016/wordml/cid" xmlns:w16="http://schemas.microsoft.com/office/word/2018/wordml" xmlns:w16sdtdh="http://schemas.microsoft.com/office/word/2020/wordml/sdtdatahash" xmlns:w16se="http://schemas.microsoft.com/office/word/2015/wordml/symex" xmlns:wpg="http://schemas.microsoft.com/office/word/2010/wordprocessingGroup" xmlns:wpi="http://schemas.microsoft.com/office/word/2010/wordprocessingInk" xmlns:wne="http://schemas.microsoft.com/office/word/2006/wordml" xmlns:wps="http://schemas.microsoft.com/office/word/2010/wordprocessingShape" mc:Ignorable="w14 w15 w16se w16cid w16 w16cex w16sdtdh wp14">
+<w:hdr xmlns:wpc="http://schemas.microsoft.com/office/word/2010/wordprocessingCanvas" xmlns:cx="http://schemas.microsoft.com/office/drawing/2014/chartex" xmlns:cx1="http://schemas.microsoft.com/office/drawing/2015/9/8/chartex" xmlns:cx2="http://schemas.microsoft.com/office/drawing/2015/10/21/chartex" xmlns:cx3="http://schemas.microsoft.com/office/drawing/2016/5/9/chartex" xmlns:cx4="http://schemas.microsoft.com/office/drawing/2016/5/10/chartex" xmlns:cx5="http://schemas.microsoft.com/office/drawing/2016/5/11/chartex" xmlns:cx6="http://schemas.microsoft.com/office/drawing/2016/5/12/chartex" xmlns:cx7="http://schemas.microsoft.com/office/drawing/2016/5/13/chartex" xmlns:cx8="http://schemas.microsoft.com/office/drawing/2016/5/14/chartex" xmlns:mc="http://schemas.openxmlformats.org/markup-compatibility/2006" xmlns:aink="http://schemas.microsoft.com/office/drawing/2016/ink" xmlns:am3d="http://schemas.microsoft.com/office/drawing/2017/model3d" xmlns:o="urn:schemas-microsoft-com:office:office" xmlns:oel="http://schemas.microsoft.com/office/2019/extlst" xmlns:r="http://schemas.openxmlformats.org/officeDocument/2006/relationships" xmlns:m="http://schemas.openxmlformats.org/officeDocument/2006/math" xmlns:v="urn:schemas-microsoft-com:vml" xmlns:wp14="http://schemas.microsoft.com/office/word/2010/wordprocessingDrawing" xmlns:wp="http://schemas.openxmlformats.org/drawingml/2006/wordprocessingDrawing" xmlns:w10="urn:schemas-microsoft-com:office:word" xmlns:w="http://schemas.openxmlformats.org/wordprocessingml/2006/main" xmlns:w14="http://schemas.microsoft.com/office/word/2010/wordml" xmlns:w15="http://schemas.microsoft.com/office/word/2012/wordml" xmlns:w16cei="http://schemas.microsoft.com/office/word/2026/wordml/cei" xmlns:w16cex="http://schemas.microsoft.com/office/word/2018/wordml/cex" xmlns:w16cid="http://schemas.microsoft.com/office/word/2016/wordml/cid" xmlns:w16="http://schemas.microsoft.com/office/word/2018/wordml" xmlns:w16du="http://schemas.microsoft.com/office/word/2023/wordml/word16du" xmlns:w16sdtdh="http://schemas.microsoft.com/office/word/2020/wordml/sdtdatahash" xmlns:w16sdtfl="http://schemas.microsoft.com/office/word/2024/wordml/sdtformatlock" xmlns:w16se="http://schemas.microsoft.com/office/word/2015/wordml/symex" xmlns:wpg="http://schemas.microsoft.com/office/word/2010/wordprocessingGroup" xmlns:wpi="http://schemas.microsoft.com/office/word/2010/wordprocessingInk" xmlns:wne="http://schemas.microsoft.com/office/word/2006/wordml" xmlns:wps="http://schemas.microsoft.com/office/word/2010/wordprocessingShape" mc:Ignorable="w14 w15 w16se w16cid w16 w16cex w16sdtdh w16sdtfl w16du wp14">
   <w:p>
     <w:pPr>
       <w:pStyle w:val="Header"/>
@@ -40612,7 +43319,7 @@
 </file>
 
 <file path=word/header5.xml><?xml version="1.0" encoding="utf-8"?>
-<w:hdr xmlns:wpc="http://schemas.microsoft.com/office/word/2010/wordprocessingCanvas" xmlns:cx="http://schemas.microsoft.com/office/drawing/2014/chartex" xmlns:cx1="http://schemas.microsoft.com/office/drawing/2015/9/8/chartex" xmlns:cx2="http://schemas.microsoft.com/office/drawing/2015/10/21/chartex" xmlns:cx3="http://schemas.microsoft.com/office/drawing/2016/5/9/chartex" xmlns:cx4="http://schemas.microsoft.com/office/drawing/2016/5/10/chartex" xmlns:cx5="http://schemas.microsoft.com/office/drawing/2016/5/11/chartex" xmlns:cx6="http://schemas.microsoft.com/office/drawing/2016/5/12/chartex" xmlns:cx7="http://schemas.microsoft.com/office/drawing/2016/5/13/chartex" xmlns:cx8="http://schemas.microsoft.com/office/drawing/2016/5/14/chartex" xmlns:mc="http://schemas.openxmlformats.org/markup-compatibility/2006" xmlns:aink="http://schemas.microsoft.com/office/drawing/2016/ink" xmlns:am3d="http://schemas.microsoft.com/office/drawing/2017/model3d" xmlns:o="urn:schemas-microsoft-com:office:office" xmlns:r="http://schemas.openxmlformats.org/officeDocument/2006/relationships" xmlns:m="http://schemas.openxmlformats.org/officeDocument/2006/math" xmlns:v="urn:schemas-microsoft-com:vml" xmlns:wp14="http://schemas.microsoft.com/office/word/2010/wordprocessingDrawing" xmlns:wp="http://schemas.openxmlformats.org/drawingml/2006/wordprocessingDrawing" xmlns:w10="urn:schemas-microsoft-com:office:word" xmlns:w="http://schemas.openxmlformats.org/wordprocessingml/2006/main" xmlns:w14="http://schemas.microsoft.com/office/word/2010/wordml" xmlns:w15="http://schemas.microsoft.com/office/word/2012/wordml" xmlns:w16cex="http://schemas.microsoft.com/office/word/2018/wordml/cex" xmlns:w16cid="http://schemas.microsoft.com/office/word/2016/wordml/cid" xmlns:w16="http://schemas.microsoft.com/office/word/2018/wordml" xmlns:w16sdtdh="http://schemas.microsoft.com/office/word/2020/wordml/sdtdatahash" xmlns:w16se="http://schemas.microsoft.com/office/word/2015/wordml/symex" xmlns:wpg="http://schemas.microsoft.com/office/word/2010/wordprocessingGroup" xmlns:wpi="http://schemas.microsoft.com/office/word/2010/wordprocessingInk" xmlns:wne="http://schemas.microsoft.com/office/word/2006/wordml" xmlns:wps="http://schemas.microsoft.com/office/word/2010/wordprocessingShape" mc:Ignorable="w14 w15 w16se w16cid w16 w16cex w16sdtdh wp14">
+<w:hdr xmlns:wpc="http://schemas.microsoft.com/office/word/2010/wordprocessingCanvas" xmlns:cx="http://schemas.microsoft.com/office/drawing/2014/chartex" xmlns:cx1="http://schemas.microsoft.com/office/drawing/2015/9/8/chartex" xmlns:cx2="http://schemas.microsoft.com/office/drawing/2015/10/21/chartex" xmlns:cx3="http://schemas.microsoft.com/office/drawing/2016/5/9/chartex" xmlns:cx4="http://schemas.microsoft.com/office/drawing/2016/5/10/chartex" xmlns:cx5="http://schemas.microsoft.com/office/drawing/2016/5/11/chartex" xmlns:cx6="http://schemas.microsoft.com/office/drawing/2016/5/12/chartex" xmlns:cx7="http://schemas.microsoft.com/office/drawing/2016/5/13/chartex" xmlns:cx8="http://schemas.microsoft.com/office/drawing/2016/5/14/chartex" xmlns:mc="http://schemas.openxmlformats.org/markup-compatibility/2006" xmlns:aink="http://schemas.microsoft.com/office/drawing/2016/ink" xmlns:am3d="http://schemas.microsoft.com/office/drawing/2017/model3d" xmlns:o="urn:schemas-microsoft-com:office:office" xmlns:oel="http://schemas.microsoft.com/office/2019/extlst" xmlns:r="http://schemas.openxmlformats.org/officeDocument/2006/relationships" xmlns:m="http://schemas.openxmlformats.org/officeDocument/2006/math" xmlns:v="urn:schemas-microsoft-com:vml" xmlns:wp14="http://schemas.microsoft.com/office/word/2010/wordprocessingDrawing" xmlns:wp="http://schemas.openxmlformats.org/drawingml/2006/wordprocessingDrawing" xmlns:w10="urn:schemas-microsoft-com:office:word" xmlns:w="http://schemas.openxmlformats.org/wordprocessingml/2006/main" xmlns:w14="http://schemas.microsoft.com/office/word/2010/wordml" xmlns:w15="http://schemas.microsoft.com/office/word/2012/wordml" xmlns:w16cei="http://schemas.microsoft.com/office/word/2026/wordml/cei" xmlns:w16cex="http://schemas.microsoft.com/office/word/2018/wordml/cex" xmlns:w16cid="http://schemas.microsoft.com/office/word/2016/wordml/cid" xmlns:w16="http://schemas.microsoft.com/office/word/2018/wordml" xmlns:w16du="http://schemas.microsoft.com/office/word/2023/wordml/word16du" xmlns:w16sdtdh="http://schemas.microsoft.com/office/word/2020/wordml/sdtdatahash" xmlns:w16sdtfl="http://schemas.microsoft.com/office/word/2024/wordml/sdtformatlock" xmlns:w16se="http://schemas.microsoft.com/office/word/2015/wordml/symex" xmlns:wpg="http://schemas.microsoft.com/office/word/2010/wordprocessingGroup" xmlns:wpi="http://schemas.microsoft.com/office/word/2010/wordprocessingInk" xmlns:wne="http://schemas.microsoft.com/office/word/2006/wordml" xmlns:wps="http://schemas.microsoft.com/office/word/2010/wordprocessingShape" mc:Ignorable="w14 w15 w16se w16cid w16 w16cex w16sdtdh w16sdtfl w16du wp14">
   <w:p>
     <w:pPr>
       <w:pStyle w:val="Header"/>
@@ -40648,7 +43355,7 @@
 </file>
 
 <file path=word/header6.xml><?xml version="1.0" encoding="utf-8"?>
-<w:hdr xmlns:wpc="http://schemas.microsoft.com/office/word/2010/wordprocessingCanvas" xmlns:cx="http://schemas.microsoft.com/office/drawing/2014/chartex" xmlns:cx1="http://schemas.microsoft.com/office/drawing/2015/9/8/chartex" xmlns:cx2="http://schemas.microsoft.com/office/drawing/2015/10/21/chartex" xmlns:cx3="http://schemas.microsoft.com/office/drawing/2016/5/9/chartex" xmlns:cx4="http://schemas.microsoft.com/office/drawing/2016/5/10/chartex" xmlns:cx5="http://schemas.microsoft.com/office/drawing/2016/5/11/chartex" xmlns:cx6="http://schemas.microsoft.com/office/drawing/2016/5/12/chartex" xmlns:cx7="http://schemas.microsoft.com/office/drawing/2016/5/13/chartex" xmlns:cx8="http://schemas.microsoft.com/office/drawing/2016/5/14/chartex" xmlns:mc="http://schemas.openxmlformats.org/markup-compatibility/2006" xmlns:aink="http://schemas.microsoft.com/office/drawing/2016/ink" xmlns:am3d="http://schemas.microsoft.com/office/drawing/2017/model3d" xmlns:o="urn:schemas-microsoft-com:office:office" xmlns:r="http://schemas.openxmlformats.org/officeDocument/2006/relationships" xmlns:m="http://schemas.openxmlformats.org/officeDocument/2006/math" xmlns:v="urn:schemas-microsoft-com:vml" xmlns:wp14="http://schemas.microsoft.com/office/word/2010/wordprocessingDrawing" xmlns:wp="http://schemas.openxmlformats.org/drawingml/2006/wordprocessingDrawing" xmlns:w10="urn:schemas-microsoft-com:office:word" xmlns:w="http://schemas.openxmlformats.org/wordprocessingml/2006/main" xmlns:w14="http://schemas.microsoft.com/office/word/2010/wordml" xmlns:w15="http://schemas.microsoft.com/office/word/2012/wordml" xmlns:w16cex="http://schemas.microsoft.com/office/word/2018/wordml/cex" xmlns:w16cid="http://schemas.microsoft.com/office/word/2016/wordml/cid" xmlns:w16="http://schemas.microsoft.com/office/word/2018/wordml" xmlns:w16sdtdh="http://schemas.microsoft.com/office/word/2020/wordml/sdtdatahash" xmlns:w16se="http://schemas.microsoft.com/office/word/2015/wordml/symex" xmlns:wpg="http://schemas.microsoft.com/office/word/2010/wordprocessingGroup" xmlns:wpi="http://schemas.microsoft.com/office/word/2010/wordprocessingInk" xmlns:wne="http://schemas.microsoft.com/office/word/2006/wordml" xmlns:wps="http://schemas.microsoft.com/office/word/2010/wordprocessingShape" mc:Ignorable="w14 w15 w16se w16cid w16 w16cex w16sdtdh wp14">
+<w:hdr xmlns:wpc="http://schemas.microsoft.com/office/word/2010/wordprocessingCanvas" xmlns:cx="http://schemas.microsoft.com/office/drawing/2014/chartex" xmlns:cx1="http://schemas.microsoft.com/office/drawing/2015/9/8/chartex" xmlns:cx2="http://schemas.microsoft.com/office/drawing/2015/10/21/chartex" xmlns:cx3="http://schemas.microsoft.com/office/drawing/2016/5/9/chartex" xmlns:cx4="http://schemas.microsoft.com/office/drawing/2016/5/10/chartex" xmlns:cx5="http://schemas.microsoft.com/office/drawing/2016/5/11/chartex" xmlns:cx6="http://schemas.microsoft.com/office/drawing/2016/5/12/chartex" xmlns:cx7="http://schemas.microsoft.com/office/drawing/2016/5/13/chartex" xmlns:cx8="http://schemas.microsoft.com/office/drawing/2016/5/14/chartex" xmlns:mc="http://schemas.openxmlformats.org/markup-compatibility/2006" xmlns:aink="http://schemas.microsoft.com/office/drawing/2016/ink" xmlns:am3d="http://schemas.microsoft.com/office/drawing/2017/model3d" xmlns:o="urn:schemas-microsoft-com:office:office" xmlns:oel="http://schemas.microsoft.com/office/2019/extlst" xmlns:r="http://schemas.openxmlformats.org/officeDocument/2006/relationships" xmlns:m="http://schemas.openxmlformats.org/officeDocument/2006/math" xmlns:v="urn:schemas-microsoft-com:vml" xmlns:wp14="http://schemas.microsoft.com/office/word/2010/wordprocessingDrawing" xmlns:wp="http://schemas.openxmlformats.org/drawingml/2006/wordprocessingDrawing" xmlns:w10="urn:schemas-microsoft-com:office:word" xmlns:w="http://schemas.openxmlformats.org/wordprocessingml/2006/main" xmlns:w14="http://schemas.microsoft.com/office/word/2010/wordml" xmlns:w15="http://schemas.microsoft.com/office/word/2012/wordml" xmlns:w16cei="http://schemas.microsoft.com/office/word/2026/wordml/cei" xmlns:w16cex="http://schemas.microsoft.com/office/word/2018/wordml/cex" xmlns:w16cid="http://schemas.microsoft.com/office/word/2016/wordml/cid" xmlns:w16="http://schemas.microsoft.com/office/word/2018/wordml" xmlns:w16du="http://schemas.microsoft.com/office/word/2023/wordml/word16du" xmlns:w16sdtdh="http://schemas.microsoft.com/office/word/2020/wordml/sdtdatahash" xmlns:w16sdtfl="http://schemas.microsoft.com/office/word/2024/wordml/sdtformatlock" xmlns:w16se="http://schemas.microsoft.com/office/word/2015/wordml/symex" xmlns:wpg="http://schemas.microsoft.com/office/word/2010/wordprocessingGroup" xmlns:wpi="http://schemas.microsoft.com/office/word/2010/wordprocessingInk" xmlns:wne="http://schemas.microsoft.com/office/word/2006/wordml" xmlns:wps="http://schemas.microsoft.com/office/word/2010/wordprocessingShape" mc:Ignorable="w14 w15 w16se w16cid w16 w16cex w16sdtdh w16sdtfl w16du wp14">
   <w:p>
     <w:pPr>
       <w:pStyle w:val="Header"/>
@@ -40658,7 +43365,7 @@
 </file>
 
 <file path=word/header7.xml><?xml version="1.0" encoding="utf-8"?>
-<w:hdr xmlns:wpc="http://schemas.microsoft.com/office/word/2010/wordprocessingCanvas" xmlns:cx="http://schemas.microsoft.com/office/drawing/2014/chartex" xmlns:cx1="http://schemas.microsoft.com/office/drawing/2015/9/8/chartex" xmlns:cx2="http://schemas.microsoft.com/office/drawing/2015/10/21/chartex" xmlns:cx3="http://schemas.microsoft.com/office/drawing/2016/5/9/chartex" xmlns:cx4="http://schemas.microsoft.com/office/drawing/2016/5/10/chartex" xmlns:cx5="http://schemas.microsoft.com/office/drawing/2016/5/11/chartex" xmlns:cx6="http://schemas.microsoft.com/office/drawing/2016/5/12/chartex" xmlns:cx7="http://schemas.microsoft.com/office/drawing/2016/5/13/chartex" xmlns:cx8="http://schemas.microsoft.com/office/drawing/2016/5/14/chartex" xmlns:mc="http://schemas.openxmlformats.org/markup-compatibility/2006" xmlns:aink="http://schemas.microsoft.com/office/drawing/2016/ink" xmlns:am3d="http://schemas.microsoft.com/office/drawing/2017/model3d" xmlns:o="urn:schemas-microsoft-com:office:office" xmlns:r="http://schemas.openxmlformats.org/officeDocument/2006/relationships" xmlns:m="http://schemas.openxmlformats.org/officeDocument/2006/math" xmlns:v="urn:schemas-microsoft-com:vml" xmlns:wp14="http://schemas.microsoft.com/office/word/2010/wordprocessingDrawing" xmlns:wp="http://schemas.openxmlformats.org/drawingml/2006/wordprocessingDrawing" xmlns:w10="urn:schemas-microsoft-com:office:word" xmlns:w="http://schemas.openxmlformats.org/wordprocessingml/2006/main" xmlns:w14="http://schemas.microsoft.com/office/word/2010/wordml" xmlns:w15="http://schemas.microsoft.com/office/word/2012/wordml" xmlns:w16cex="http://schemas.microsoft.com/office/word/2018/wordml/cex" xmlns:w16cid="http://schemas.microsoft.com/office/word/2016/wordml/cid" xmlns:w16="http://schemas.microsoft.com/office/word/2018/wordml" xmlns:w16sdtdh="http://schemas.microsoft.com/office/word/2020/wordml/sdtdatahash" xmlns:w16se="http://schemas.microsoft.com/office/word/2015/wordml/symex" xmlns:wpg="http://schemas.microsoft.com/office/word/2010/wordprocessingGroup" xmlns:wpi="http://schemas.microsoft.com/office/word/2010/wordprocessingInk" xmlns:wne="http://schemas.microsoft.com/office/word/2006/wordml" xmlns:wps="http://schemas.microsoft.com/office/word/2010/wordprocessingShape" mc:Ignorable="w14 w15 w16se w16cid w16 w16cex w16sdtdh wp14">
+<w:hdr xmlns:wpc="http://schemas.microsoft.com/office/word/2010/wordprocessingCanvas" xmlns:cx="http://schemas.microsoft.com/office/drawing/2014/chartex" xmlns:cx1="http://schemas.microsoft.com/office/drawing/2015/9/8/chartex" xmlns:cx2="http://schemas.microsoft.com/office/drawing/2015/10/21/chartex" xmlns:cx3="http://schemas.microsoft.com/office/drawing/2016/5/9/chartex" xmlns:cx4="http://schemas.microsoft.com/office/drawing/2016/5/10/chartex" xmlns:cx5="http://schemas.microsoft.com/office/drawing/2016/5/11/chartex" xmlns:cx6="http://schemas.microsoft.com/office/drawing/2016/5/12/chartex" xmlns:cx7="http://schemas.microsoft.com/office/drawing/2016/5/13/chartex" xmlns:cx8="http://schemas.microsoft.com/office/drawing/2016/5/14/chartex" xmlns:mc="http://schemas.openxmlformats.org/markup-compatibility/2006" xmlns:aink="http://schemas.microsoft.com/office/drawing/2016/ink" xmlns:am3d="http://schemas.microsoft.com/office/drawing/2017/model3d" xmlns:o="urn:schemas-microsoft-com:office:office" xmlns:oel="http://schemas.microsoft.com/office/2019/extlst" xmlns:r="http://schemas.openxmlformats.org/officeDocument/2006/relationships" xmlns:m="http://schemas.openxmlformats.org/officeDocument/2006/math" xmlns:v="urn:schemas-microsoft-com:vml" xmlns:wp14="http://schemas.microsoft.com/office/word/2010/wordprocessingDrawing" xmlns:wp="http://schemas.openxmlformats.org/drawingml/2006/wordprocessingDrawing" xmlns:w10="urn:schemas-microsoft-com:office:word" xmlns:w="http://schemas.openxmlformats.org/wordprocessingml/2006/main" xmlns:w14="http://schemas.microsoft.com/office/word/2010/wordml" xmlns:w15="http://schemas.microsoft.com/office/word/2012/wordml" xmlns:w16cei="http://schemas.microsoft.com/office/word/2026/wordml/cei" xmlns:w16cex="http://schemas.microsoft.com/office/word/2018/wordml/cex" xmlns:w16cid="http://schemas.microsoft.com/office/word/2016/wordml/cid" xmlns:w16="http://schemas.microsoft.com/office/word/2018/wordml" xmlns:w16du="http://schemas.microsoft.com/office/word/2023/wordml/word16du" xmlns:w16sdtdh="http://schemas.microsoft.com/office/word/2020/wordml/sdtdatahash" xmlns:w16sdtfl="http://schemas.microsoft.com/office/word/2024/wordml/sdtformatlock" xmlns:w16se="http://schemas.microsoft.com/office/word/2015/wordml/symex" xmlns:wpg="http://schemas.microsoft.com/office/word/2010/wordprocessingGroup" xmlns:wpi="http://schemas.microsoft.com/office/word/2010/wordprocessingInk" xmlns:wne="http://schemas.microsoft.com/office/word/2006/wordml" xmlns:wps="http://schemas.microsoft.com/office/word/2010/wordprocessingShape" mc:Ignorable="w14 w15 w16se w16cid w16 w16cex w16sdtdh w16sdtfl w16du wp14">
   <w:p>
     <w:pPr>
       <w:pStyle w:val="Header"/>
@@ -40668,7 +43375,7 @@
 </file>
 
 <file path=word/header8.xml><?xml version="1.0" encoding="utf-8"?>
-<w:hdr xmlns:wpc="http://schemas.microsoft.com/office/word/2010/wordprocessingCanvas" xmlns:cx="http://schemas.microsoft.com/office/drawing/2014/chartex" xmlns:cx1="http://schemas.microsoft.com/office/drawing/2015/9/8/chartex" xmlns:cx2="http://schemas.microsoft.com/office/drawing/2015/10/21/chartex" xmlns:cx3="http://schemas.microsoft.com/office/drawing/2016/5/9/chartex" xmlns:cx4="http://schemas.microsoft.com/office/drawing/2016/5/10/chartex" xmlns:cx5="http://schemas.microsoft.com/office/drawing/2016/5/11/chartex" xmlns:cx6="http://schemas.microsoft.com/office/drawing/2016/5/12/chartex" xmlns:cx7="http://schemas.microsoft.com/office/drawing/2016/5/13/chartex" xmlns:cx8="http://schemas.microsoft.com/office/drawing/2016/5/14/chartex" xmlns:mc="http://schemas.openxmlformats.org/markup-compatibility/2006" xmlns:aink="http://schemas.microsoft.com/office/drawing/2016/ink" xmlns:am3d="http://schemas.microsoft.com/office/drawing/2017/model3d" xmlns:o="urn:schemas-microsoft-com:office:office" xmlns:r="http://schemas.openxmlformats.org/officeDocument/2006/relationships" xmlns:m="http://schemas.openxmlformats.org/officeDocument/2006/math" xmlns:v="urn:schemas-microsoft-com:vml" xmlns:wp14="http://schemas.microsoft.com/office/word/2010/wordprocessingDrawing" xmlns:wp="http://schemas.openxmlformats.org/drawingml/2006/wordprocessingDrawing" xmlns:w10="urn:schemas-microsoft-com:office:word" xmlns:w="http://schemas.openxmlformats.org/wordprocessingml/2006/main" xmlns:w14="http://schemas.microsoft.com/office/word/2010/wordml" xmlns:w15="http://schemas.microsoft.com/office/word/2012/wordml" xmlns:w16cex="http://schemas.microsoft.com/office/word/2018/wordml/cex" xmlns:w16cid="http://schemas.microsoft.com/office/word/2016/wordml/cid" xmlns:w16="http://schemas.microsoft.com/office/word/2018/wordml" xmlns:w16sdtdh="http://schemas.microsoft.com/office/word/2020/wordml/sdtdatahash" xmlns:w16se="http://schemas.microsoft.com/office/word/2015/wordml/symex" xmlns:wpg="http://schemas.microsoft.com/office/word/2010/wordprocessingGroup" xmlns:wpi="http://schemas.microsoft.com/office/word/2010/wordprocessingInk" xmlns:wne="http://schemas.microsoft.com/office/word/2006/wordml" xmlns:wps="http://schemas.microsoft.com/office/word/2010/wordprocessingShape" mc:Ignorable="w14 w15 w16se w16cid w16 w16cex w16sdtdh wp14">
+<w:hdr xmlns:wpc="http://schemas.microsoft.com/office/word/2010/wordprocessingCanvas" xmlns:cx="http://schemas.microsoft.com/office/drawing/2014/chartex" xmlns:cx1="http://schemas.microsoft.com/office/drawing/2015/9/8/chartex" xmlns:cx2="http://schemas.microsoft.com/office/drawing/2015/10/21/chartex" xmlns:cx3="http://schemas.microsoft.com/office/drawing/2016/5/9/chartex" xmlns:cx4="http://schemas.microsoft.com/office/drawing/2016/5/10/chartex" xmlns:cx5="http://schemas.microsoft.com/office/drawing/2016/5/11/chartex" xmlns:cx6="http://schemas.microsoft.com/office/drawing/2016/5/12/chartex" xmlns:cx7="http://schemas.microsoft.com/office/drawing/2016/5/13/chartex" xmlns:cx8="http://schemas.microsoft.com/office/drawing/2016/5/14/chartex" xmlns:mc="http://schemas.openxmlformats.org/markup-compatibility/2006" xmlns:aink="http://schemas.microsoft.com/office/drawing/2016/ink" xmlns:am3d="http://schemas.microsoft.com/office/drawing/2017/model3d" xmlns:o="urn:schemas-microsoft-com:office:office" xmlns:oel="http://schemas.microsoft.com/office/2019/extlst" xmlns:r="http://schemas.openxmlformats.org/officeDocument/2006/relationships" xmlns:m="http://schemas.openxmlformats.org/officeDocument/2006/math" xmlns:v="urn:schemas-microsoft-com:vml" xmlns:wp14="http://schemas.microsoft.com/office/word/2010/wordprocessingDrawing" xmlns:wp="http://schemas.openxmlformats.org/drawingml/2006/wordprocessingDrawing" xmlns:w10="urn:schemas-microsoft-com:office:word" xmlns:w="http://schemas.openxmlformats.org/wordprocessingml/2006/main" xmlns:w14="http://schemas.microsoft.com/office/word/2010/wordml" xmlns:w15="http://schemas.microsoft.com/office/word/2012/wordml" xmlns:w16cei="http://schemas.microsoft.com/office/word/2026/wordml/cei" xmlns:w16cex="http://schemas.microsoft.com/office/word/2018/wordml/cex" xmlns:w16cid="http://schemas.microsoft.com/office/word/2016/wordml/cid" xmlns:w16="http://schemas.microsoft.com/office/word/2018/wordml" xmlns:w16du="http://schemas.microsoft.com/office/word/2023/wordml/word16du" xmlns:w16sdtdh="http://schemas.microsoft.com/office/word/2020/wordml/sdtdatahash" xmlns:w16sdtfl="http://schemas.microsoft.com/office/word/2024/wordml/sdtformatlock" xmlns:w16se="http://schemas.microsoft.com/office/word/2015/wordml/symex" xmlns:wpg="http://schemas.microsoft.com/office/word/2010/wordprocessingGroup" xmlns:wpi="http://schemas.microsoft.com/office/word/2010/wordprocessingInk" xmlns:wne="http://schemas.microsoft.com/office/word/2006/wordml" xmlns:wps="http://schemas.microsoft.com/office/word/2010/wordprocessingShape" mc:Ignorable="w14 w15 w16se w16cid w16 w16cex w16sdtdh w16sdtfl w16du wp14">
   <w:p>
     <w:pPr>
       <w:pStyle w:val="Header"/>
@@ -40678,7 +43385,7 @@
 </file>
 
 <file path=word/numbering.xml><?xml version="1.0" encoding="utf-8"?>
-<w:numbering xmlns:wpc="http://schemas.microsoft.com/office/word/2010/wordprocessingCanvas" xmlns:cx="http://schemas.microsoft.com/office/drawing/2014/chartex" xmlns:cx1="http://schemas.microsoft.com/office/drawing/2015/9/8/chartex" xmlns:cx2="http://schemas.microsoft.com/office/drawing/2015/10/21/chartex" xmlns:cx3="http://schemas.microsoft.com/office/drawing/2016/5/9/chartex" xmlns:cx4="http://schemas.microsoft.com/office/drawing/2016/5/10/chartex" xmlns:cx5="http://schemas.microsoft.com/office/drawing/2016/5/11/chartex" xmlns:cx6="http://schemas.microsoft.com/office/drawing/2016/5/12/chartex" xmlns:cx7="http://schemas.microsoft.com/office/drawing/2016/5/13/chartex" xmlns:cx8="http://schemas.microsoft.com/office/drawing/2016/5/14/chartex" xmlns:mc="http://schemas.openxmlformats.org/markup-compatibility/2006" xmlns:aink="http://schemas.microsoft.com/office/drawing/2016/ink" xmlns:am3d="http://schemas.microsoft.com/office/drawing/2017/model3d" xmlns:o="urn:schemas-microsoft-com:office:office" xmlns:r="http://schemas.openxmlformats.org/officeDocument/2006/relationships" xmlns:m="http://schemas.openxmlformats.org/officeDocument/2006/math" xmlns:v="urn:schemas-microsoft-com:vml" xmlns:wp14="http://schemas.microsoft.com/office/word/2010/wordprocessingDrawing" xmlns:wp="http://schemas.openxmlformats.org/drawingml/2006/wordprocessingDrawing" xmlns:w10="urn:schemas-microsoft-com:office:word" xmlns:w="http://schemas.openxmlformats.org/wordprocessingml/2006/main" xmlns:w14="http://schemas.microsoft.com/office/word/2010/wordml" xmlns:w15="http://schemas.microsoft.com/office/word/2012/wordml" xmlns:w16cex="http://schemas.microsoft.com/office/word/2018/wordml/cex" xmlns:w16cid="http://schemas.microsoft.com/office/word/2016/wordml/cid" xmlns:w16="http://schemas.microsoft.com/office/word/2018/wordml" xmlns:w16sdtdh="http://schemas.microsoft.com/office/word/2020/wordml/sdtdatahash" xmlns:w16se="http://schemas.microsoft.com/office/word/2015/wordml/symex" xmlns:wpg="http://schemas.microsoft.com/office/word/2010/wordprocessingGroup" xmlns:wpi="http://schemas.microsoft.com/office/word/2010/wordprocessingInk" xmlns:wne="http://schemas.microsoft.com/office/word/2006/wordml" xmlns:wps="http://schemas.microsoft.com/office/word/2010/wordprocessingShape" mc:Ignorable="w14 w15 w16se w16cid w16 w16cex w16sdtdh wp14">
+<w:numbering xmlns:wpc="http://schemas.microsoft.com/office/word/2010/wordprocessingCanvas" xmlns:cx="http://schemas.microsoft.com/office/drawing/2014/chartex" xmlns:cx1="http://schemas.microsoft.com/office/drawing/2015/9/8/chartex" xmlns:cx2="http://schemas.microsoft.com/office/drawing/2015/10/21/chartex" xmlns:cx3="http://schemas.microsoft.com/office/drawing/2016/5/9/chartex" xmlns:cx4="http://schemas.microsoft.com/office/drawing/2016/5/10/chartex" xmlns:cx5="http://schemas.microsoft.com/office/drawing/2016/5/11/chartex" xmlns:cx6="http://schemas.microsoft.com/office/drawing/2016/5/12/chartex" xmlns:cx7="http://schemas.microsoft.com/office/drawing/2016/5/13/chartex" xmlns:cx8="http://schemas.microsoft.com/office/drawing/2016/5/14/chartex" xmlns:mc="http://schemas.openxmlformats.org/markup-compatibility/2006" xmlns:aink="http://schemas.microsoft.com/office/drawing/2016/ink" xmlns:am3d="http://schemas.microsoft.com/office/drawing/2017/model3d" xmlns:o="urn:schemas-microsoft-com:office:office" xmlns:oel="http://schemas.microsoft.com/office/2019/extlst" xmlns:r="http://schemas.openxmlformats.org/officeDocument/2006/relationships" xmlns:m="http://schemas.openxmlformats.org/officeDocument/2006/math" xmlns:v="urn:schemas-microsoft-com:vml" xmlns:wp14="http://schemas.microsoft.com/office/word/2010/wordprocessingDrawing" xmlns:wp="http://schemas.openxmlformats.org/drawingml/2006/wordprocessingDrawing" xmlns:w10="urn:schemas-microsoft-com:office:word" xmlns:w="http://schemas.openxmlformats.org/wordprocessingml/2006/main" xmlns:w14="http://schemas.microsoft.com/office/word/2010/wordml" xmlns:w15="http://schemas.microsoft.com/office/word/2012/wordml" xmlns:w16cei="http://schemas.microsoft.com/office/word/2026/wordml/cei" xmlns:w16cex="http://schemas.microsoft.com/office/word/2018/wordml/cex" xmlns:w16cid="http://schemas.microsoft.com/office/word/2016/wordml/cid" xmlns:w16="http://schemas.microsoft.com/office/word/2018/wordml" xmlns:w16du="http://schemas.microsoft.com/office/word/2023/wordml/word16du" xmlns:w16sdtdh="http://schemas.microsoft.com/office/word/2020/wordml/sdtdatahash" xmlns:w16sdtfl="http://schemas.microsoft.com/office/word/2024/wordml/sdtformatlock" xmlns:w16se="http://schemas.microsoft.com/office/word/2015/wordml/symex" xmlns:wpg="http://schemas.microsoft.com/office/word/2010/wordprocessingGroup" xmlns:wpi="http://schemas.microsoft.com/office/word/2010/wordprocessingInk" xmlns:wne="http://schemas.microsoft.com/office/word/2006/wordml" xmlns:wps="http://schemas.microsoft.com/office/word/2010/wordprocessingShape" mc:Ignorable="w14 w15 w16se w16cid w16 w16cex w16sdtdh w16sdtfl w16du wp14">
   <w:abstractNum w:abstractNumId="0" w15:restartNumberingAfterBreak="0">
     <w:nsid w:val="00AE4788"/>
     <w:multiLevelType w:val="multilevel"/>
@@ -40879,6 +43586,119 @@
     </w:lvl>
   </w:abstractNum>
   <w:abstractNum w:abstractNumId="2" w15:restartNumberingAfterBreak="0">
+    <w:nsid w:val="09CF72BE"/>
+    <w:multiLevelType w:val="hybridMultilevel"/>
+    <w:tmpl w:val="589A6434"/>
+    <w:lvl w:ilvl="0" w:tplc="04090001">
+      <w:start w:val="1"/>
+      <w:numFmt w:val="bullet"/>
+      <w:lvlText w:val=""/>
+      <w:lvlJc w:val="left"/>
+      <w:pPr>
+        <w:ind w:left="1401" w:hanging="360"/>
+      </w:pPr>
+      <w:rPr>
+        <w:rFonts w:ascii="Symbol" w:hAnsi="Symbol" w:hint="default"/>
+      </w:rPr>
+    </w:lvl>
+    <w:lvl w:ilvl="1" w:tplc="04090003" w:tentative="1">
+      <w:start w:val="1"/>
+      <w:numFmt w:val="bullet"/>
+      <w:lvlText w:val="o"/>
+      <w:lvlJc w:val="left"/>
+      <w:pPr>
+        <w:ind w:left="2121" w:hanging="360"/>
+      </w:pPr>
+      <w:rPr>
+        <w:rFonts w:ascii="Courier New" w:hAnsi="Courier New" w:cs="Courier New" w:hint="default"/>
+      </w:rPr>
+    </w:lvl>
+    <w:lvl w:ilvl="2" w:tplc="04090005" w:tentative="1">
+      <w:start w:val="1"/>
+      <w:numFmt w:val="bullet"/>
+      <w:lvlText w:val=""/>
+      <w:lvlJc w:val="left"/>
+      <w:pPr>
+        <w:ind w:left="2841" w:hanging="360"/>
+      </w:pPr>
+      <w:rPr>
+        <w:rFonts w:ascii="Wingdings" w:hAnsi="Wingdings" w:hint="default"/>
+      </w:rPr>
+    </w:lvl>
+    <w:lvl w:ilvl="3" w:tplc="04090001" w:tentative="1">
+      <w:start w:val="1"/>
+      <w:numFmt w:val="bullet"/>
+      <w:lvlText w:val=""/>
+      <w:lvlJc w:val="left"/>
+      <w:pPr>
+        <w:ind w:left="3561" w:hanging="360"/>
+      </w:pPr>
+      <w:rPr>
+        <w:rFonts w:ascii="Symbol" w:hAnsi="Symbol" w:hint="default"/>
+      </w:rPr>
+    </w:lvl>
+    <w:lvl w:ilvl="4" w:tplc="04090003" w:tentative="1">
+      <w:start w:val="1"/>
+      <w:numFmt w:val="bullet"/>
+      <w:lvlText w:val="o"/>
+      <w:lvlJc w:val="left"/>
+      <w:pPr>
+        <w:ind w:left="4281" w:hanging="360"/>
+      </w:pPr>
+      <w:rPr>
+        <w:rFonts w:ascii="Courier New" w:hAnsi="Courier New" w:cs="Courier New" w:hint="default"/>
+      </w:rPr>
+    </w:lvl>
+    <w:lvl w:ilvl="5" w:tplc="04090005" w:tentative="1">
+      <w:start w:val="1"/>
+      <w:numFmt w:val="bullet"/>
+      <w:lvlText w:val=""/>
+      <w:lvlJc w:val="left"/>
+      <w:pPr>
+        <w:ind w:left="5001" w:hanging="360"/>
+      </w:pPr>
+      <w:rPr>
+        <w:rFonts w:ascii="Wingdings" w:hAnsi="Wingdings" w:hint="default"/>
+      </w:rPr>
+    </w:lvl>
+    <w:lvl w:ilvl="6" w:tplc="04090001" w:tentative="1">
+      <w:start w:val="1"/>
+      <w:numFmt w:val="bullet"/>
+      <w:lvlText w:val=""/>
+      <w:lvlJc w:val="left"/>
+      <w:pPr>
+        <w:ind w:left="5721" w:hanging="360"/>
+      </w:pPr>
+      <w:rPr>
+        <w:rFonts w:ascii="Symbol" w:hAnsi="Symbol" w:hint="default"/>
+      </w:rPr>
+    </w:lvl>
+    <w:lvl w:ilvl="7" w:tplc="04090003" w:tentative="1">
+      <w:start w:val="1"/>
+      <w:numFmt w:val="bullet"/>
+      <w:lvlText w:val="o"/>
+      <w:lvlJc w:val="left"/>
+      <w:pPr>
+        <w:ind w:left="6441" w:hanging="360"/>
+      </w:pPr>
+      <w:rPr>
+        <w:rFonts w:ascii="Courier New" w:hAnsi="Courier New" w:cs="Courier New" w:hint="default"/>
+      </w:rPr>
+    </w:lvl>
+    <w:lvl w:ilvl="8" w:tplc="04090005" w:tentative="1">
+      <w:start w:val="1"/>
+      <w:numFmt w:val="bullet"/>
+      <w:lvlText w:val=""/>
+      <w:lvlJc w:val="left"/>
+      <w:pPr>
+        <w:ind w:left="7161" w:hanging="360"/>
+      </w:pPr>
+      <w:rPr>
+        <w:rFonts w:ascii="Wingdings" w:hAnsi="Wingdings" w:hint="default"/>
+      </w:rPr>
+    </w:lvl>
+  </w:abstractNum>
+  <w:abstractNum w:abstractNumId="3" w15:restartNumberingAfterBreak="0">
     <w:nsid w:val="10A6743F"/>
     <w:multiLevelType w:val="hybridMultilevel"/>
     <w:tmpl w:val="36049A8A"/>
@@ -40964,7 +43784,7 @@
       </w:pPr>
     </w:lvl>
   </w:abstractNum>
-  <w:abstractNum w:abstractNumId="3" w15:restartNumberingAfterBreak="0">
+  <w:abstractNum w:abstractNumId="4" w15:restartNumberingAfterBreak="0">
     <w:nsid w:val="197E289B"/>
     <w:multiLevelType w:val="hybridMultilevel"/>
     <w:tmpl w:val="827A0BB6"/>
@@ -41053,7 +43873,7 @@
       </w:pPr>
     </w:lvl>
   </w:abstractNum>
-  <w:abstractNum w:abstractNumId="4" w15:restartNumberingAfterBreak="0">
+  <w:abstractNum w:abstractNumId="5" w15:restartNumberingAfterBreak="0">
     <w:nsid w:val="2B911E0A"/>
     <w:multiLevelType w:val="hybridMultilevel"/>
     <w:tmpl w:val="FFA4C2A4"/>
@@ -41167,7 +43987,7 @@
       </w:rPr>
     </w:lvl>
   </w:abstractNum>
-  <w:abstractNum w:abstractNumId="5" w15:restartNumberingAfterBreak="0">
+  <w:abstractNum w:abstractNumId="6" w15:restartNumberingAfterBreak="0">
     <w:nsid w:val="2C5E50F3"/>
     <w:multiLevelType w:val="hybridMultilevel"/>
     <w:tmpl w:val="82EAACB4"/>
@@ -41253,7 +44073,7 @@
       </w:pPr>
     </w:lvl>
   </w:abstractNum>
-  <w:abstractNum w:abstractNumId="6" w15:restartNumberingAfterBreak="0">
+  <w:abstractNum w:abstractNumId="7" w15:restartNumberingAfterBreak="0">
     <w:nsid w:val="38827FEA"/>
     <w:multiLevelType w:val="hybridMultilevel"/>
     <w:tmpl w:val="2FF8C6A8"/>
@@ -41365,7 +44185,7 @@
       </w:rPr>
     </w:lvl>
   </w:abstractNum>
-  <w:abstractNum w:abstractNumId="7" w15:restartNumberingAfterBreak="0">
+  <w:abstractNum w:abstractNumId="8" w15:restartNumberingAfterBreak="0">
     <w:nsid w:val="38997E52"/>
     <w:multiLevelType w:val="hybridMultilevel"/>
     <w:tmpl w:val="8E6A19F2"/>
@@ -41484,7 +44304,7 @@
       </w:pPr>
     </w:lvl>
   </w:abstractNum>
-  <w:abstractNum w:abstractNumId="8" w15:restartNumberingAfterBreak="0">
+  <w:abstractNum w:abstractNumId="9" w15:restartNumberingAfterBreak="0">
     <w:nsid w:val="3BEB78D7"/>
     <w:multiLevelType w:val="hybridMultilevel"/>
     <w:tmpl w:val="3F286C0E"/>
@@ -41570,7 +44390,7 @@
       </w:pPr>
     </w:lvl>
   </w:abstractNum>
-  <w:abstractNum w:abstractNumId="9" w15:restartNumberingAfterBreak="0">
+  <w:abstractNum w:abstractNumId="10" w15:restartNumberingAfterBreak="0">
     <w:nsid w:val="3FD92DA6"/>
     <w:multiLevelType w:val="hybridMultilevel"/>
     <w:tmpl w:val="AAFC2BCA"/>
@@ -41684,7 +44504,7 @@
       </w:rPr>
     </w:lvl>
   </w:abstractNum>
-  <w:abstractNum w:abstractNumId="10" w15:restartNumberingAfterBreak="0">
+  <w:abstractNum w:abstractNumId="11" w15:restartNumberingAfterBreak="0">
     <w:nsid w:val="4AE62E23"/>
     <w:multiLevelType w:val="hybridMultilevel"/>
     <w:tmpl w:val="6CFEE50C"/>
@@ -41798,7 +44618,7 @@
       </w:rPr>
     </w:lvl>
   </w:abstractNum>
-  <w:abstractNum w:abstractNumId="11" w15:restartNumberingAfterBreak="0">
+  <w:abstractNum w:abstractNumId="12" w15:restartNumberingAfterBreak="0">
     <w:nsid w:val="4C424808"/>
     <w:multiLevelType w:val="hybridMultilevel"/>
     <w:tmpl w:val="EFD2EAF6"/>
@@ -41911,7 +44731,7 @@
       </w:rPr>
     </w:lvl>
   </w:abstractNum>
-  <w:abstractNum w:abstractNumId="12" w15:restartNumberingAfterBreak="0">
+  <w:abstractNum w:abstractNumId="13" w15:restartNumberingAfterBreak="0">
     <w:nsid w:val="4D795FA5"/>
     <w:multiLevelType w:val="hybridMultilevel"/>
     <w:tmpl w:val="EF50633C"/>
@@ -42023,7 +44843,7 @@
       </w:rPr>
     </w:lvl>
   </w:abstractNum>
-  <w:abstractNum w:abstractNumId="13" w15:restartNumberingAfterBreak="0">
+  <w:abstractNum w:abstractNumId="14" w15:restartNumberingAfterBreak="0">
     <w:nsid w:val="51F2093F"/>
     <w:multiLevelType w:val="hybridMultilevel"/>
     <w:tmpl w:val="F17CBA86"/>
@@ -42136,7 +44956,7 @@
       </w:rPr>
     </w:lvl>
   </w:abstractNum>
-  <w:abstractNum w:abstractNumId="14" w15:restartNumberingAfterBreak="0">
+  <w:abstractNum w:abstractNumId="15" w15:restartNumberingAfterBreak="0">
     <w:nsid w:val="52AE36E4"/>
     <w:multiLevelType w:val="multilevel"/>
     <w:tmpl w:val="04090021"/>
@@ -42260,7 +45080,7 @@
       </w:pPr>
     </w:lvl>
   </w:abstractNum>
-  <w:abstractNum w:abstractNumId="15" w15:restartNumberingAfterBreak="0">
+  <w:abstractNum w:abstractNumId="16" w15:restartNumberingAfterBreak="0">
     <w:nsid w:val="53510477"/>
     <w:multiLevelType w:val="hybridMultilevel"/>
     <w:tmpl w:val="E0444DBA"/>
@@ -42372,7 +45192,7 @@
       </w:rPr>
     </w:lvl>
   </w:abstractNum>
-  <w:abstractNum w:abstractNumId="16" w15:restartNumberingAfterBreak="0">
+  <w:abstractNum w:abstractNumId="17" w15:restartNumberingAfterBreak="0">
     <w:nsid w:val="5AE543EC"/>
     <w:multiLevelType w:val="hybridMultilevel"/>
     <w:tmpl w:val="4E800F7E"/>
@@ -42485,7 +45305,7 @@
       </w:rPr>
     </w:lvl>
   </w:abstractNum>
-  <w:abstractNum w:abstractNumId="17" w15:restartNumberingAfterBreak="0">
+  <w:abstractNum w:abstractNumId="18" w15:restartNumberingAfterBreak="0">
     <w:nsid w:val="638F37F0"/>
     <w:multiLevelType w:val="hybridMultilevel"/>
     <w:tmpl w:val="54C80CC4"/>
@@ -42598,7 +45418,7 @@
       </w:rPr>
     </w:lvl>
   </w:abstractNum>
-  <w:abstractNum w:abstractNumId="18" w15:restartNumberingAfterBreak="0">
+  <w:abstractNum w:abstractNumId="19" w15:restartNumberingAfterBreak="0">
     <w:nsid w:val="695A68B2"/>
     <w:multiLevelType w:val="multilevel"/>
     <w:tmpl w:val="0409001D"/>
@@ -42717,7 +45537,7 @@
       </w:pPr>
     </w:lvl>
   </w:abstractNum>
-  <w:abstractNum w:abstractNumId="19" w15:restartNumberingAfterBreak="0">
+  <w:abstractNum w:abstractNumId="20" w15:restartNumberingAfterBreak="0">
     <w:nsid w:val="6A57523A"/>
     <w:multiLevelType w:val="hybridMultilevel"/>
     <w:tmpl w:val="7B3C3B98"/>
@@ -42829,7 +45649,7 @@
       </w:rPr>
     </w:lvl>
   </w:abstractNum>
-  <w:abstractNum w:abstractNumId="20" w15:restartNumberingAfterBreak="0">
+  <w:abstractNum w:abstractNumId="21" w15:restartNumberingAfterBreak="0">
     <w:nsid w:val="6C2524FC"/>
     <w:multiLevelType w:val="multilevel"/>
     <w:tmpl w:val="0409001D"/>
@@ -42915,7 +45735,7 @@
       </w:pPr>
     </w:lvl>
   </w:abstractNum>
-  <w:abstractNum w:abstractNumId="21" w15:restartNumberingAfterBreak="0">
+  <w:abstractNum w:abstractNumId="22" w15:restartNumberingAfterBreak="0">
     <w:nsid w:val="6F1D6A21"/>
     <w:multiLevelType w:val="singleLevel"/>
     <w:tmpl w:val="A100F9DC"/>
@@ -42937,7 +45757,7 @@
       </w:rPr>
     </w:lvl>
   </w:abstractNum>
-  <w:abstractNum w:abstractNumId="22" w15:restartNumberingAfterBreak="0">
+  <w:abstractNum w:abstractNumId="23" w15:restartNumberingAfterBreak="0">
     <w:nsid w:val="71DE1664"/>
     <w:multiLevelType w:val="hybridMultilevel"/>
     <w:tmpl w:val="DEC254EE"/>
@@ -43050,7 +45870,7 @@
       </w:rPr>
     </w:lvl>
   </w:abstractNum>
-  <w:abstractNum w:abstractNumId="23" w15:restartNumberingAfterBreak="0">
+  <w:abstractNum w:abstractNumId="24" w15:restartNumberingAfterBreak="0">
     <w:nsid w:val="729762D5"/>
     <w:multiLevelType w:val="hybridMultilevel"/>
     <w:tmpl w:val="FED4A2C8"/>
@@ -43101,7 +45921,7 @@
       <w:lvlJc w:val="left"/>
     </w:lvl>
   </w:abstractNum>
-  <w:abstractNum w:abstractNumId="24" w15:restartNumberingAfterBreak="0">
+  <w:abstractNum w:abstractNumId="25" w15:restartNumberingAfterBreak="0">
     <w:nsid w:val="77333F77"/>
     <w:multiLevelType w:val="hybridMultilevel"/>
     <w:tmpl w:val="09E038BC"/>
@@ -43214,7 +46034,7 @@
       </w:rPr>
     </w:lvl>
   </w:abstractNum>
-  <w:abstractNum w:abstractNumId="25" w15:restartNumberingAfterBreak="0">
+  <w:abstractNum w:abstractNumId="26" w15:restartNumberingAfterBreak="0">
     <w:nsid w:val="797B255C"/>
     <w:multiLevelType w:val="multilevel"/>
     <w:tmpl w:val="8BA6DCFC"/>
@@ -43377,29 +46197,29 @@
       </w:rPr>
     </w:lvl>
   </w:abstractNum>
-  <w:num w:numId="1">
-    <w:abstractNumId w:val="25"/>
+  <w:num w:numId="1" w16cid:durableId="1126318709">
+    <w:abstractNumId w:val="26"/>
   </w:num>
-  <w:num w:numId="2">
-    <w:abstractNumId w:val="21"/>
+  <w:num w:numId="2" w16cid:durableId="2014643613">
+    <w:abstractNumId w:val="22"/>
   </w:num>
-  <w:num w:numId="3">
-    <w:abstractNumId w:val="14"/>
+  <w:num w:numId="3" w16cid:durableId="1119955094">
+    <w:abstractNumId w:val="15"/>
   </w:num>
-  <w:num w:numId="4">
-    <w:abstractNumId w:val="18"/>
+  <w:num w:numId="4" w16cid:durableId="515463637">
+    <w:abstractNumId w:val="19"/>
   </w:num>
-  <w:num w:numId="5">
-    <w:abstractNumId w:val="7"/>
+  <w:num w:numId="5" w16cid:durableId="933786360">
+    <w:abstractNumId w:val="8"/>
   </w:num>
-  <w:num w:numId="6">
-    <w:abstractNumId w:val="23"/>
+  <w:num w:numId="6" w16cid:durableId="316763079">
+    <w:abstractNumId w:val="24"/>
   </w:num>
-  <w:num w:numId="7">
-    <w:abstractNumId w:val="12"/>
+  <w:num w:numId="7" w16cid:durableId="525796356">
+    <w:abstractNumId w:val="13"/>
   </w:num>
-  <w:num w:numId="8">
-    <w:abstractNumId w:val="25"/>
+  <w:num w:numId="8" w16cid:durableId="182979697">
+    <w:abstractNumId w:val="26"/>
     <w:lvlOverride w:ilvl="0">
       <w:startOverride w:val="1"/>
     </w:lvlOverride>
@@ -43428,14 +46248,14 @@
       <w:startOverride w:val="1"/>
     </w:lvlOverride>
   </w:num>
-  <w:num w:numId="9">
-    <w:abstractNumId w:val="24"/>
+  <w:num w:numId="9" w16cid:durableId="1630209837">
+    <w:abstractNumId w:val="25"/>
   </w:num>
-  <w:num w:numId="10">
-    <w:abstractNumId w:val="6"/>
+  <w:num w:numId="10" w16cid:durableId="617643271">
+    <w:abstractNumId w:val="7"/>
   </w:num>
-  <w:num w:numId="11">
-    <w:abstractNumId w:val="16"/>
+  <w:num w:numId="11" w16cid:durableId="547568868">
+    <w:abstractNumId w:val="17"/>
     <w:lvlOverride w:ilvl="0">
       <w:startOverride w:val="1"/>
     </w:lvlOverride>
@@ -43464,8 +46284,8 @@
       <w:startOverride w:val="1"/>
     </w:lvlOverride>
   </w:num>
-  <w:num w:numId="12">
-    <w:abstractNumId w:val="19"/>
+  <w:num w:numId="12" w16cid:durableId="74086163">
+    <w:abstractNumId w:val="20"/>
     <w:lvlOverride w:ilvl="0"/>
     <w:lvlOverride w:ilvl="1"/>
     <w:lvlOverride w:ilvl="2">
@@ -43490,8 +46310,8 @@
       <w:startOverride w:val="1"/>
     </w:lvlOverride>
   </w:num>
-  <w:num w:numId="13">
-    <w:abstractNumId w:val="8"/>
+  <w:num w:numId="13" w16cid:durableId="1192034609">
+    <w:abstractNumId w:val="9"/>
     <w:lvlOverride w:ilvl="0">
       <w:startOverride w:val="1"/>
     </w:lvlOverride>
@@ -43520,8 +46340,8 @@
       <w:startOverride w:val="1"/>
     </w:lvlOverride>
   </w:num>
-  <w:num w:numId="14">
-    <w:abstractNumId w:val="15"/>
+  <w:num w:numId="14" w16cid:durableId="426081046">
+    <w:abstractNumId w:val="16"/>
     <w:lvlOverride w:ilvl="0"/>
     <w:lvlOverride w:ilvl="1">
       <w:startOverride w:val="1"/>
@@ -43548,8 +46368,8 @@
       <w:startOverride w:val="1"/>
     </w:lvlOverride>
   </w:num>
-  <w:num w:numId="15">
-    <w:abstractNumId w:val="6"/>
+  <w:num w:numId="15" w16cid:durableId="1109353518">
+    <w:abstractNumId w:val="7"/>
     <w:lvlOverride w:ilvl="0"/>
     <w:lvlOverride w:ilvl="1">
       <w:startOverride w:val="1"/>
@@ -43576,51 +46396,62 @@
       <w:startOverride w:val="1"/>
     </w:lvlOverride>
   </w:num>
-  <w:num w:numId="16">
-    <w:abstractNumId w:val="22"/>
+  <w:num w:numId="16" w16cid:durableId="1074812960">
+    <w:abstractNumId w:val="23"/>
   </w:num>
-  <w:num w:numId="17">
+  <w:num w:numId="17" w16cid:durableId="991638310">
+    <w:abstractNumId w:val="4"/>
+  </w:num>
+  <w:num w:numId="18" w16cid:durableId="1964992123">
+    <w:abstractNumId w:val="1"/>
+  </w:num>
+  <w:num w:numId="19" w16cid:durableId="1852453701">
+    <w:abstractNumId w:val="0"/>
+  </w:num>
+  <w:num w:numId="20" w16cid:durableId="193158334">
+    <w:abstractNumId w:val="21"/>
+  </w:num>
+  <w:num w:numId="21" w16cid:durableId="1023020050">
+    <w:abstractNumId w:val="18"/>
+  </w:num>
+  <w:num w:numId="22" w16cid:durableId="1613632292">
     <w:abstractNumId w:val="3"/>
   </w:num>
-  <w:num w:numId="18">
-    <w:abstractNumId w:val="1"/>
+  <w:num w:numId="23" w16cid:durableId="1621836040">
+    <w:abstractNumId w:val="6"/>
   </w:num>
-  <w:num w:numId="19">
-    <w:abstractNumId w:val="0"/>
+  <w:num w:numId="24" w16cid:durableId="767896492">
+    <w:abstractNumId w:val="14"/>
   </w:num>
-  <w:num w:numId="20">
-    <w:abstractNumId w:val="20"/>
+  <w:num w:numId="25" w16cid:durableId="1125734988">
+    <w:abstractNumId w:val="10"/>
   </w:num>
-  <w:num w:numId="21">
-    <w:abstractNumId w:val="17"/>
+  <w:num w:numId="26" w16cid:durableId="1372417888">
+    <w:abstractNumId w:val="11"/>
   </w:num>
-  <w:num w:numId="22">
-    <w:abstractNumId w:val="2"/>
+  <w:num w:numId="27" w16cid:durableId="1353460458">
+    <w:abstractNumId w:val="12"/>
   </w:num>
-  <w:num w:numId="23">
+  <w:num w:numId="28" w16cid:durableId="1390298872">
     <w:abstractNumId w:val="5"/>
   </w:num>
-  <w:num w:numId="24">
-    <w:abstractNumId w:val="13"/>
-  </w:num>
-  <w:num w:numId="25">
-    <w:abstractNumId w:val="9"/>
-  </w:num>
-  <w:num w:numId="26">
-    <w:abstractNumId w:val="10"/>
-  </w:num>
-  <w:num w:numId="27">
-    <w:abstractNumId w:val="11"/>
-  </w:num>
-  <w:num w:numId="28">
-    <w:abstractNumId w:val="4"/>
+  <w:num w:numId="29" w16cid:durableId="14118322">
+    <w:abstractNumId w:val="2"/>
   </w:num>
   <w:numIdMacAtCleanup w:val="15"/>
 </w:numbering>
 </file>
 
+<file path=word/people.xml><?xml version="1.0" encoding="utf-8"?>
+<w15:people xmlns:wpc="http://schemas.microsoft.com/office/word/2010/wordprocessingCanvas" xmlns:cx="http://schemas.microsoft.com/office/drawing/2014/chartex" xmlns:cx1="http://schemas.microsoft.com/office/drawing/2015/9/8/chartex" xmlns:cx2="http://schemas.microsoft.com/office/drawing/2015/10/21/chartex" xmlns:cx3="http://schemas.microsoft.com/office/drawing/2016/5/9/chartex" xmlns:cx4="http://schemas.microsoft.com/office/drawing/2016/5/10/chartex" xmlns:cx5="http://schemas.microsoft.com/office/drawing/2016/5/11/chartex" xmlns:cx6="http://schemas.microsoft.com/office/drawing/2016/5/12/chartex" xmlns:cx7="http://schemas.microsoft.com/office/drawing/2016/5/13/chartex" xmlns:cx8="http://schemas.microsoft.com/office/drawing/2016/5/14/chartex" xmlns:mc="http://schemas.openxmlformats.org/markup-compatibility/2006" xmlns:aink="http://schemas.microsoft.com/office/drawing/2016/ink" xmlns:am3d="http://schemas.microsoft.com/office/drawing/2017/model3d" xmlns:o="urn:schemas-microsoft-com:office:office" xmlns:oel="http://schemas.microsoft.com/office/2019/extlst" xmlns:r="http://schemas.openxmlformats.org/officeDocument/2006/relationships" xmlns:m="http://schemas.openxmlformats.org/officeDocument/2006/math" xmlns:v="urn:schemas-microsoft-com:vml" xmlns:wp14="http://schemas.microsoft.com/office/word/2010/wordprocessingDrawing" xmlns:wp="http://schemas.openxmlformats.org/drawingml/2006/wordprocessingDrawing" xmlns:w10="urn:schemas-microsoft-com:office:word" xmlns:w="http://schemas.openxmlformats.org/wordprocessingml/2006/main" xmlns:w14="http://schemas.microsoft.com/office/word/2010/wordml" xmlns:w15="http://schemas.microsoft.com/office/word/2012/wordml" xmlns:w16cei="http://schemas.microsoft.com/office/word/2026/wordml/cei" xmlns:w16cex="http://schemas.microsoft.com/office/word/2018/wordml/cex" xmlns:w16cid="http://schemas.microsoft.com/office/word/2016/wordml/cid" xmlns:w16="http://schemas.microsoft.com/office/word/2018/wordml" xmlns:w16du="http://schemas.microsoft.com/office/word/2023/wordml/word16du" xmlns:w16sdtdh="http://schemas.microsoft.com/office/word/2020/wordml/sdtdatahash" xmlns:w16sdtfl="http://schemas.microsoft.com/office/word/2024/wordml/sdtformatlock" xmlns:w16se="http://schemas.microsoft.com/office/word/2015/wordml/symex" xmlns:wpg="http://schemas.microsoft.com/office/word/2010/wordprocessingGroup" xmlns:wpi="http://schemas.microsoft.com/office/word/2010/wordprocessingInk" xmlns:wne="http://schemas.microsoft.com/office/word/2006/wordml" xmlns:wps="http://schemas.microsoft.com/office/word/2010/wordprocessingShape" mc:Ignorable="w14 w15 w16se w16cid w16 w16cex w16sdtdh w16sdtfl w16du wp14">
+  <w15:person w15:author="amirreza kzm">
+    <w15:presenceInfo w15:providerId="Windows Live" w15:userId="36c8afe4940273bd"/>
+  </w15:person>
+</w15:people>
+</file>
+
 <file path=word/styles.xml><?xml version="1.0" encoding="utf-8"?>
-<w:styles xmlns:mc="http://schemas.openxmlformats.org/markup-compatibility/2006" xmlns:r="http://schemas.openxmlformats.org/officeDocument/2006/relationships" xmlns:w="http://schemas.openxmlformats.org/wordprocessingml/2006/main" xmlns:w14="http://schemas.microsoft.com/office/word/2010/wordml" xmlns:w15="http://schemas.microsoft.com/office/word/2012/wordml" xmlns:w16cex="http://schemas.microsoft.com/office/word/2018/wordml/cex" xmlns:w16cid="http://schemas.microsoft.com/office/word/2016/wordml/cid" xmlns:w16="http://schemas.microsoft.com/office/word/2018/wordml" xmlns:w16sdtdh="http://schemas.microsoft.com/office/word/2020/wordml/sdtdatahash" xmlns:w16se="http://schemas.microsoft.com/office/word/2015/wordml/symex" mc:Ignorable="w14 w15 w16se w16cid w16 w16cex w16sdtdh">
+<w:styles xmlns:mc="http://schemas.openxmlformats.org/markup-compatibility/2006" xmlns:r="http://schemas.openxmlformats.org/officeDocument/2006/relationships" xmlns:w="http://schemas.openxmlformats.org/wordprocessingml/2006/main" xmlns:w14="http://schemas.microsoft.com/office/word/2010/wordml" xmlns:w15="http://schemas.microsoft.com/office/word/2012/wordml" xmlns:w16cex="http://schemas.microsoft.com/office/word/2018/wordml/cex" xmlns:w16cid="http://schemas.microsoft.com/office/word/2016/wordml/cid" xmlns:w16="http://schemas.microsoft.com/office/word/2018/wordml" xmlns:w16du="http://schemas.microsoft.com/office/word/2023/wordml/word16du" xmlns:w16sdtdh="http://schemas.microsoft.com/office/word/2020/wordml/sdtdatahash" xmlns:w16sdtfl="http://schemas.microsoft.com/office/word/2024/wordml/sdtformatlock" xmlns:w16se="http://schemas.microsoft.com/office/word/2015/wordml/symex" mc:Ignorable="w14 w15 w16se w16cid w16 w16cex w16sdtdh w16sdtfl w16du">
   <w:docDefaults>
     <w:rPrDefault>
       <w:rPr>
@@ -44011,7 +46842,7 @@
   <w:style w:type="paragraph" w:default="1" w:styleId="Normal">
     <w:name w:val="Normal"/>
     <w:qFormat/>
-    <w:rsid w:val="000766FF"/>
+    <w:rsid w:val="00CA239E"/>
     <w:pPr>
       <w:bidi/>
       <w:spacing w:before="120"/>
